--- a/Presentation Planning Notes.docx
+++ b/Presentation Planning Notes.docx
@@ -220,83 +220,44 @@
           <w:b/>
           <w:bCs/>
         </w:rPr>
-        <w:t xml:space="preserve">Notes:</w:t>
-      </w:r>
-      <w:r>
-        <w:t xml:space="preserve"> </w:t>
-      </w:r>
-      <w:r>
-        <w:t xml:space="preserve">- Key differentiator is</w:t>
-      </w:r>
-      <w:r>
-        <w:t xml:space="preserve"> </w:t>
-      </w:r>
-      <w:r>
-        <w:rPr>
-          <w:b/>
-          <w:bCs/>
-        </w:rPr>
-        <w:t xml:space="preserve">agency + explainability</w:t>
-      </w:r>
-      <w:r>
-        <w:t xml:space="preserve">, not a different price output. Smart Pricing gives a number; this gives the number plus the comps, the reasoning, and the ability to explore.</w:t>
-      </w:r>
-      <w:r>
-        <w:t xml:space="preserve"> </w:t>
-      </w:r>
-      <w:r>
-        <w:t xml:space="preserve">- The repo’s own README frames this slightly more specifically than the call did: a Ridge regression</w:t>
-      </w:r>
-      <w:r>
-        <w:t xml:space="preserve"> </w:t>
-      </w:r>
-      <w:r>
-        <w:t xml:space="preserve">“fair value”</w:t>
-      </w:r>
-      <w:r>
-        <w:t xml:space="preserve"> </w:t>
-      </w:r>
-      <w:r>
-        <w:t xml:space="preserve">price plus a KNN peer-comparable layer that also surfaces concrete amenity/operational gaps (not just a price-point simulator). Worth reconciling the pitch language with what the model actually outputs before finalizing.</w:t>
-      </w:r>
-      <w:r>
-        <w:t xml:space="preserve"> </w:t>
-      </w:r>
-      <w:r>
-        <w:t xml:space="preserve">-</w:t>
-      </w:r>
-      <w:r>
-        <w:t xml:space="preserve"> </w:t>
-      </w:r>
-      <w:r>
-        <w:rPr>
-          <w:b/>
-          <w:bCs/>
-        </w:rPr>
-        <w:t xml:space="preserve">Script-only line (not on the slide):</w:t>
-      </w:r>
-      <w:r>
-        <w:t xml:space="preserve"> </w:t>
-      </w:r>
-      <w:r>
-        <w:t xml:space="preserve">Brendan’s Commander’s Intent / Mission Command framing — soldiers perform better with the</w:t>
-      </w:r>
-      <w:r>
-        <w:t xml:space="preserve"> </w:t>
-      </w:r>
+        <w:t>Notes: - Key differentiator is agency + explainability, not a different price output. Smart Pricing gives a number; this gives the number plus the comps, the reasoning, and the ability to explore. - The repo’s own README frames this slightly more specifically than the call did: a GBM quantile-regression “fair value” price (with a calibrated confidence interval) plus a KNN peer-comparable layer that also surfaces concrete amenity/operational gaps (not just a price-point simulator). Worth reconciling the pitch language with what the model actually outputs before finalizing. - Script-only line (not on the slide): Brendan’s Commander’s Intent / Mission Command framing — soldiers perform better with the why behind an order, not just the order, because it builds buy-in. Same logic here: a host who understands why a price is optimal is more likely to act on it than one handed a bare number. This is also the mechanism that makes the revenue-lift number realizable (see adoption rate, below), so it’s worth landing this point right before or during the financials section, not just as a soft aside.</w:t>
+      </w:r>
+      <w:r/>
+      <w:r/>
+      <w:r/>
+      <w:r>
+        <w:rPr>
+          <w:b/>
+          <w:bCs/>
+        </w:rPr>
+      </w:r>
+      <w:r/>
+      <w:r/>
+      <w:r/>
+      <w:r/>
+      <w:r/>
+      <w:r/>
+      <w:r/>
+      <w:r/>
+      <w:r/>
+      <w:r/>
+      <w:r>
+        <w:rPr>
+          <w:b/>
+          <w:bCs/>
+        </w:rPr>
+      </w:r>
+      <w:r/>
+      <w:r/>
+      <w:r/>
       <w:r>
         <w:rPr>
           <w:i/>
           <w:iCs/>
         </w:rPr>
-        <w:t xml:space="preserve">why</w:t>
-      </w:r>
-      <w:r>
-        <w:t xml:space="preserve"> </w:t>
-      </w:r>
-      <w:r>
-        <w:t xml:space="preserve">behind an order, not just the order, because it builds buy-in. Same logic here: a host who understands why a price is optimal is more likely to act on it than one handed a bare number. This is also the mechanism that makes the revenue-lift number realizable (see adoption rate, below), so it’s worth landing this point right before or during the financials section, not just as a soft aside.</w:t>
-      </w:r>
+      </w:r>
+      <w:r/>
+      <w:r/>
     </w:p>
     <w:p>
       <w:pPr>
@@ -342,104 +303,58 @@
           <w:b/>
           <w:bCs/>
         </w:rPr>
-        <w:t xml:space="preserve">Data source (real, from this repo):</w:t>
-      </w:r>
-      <w:r>
-        <w:t xml:space="preserve"> </w:t>
-      </w:r>
-      <w:r>
-        <w:t xml:space="preserve">-</w:t>
-      </w:r>
-      <w:r>
-        <w:t xml:space="preserve"> </w:t>
-      </w:r>
+        <w:t>Data source (real, from this repo): - outputs_gbm/v3_gbm_listing_pricing_signals.csv (GBM quantile regression, supersedes the earlier Ridge output) (9,752 listings, actual price vs. model’s fair-value price) joined to active_listings_clean_v6.csv (for nightly_price, estimated_annual_revenue, occupancy_rate). - 4,931 listings (50.6%) are underpriced vs. fair value; 4,821 (49.4%) overpriced. [Updated for the GBM model: nearly even, versus 60.6%/39.4% under Ridge, since the GBM model is materially better calibrated, so less of the old gap survives as genuine mispricing rather than model noise.] - Occupied nights/year backed out from Inside Airbnb’s own formula: estimated_annual_revenue / nightly_price.</w:t>
+      </w:r>
+      <w:r/>
+      <w:r/>
+      <w:r/>
       <w:r>
         <w:rPr>
           <w:rStyle w:val="VerbatimChar"/>
         </w:rPr>
-        <w:t xml:space="preserve">model v2/model-iterations/ridge-model/ridge_listing_residuals.csv</w:t>
-      </w:r>
-      <w:r>
-        <w:t xml:space="preserve"> </w:t>
-      </w:r>
-      <w:r>
-        <w:t xml:space="preserve">(9,752 listings, actual price vs. model’s fair-value price) joined to</w:t>
-      </w:r>
-      <w:r>
-        <w:t xml:space="preserve"> </w:t>
-      </w:r>
+      </w:r>
+      <w:r/>
+      <w:r/>
+      <w:r/>
       <w:r>
         <w:rPr>
           <w:rStyle w:val="VerbatimChar"/>
         </w:rPr>
-        <w:t xml:space="preserve">active_listings_clean_v6.csv</w:t>
-      </w:r>
-      <w:r>
-        <w:t xml:space="preserve"> </w:t>
-      </w:r>
-      <w:r>
-        <w:t xml:space="preserve">(for</w:t>
-      </w:r>
-      <w:r>
-        <w:t xml:space="preserve"> </w:t>
-      </w:r>
+      </w:r>
+      <w:r/>
+      <w:r/>
+      <w:r/>
       <w:r>
         <w:rPr>
           <w:rStyle w:val="VerbatimChar"/>
         </w:rPr>
-        <w:t xml:space="preserve">nightly_price</w:t>
-      </w:r>
-      <w:r>
-        <w:t xml:space="preserve">,</w:t>
-      </w:r>
-      <w:r>
-        <w:t xml:space="preserve"> </w:t>
-      </w:r>
+      </w:r>
+      <w:r/>
+      <w:r/>
       <w:r>
         <w:rPr>
           <w:rStyle w:val="VerbatimChar"/>
         </w:rPr>
-        <w:t xml:space="preserve">estimated_annual_revenue</w:t>
-      </w:r>
-      <w:r>
-        <w:t xml:space="preserve">,</w:t>
-      </w:r>
-      <w:r>
-        <w:t xml:space="preserve"> </w:t>
-      </w:r>
+      </w:r>
+      <w:r/>
+      <w:r/>
       <w:r>
         <w:rPr>
           <w:rStyle w:val="VerbatimChar"/>
         </w:rPr>
-        <w:t xml:space="preserve">occupancy_rate</w:t>
-      </w:r>
-      <w:r>
-        <w:t xml:space="preserve">).</w:t>
-      </w:r>
-      <w:r>
-        <w:t xml:space="preserve"> </w:t>
-      </w:r>
-      <w:r>
-        <w:t xml:space="preserve">- 5,909 listings (60.6%) are underpriced vs. fair value; 3,843 overpriced.</w:t>
-      </w:r>
-      <w:r>
-        <w:t xml:space="preserve"> </w:t>
-      </w:r>
-      <w:r>
-        <w:t xml:space="preserve">- Occupied nights/year backed out from Inside Airbnb’s own formula:</w:t>
-      </w:r>
-      <w:r>
-        <w:t xml:space="preserve"> </w:t>
-      </w:r>
+      </w:r>
+      <w:r/>
+      <w:r/>
+      <w:r/>
+      <w:r/>
+      <w:r/>
+      <w:r/>
       <w:r>
         <w:rPr>
           <w:rStyle w:val="VerbatimChar"/>
         </w:rPr>
-        <w:t xml:space="preserve">estimated_annual_revenue / nightly_price</w:t>
-      </w:r>
-      <w:r>
-        <w:t xml:space="preserve">.</w:t>
-      </w:r>
+      </w:r>
+      <w:r/>
     </w:p>
     <w:p>
       <w:pPr>
@@ -507,40 +422,40 @@
               <w:pStyle w:val="Compact"/>
             </w:pPr>
             <w:r>
-              <w:t xml:space="preserve">Version</w:t>
-            </w:r>
-          </w:p>
-        </w:tc>
-        <w:tc>
-          <w:tcPr/>
-          <w:p>
-            <w:pPr>
-              <w:pStyle w:val="Compact"/>
-            </w:pPr>
-            <w:r>
-              <w:t xml:space="preserve">Total annual host lift</w:t>
-            </w:r>
-          </w:p>
-        </w:tc>
-        <w:tc>
-          <w:tcPr/>
-          <w:p>
-            <w:pPr>
-              <w:pStyle w:val="Compact"/>
-            </w:pPr>
-            <w:r>
-              <w:t xml:space="preserve">% of underpriced-subset revenue</w:t>
-            </w:r>
-          </w:p>
-        </w:tc>
-        <w:tc>
-          <w:tcPr/>
-          <w:p>
-            <w:pPr>
-              <w:pStyle w:val="Compact"/>
-            </w:pPr>
-            <w:r>
-              <w:t xml:space="preserve">Airbnb’s cut (15.5%)</w:t>
+              <w:t>Version</w:t>
+            </w:r>
+          </w:p>
+        </w:tc>
+        <w:tc>
+          <w:tcPr/>
+          <w:p>
+            <w:pPr>
+              <w:pStyle w:val="Compact"/>
+            </w:pPr>
+            <w:r>
+              <w:t>Total annual host lift</w:t>
+            </w:r>
+          </w:p>
+        </w:tc>
+        <w:tc>
+          <w:tcPr/>
+          <w:p>
+            <w:pPr>
+              <w:pStyle w:val="Compact"/>
+            </w:pPr>
+            <w:r>
+              <w:t>% of underpriced-subset revenue</w:t>
+            </w:r>
+          </w:p>
+        </w:tc>
+        <w:tc>
+          <w:tcPr/>
+          <w:p>
+            <w:pPr>
+              <w:pStyle w:val="Compact"/>
+            </w:pPr>
+            <w:r>
+              <w:t>Airbnb’s cut (15.5%)</w:t>
             </w:r>
           </w:p>
         </w:tc>
@@ -553,40 +468,40 @@
               <w:pStyle w:val="Compact"/>
             </w:pPr>
             <w:r>
-              <w:t xml:space="preserve">Raw, no outlier control</w:t>
-            </w:r>
-          </w:p>
-        </w:tc>
-        <w:tc>
-          <w:tcPr/>
-          <w:p>
-            <w:pPr>
-              <w:pStyle w:val="Compact"/>
-            </w:pPr>
-            <w:r>
-              <w:t xml:space="preserve">$64.5M</w:t>
-            </w:r>
-          </w:p>
-        </w:tc>
-        <w:tc>
-          <w:tcPr/>
-          <w:p>
-            <w:pPr>
-              <w:pStyle w:val="Compact"/>
-            </w:pPr>
-            <w:r>
-              <w:t xml:space="preserve">34.5%</w:t>
-            </w:r>
-          </w:p>
-        </w:tc>
-        <w:tc>
-          <w:tcPr/>
-          <w:p>
-            <w:pPr>
-              <w:pStyle w:val="Compact"/>
-            </w:pPr>
-            <w:r>
-              <w:t xml:space="preserve">$10.0M</w:t>
+              <w:t>Raw, no outlier control</w:t>
+            </w:r>
+          </w:p>
+        </w:tc>
+        <w:tc>
+          <w:tcPr/>
+          <w:p>
+            <w:pPr>
+              <w:pStyle w:val="Compact"/>
+            </w:pPr>
+            <w:r>
+              <w:t>$33.2M</w:t>
+            </w:r>
+          </w:p>
+        </w:tc>
+        <w:tc>
+          <w:tcPr/>
+          <w:p>
+            <w:pPr>
+              <w:pStyle w:val="Compact"/>
+            </w:pPr>
+            <w:r>
+              <w:t>23.3%</w:t>
+            </w:r>
+          </w:p>
+        </w:tc>
+        <w:tc>
+          <w:tcPr/>
+          <w:p>
+            <w:pPr>
+              <w:pStyle w:val="Compact"/>
+            </w:pPr>
+            <w:r>
+              <w:t>$5.2M</w:t>
             </w:r>
           </w:p>
         </w:tc>
@@ -599,40 +514,40 @@
               <w:pStyle w:val="Compact"/>
             </w:pPr>
             <w:r>
-              <w:t xml:space="preserve">1-99 percentile trim (recommended)</w:t>
-            </w:r>
-          </w:p>
-        </w:tc>
-        <w:tc>
-          <w:tcPr/>
-          <w:p>
-            <w:pPr>
-              <w:pStyle w:val="Compact"/>
-            </w:pPr>
-            <w:r>
-              <w:t xml:space="preserve">$54.3M</w:t>
-            </w:r>
-          </w:p>
-        </w:tc>
-        <w:tc>
-          <w:tcPr/>
-          <w:p>
-            <w:pPr>
-              <w:pStyle w:val="Compact"/>
-            </w:pPr>
-            <w:r>
-              <w:t xml:space="preserve">30.9%</w:t>
-            </w:r>
-          </w:p>
-        </w:tc>
-        <w:tc>
-          <w:tcPr/>
-          <w:p>
-            <w:pPr>
-              <w:pStyle w:val="Compact"/>
-            </w:pPr>
-            <w:r>
-              <w:t xml:space="preserve">$8.4M</w:t>
+              <w:t>1-99 percentile trim (recommended)</w:t>
+            </w:r>
+          </w:p>
+        </w:tc>
+        <w:tc>
+          <w:tcPr/>
+          <w:p>
+            <w:pPr>
+              <w:pStyle w:val="Compact"/>
+            </w:pPr>
+            <w:r>
+              <w:t>$31.2M</w:t>
+            </w:r>
+          </w:p>
+        </w:tc>
+        <w:tc>
+          <w:tcPr/>
+          <w:p>
+            <w:pPr>
+              <w:pStyle w:val="Compact"/>
+            </w:pPr>
+            <w:r>
+              <w:t>21.8%</w:t>
+            </w:r>
+          </w:p>
+        </w:tc>
+        <w:tc>
+          <w:tcPr/>
+          <w:p>
+            <w:pPr>
+              <w:pStyle w:val="Compact"/>
+            </w:pPr>
+            <w:r>
+              <w:t>$4.8M</w:t>
             </w:r>
           </w:p>
         </w:tc>
@@ -645,40 +560,40 @@
               <w:pStyle w:val="Compact"/>
             </w:pPr>
             <w:r>
-              <w:t xml:space="preserve">2-98 trim</w:t>
-            </w:r>
-          </w:p>
-        </w:tc>
-        <w:tc>
-          <w:tcPr/>
-          <w:p>
-            <w:pPr>
-              <w:pStyle w:val="Compact"/>
-            </w:pPr>
-            <w:r>
-              <w:t xml:space="preserve">$50.7M</w:t>
-            </w:r>
-          </w:p>
-        </w:tc>
-        <w:tc>
-          <w:tcPr/>
-          <w:p>
-            <w:pPr>
-              <w:pStyle w:val="Compact"/>
-            </w:pPr>
-            <w:r>
-              <w:t xml:space="preserve">30.0%</w:t>
-            </w:r>
-          </w:p>
-        </w:tc>
-        <w:tc>
-          <w:tcPr/>
-          <w:p>
-            <w:pPr>
-              <w:pStyle w:val="Compact"/>
-            </w:pPr>
-            <w:r>
-              <w:t xml:space="preserve">$7.9M</w:t>
+              <w:t>2-98 trim</w:t>
+            </w:r>
+          </w:p>
+        </w:tc>
+        <w:tc>
+          <w:tcPr/>
+          <w:p>
+            <w:pPr>
+              <w:pStyle w:val="Compact"/>
+            </w:pPr>
+            <w:r>
+              <w:t>$29.5M</w:t>
+            </w:r>
+          </w:p>
+        </w:tc>
+        <w:tc>
+          <w:tcPr/>
+          <w:p>
+            <w:pPr>
+              <w:pStyle w:val="Compact"/>
+            </w:pPr>
+            <w:r>
+              <w:t>20.7%</w:t>
+            </w:r>
+          </w:p>
+        </w:tc>
+        <w:tc>
+          <w:tcPr/>
+          <w:p>
+            <w:pPr>
+              <w:pStyle w:val="Compact"/>
+            </w:pPr>
+            <w:r>
+              <w:t>$4.6M</w:t>
             </w:r>
           </w:p>
         </w:tc>
@@ -691,40 +606,40 @@
               <w:pStyle w:val="Compact"/>
             </w:pPr>
             <w:r>
-              <w:t xml:space="preserve">5-95 trim</w:t>
-            </w:r>
-          </w:p>
-        </w:tc>
-        <w:tc>
-          <w:tcPr/>
-          <w:p>
-            <w:pPr>
-              <w:pStyle w:val="Compact"/>
-            </w:pPr>
-            <w:r>
-              <w:t xml:space="preserve">$42.6M</w:t>
-            </w:r>
-          </w:p>
-        </w:tc>
-        <w:tc>
-          <w:tcPr/>
-          <w:p>
-            <w:pPr>
-              <w:pStyle w:val="Compact"/>
-            </w:pPr>
-            <w:r>
-              <w:t xml:space="preserve">27.6%</w:t>
-            </w:r>
-          </w:p>
-        </w:tc>
-        <w:tc>
-          <w:tcPr/>
-          <w:p>
-            <w:pPr>
-              <w:pStyle w:val="Compact"/>
-            </w:pPr>
-            <w:r>
-              <w:t xml:space="preserve">$6.6M</w:t>
+              <w:t>5-95 trim</w:t>
+            </w:r>
+          </w:p>
+        </w:tc>
+        <w:tc>
+          <w:tcPr/>
+          <w:p>
+            <w:pPr>
+              <w:pStyle w:val="Compact"/>
+            </w:pPr>
+            <w:r>
+              <w:t>$26.6M</w:t>
+            </w:r>
+          </w:p>
+        </w:tc>
+        <w:tc>
+          <w:tcPr/>
+          <w:p>
+            <w:pPr>
+              <w:pStyle w:val="Compact"/>
+            </w:pPr>
+            <w:r>
+              <w:t>18.6%</w:t>
+            </w:r>
+          </w:p>
+        </w:tc>
+        <w:tc>
+          <w:tcPr/>
+          <w:p>
+            <w:pPr>
+              <w:pStyle w:val="Compact"/>
+            </w:pPr>
+            <w:r>
+              <w:t>$4.1M</w:t>
             </w:r>
           </w:p>
         </w:tc>
@@ -739,26 +654,14 @@
           <w:b/>
           <w:bCs/>
         </w:rPr>
-        <w:t xml:space="preserve">Why 1-99 over the wider trims:</w:t>
-      </w:r>
-      <w:r>
-        <w:t xml:space="preserve"> </w:t>
-      </w:r>
-      <w:r>
-        <w:t xml:space="preserve">only 60 listings sit above the 99th percentile, and that group is exactly where the distortion lives (mean actual price $768/night, but the model’s</w:t>
-      </w:r>
-      <w:r>
-        <w:t xml:space="preserve"> </w:t>
-      </w:r>
-      <w:r>
-        <w:t xml:space="preserve">“fair”</w:t>
-      </w:r>
-      <w:r>
-        <w:t xml:space="preserve"> </w:t>
-      </w:r>
-      <w:r>
-        <w:t xml:space="preserve">price for them averages $1,490/night — a handful of luxury listings with unreliable predictions at the top of the price distribution). 5-95 cuts nearly 600 listings to get a similar cleanup, which risks discarding real signal along with genuine outliers.</w:t>
-      </w:r>
+        <w:t>Why 1-99 over the wider trims: only 50 listings sit above the 99th percentile, and that group is exactly where the distortion lives (mean actual price $927/night, but the model’s “fair” price for them averages $1,153/night — a handful of luxury listings with unreliable predictions at the top of the price distribution, less extreme than under the old Ridge model but the same failure mode). 5-95 cuts nearly 500 listings to get a similar cleanup, which risks discarding real signal along with genuine outliers.</w:t>
+      </w:r>
+      <w:r/>
+      <w:r/>
+      <w:r/>
+      <w:r/>
+      <w:r/>
+      <w:r/>
     </w:p>
     <w:p>
       <w:pPr>
@@ -785,14 +688,10 @@
           <w:b/>
           <w:bCs/>
         </w:rPr>
-        <w:t xml:space="preserve">Model-noise discount</w:t>
-      </w:r>
-      <w:r>
-        <w:t xml:space="preserve"> </w:t>
-      </w:r>
-      <w:r>
-        <w:t xml:space="preserve">— applied per segment using the model’s own documented median error: short-stay listings discounted by 25.1%, monthly listings by 20.9% (i.e., only 74.9%/79.1% of each segment’s measured gap is treated as real, actionable mispricing rather than omitted-variable noise). Sourced from the model’s own accuracy metrics, not invented.</w:t>
-      </w:r>
+        <w:t>Model-noise discount — applied per segment using the model’s own documented median error: short-stay listings discounted by 19.2%, monthly listings by 15.2% (i.e., 80.8%/84.8% of each segment’s measured gap is treated as real, actionable mispricing rather than omitted-variable noise). Sourced from the model’s own accuracy metrics, not invented. [Updated for GBM: both segments’ median error improved materially versus the old Ridge figures (25.1%/20.9%), so a larger share of each segment’s gap now survives the discount, partially offsetting the smaller underpriced pool above.]</w:t>
+      </w:r>
+      <w:r/>
+      <w:r/>
     </w:p>
     <w:p>
       <w:pPr>
@@ -841,14 +740,10 @@
           <w:b/>
           <w:bCs/>
         </w:rPr>
-        <w:t xml:space="preserve">Base after 1-99 trim + model-noise discount:</w:t>
-      </w:r>
-      <w:r>
-        <w:t xml:space="preserve"> </w:t>
-      </w:r>
-      <w:r>
-        <w:t xml:space="preserve">$41.4M total addressable host revenue lift (23.6% of the underpriced subset’s current revenue), before any adoption-rate haircut.</w:t>
-      </w:r>
+        <w:t>Base after 1-99 trim + model-noise discount: $25.6M total addressable host revenue lift (17.9% of the underpriced subset’s current revenue), before any adoption-rate haircut. [Updated for GBM, down from $41.4M under Ridge — driven by the smaller, more balanced underpriced pool above, partly offset by the lighter model-noise discount.]</w:t>
+      </w:r>
+      <w:r/>
+      <w:r/>
     </w:p>
     <w:p>
       <w:pPr>
@@ -859,14 +754,10 @@
           <w:b/>
           <w:bCs/>
         </w:rPr>
-        <w:t xml:space="preserve">Full sensitivity table, with payback period</w:t>
-      </w:r>
-      <w:r>
-        <w:t xml:space="preserve"> </w:t>
-      </w:r>
-      <w:r>
-        <w:t xml:space="preserve">(build cost $190K + annual run cost $105K from Section 4):</w:t>
-      </w:r>
+        <w:t>Full sensitivity table, with payback period (build cost $190K + annual run cost $105K from Section 4), recomputed on the $25.6M GBM base:</w:t>
+      </w:r>
+      <w:r/>
+      <w:r/>
     </w:p>
     <w:tbl>
       <w:tblPr>
@@ -893,51 +784,51 @@
               <w:pStyle w:val="Compact"/>
             </w:pPr>
             <w:r>
-              <w:t xml:space="preserve">Adoption</w:t>
-            </w:r>
-          </w:p>
-        </w:tc>
-        <w:tc>
-          <w:tcPr/>
-          <w:p>
-            <w:pPr>
-              <w:pStyle w:val="Compact"/>
-            </w:pPr>
-            <w:r>
-              <w:t xml:space="preserve">Host revenue lift</w:t>
-            </w:r>
-          </w:p>
-        </w:tc>
-        <w:tc>
-          <w:tcPr/>
-          <w:p>
-            <w:pPr>
-              <w:pStyle w:val="Compact"/>
-            </w:pPr>
-            <w:r>
-              <w:t xml:space="preserve">Airbnb’s cut (15.5%)</w:t>
-            </w:r>
-          </w:p>
-        </w:tc>
-        <w:tc>
-          <w:tcPr/>
-          <w:p>
-            <w:pPr>
-              <w:pStyle w:val="Compact"/>
-            </w:pPr>
-            <w:r>
-              <w:t xml:space="preserve">Year-1 net (after build)</w:t>
-            </w:r>
-          </w:p>
-        </w:tc>
-        <w:tc>
-          <w:tcPr/>
-          <w:p>
-            <w:pPr>
-              <w:pStyle w:val="Compact"/>
-            </w:pPr>
-            <w:r>
-              <w:t xml:space="preserve">Payback</w:t>
+              <w:t>Adoption</w:t>
+            </w:r>
+          </w:p>
+        </w:tc>
+        <w:tc>
+          <w:tcPr/>
+          <w:p>
+            <w:pPr>
+              <w:pStyle w:val="Compact"/>
+            </w:pPr>
+            <w:r>
+              <w:t>Host revenue lift</w:t>
+            </w:r>
+          </w:p>
+        </w:tc>
+        <w:tc>
+          <w:tcPr/>
+          <w:p>
+            <w:pPr>
+              <w:pStyle w:val="Compact"/>
+            </w:pPr>
+            <w:r>
+              <w:t>Airbnb’s cut (15.5%)</w:t>
+            </w:r>
+          </w:p>
+        </w:tc>
+        <w:tc>
+          <w:tcPr/>
+          <w:p>
+            <w:pPr>
+              <w:pStyle w:val="Compact"/>
+            </w:pPr>
+            <w:r>
+              <w:t>Year-1 net (after build)</w:t>
+            </w:r>
+          </w:p>
+        </w:tc>
+        <w:tc>
+          <w:tcPr/>
+          <w:p>
+            <w:pPr>
+              <w:pStyle w:val="Compact"/>
+            </w:pPr>
+            <w:r>
+              <w:t>Payback</w:t>
             </w:r>
           </w:p>
         </w:tc>
@@ -950,51 +841,51 @@
               <w:pStyle w:val="Compact"/>
             </w:pPr>
             <w:r>
-              <w:t xml:space="preserve">15%</w:t>
-            </w:r>
-          </w:p>
-        </w:tc>
-        <w:tc>
-          <w:tcPr/>
-          <w:p>
-            <w:pPr>
-              <w:pStyle w:val="Compact"/>
-            </w:pPr>
-            <w:r>
-              <w:t xml:space="preserve">$6.2M</w:t>
-            </w:r>
-          </w:p>
-        </w:tc>
-        <w:tc>
-          <w:tcPr/>
-          <w:p>
-            <w:pPr>
-              <w:pStyle w:val="Compact"/>
-            </w:pPr>
-            <w:r>
-              <w:t xml:space="preserve">$962K</w:t>
-            </w:r>
-          </w:p>
-        </w:tc>
-        <w:tc>
-          <w:tcPr/>
-          <w:p>
-            <w:pPr>
-              <w:pStyle w:val="Compact"/>
-            </w:pPr>
-            <w:r>
-              <w:t xml:space="preserve">$667K</w:t>
-            </w:r>
-          </w:p>
-        </w:tc>
-        <w:tc>
-          <w:tcPr/>
-          <w:p>
-            <w:pPr>
-              <w:pStyle w:val="Compact"/>
-            </w:pPr>
-            <w:r>
-              <w:t xml:space="preserve">3.7 months</w:t>
+              <w:t>15%</w:t>
+            </w:r>
+          </w:p>
+        </w:tc>
+        <w:tc>
+          <w:tcPr/>
+          <w:p>
+            <w:pPr>
+              <w:pStyle w:val="Compact"/>
+            </w:pPr>
+            <w:r>
+              <w:t>$3.8M</w:t>
+            </w:r>
+          </w:p>
+        </w:tc>
+        <w:tc>
+          <w:tcPr/>
+          <w:p>
+            <w:pPr>
+              <w:pStyle w:val="Compact"/>
+            </w:pPr>
+            <w:r>
+              <w:t>$603K</w:t>
+            </w:r>
+          </w:p>
+        </w:tc>
+        <w:tc>
+          <w:tcPr/>
+          <w:p>
+            <w:pPr>
+              <w:pStyle w:val="Compact"/>
+            </w:pPr>
+            <w:r>
+              <w:t>$308K</w:t>
+            </w:r>
+          </w:p>
+        </w:tc>
+        <w:tc>
+          <w:tcPr/>
+          <w:p>
+            <w:pPr>
+              <w:pStyle w:val="Compact"/>
+            </w:pPr>
+            <w:r>
+              <w:t>5.9 months</w:t>
             </w:r>
           </w:p>
         </w:tc>
@@ -1007,51 +898,51 @@
               <w:pStyle w:val="Compact"/>
             </w:pPr>
             <w:r>
-              <w:t xml:space="preserve">25%</w:t>
-            </w:r>
-          </w:p>
-        </w:tc>
-        <w:tc>
-          <w:tcPr/>
-          <w:p>
-            <w:pPr>
-              <w:pStyle w:val="Compact"/>
-            </w:pPr>
-            <w:r>
-              <w:t xml:space="preserve">$10.3M</w:t>
-            </w:r>
-          </w:p>
-        </w:tc>
-        <w:tc>
-          <w:tcPr/>
-          <w:p>
-            <w:pPr>
-              <w:pStyle w:val="Compact"/>
-            </w:pPr>
-            <w:r>
-              <w:t xml:space="preserve">$1.60M</w:t>
-            </w:r>
-          </w:p>
-        </w:tc>
-        <w:tc>
-          <w:tcPr/>
-          <w:p>
-            <w:pPr>
-              <w:pStyle w:val="Compact"/>
-            </w:pPr>
-            <w:r>
-              <w:t xml:space="preserve">$1.31M</w:t>
-            </w:r>
-          </w:p>
-        </w:tc>
-        <w:tc>
-          <w:tcPr/>
-          <w:p>
-            <w:pPr>
-              <w:pStyle w:val="Compact"/>
-            </w:pPr>
-            <w:r>
-              <w:t xml:space="preserve">2.2 months</w:t>
+              <w:t>25%</w:t>
+            </w:r>
+          </w:p>
+        </w:tc>
+        <w:tc>
+          <w:tcPr/>
+          <w:p>
+            <w:pPr>
+              <w:pStyle w:val="Compact"/>
+            </w:pPr>
+            <w:r>
+              <w:t>$6.4M</w:t>
+            </w:r>
+          </w:p>
+        </w:tc>
+        <w:tc>
+          <w:tcPr/>
+          <w:p>
+            <w:pPr>
+              <w:pStyle w:val="Compact"/>
+            </w:pPr>
+            <w:r>
+              <w:t>$992K</w:t>
+            </w:r>
+          </w:p>
+        </w:tc>
+        <w:tc>
+          <w:tcPr/>
+          <w:p>
+            <w:pPr>
+              <w:pStyle w:val="Compact"/>
+            </w:pPr>
+            <w:r>
+              <w:t>$697K</w:t>
+            </w:r>
+          </w:p>
+        </w:tc>
+        <w:tc>
+          <w:tcPr/>
+          <w:p>
+            <w:pPr>
+              <w:pStyle w:val="Compact"/>
+            </w:pPr>
+            <w:r>
+              <w:t>3.6 months</w:t>
             </w:r>
           </w:p>
         </w:tc>
@@ -1064,51 +955,51 @@
               <w:pStyle w:val="Compact"/>
             </w:pPr>
             <w:r>
-              <w:t xml:space="preserve">35%</w:t>
-            </w:r>
-          </w:p>
-        </w:tc>
-        <w:tc>
-          <w:tcPr/>
-          <w:p>
-            <w:pPr>
-              <w:pStyle w:val="Compact"/>
-            </w:pPr>
-            <w:r>
-              <w:t xml:space="preserve">$14.5M</w:t>
-            </w:r>
-          </w:p>
-        </w:tc>
-        <w:tc>
-          <w:tcPr/>
-          <w:p>
-            <w:pPr>
-              <w:pStyle w:val="Compact"/>
-            </w:pPr>
-            <w:r>
-              <w:t xml:space="preserve">$2.24M</w:t>
-            </w:r>
-          </w:p>
-        </w:tc>
-        <w:tc>
-          <w:tcPr/>
-          <w:p>
-            <w:pPr>
-              <w:pStyle w:val="Compact"/>
-            </w:pPr>
-            <w:r>
-              <w:t xml:space="preserve">$1.95M</w:t>
-            </w:r>
-          </w:p>
-        </w:tc>
-        <w:tc>
-          <w:tcPr/>
-          <w:p>
-            <w:pPr>
-              <w:pStyle w:val="Compact"/>
-            </w:pPr>
-            <w:r>
-              <w:t xml:space="preserve">1.6 months</w:t>
+              <w:t>35%</w:t>
+            </w:r>
+          </w:p>
+        </w:tc>
+        <w:tc>
+          <w:tcPr/>
+          <w:p>
+            <w:pPr>
+              <w:pStyle w:val="Compact"/>
+            </w:pPr>
+            <w:r>
+              <w:t>$9.0M</w:t>
+            </w:r>
+          </w:p>
+        </w:tc>
+        <w:tc>
+          <w:tcPr/>
+          <w:p>
+            <w:pPr>
+              <w:pStyle w:val="Compact"/>
+            </w:pPr>
+            <w:r>
+              <w:t>$1.39M</w:t>
+            </w:r>
+          </w:p>
+        </w:tc>
+        <w:tc>
+          <w:tcPr/>
+          <w:p>
+            <w:pPr>
+              <w:pStyle w:val="Compact"/>
+            </w:pPr>
+            <w:r>
+              <w:t>$1.09M</w:t>
+            </w:r>
+          </w:p>
+        </w:tc>
+        <w:tc>
+          <w:tcPr/>
+          <w:p>
+            <w:pPr>
+              <w:pStyle w:val="Compact"/>
+            </w:pPr>
+            <w:r>
+              <w:t>2.5 months</w:t>
             </w:r>
           </w:p>
         </w:tc>
@@ -1121,51 +1012,51 @@
               <w:pStyle w:val="Compact"/>
             </w:pPr>
             <w:r>
-              <w:t xml:space="preserve">50%</w:t>
-            </w:r>
-          </w:p>
-        </w:tc>
-        <w:tc>
-          <w:tcPr/>
-          <w:p>
-            <w:pPr>
-              <w:pStyle w:val="Compact"/>
-            </w:pPr>
-            <w:r>
-              <w:t xml:space="preserve">$20.7M</w:t>
-            </w:r>
-          </w:p>
-        </w:tc>
-        <w:tc>
-          <w:tcPr/>
-          <w:p>
-            <w:pPr>
-              <w:pStyle w:val="Compact"/>
-            </w:pPr>
-            <w:r>
-              <w:t xml:space="preserve">$3.21M</w:t>
-            </w:r>
-          </w:p>
-        </w:tc>
-        <w:tc>
-          <w:tcPr/>
-          <w:p>
-            <w:pPr>
-              <w:pStyle w:val="Compact"/>
-            </w:pPr>
-            <w:r>
-              <w:t xml:space="preserve">$2.91M</w:t>
-            </w:r>
-          </w:p>
-        </w:tc>
-        <w:tc>
-          <w:tcPr/>
-          <w:p>
-            <w:pPr>
-              <w:pStyle w:val="Compact"/>
-            </w:pPr>
-            <w:r>
-              <w:t xml:space="preserve">1.1 months</w:t>
+              <w:t>50%</w:t>
+            </w:r>
+          </w:p>
+        </w:tc>
+        <w:tc>
+          <w:tcPr/>
+          <w:p>
+            <w:pPr>
+              <w:pStyle w:val="Compact"/>
+            </w:pPr>
+            <w:r>
+              <w:t>$12.8M</w:t>
+            </w:r>
+          </w:p>
+        </w:tc>
+        <w:tc>
+          <w:tcPr/>
+          <w:p>
+            <w:pPr>
+              <w:pStyle w:val="Compact"/>
+            </w:pPr>
+            <w:r>
+              <w:t>$1.98M</w:t>
+            </w:r>
+          </w:p>
+        </w:tc>
+        <w:tc>
+          <w:tcPr/>
+          <w:p>
+            <w:pPr>
+              <w:pStyle w:val="Compact"/>
+            </w:pPr>
+            <w:r>
+              <w:t>$1.69M</w:t>
+            </w:r>
+          </w:p>
+        </w:tc>
+        <w:tc>
+          <w:tcPr/>
+          <w:p>
+            <w:pPr>
+              <w:pStyle w:val="Compact"/>
+            </w:pPr>
+            <w:r>
+              <w:t>1.8 months</w:t>
             </w:r>
           </w:p>
         </w:tc>
@@ -1178,51 +1069,51 @@
               <w:pStyle w:val="Compact"/>
             </w:pPr>
             <w:r>
-              <w:t xml:space="preserve">75%</w:t>
-            </w:r>
-          </w:p>
-        </w:tc>
-        <w:tc>
-          <w:tcPr/>
-          <w:p>
-            <w:pPr>
-              <w:pStyle w:val="Compact"/>
-            </w:pPr>
-            <w:r>
-              <w:t xml:space="preserve">$31.0M</w:t>
-            </w:r>
-          </w:p>
-        </w:tc>
-        <w:tc>
-          <w:tcPr/>
-          <w:p>
-            <w:pPr>
-              <w:pStyle w:val="Compact"/>
-            </w:pPr>
-            <w:r>
-              <w:t xml:space="preserve">$4.81M</w:t>
-            </w:r>
-          </w:p>
-        </w:tc>
-        <w:tc>
-          <w:tcPr/>
-          <w:p>
-            <w:pPr>
-              <w:pStyle w:val="Compact"/>
-            </w:pPr>
-            <w:r>
-              <w:t xml:space="preserve">$4.52M</w:t>
-            </w:r>
-          </w:p>
-        </w:tc>
-        <w:tc>
-          <w:tcPr/>
-          <w:p>
-            <w:pPr>
-              <w:pStyle w:val="Compact"/>
-            </w:pPr>
-            <w:r>
-              <w:t xml:space="preserve">0.7 months</w:t>
+              <w:t>75%</w:t>
+            </w:r>
+          </w:p>
+        </w:tc>
+        <w:tc>
+          <w:tcPr/>
+          <w:p>
+            <w:pPr>
+              <w:pStyle w:val="Compact"/>
+            </w:pPr>
+            <w:r>
+              <w:t>$19.2M</w:t>
+            </w:r>
+          </w:p>
+        </w:tc>
+        <w:tc>
+          <w:tcPr/>
+          <w:p>
+            <w:pPr>
+              <w:pStyle w:val="Compact"/>
+            </w:pPr>
+            <w:r>
+              <w:t>$2.98M</w:t>
+            </w:r>
+          </w:p>
+        </w:tc>
+        <w:tc>
+          <w:tcPr/>
+          <w:p>
+            <w:pPr>
+              <w:pStyle w:val="Compact"/>
+            </w:pPr>
+            <w:r>
+              <w:t>$2.68M</w:t>
+            </w:r>
+          </w:p>
+        </w:tc>
+        <w:tc>
+          <w:tcPr/>
+          <w:p>
+            <w:pPr>
+              <w:pStyle w:val="Compact"/>
+            </w:pPr>
+            <w:r>
+              <w:t>1.2 months</w:t>
             </w:r>
           </w:p>
         </w:tc>
@@ -1235,51 +1126,51 @@
               <w:pStyle w:val="Compact"/>
             </w:pPr>
             <w:r>
-              <w:t xml:space="preserve">100%</w:t>
-            </w:r>
-          </w:p>
-        </w:tc>
-        <w:tc>
-          <w:tcPr/>
-          <w:p>
-            <w:pPr>
-              <w:pStyle w:val="Compact"/>
-            </w:pPr>
-            <w:r>
-              <w:t xml:space="preserve">$41.4M</w:t>
-            </w:r>
-          </w:p>
-        </w:tc>
-        <w:tc>
-          <w:tcPr/>
-          <w:p>
-            <w:pPr>
-              <w:pStyle w:val="Compact"/>
-            </w:pPr>
-            <w:r>
-              <w:t xml:space="preserve">$6.41M</w:t>
-            </w:r>
-          </w:p>
-        </w:tc>
-        <w:tc>
-          <w:tcPr/>
-          <w:p>
-            <w:pPr>
-              <w:pStyle w:val="Compact"/>
-            </w:pPr>
-            <w:r>
-              <w:t xml:space="preserve">$6.12M</w:t>
-            </w:r>
-          </w:p>
-        </w:tc>
-        <w:tc>
-          <w:tcPr/>
-          <w:p>
-            <w:pPr>
-              <w:pStyle w:val="Compact"/>
-            </w:pPr>
-            <w:r>
-              <w:t xml:space="preserve">0.6 months</w:t>
+              <w:t>100%</w:t>
+            </w:r>
+          </w:p>
+        </w:tc>
+        <w:tc>
+          <w:tcPr/>
+          <w:p>
+            <w:pPr>
+              <w:pStyle w:val="Compact"/>
+            </w:pPr>
+            <w:r>
+              <w:t>$25.6M</w:t>
+            </w:r>
+          </w:p>
+        </w:tc>
+        <w:tc>
+          <w:tcPr/>
+          <w:p>
+            <w:pPr>
+              <w:pStyle w:val="Compact"/>
+            </w:pPr>
+            <w:r>
+              <w:t>$3.97M</w:t>
+            </w:r>
+          </w:p>
+        </w:tc>
+        <w:tc>
+          <w:tcPr/>
+          <w:p>
+            <w:pPr>
+              <w:pStyle w:val="Compact"/>
+            </w:pPr>
+            <w:r>
+              <w:t>$3.67M</w:t>
+            </w:r>
+          </w:p>
+        </w:tc>
+        <w:tc>
+          <w:tcPr/>
+          <w:p>
+            <w:pPr>
+              <w:pStyle w:val="Compact"/>
+            </w:pPr>
+            <w:r>
+              <w:t>0.9 months</w:t>
             </w:r>
           </w:p>
         </w:tc>
@@ -1294,36 +1185,21 @@
           <w:b/>
           <w:bCs/>
         </w:rPr>
-        <w:t xml:space="preserve">Honest flag for the team:</w:t>
-      </w:r>
-      <w:r>
-        <w:t xml:space="preserve"> </w:t>
-      </w:r>
-      <w:r>
-        <w:t xml:space="preserve">even at the most conservative adoption rate modeled (15%), payback is under 4 months. This held up through two rounds of real, sourced conservatism (outlier trim + model-error discount) — it isn’t an artifact of a loose assumption we haven’t caught yet. The underlying driver is scale: 60.6% of all 9,752 listings in the dataset are measurably underpriced, against a $389M total market.</w:t>
-      </w:r>
-      <w:r>
-        <w:t xml:space="preserve"> </w:t>
-      </w:r>
-      <w:r>
-        <w:rPr>
-          <w:b/>
-          <w:bCs/>
-        </w:rPr>
-        <w:t xml:space="preserve">Recommendation: present the full sensitivity table on the slide rather than a single headline number.</w:t>
-      </w:r>
-      <w:r>
-        <w:t xml:space="preserve"> </w:t>
-      </w:r>
-      <w:r>
-        <w:t xml:space="preserve">It reads as more rigorous than a single suspiciously strong figure, and it pre-empts the obvious board question (</w:t>
-      </w:r>
-      <w:r>
-        <w:t xml:space="preserve">“what if adoption is low?”</w:t>
-      </w:r>
-      <w:r>
-        <w:t xml:space="preserve">) by already having the answer.</w:t>
-      </w:r>
+        <w:t>Updated flag for the team: at the most conservative adoption rate modeled (15%), payback is now just under 6 months (was under 4 months under Ridge), still fast, but noticeably longer on the more accurate model. This is the more defensible number: it reflects a materially better-calibrated model (median error down to 19.2%/15.2% from 25.1%/20.9%) with a much more balanced underpriced/overpriced split (50.6%/49.4% vs. the old 60.6%/39.4%), so it isn’t inflated by a systematic model bias the way the Ridge-based figure may have been. The underlying driver is still scale: 50.6% of all 9,752 listings in the dataset are measurably underpriced. Recommendation unchanged: present the full sensitivity table on the slide rather than a single headline number.</w:t>
+      </w:r>
+      <w:r/>
+      <w:r/>
+      <w:r/>
+      <w:r>
+        <w:rPr>
+          <w:b/>
+          <w:bCs/>
+        </w:rPr>
+      </w:r>
+      <w:r/>
+      <w:r/>
+      <w:r/>
+      <w:r/>
     </w:p>
     <w:p>
       <w:r>
@@ -2288,14 +2164,10 @@
           <w:b/>
           <w:bCs/>
         </w:rPr>
-        <w:t xml:space="preserve">FINALIZED first pass (2026-07-25):</w:t>
-      </w:r>
-      <w:r>
-        <w:t xml:space="preserve"> </w:t>
-      </w:r>
-      <w:r>
-        <w:t xml:space="preserve">Using NPV/IRR/Payback methodology (Corporate Finance Institute — see Section 4), flat steady-state adoption assumed (Section 6 will refine with a ramp curve instead of flat adoption from year 1).</w:t>
-      </w:r>
+        <w:t>UPDATED for GBM model (2026-07-26): Using NPV/IRR/Payback methodology (Corporate Finance Institute — see Section 4), flat steady-state adoption assumed (Section 6 will refine with a ramp curve instead of flat adoption from year 1). Figures below recomputed on the $25.6M GBM base (was $41.4M under Ridge).</w:t>
+      </w:r>
+      <w:r/>
+      <w:r/>
     </w:p>
     <w:p>
       <w:pPr>
@@ -2306,14 +2178,10 @@
           <w:b/>
           <w:bCs/>
         </w:rPr>
-        <w:t xml:space="preserve">5-year net revenue and ROI, by adoption scenario</w:t>
-      </w:r>
-      <w:r>
-        <w:t xml:space="preserve"> </w:t>
-      </w:r>
-      <w:r>
-        <w:t xml:space="preserve">(build $190K one-time + $105K/year run cost = $715K total 5-year cost):</w:t>
-      </w:r>
+        <w:t>5-year net revenue and ROI, by adoption scenario (build $190K one-time + $105K/year run cost = $715K total 5-year cost), recomputed on the $25.6M GBM base:</w:t>
+      </w:r>
+      <w:r/>
+      <w:r/>
     </w:p>
     <w:tbl>
       <w:tblPr>
@@ -2340,51 +2208,51 @@
               <w:pStyle w:val="Compact"/>
             </w:pPr>
             <w:r>
-              <w:t xml:space="preserve">Adoption</w:t>
-            </w:r>
-          </w:p>
-        </w:tc>
-        <w:tc>
-          <w:tcPr/>
-          <w:p>
-            <w:pPr>
-              <w:pStyle w:val="Compact"/>
-            </w:pPr>
-            <w:r>
-              <w:t xml:space="preserve">5-yr Airbnb revenue</w:t>
-            </w:r>
-          </w:p>
-        </w:tc>
-        <w:tc>
-          <w:tcPr/>
-          <w:p>
-            <w:pPr>
-              <w:pStyle w:val="Compact"/>
-            </w:pPr>
-            <w:r>
-              <w:t xml:space="preserve">5-yr net revenue</w:t>
-            </w:r>
-          </w:p>
-        </w:tc>
-        <w:tc>
-          <w:tcPr/>
-          <w:p>
-            <w:pPr>
-              <w:pStyle w:val="Compact"/>
-            </w:pPr>
-            <w:r>
-              <w:t xml:space="preserve">5-yr ROI</w:t>
-            </w:r>
-          </w:p>
-        </w:tc>
-        <w:tc>
-          <w:tcPr/>
-          <w:p>
-            <w:pPr>
-              <w:pStyle w:val="Compact"/>
-            </w:pPr>
-            <w:r>
-              <w:t xml:space="preserve">Payback (from Section 3)</w:t>
+              <w:t>Adoption</w:t>
+            </w:r>
+          </w:p>
+        </w:tc>
+        <w:tc>
+          <w:tcPr/>
+          <w:p>
+            <w:pPr>
+              <w:pStyle w:val="Compact"/>
+            </w:pPr>
+            <w:r>
+              <w:t>5-yr Airbnb revenue</w:t>
+            </w:r>
+          </w:p>
+        </w:tc>
+        <w:tc>
+          <w:tcPr/>
+          <w:p>
+            <w:pPr>
+              <w:pStyle w:val="Compact"/>
+            </w:pPr>
+            <w:r>
+              <w:t>5-yr net revenue</w:t>
+            </w:r>
+          </w:p>
+        </w:tc>
+        <w:tc>
+          <w:tcPr/>
+          <w:p>
+            <w:pPr>
+              <w:pStyle w:val="Compact"/>
+            </w:pPr>
+            <w:r>
+              <w:t>5-yr ROI</w:t>
+            </w:r>
+          </w:p>
+        </w:tc>
+        <w:tc>
+          <w:tcPr/>
+          <w:p>
+            <w:pPr>
+              <w:pStyle w:val="Compact"/>
+            </w:pPr>
+            <w:r>
+              <w:t>Payback (from Section 3)</w:t>
             </w:r>
           </w:p>
         </w:tc>
@@ -2397,51 +2265,51 @@
               <w:pStyle w:val="Compact"/>
             </w:pPr>
             <w:r>
-              <w:t xml:space="preserve">15%</w:t>
-            </w:r>
-          </w:p>
-        </w:tc>
-        <w:tc>
-          <w:tcPr/>
-          <w:p>
-            <w:pPr>
-              <w:pStyle w:val="Compact"/>
-            </w:pPr>
-            <w:r>
-              <w:t xml:space="preserve">$4.81M</w:t>
-            </w:r>
-          </w:p>
-        </w:tc>
-        <w:tc>
-          <w:tcPr/>
-          <w:p>
-            <w:pPr>
-              <w:pStyle w:val="Compact"/>
-            </w:pPr>
-            <w:r>
-              <w:t xml:space="preserve">$4.10M</w:t>
-            </w:r>
-          </w:p>
-        </w:tc>
-        <w:tc>
-          <w:tcPr/>
-          <w:p>
-            <w:pPr>
-              <w:pStyle w:val="Compact"/>
-            </w:pPr>
-            <w:r>
-              <w:t xml:space="preserve">573%</w:t>
-            </w:r>
-          </w:p>
-        </w:tc>
-        <w:tc>
-          <w:tcPr/>
-          <w:p>
-            <w:pPr>
-              <w:pStyle w:val="Compact"/>
-            </w:pPr>
-            <w:r>
-              <w:t xml:space="preserve">3.7 months</w:t>
+              <w:t>15%</w:t>
+            </w:r>
+          </w:p>
+        </w:tc>
+        <w:tc>
+          <w:tcPr/>
+          <w:p>
+            <w:pPr>
+              <w:pStyle w:val="Compact"/>
+            </w:pPr>
+            <w:r>
+              <w:t>$2.98M</w:t>
+            </w:r>
+          </w:p>
+        </w:tc>
+        <w:tc>
+          <w:tcPr/>
+          <w:p>
+            <w:pPr>
+              <w:pStyle w:val="Compact"/>
+            </w:pPr>
+            <w:r>
+              <w:t>$2.26M</w:t>
+            </w:r>
+          </w:p>
+        </w:tc>
+        <w:tc>
+          <w:tcPr/>
+          <w:p>
+            <w:pPr>
+              <w:pStyle w:val="Compact"/>
+            </w:pPr>
+            <w:r>
+              <w:t>316%</w:t>
+            </w:r>
+          </w:p>
+        </w:tc>
+        <w:tc>
+          <w:tcPr/>
+          <w:p>
+            <w:pPr>
+              <w:pStyle w:val="Compact"/>
+            </w:pPr>
+            <w:r>
+              <w:t>5.9 months</w:t>
             </w:r>
           </w:p>
         </w:tc>
@@ -2454,51 +2322,51 @@
               <w:pStyle w:val="Compact"/>
             </w:pPr>
             <w:r>
-              <w:t xml:space="preserve">25%</w:t>
-            </w:r>
-          </w:p>
-        </w:tc>
-        <w:tc>
-          <w:tcPr/>
-          <w:p>
-            <w:pPr>
-              <w:pStyle w:val="Compact"/>
-            </w:pPr>
-            <w:r>
-              <w:t xml:space="preserve">$8.02M</w:t>
-            </w:r>
-          </w:p>
-        </w:tc>
-        <w:tc>
-          <w:tcPr/>
-          <w:p>
-            <w:pPr>
-              <w:pStyle w:val="Compact"/>
-            </w:pPr>
-            <w:r>
-              <w:t xml:space="preserve">$7.30M</w:t>
-            </w:r>
-          </w:p>
-        </w:tc>
-        <w:tc>
-          <w:tcPr/>
-          <w:p>
-            <w:pPr>
-              <w:pStyle w:val="Compact"/>
-            </w:pPr>
-            <w:r>
-              <w:t xml:space="preserve">1,021%</w:t>
-            </w:r>
-          </w:p>
-        </w:tc>
-        <w:tc>
-          <w:tcPr/>
-          <w:p>
-            <w:pPr>
-              <w:pStyle w:val="Compact"/>
-            </w:pPr>
-            <w:r>
-              <w:t xml:space="preserve">2.2 months</w:t>
+              <w:t>25%</w:t>
+            </w:r>
+          </w:p>
+        </w:tc>
+        <w:tc>
+          <w:tcPr/>
+          <w:p>
+            <w:pPr>
+              <w:pStyle w:val="Compact"/>
+            </w:pPr>
+            <w:r>
+              <w:t>$4.96M</w:t>
+            </w:r>
+          </w:p>
+        </w:tc>
+        <w:tc>
+          <w:tcPr/>
+          <w:p>
+            <w:pPr>
+              <w:pStyle w:val="Compact"/>
+            </w:pPr>
+            <w:r>
+              <w:t>$4.24M</w:t>
+            </w:r>
+          </w:p>
+        </w:tc>
+        <w:tc>
+          <w:tcPr/>
+          <w:p>
+            <w:pPr>
+              <w:pStyle w:val="Compact"/>
+            </w:pPr>
+            <w:r>
+              <w:t>594%</w:t>
+            </w:r>
+          </w:p>
+        </w:tc>
+        <w:tc>
+          <w:tcPr/>
+          <w:p>
+            <w:pPr>
+              <w:pStyle w:val="Compact"/>
+            </w:pPr>
+            <w:r>
+              <w:t>3.6 months</w:t>
             </w:r>
           </w:p>
         </w:tc>
@@ -2511,51 +2379,51 @@
               <w:pStyle w:val="Compact"/>
             </w:pPr>
             <w:r>
-              <w:t xml:space="preserve">35%</w:t>
-            </w:r>
-          </w:p>
-        </w:tc>
-        <w:tc>
-          <w:tcPr/>
-          <w:p>
-            <w:pPr>
-              <w:pStyle w:val="Compact"/>
-            </w:pPr>
-            <w:r>
-              <w:t xml:space="preserve">$11.22M</w:t>
-            </w:r>
-          </w:p>
-        </w:tc>
-        <w:tc>
-          <w:tcPr/>
-          <w:p>
-            <w:pPr>
-              <w:pStyle w:val="Compact"/>
-            </w:pPr>
-            <w:r>
-              <w:t xml:space="preserve">$10.51M</w:t>
-            </w:r>
-          </w:p>
-        </w:tc>
-        <w:tc>
-          <w:tcPr/>
-          <w:p>
-            <w:pPr>
-              <w:pStyle w:val="Compact"/>
-            </w:pPr>
-            <w:r>
-              <w:t xml:space="preserve">1,470%</w:t>
-            </w:r>
-          </w:p>
-        </w:tc>
-        <w:tc>
-          <w:tcPr/>
-          <w:p>
-            <w:pPr>
-              <w:pStyle w:val="Compact"/>
-            </w:pPr>
-            <w:r>
-              <w:t xml:space="preserve">1.6 months</w:t>
+              <w:t>35%</w:t>
+            </w:r>
+          </w:p>
+        </w:tc>
+        <w:tc>
+          <w:tcPr/>
+          <w:p>
+            <w:pPr>
+              <w:pStyle w:val="Compact"/>
+            </w:pPr>
+            <w:r>
+              <w:t>$6.94M</w:t>
+            </w:r>
+          </w:p>
+        </w:tc>
+        <w:tc>
+          <w:tcPr/>
+          <w:p>
+            <w:pPr>
+              <w:pStyle w:val="Compact"/>
+            </w:pPr>
+            <w:r>
+              <w:t>$6.23M</w:t>
+            </w:r>
+          </w:p>
+        </w:tc>
+        <w:tc>
+          <w:tcPr/>
+          <w:p>
+            <w:pPr>
+              <w:pStyle w:val="Compact"/>
+            </w:pPr>
+            <w:r>
+              <w:t>871%</w:t>
+            </w:r>
+          </w:p>
+        </w:tc>
+        <w:tc>
+          <w:tcPr/>
+          <w:p>
+            <w:pPr>
+              <w:pStyle w:val="Compact"/>
+            </w:pPr>
+            <w:r>
+              <w:t>2.5 months</w:t>
             </w:r>
           </w:p>
         </w:tc>
@@ -2568,51 +2436,51 @@
               <w:pStyle w:val="Compact"/>
             </w:pPr>
             <w:r>
-              <w:t xml:space="preserve">50%</w:t>
-            </w:r>
-          </w:p>
-        </w:tc>
-        <w:tc>
-          <w:tcPr/>
-          <w:p>
-            <w:pPr>
-              <w:pStyle w:val="Compact"/>
-            </w:pPr>
-            <w:r>
-              <w:t xml:space="preserve">$16.03M</w:t>
-            </w:r>
-          </w:p>
-        </w:tc>
-        <w:tc>
-          <w:tcPr/>
-          <w:p>
-            <w:pPr>
-              <w:pStyle w:val="Compact"/>
-            </w:pPr>
-            <w:r>
-              <w:t xml:space="preserve">$15.32M</w:t>
-            </w:r>
-          </w:p>
-        </w:tc>
-        <w:tc>
-          <w:tcPr/>
-          <w:p>
-            <w:pPr>
-              <w:pStyle w:val="Compact"/>
-            </w:pPr>
-            <w:r>
-              <w:t xml:space="preserve">2,142%</w:t>
-            </w:r>
-          </w:p>
-        </w:tc>
-        <w:tc>
-          <w:tcPr/>
-          <w:p>
-            <w:pPr>
-              <w:pStyle w:val="Compact"/>
-            </w:pPr>
-            <w:r>
-              <w:t xml:space="preserve">1.1 months</w:t>
+              <w:t>50%</w:t>
+            </w:r>
+          </w:p>
+        </w:tc>
+        <w:tc>
+          <w:tcPr/>
+          <w:p>
+            <w:pPr>
+              <w:pStyle w:val="Compact"/>
+            </w:pPr>
+            <w:r>
+              <w:t>$9.92M</w:t>
+            </w:r>
+          </w:p>
+        </w:tc>
+        <w:tc>
+          <w:tcPr/>
+          <w:p>
+            <w:pPr>
+              <w:pStyle w:val="Compact"/>
+            </w:pPr>
+            <w:r>
+              <w:t>$9.20M</w:t>
+            </w:r>
+          </w:p>
+        </w:tc>
+        <w:tc>
+          <w:tcPr/>
+          <w:p>
+            <w:pPr>
+              <w:pStyle w:val="Compact"/>
+            </w:pPr>
+            <w:r>
+              <w:t>1287%</w:t>
+            </w:r>
+          </w:p>
+        </w:tc>
+        <w:tc>
+          <w:tcPr/>
+          <w:p>
+            <w:pPr>
+              <w:pStyle w:val="Compact"/>
+            </w:pPr>
+            <w:r>
+              <w:t>1.8 months</w:t>
             </w:r>
           </w:p>
         </w:tc>
@@ -2625,51 +2493,51 @@
               <w:pStyle w:val="Compact"/>
             </w:pPr>
             <w:r>
-              <w:t xml:space="preserve">75%</w:t>
-            </w:r>
-          </w:p>
-        </w:tc>
-        <w:tc>
-          <w:tcPr/>
-          <w:p>
-            <w:pPr>
-              <w:pStyle w:val="Compact"/>
-            </w:pPr>
-            <w:r>
-              <w:t xml:space="preserve">$24.05M</w:t>
-            </w:r>
-          </w:p>
-        </w:tc>
-        <w:tc>
-          <w:tcPr/>
-          <w:p>
-            <w:pPr>
-              <w:pStyle w:val="Compact"/>
-            </w:pPr>
-            <w:r>
-              <w:t xml:space="preserve">$23.34M</w:t>
-            </w:r>
-          </w:p>
-        </w:tc>
-        <w:tc>
-          <w:tcPr/>
-          <w:p>
-            <w:pPr>
-              <w:pStyle w:val="Compact"/>
-            </w:pPr>
-            <w:r>
-              <w:t xml:space="preserve">3,264%</w:t>
-            </w:r>
-          </w:p>
-        </w:tc>
-        <w:tc>
-          <w:tcPr/>
-          <w:p>
-            <w:pPr>
-              <w:pStyle w:val="Compact"/>
-            </w:pPr>
-            <w:r>
-              <w:t xml:space="preserve">0.7 months</w:t>
+              <w:t>75%</w:t>
+            </w:r>
+          </w:p>
+        </w:tc>
+        <w:tc>
+          <w:tcPr/>
+          <w:p>
+            <w:pPr>
+              <w:pStyle w:val="Compact"/>
+            </w:pPr>
+            <w:r>
+              <w:t>$14.88M</w:t>
+            </w:r>
+          </w:p>
+        </w:tc>
+        <w:tc>
+          <w:tcPr/>
+          <w:p>
+            <w:pPr>
+              <w:pStyle w:val="Compact"/>
+            </w:pPr>
+            <w:r>
+              <w:t>$14.16M</w:t>
+            </w:r>
+          </w:p>
+        </w:tc>
+        <w:tc>
+          <w:tcPr/>
+          <w:p>
+            <w:pPr>
+              <w:pStyle w:val="Compact"/>
+            </w:pPr>
+            <w:r>
+              <w:t>1981%</w:t>
+            </w:r>
+          </w:p>
+        </w:tc>
+        <w:tc>
+          <w:tcPr/>
+          <w:p>
+            <w:pPr>
+              <w:pStyle w:val="Compact"/>
+            </w:pPr>
+            <w:r>
+              <w:t>1.2 months</w:t>
             </w:r>
           </w:p>
         </w:tc>
@@ -2682,51 +2550,51 @@
               <w:pStyle w:val="Compact"/>
             </w:pPr>
             <w:r>
-              <w:t xml:space="preserve">100%</w:t>
-            </w:r>
-          </w:p>
-        </w:tc>
-        <w:tc>
-          <w:tcPr/>
-          <w:p>
-            <w:pPr>
-              <w:pStyle w:val="Compact"/>
-            </w:pPr>
-            <w:r>
-              <w:t xml:space="preserve">$32.07M</w:t>
-            </w:r>
-          </w:p>
-        </w:tc>
-        <w:tc>
-          <w:tcPr/>
-          <w:p>
-            <w:pPr>
-              <w:pStyle w:val="Compact"/>
-            </w:pPr>
-            <w:r>
-              <w:t xml:space="preserve">$31.35M</w:t>
-            </w:r>
-          </w:p>
-        </w:tc>
-        <w:tc>
-          <w:tcPr/>
-          <w:p>
-            <w:pPr>
-              <w:pStyle w:val="Compact"/>
-            </w:pPr>
-            <w:r>
-              <w:t xml:space="preserve">4,385%</w:t>
-            </w:r>
-          </w:p>
-        </w:tc>
-        <w:tc>
-          <w:tcPr/>
-          <w:p>
-            <w:pPr>
-              <w:pStyle w:val="Compact"/>
-            </w:pPr>
-            <w:r>
-              <w:t xml:space="preserve">0.6 months</w:t>
+              <w:t>100%</w:t>
+            </w:r>
+          </w:p>
+        </w:tc>
+        <w:tc>
+          <w:tcPr/>
+          <w:p>
+            <w:pPr>
+              <w:pStyle w:val="Compact"/>
+            </w:pPr>
+            <w:r>
+              <w:t>$19.84M</w:t>
+            </w:r>
+          </w:p>
+        </w:tc>
+        <w:tc>
+          <w:tcPr/>
+          <w:p>
+            <w:pPr>
+              <w:pStyle w:val="Compact"/>
+            </w:pPr>
+            <w:r>
+              <w:t>$19.12M</w:t>
+            </w:r>
+          </w:p>
+        </w:tc>
+        <w:tc>
+          <w:tcPr/>
+          <w:p>
+            <w:pPr>
+              <w:pStyle w:val="Compact"/>
+            </w:pPr>
+            <w:r>
+              <w:t>2675%</w:t>
+            </w:r>
+          </w:p>
+        </w:tc>
+        <w:tc>
+          <w:tcPr/>
+          <w:p>
+            <w:pPr>
+              <w:pStyle w:val="Compact"/>
+            </w:pPr>
+            <w:r>
+              <w:t>0.9 months</w:t>
             </w:r>
           </w:p>
         </w:tc>
@@ -2876,46 +2744,28 @@
           <w:b/>
           <w:bCs/>
         </w:rPr>
-        <w:t xml:space="preserve">FINALIZED (2026-07-25) — real, cited adoption-ramp framework:</w:t>
-      </w:r>
-      <w:r>
-        <w:t xml:space="preserve"> </w:t>
-      </w:r>
-      <w:r>
-        <w:t xml:space="preserve">researched rather than invented. Best-fit model is</w:t>
-      </w:r>
-      <w:r>
-        <w:t xml:space="preserve"> </w:t>
-      </w:r>
-      <w:r>
-        <w:rPr>
-          <w:b/>
-          <w:bCs/>
-        </w:rPr>
-        <w:t xml:space="preserve">Rogers’ Diffusion of Innovation</w:t>
-      </w:r>
-      <w:r>
-        <w:t xml:space="preserve"> </w:t>
-      </w:r>
-      <w:r>
-        <w:t xml:space="preserve">— this is an opt-in tool offered to independent, individually-deciding hosts who’d plausibly diffuse it through word-of-mouth within their own community, which is Rogers’ original context, not a top-down mandated enterprise rollout. The</w:t>
-      </w:r>
-      <w:r>
-        <w:t xml:space="preserve"> </w:t>
-      </w:r>
-      <w:r>
-        <w:rPr>
-          <w:b/>
-          <w:bCs/>
-        </w:rPr>
-        <w:t xml:space="preserve">Bass diffusion model</w:t>
-      </w:r>
-      <w:r>
-        <w:t xml:space="preserve"> </w:t>
-      </w:r>
-      <w:r>
-        <w:t xml:space="preserve">is the standard way to turn that shape into numbers, but the classical academic parameters (Sultan/Farley/Lehmann 1990 meta-analysis, p=0.03/q=0.38) are calibrated for durable-goods adoption over 10-15+ year horizons — plugging them in raw gives an unrealistically slow curve for a digital tool. Recalibrated instead to real SaaS feature-adoption benchmarks (Product Metrics Benchmark Report 2024, 181 SaaS companies: average adoption 24.5%, median 16.5%, top quartile &gt;45%).</w:t>
-      </w:r>
+        <w:t>UPDATED for GBM model (2026-07-26), ramp assumptions unchanged from the 2026-07-25 pass (the adoption curve itself isn’t model-dependent) — real, cited adoption-ramp framework: researched rather than invented. Best-fit model is Rogers’ Diffusion of Innovation — this is an opt-in tool offered to independent, individually-deciding hosts who’d plausibly diffuse it through word-of-mouth within their own community, which is Rogers’ original context, not a top-down mandated enterprise rollout. The Bass diffusion model is the standard way to turn that shape into numbers, but the classical academic parameters (Sultan/Farley/Lehmann 1990 meta-analysis, p=0.03/q=0.38) are calibrated for durable-goods adoption over 10-15+ year horizons — plugging them in raw gives an unrealistically slow curve for a digital tool. Recalibrated instead to real SaaS feature-adoption benchmarks (Product Metrics Benchmark Report 2024, 181 SaaS companies: average adoption 24.5%, median 16.5%, top quartile &gt;45%).</w:t>
+      </w:r>
+      <w:r/>
+      <w:r/>
+      <w:r/>
+      <w:r>
+        <w:rPr>
+          <w:b/>
+          <w:bCs/>
+        </w:rPr>
+      </w:r>
+      <w:r/>
+      <w:r/>
+      <w:r/>
+      <w:r>
+        <w:rPr>
+          <w:b/>
+          <w:bCs/>
+        </w:rPr>
+      </w:r>
+      <w:r/>
+      <w:r/>
     </w:p>
     <w:p>
       <w:pPr>
@@ -3141,14 +2991,10 @@
           <w:b/>
           <w:bCs/>
         </w:rPr>
-        <w:t xml:space="preserve">Year-by-year financial timeline</w:t>
-      </w:r>
-      <w:r>
-        <w:t xml:space="preserve"> </w:t>
-      </w:r>
-      <w:r>
-        <w:t xml:space="preserve">(on the $6.41M/year Airbnb-revenue ceiling at 100% adoption from Section 3; build $190K in Year 1 + $105K/year run cost every year):</w:t>
-      </w:r>
+        <w:t>Year-by-year financial timeline (on the $3.97M/year Airbnb-revenue ceiling at 100% adoption from Section 3, updated for GBM, was $6.41M under Ridge; build $190K in Year 1 + $105K/year run cost every year):</w:t>
+      </w:r>
+      <w:r/>
+      <w:r/>
     </w:p>
     <w:tbl>
       <w:tblPr>
@@ -3175,62 +3021,62 @@
               <w:pStyle w:val="Compact"/>
             </w:pPr>
             <w:r>
-              <w:t xml:space="preserve">Year</w:t>
-            </w:r>
-          </w:p>
-        </w:tc>
-        <w:tc>
-          <w:tcPr/>
-          <w:p>
-            <w:pPr>
-              <w:pStyle w:val="Compact"/>
-            </w:pPr>
-            <w:r>
-              <w:t xml:space="preserve">Adoption</w:t>
-            </w:r>
-          </w:p>
-        </w:tc>
-        <w:tc>
-          <w:tcPr/>
-          <w:p>
-            <w:pPr>
-              <w:pStyle w:val="Compact"/>
-            </w:pPr>
-            <w:r>
-              <w:t xml:space="preserve">Airbnb revenue</w:t>
-            </w:r>
-          </w:p>
-        </w:tc>
-        <w:tc>
-          <w:tcPr/>
-          <w:p>
-            <w:pPr>
-              <w:pStyle w:val="Compact"/>
-            </w:pPr>
-            <w:r>
-              <w:t xml:space="preserve">Cost</w:t>
-            </w:r>
-          </w:p>
-        </w:tc>
-        <w:tc>
-          <w:tcPr/>
-          <w:p>
-            <w:pPr>
-              <w:pStyle w:val="Compact"/>
-            </w:pPr>
-            <w:r>
-              <w:t xml:space="preserve">Net cash flow</w:t>
-            </w:r>
-          </w:p>
-        </w:tc>
-        <w:tc>
-          <w:tcPr/>
-          <w:p>
-            <w:pPr>
-              <w:pStyle w:val="Compact"/>
-            </w:pPr>
-            <w:r>
-              <w:t xml:space="preserve">Cumulative</w:t>
+              <w:t>Year</w:t>
+            </w:r>
+          </w:p>
+        </w:tc>
+        <w:tc>
+          <w:tcPr/>
+          <w:p>
+            <w:pPr>
+              <w:pStyle w:val="Compact"/>
+            </w:pPr>
+            <w:r>
+              <w:t>Adoption</w:t>
+            </w:r>
+          </w:p>
+        </w:tc>
+        <w:tc>
+          <w:tcPr/>
+          <w:p>
+            <w:pPr>
+              <w:pStyle w:val="Compact"/>
+            </w:pPr>
+            <w:r>
+              <w:t>Airbnb revenue</w:t>
+            </w:r>
+          </w:p>
+        </w:tc>
+        <w:tc>
+          <w:tcPr/>
+          <w:p>
+            <w:pPr>
+              <w:pStyle w:val="Compact"/>
+            </w:pPr>
+            <w:r>
+              <w:t>Cost</w:t>
+            </w:r>
+          </w:p>
+        </w:tc>
+        <w:tc>
+          <w:tcPr/>
+          <w:p>
+            <w:pPr>
+              <w:pStyle w:val="Compact"/>
+            </w:pPr>
+            <w:r>
+              <w:t>Net cash flow</w:t>
+            </w:r>
+          </w:p>
+        </w:tc>
+        <w:tc>
+          <w:tcPr/>
+          <w:p>
+            <w:pPr>
+              <w:pStyle w:val="Compact"/>
+            </w:pPr>
+            <w:r>
+              <w:t>Cumulative</w:t>
             </w:r>
           </w:p>
         </w:tc>
@@ -3243,62 +3089,62 @@
               <w:pStyle w:val="Compact"/>
             </w:pPr>
             <w:r>
-              <w:t xml:space="preserve">1</w:t>
-            </w:r>
-          </w:p>
-        </w:tc>
-        <w:tc>
-          <w:tcPr/>
-          <w:p>
-            <w:pPr>
-              <w:pStyle w:val="Compact"/>
-            </w:pPr>
-            <w:r>
-              <w:t xml:space="preserve">10%</w:t>
-            </w:r>
-          </w:p>
-        </w:tc>
-        <w:tc>
-          <w:tcPr/>
-          <w:p>
-            <w:pPr>
-              <w:pStyle w:val="Compact"/>
-            </w:pPr>
-            <w:r>
-              <w:t xml:space="preserve">$641K</w:t>
-            </w:r>
-          </w:p>
-        </w:tc>
-        <w:tc>
-          <w:tcPr/>
-          <w:p>
-            <w:pPr>
-              <w:pStyle w:val="Compact"/>
-            </w:pPr>
-            <w:r>
-              <w:t xml:space="preserve">$295K (build+run)</w:t>
-            </w:r>
-          </w:p>
-        </w:tc>
-        <w:tc>
-          <w:tcPr/>
-          <w:p>
-            <w:pPr>
-              <w:pStyle w:val="Compact"/>
-            </w:pPr>
-            <w:r>
-              <w:t xml:space="preserve">$346K</w:t>
-            </w:r>
-          </w:p>
-        </w:tc>
-        <w:tc>
-          <w:tcPr/>
-          <w:p>
-            <w:pPr>
-              <w:pStyle w:val="Compact"/>
-            </w:pPr>
-            <w:r>
-              <w:t xml:space="preserve">$346K</w:t>
+              <w:t>1</w:t>
+            </w:r>
+          </w:p>
+        </w:tc>
+        <w:tc>
+          <w:tcPr/>
+          <w:p>
+            <w:pPr>
+              <w:pStyle w:val="Compact"/>
+            </w:pPr>
+            <w:r>
+              <w:t>10%</w:t>
+            </w:r>
+          </w:p>
+        </w:tc>
+        <w:tc>
+          <w:tcPr/>
+          <w:p>
+            <w:pPr>
+              <w:pStyle w:val="Compact"/>
+            </w:pPr>
+            <w:r>
+              <w:t>$397K</w:t>
+            </w:r>
+          </w:p>
+        </w:tc>
+        <w:tc>
+          <w:tcPr/>
+          <w:p>
+            <w:pPr>
+              <w:pStyle w:val="Compact"/>
+            </w:pPr>
+            <w:r>
+              <w:t>$295K (build+run)</w:t>
+            </w:r>
+          </w:p>
+        </w:tc>
+        <w:tc>
+          <w:tcPr/>
+          <w:p>
+            <w:pPr>
+              <w:pStyle w:val="Compact"/>
+            </w:pPr>
+            <w:r>
+              <w:t>$102K</w:t>
+            </w:r>
+          </w:p>
+        </w:tc>
+        <w:tc>
+          <w:tcPr/>
+          <w:p>
+            <w:pPr>
+              <w:pStyle w:val="Compact"/>
+            </w:pPr>
+            <w:r>
+              <w:t>$0.10M</w:t>
             </w:r>
           </w:p>
         </w:tc>
@@ -3311,62 +3157,62 @@
               <w:pStyle w:val="Compact"/>
             </w:pPr>
             <w:r>
-              <w:t xml:space="preserve">2</w:t>
-            </w:r>
-          </w:p>
-        </w:tc>
-        <w:tc>
-          <w:tcPr/>
-          <w:p>
-            <w:pPr>
-              <w:pStyle w:val="Compact"/>
-            </w:pPr>
-            <w:r>
-              <w:t xml:space="preserve">24%</w:t>
-            </w:r>
-          </w:p>
-        </w:tc>
-        <w:tc>
-          <w:tcPr/>
-          <w:p>
-            <w:pPr>
-              <w:pStyle w:val="Compact"/>
-            </w:pPr>
-            <w:r>
-              <w:t xml:space="preserve">$1.54M</w:t>
-            </w:r>
-          </w:p>
-        </w:tc>
-        <w:tc>
-          <w:tcPr/>
-          <w:p>
-            <w:pPr>
-              <w:pStyle w:val="Compact"/>
-            </w:pPr>
-            <w:r>
-              <w:t xml:space="preserve">$105K</w:t>
-            </w:r>
-          </w:p>
-        </w:tc>
-        <w:tc>
-          <w:tcPr/>
-          <w:p>
-            <w:pPr>
-              <w:pStyle w:val="Compact"/>
-            </w:pPr>
-            <w:r>
-              <w:t xml:space="preserve">$1.43M</w:t>
-            </w:r>
-          </w:p>
-        </w:tc>
-        <w:tc>
-          <w:tcPr/>
-          <w:p>
-            <w:pPr>
-              <w:pStyle w:val="Compact"/>
-            </w:pPr>
-            <w:r>
-              <w:t xml:space="preserve">$1.78M</w:t>
+              <w:t>2</w:t>
+            </w:r>
+          </w:p>
+        </w:tc>
+        <w:tc>
+          <w:tcPr/>
+          <w:p>
+            <w:pPr>
+              <w:pStyle w:val="Compact"/>
+            </w:pPr>
+            <w:r>
+              <w:t>24%</w:t>
+            </w:r>
+          </w:p>
+        </w:tc>
+        <w:tc>
+          <w:tcPr/>
+          <w:p>
+            <w:pPr>
+              <w:pStyle w:val="Compact"/>
+            </w:pPr>
+            <w:r>
+              <w:t>$952K</w:t>
+            </w:r>
+          </w:p>
+        </w:tc>
+        <w:tc>
+          <w:tcPr/>
+          <w:p>
+            <w:pPr>
+              <w:pStyle w:val="Compact"/>
+            </w:pPr>
+            <w:r>
+              <w:t>$105K</w:t>
+            </w:r>
+          </w:p>
+        </w:tc>
+        <w:tc>
+          <w:tcPr/>
+          <w:p>
+            <w:pPr>
+              <w:pStyle w:val="Compact"/>
+            </w:pPr>
+            <w:r>
+              <w:t>$847K</w:t>
+            </w:r>
+          </w:p>
+        </w:tc>
+        <w:tc>
+          <w:tcPr/>
+          <w:p>
+            <w:pPr>
+              <w:pStyle w:val="Compact"/>
+            </w:pPr>
+            <w:r>
+              <w:t>$0.95M</w:t>
             </w:r>
           </w:p>
         </w:tc>
@@ -3379,62 +3225,62 @@
               <w:pStyle w:val="Compact"/>
             </w:pPr>
             <w:r>
-              <w:t xml:space="preserve">3</w:t>
-            </w:r>
-          </w:p>
-        </w:tc>
-        <w:tc>
-          <w:tcPr/>
-          <w:p>
-            <w:pPr>
-              <w:pStyle w:val="Compact"/>
-            </w:pPr>
-            <w:r>
-              <w:t xml:space="preserve">38%</w:t>
-            </w:r>
-          </w:p>
-        </w:tc>
-        <w:tc>
-          <w:tcPr/>
-          <w:p>
-            <w:pPr>
-              <w:pStyle w:val="Compact"/>
-            </w:pPr>
-            <w:r>
-              <w:t xml:space="preserve">$2.44M</w:t>
-            </w:r>
-          </w:p>
-        </w:tc>
-        <w:tc>
-          <w:tcPr/>
-          <w:p>
-            <w:pPr>
-              <w:pStyle w:val="Compact"/>
-            </w:pPr>
-            <w:r>
-              <w:t xml:space="preserve">$105K</w:t>
-            </w:r>
-          </w:p>
-        </w:tc>
-        <w:tc>
-          <w:tcPr/>
-          <w:p>
-            <w:pPr>
-              <w:pStyle w:val="Compact"/>
-            </w:pPr>
-            <w:r>
-              <w:t xml:space="preserve">$2.33M</w:t>
-            </w:r>
-          </w:p>
-        </w:tc>
-        <w:tc>
-          <w:tcPr/>
-          <w:p>
-            <w:pPr>
-              <w:pStyle w:val="Compact"/>
-            </w:pPr>
-            <w:r>
-              <w:t xml:space="preserve">$4.11M</w:t>
+              <w:t>3</w:t>
+            </w:r>
+          </w:p>
+        </w:tc>
+        <w:tc>
+          <w:tcPr/>
+          <w:p>
+            <w:pPr>
+              <w:pStyle w:val="Compact"/>
+            </w:pPr>
+            <w:r>
+              <w:t>38%</w:t>
+            </w:r>
+          </w:p>
+        </w:tc>
+        <w:tc>
+          <w:tcPr/>
+          <w:p>
+            <w:pPr>
+              <w:pStyle w:val="Compact"/>
+            </w:pPr>
+            <w:r>
+              <w:t>$1.51M</w:t>
+            </w:r>
+          </w:p>
+        </w:tc>
+        <w:tc>
+          <w:tcPr/>
+          <w:p>
+            <w:pPr>
+              <w:pStyle w:val="Compact"/>
+            </w:pPr>
+            <w:r>
+              <w:t>$105K</w:t>
+            </w:r>
+          </w:p>
+        </w:tc>
+        <w:tc>
+          <w:tcPr/>
+          <w:p>
+            <w:pPr>
+              <w:pStyle w:val="Compact"/>
+            </w:pPr>
+            <w:r>
+              <w:t>$1.40M</w:t>
+            </w:r>
+          </w:p>
+        </w:tc>
+        <w:tc>
+          <w:tcPr/>
+          <w:p>
+            <w:pPr>
+              <w:pStyle w:val="Compact"/>
+            </w:pPr>
+            <w:r>
+              <w:t>$2.35M</w:t>
             </w:r>
           </w:p>
         </w:tc>
@@ -3447,62 +3293,62 @@
               <w:pStyle w:val="Compact"/>
             </w:pPr>
             <w:r>
-              <w:t xml:space="preserve">4</w:t>
-            </w:r>
-          </w:p>
-        </w:tc>
-        <w:tc>
-          <w:tcPr/>
-          <w:p>
-            <w:pPr>
-              <w:pStyle w:val="Compact"/>
-            </w:pPr>
-            <w:r>
-              <w:t xml:space="preserve">42%</w:t>
-            </w:r>
-          </w:p>
-        </w:tc>
-        <w:tc>
-          <w:tcPr/>
-          <w:p>
-            <w:pPr>
-              <w:pStyle w:val="Compact"/>
-            </w:pPr>
-            <w:r>
-              <w:t xml:space="preserve">$2.69M</w:t>
-            </w:r>
-          </w:p>
-        </w:tc>
-        <w:tc>
-          <w:tcPr/>
-          <w:p>
-            <w:pPr>
-              <w:pStyle w:val="Compact"/>
-            </w:pPr>
-            <w:r>
-              <w:t xml:space="preserve">$105K</w:t>
-            </w:r>
-          </w:p>
-        </w:tc>
-        <w:tc>
-          <w:tcPr/>
-          <w:p>
-            <w:pPr>
-              <w:pStyle w:val="Compact"/>
-            </w:pPr>
-            <w:r>
-              <w:t xml:space="preserve">$2.59M</w:t>
-            </w:r>
-          </w:p>
-        </w:tc>
-        <w:tc>
-          <w:tcPr/>
-          <w:p>
-            <w:pPr>
-              <w:pStyle w:val="Compact"/>
-            </w:pPr>
-            <w:r>
-              <w:t xml:space="preserve">$6.70M</w:t>
+              <w:t>4</w:t>
+            </w:r>
+          </w:p>
+        </w:tc>
+        <w:tc>
+          <w:tcPr/>
+          <w:p>
+            <w:pPr>
+              <w:pStyle w:val="Compact"/>
+            </w:pPr>
+            <w:r>
+              <w:t>42%</w:t>
+            </w:r>
+          </w:p>
+        </w:tc>
+        <w:tc>
+          <w:tcPr/>
+          <w:p>
+            <w:pPr>
+              <w:pStyle w:val="Compact"/>
+            </w:pPr>
+            <w:r>
+              <w:t>$1.67M</w:t>
+            </w:r>
+          </w:p>
+        </w:tc>
+        <w:tc>
+          <w:tcPr/>
+          <w:p>
+            <w:pPr>
+              <w:pStyle w:val="Compact"/>
+            </w:pPr>
+            <w:r>
+              <w:t>$105K</w:t>
+            </w:r>
+          </w:p>
+        </w:tc>
+        <w:tc>
+          <w:tcPr/>
+          <w:p>
+            <w:pPr>
+              <w:pStyle w:val="Compact"/>
+            </w:pPr>
+            <w:r>
+              <w:t>$1.56M</w:t>
+            </w:r>
+          </w:p>
+        </w:tc>
+        <w:tc>
+          <w:tcPr/>
+          <w:p>
+            <w:pPr>
+              <w:pStyle w:val="Compact"/>
+            </w:pPr>
+            <w:r>
+              <w:t>$3.91M</w:t>
             </w:r>
           </w:p>
         </w:tc>
@@ -3515,62 +3361,62 @@
               <w:pStyle w:val="Compact"/>
             </w:pPr>
             <w:r>
-              <w:t xml:space="preserve">5</w:t>
-            </w:r>
-          </w:p>
-        </w:tc>
-        <w:tc>
-          <w:tcPr/>
-          <w:p>
-            <w:pPr>
-              <w:pStyle w:val="Compact"/>
-            </w:pPr>
-            <w:r>
-              <w:t xml:space="preserve">42%</w:t>
-            </w:r>
-          </w:p>
-        </w:tc>
-        <w:tc>
-          <w:tcPr/>
-          <w:p>
-            <w:pPr>
-              <w:pStyle w:val="Compact"/>
-            </w:pPr>
-            <w:r>
-              <w:t xml:space="preserve">$2.69M</w:t>
-            </w:r>
-          </w:p>
-        </w:tc>
-        <w:tc>
-          <w:tcPr/>
-          <w:p>
-            <w:pPr>
-              <w:pStyle w:val="Compact"/>
-            </w:pPr>
-            <w:r>
-              <w:t xml:space="preserve">$105K</w:t>
-            </w:r>
-          </w:p>
-        </w:tc>
-        <w:tc>
-          <w:tcPr/>
-          <w:p>
-            <w:pPr>
-              <w:pStyle w:val="Compact"/>
-            </w:pPr>
-            <w:r>
-              <w:t xml:space="preserve">$2.59M</w:t>
-            </w:r>
-          </w:p>
-        </w:tc>
-        <w:tc>
-          <w:tcPr/>
-          <w:p>
-            <w:pPr>
-              <w:pStyle w:val="Compact"/>
-            </w:pPr>
-            <w:r>
-              <w:t xml:space="preserve">$9.29M</w:t>
+              <w:t>5</w:t>
+            </w:r>
+          </w:p>
+        </w:tc>
+        <w:tc>
+          <w:tcPr/>
+          <w:p>
+            <w:pPr>
+              <w:pStyle w:val="Compact"/>
+            </w:pPr>
+            <w:r>
+              <w:t>42%</w:t>
+            </w:r>
+          </w:p>
+        </w:tc>
+        <w:tc>
+          <w:tcPr/>
+          <w:p>
+            <w:pPr>
+              <w:pStyle w:val="Compact"/>
+            </w:pPr>
+            <w:r>
+              <w:t>$1.67M</w:t>
+            </w:r>
+          </w:p>
+        </w:tc>
+        <w:tc>
+          <w:tcPr/>
+          <w:p>
+            <w:pPr>
+              <w:pStyle w:val="Compact"/>
+            </w:pPr>
+            <w:r>
+              <w:t>$105K</w:t>
+            </w:r>
+          </w:p>
+        </w:tc>
+        <w:tc>
+          <w:tcPr/>
+          <w:p>
+            <w:pPr>
+              <w:pStyle w:val="Compact"/>
+            </w:pPr>
+            <w:r>
+              <w:t>$1.56M</w:t>
+            </w:r>
+          </w:p>
+        </w:tc>
+        <w:tc>
+          <w:tcPr/>
+          <w:p>
+            <w:pPr>
+              <w:pStyle w:val="Compact"/>
+            </w:pPr>
+            <w:r>
+              <w:t>$5.47M</w:t>
             </w:r>
           </w:p>
         </w:tc>
@@ -3585,14 +3431,10 @@
           <w:b/>
           <w:bCs/>
         </w:rPr>
-        <w:t xml:space="preserve">Payback:</w:t>
-      </w:r>
-      <w:r>
-        <w:t xml:space="preserve"> </w:t>
-      </w:r>
-      <w:r>
-        <w:t xml:space="preserve">~5.5 months into Year 1 (assuming roughly linear revenue accrual through the year as adoption builds), not the sub-2-month figures the flat-adoption sensitivity table in Section 5 implied. This ramped version is the more defensible number to lead with, since it doesn’t assume instant adoption.</w:t>
-      </w:r>
+        <w:t>Payback: ~8.9 months into Year 1 (assuming roughly linear revenue accrual through the year as adoption builds; was ~5.5 months under the Ridge-based figures), not the sub-2-month figures the flat-adoption sensitivity table in Section 5 implied. This ramped version is the more defensible number to lead with, since it doesn’t assume instant adoption.</w:t>
+      </w:r>
+      <w:r/>
+      <w:r/>
     </w:p>
     <w:p>
       <w:pPr>
@@ -3840,7 +3682,7 @@
               <w:pStyle w:val="Compact"/>
             </w:pPr>
             <w:r>
-              <w:t xml:space="preserve">The stand-alone slide per Stan’s guidance: problem in one line, solution in one line, and the headline numbers — ~5.5 month payback, $9.29M cumulative net revenue by Year 5 (ramped case, Section 6), or the 25%/50% adoption rows from Section 5 if presenting the flat sensitivity view instead</w:t>
+              <w:t>The stand-alone slide per Stan’s guidance: problem in one line, solution in one line, and the headline numbers — ~8.9 month payback, $5.47M cumulative net revenue by Year 5 (ramped case, Section 6, updated for the GBM model), or the 25%/50% adoption rows from Section 5 if presenting the flat sensitivity view instead</w:t>
             </w:r>
           </w:p>
         </w:tc>
@@ -3957,7 +3799,7 @@
               <w:pStyle w:val="Compact"/>
             </w:pPr>
             <w:r>
-              <w:t xml:space="preserve">Ridge regression fair-value price + KNN peer-comparable layer, one slide only</w:t>
+              <w:t>GBM quantile-regression fair-value price (with a calibrated confidence interval) + KNN peer-comparable layer, one slide only</w:t>
             </w:r>
           </w:p>
         </w:tc>

--- a/Presentation Planning Notes.docx
+++ b/Presentation Planning Notes.docx
@@ -2,7 +2,7 @@
 <file path=word/document.xml><?xml version="1.0" encoding="utf-8"?>
 <w:document xmlns:w="http://schemas.openxmlformats.org/wordprocessingml/2006/main" xmlns:m="http://schemas.openxmlformats.org/officeDocument/2006/math" xmlns:r="http://schemas.openxmlformats.org/officeDocument/2006/relationships" xmlns:o="urn:schemas-microsoft-com:office:office" xmlns:v="urn:schemas-microsoft-com:vml" xmlns:w10="urn:schemas-microsoft-com:office:word" xmlns:a="http://schemas.openxmlformats.org/drawingml/2006/main" xmlns:pic="http://schemas.openxmlformats.org/drawingml/2006/picture" xmlns:wp="http://schemas.openxmlformats.org/drawingml/2006/wordprocessingDrawing">
   <w:body>
-    <w:bookmarkStart w:id="19" w:name="presentation-planning-notes"/>
+    <w:bookmarkStart w:id="23" w:name="presentation-planning-notes"/>
     <w:p>
       <w:pPr>
         <w:pStyle w:val="Heading1"/>
@@ -16,7 +16,7 @@
         <w:pStyle w:val="FirstParagraph"/>
       </w:pPr>
       <w:r>
-        <w:t xml:space="preserve">Working notes for the board-pitch presentation, capturing where things stand so anyone on the team can pick up a section. Source material: the 7/23 team call with Stan (transcript in</w:t>
+        <w:t xml:space="preserve">Working notes for the final presentation, capturing where things stand so anyone on the team can pick up a section. Source material: the 7/23 team call with Stan (transcript in</w:t>
       </w:r>
       <w:r>
         <w:t xml:space="preserve"> </w:t>
@@ -31,7 +31,23 @@
         <w:t xml:space="preserve"> </w:t>
       </w:r>
       <w:r>
-        <w:t xml:space="preserve">— external, not in this repo) and this planning thread. Nothing here is final; each section needs team sign-off before it’s locked.</w:t>
+        <w:t xml:space="preserve">— external, not in this repo), this planning thread, and the faculty guidance email received 7/26 (Jamie, Vidur, Rob). Nothing here is final; each section needs team sign-off before it’s locked.</w:t>
+      </w:r>
+      <w:r>
+        <w:t xml:space="preserve"> </w:t>
+      </w:r>
+      <w:r>
+        <w:rPr>
+          <w:b/>
+          <w:bCs/>
+        </w:rPr>
+        <w:t xml:space="preserve">This is a breadcrumb document, not a finished deck or script</w:t>
+      </w:r>
+      <w:r>
+        <w:t xml:space="preserve"> </w:t>
+      </w:r>
+      <w:r>
+        <w:t xml:space="preserve">— it exists to give whoever picks up a section enough context to finish it, not to hand over completed slides.</w:t>
       </w:r>
     </w:p>
     <w:p>
@@ -41,13 +57,13 @@
         </w:pict>
       </w:r>
     </w:p>
-    <w:bookmarkStart w:id="9" w:name="problem-statement"/>
+    <w:bookmarkStart w:id="12" w:name="X96bfb4d44fb042ad259c0636a04a25d43927b2d"/>
     <w:p>
       <w:pPr>
         <w:pStyle w:val="Heading2"/>
       </w:pPr>
       <w:r>
-        <w:t xml:space="preserve">1. Problem Statement</w:t>
+        <w:t xml:space="preserve">0. IMPORTANT — Read This First: Faculty Guidance Changes the Plan</w:t>
       </w:r>
     </w:p>
     <w:p>
@@ -55,624 +71,39 @@
         <w:pStyle w:val="FirstParagraph"/>
       </w:pPr>
       <w:r>
-        <w:rPr>
-          <w:b/>
-          <w:bCs/>
-        </w:rPr>
-        <w:t xml:space="preserve">Current draft:</w:t>
-      </w:r>
-      <w:r>
-        <w:t xml:space="preserve"> </w:t>
-      </w:r>
-      <w:r>
-        <w:t xml:space="preserve">&gt;</w:t>
-      </w:r>
-      <w:r>
-        <w:t xml:space="preserve"> </w:t>
-      </w:r>
-      <w:r>
-        <w:rPr>
-          <w:i/>
-          <w:iCs/>
-        </w:rPr>
-        <w:t xml:space="preserve">Hosts are leaving money on the table, and so is Airbnb.</w:t>
-      </w:r>
-      <w:r>
-        <w:t xml:space="preserve"> </w:t>
-      </w:r>
-      <w:r>
-        <w:t xml:space="preserve">&gt; Most hosts price on gut feel, or take Smart Pricing’s black-box number as-is, not on real data. Since Airbnb takes a cut of every booking, every underpriced night costs Airbnb revenue too.</w:t>
-      </w:r>
-    </w:p>
-    <w:p>
-      <w:pPr>
-        <w:pStyle w:val="BodyText"/>
-      </w:pPr>
-      <w:r>
-        <w:rPr>
-          <w:b/>
-          <w:bCs/>
-        </w:rPr>
-        <w:t xml:space="preserve">Notes:</w:t>
-      </w:r>
-      <w:r>
-        <w:t xml:space="preserve"> </w:t>
-      </w:r>
-      <w:r>
-        <w:t xml:space="preserve">- Format is headline + one supporting sentence, matching Stan’s board-pitch guidance (short, numbers-first, not a paragraph).</w:t>
-      </w:r>
-      <w:r>
-        <w:t xml:space="preserve"> </w:t>
-      </w:r>
-      <w:r>
-        <w:t xml:space="preserve">- Airbnb’s take rate is a real, sourced figure: 15.5% host-only fee (transitioning from the old 3%/14% split model), effective Sept 15 2026 (non-EU) / Oct 13 2026 (EU). Cite this directly rather than the vague</w:t>
-      </w:r>
-      <w:r>
-        <w:t xml:space="preserve"> </w:t>
-      </w:r>
-      <w:r>
-        <w:t xml:space="preserve">“a cut”</w:t>
-      </w:r>
-      <w:r>
-        <w:t xml:space="preserve"> </w:t>
-      </w:r>
-      <w:r>
-        <w:t xml:space="preserve">if we want a harder number on the slide.</w:t>
-      </w:r>
-      <w:r>
-        <w:t xml:space="preserve"> </w:t>
-      </w:r>
-      <w:r>
-        <w:t xml:space="preserve">- Explicitly positions against Airbnb’s existing</w:t>
-      </w:r>
-      <w:r>
-        <w:t xml:space="preserve"> </w:t>
-      </w:r>
-      <w:r>
-        <w:rPr>
-          <w:b/>
-          <w:bCs/>
-        </w:rPr>
-        <w:t xml:space="preserve">Smart Pricing</w:t>
-      </w:r>
-      <w:r>
-        <w:t xml:space="preserve"> </w:t>
-      </w:r>
-      <w:r>
-        <w:t xml:space="preserve">feature (already built into the host interface), not framed as if no pricing tool exists. Smart Pricing auto-sets one nightly rate in a host-defined min/max band, gives no explanation, and is widely reported (host-side sources, not an Airbnb statement) to lean toward optimizing occupancy over host revenue.</w:t>
-      </w:r>
-    </w:p>
-    <w:p>
-      <w:pPr>
-        <w:pStyle w:val="BodyText"/>
-      </w:pPr>
-      <w:r>
-        <w:rPr>
-          <w:b/>
-          <w:bCs/>
-        </w:rPr>
-        <w:t xml:space="preserve">Open items:</w:t>
-      </w:r>
-      <w:r>
-        <w:t xml:space="preserve"> </w:t>
-      </w:r>
-      <w:r>
-        <w:t xml:space="preserve">none blocking — ready for team review.</w:t>
-      </w:r>
-    </w:p>
-    <w:p>
-      <w:r>
-        <w:pict>
-          <v:rect style="width:0;height:1.5pt" o:hralign="center" o:hrstd="t" o:hr="t"/>
-        </w:pict>
-      </w:r>
-    </w:p>
-    <w:bookmarkEnd w:id="9"/>
-    <w:bookmarkStart w:id="10" w:name="solution-statement"/>
-    <w:p>
-      <w:pPr>
-        <w:pStyle w:val="Heading2"/>
-      </w:pPr>
-      <w:r>
-        <w:t xml:space="preserve">2. Solution Statement</w:t>
-      </w:r>
-    </w:p>
-    <w:p>
-      <w:pPr>
-        <w:pStyle w:val="FirstParagraph"/>
-      </w:pPr>
-      <w:r>
-        <w:rPr>
-          <w:b/>
-          <w:bCs/>
-        </w:rPr>
-        <w:t xml:space="preserve">Current draft:</w:t>
-      </w:r>
-      <w:r>
-        <w:t xml:space="preserve"> </w:t>
-      </w:r>
-      <w:r>
-        <w:t xml:space="preserve">&gt;</w:t>
-      </w:r>
-      <w:r>
-        <w:t xml:space="preserve"> </w:t>
-      </w:r>
-      <w:r>
-        <w:rPr>
-          <w:i/>
-          <w:iCs/>
-        </w:rPr>
-        <w:t xml:space="preserve">We turn Airbnb’s own data into a pricing engine for hosts.</w:t>
-      </w:r>
-      <w:r>
-        <w:t xml:space="preserve"> </w:t>
-      </w:r>
-      <w:r>
-        <w:t xml:space="preserve">&gt; The product still gives hosts a recommended optimal price, same as Smart Pricing, but goes further: it shows the host where that price sits relative to real comps, explains why, and lets them test different price points themselves.</w:t>
-      </w:r>
-    </w:p>
-    <w:p>
-      <w:pPr>
-        <w:pStyle w:val="BodyText"/>
-      </w:pPr>
-      <w:r>
-        <w:rPr>
-          <w:b/>
-          <w:bCs/>
-        </w:rPr>
-        <w:t>Notes: - Key differentiator is agency + explainability, not a different price output. Smart Pricing gives a number; this gives the number plus the comps, the reasoning, and the ability to explore. - The repo’s own README frames this slightly more specifically than the call did: a GBM quantile-regression “fair value” price (with a calibrated confidence interval) plus a KNN peer-comparable layer that also surfaces concrete amenity/operational gaps (not just a price-point simulator). Worth reconciling the pitch language with what the model actually outputs before finalizing. - Script-only line (not on the slide): Brendan’s Commander’s Intent / Mission Command framing — soldiers perform better with the why behind an order, not just the order, because it builds buy-in. Same logic here: a host who understands why a price is optimal is more likely to act on it than one handed a bare number. This is also the mechanism that makes the revenue-lift number realizable (see adoption rate, below), so it’s worth landing this point right before or during the financials section, not just as a soft aside.</w:t>
-      </w:r>
-      <w:r/>
-      <w:r/>
-      <w:r/>
-      <w:r>
-        <w:rPr>
-          <w:b/>
-          <w:bCs/>
-        </w:rPr>
-      </w:r>
-      <w:r/>
-      <w:r/>
-      <w:r/>
-      <w:r/>
-      <w:r/>
-      <w:r/>
-      <w:r/>
-      <w:r/>
-      <w:r/>
-      <w:r/>
-      <w:r>
-        <w:rPr>
-          <w:b/>
-          <w:bCs/>
-        </w:rPr>
-      </w:r>
-      <w:r/>
-      <w:r/>
-      <w:r/>
-      <w:r>
-        <w:rPr>
-          <w:i/>
-          <w:iCs/>
-        </w:rPr>
-      </w:r>
-      <w:r/>
-      <w:r/>
-    </w:p>
-    <w:p>
-      <w:pPr>
-        <w:pStyle w:val="BodyText"/>
-      </w:pPr>
-      <w:r>
-        <w:rPr>
-          <w:b/>
-          <w:bCs/>
-        </w:rPr>
-        <w:t xml:space="preserve">Open items:</w:t>
-      </w:r>
-      <w:r>
-        <w:t xml:space="preserve"> </w:t>
-      </w:r>
-      <w:r>
-        <w:t xml:space="preserve">reconcile solution language with the actual KNN/amenity-gap output; team sign-off.</w:t>
-      </w:r>
-    </w:p>
-    <w:p>
-      <w:r>
-        <w:pict>
-          <v:rect style="width:0;height:1.5pt" o:hralign="center" o:hrstd="t" o:hr="t"/>
-        </w:pict>
-      </w:r>
-    </w:p>
-    <w:bookmarkEnd w:id="10"/>
-    <w:bookmarkStart w:id="11" w:name="revenue-lift"/>
-    <w:p>
-      <w:pPr>
-        <w:pStyle w:val="Heading2"/>
-      </w:pPr>
-      <w:r>
-        <w:t xml:space="preserve">3. Revenue Lift</w:t>
-      </w:r>
-    </w:p>
-    <w:p>
-      <w:pPr>
-        <w:pStyle w:val="FirstParagraph"/>
-      </w:pPr>
-      <w:r>
-        <w:rPr>
-          <w:b/>
-          <w:bCs/>
-        </w:rPr>
-        <w:t>Data source (real, from this repo): - outputs_gbm/v3_gbm_listing_pricing_signals.csv (GBM quantile regression, supersedes the earlier Ridge output) (9,752 listings, actual price vs. model’s fair-value price) joined to active_listings_clean_v6.csv (for nightly_price, estimated_annual_revenue, occupancy_rate). - 4,931 listings (50.6%) are underpriced vs. fair value; 4,821 (49.4%) overpriced. [Updated for the GBM model: nearly even, versus 60.6%/39.4% under Ridge, since the GBM model is materially better calibrated, so less of the old gap survives as genuine mispricing rather than model noise.] - Occupied nights/year backed out from Inside Airbnb’s own formula: estimated_annual_revenue / nightly_price.</w:t>
-      </w:r>
-      <w:r/>
-      <w:r/>
-      <w:r/>
-      <w:r>
-        <w:rPr>
-          <w:rStyle w:val="VerbatimChar"/>
-        </w:rPr>
-      </w:r>
-      <w:r/>
-      <w:r/>
-      <w:r/>
-      <w:r>
-        <w:rPr>
-          <w:rStyle w:val="VerbatimChar"/>
-        </w:rPr>
-      </w:r>
-      <w:r/>
-      <w:r/>
-      <w:r/>
-      <w:r>
-        <w:rPr>
-          <w:rStyle w:val="VerbatimChar"/>
-        </w:rPr>
-      </w:r>
-      <w:r/>
-      <w:r/>
-      <w:r>
-        <w:rPr>
-          <w:rStyle w:val="VerbatimChar"/>
-        </w:rPr>
-      </w:r>
-      <w:r/>
-      <w:r/>
-      <w:r>
-        <w:rPr>
-          <w:rStyle w:val="VerbatimChar"/>
-        </w:rPr>
-      </w:r>
-      <w:r/>
-      <w:r/>
-      <w:r/>
-      <w:r/>
-      <w:r/>
-      <w:r/>
-      <w:r>
-        <w:rPr>
-          <w:rStyle w:val="VerbatimChar"/>
-        </w:rPr>
-      </w:r>
-      <w:r/>
-    </w:p>
-    <w:p>
-      <w:pPr>
-        <w:pStyle w:val="BodyText"/>
-      </w:pPr>
-      <w:r>
-        <w:rPr>
-          <w:b/>
-          <w:bCs/>
-        </w:rPr>
-        <w:t xml:space="preserve">Working assumption (explicit, presentation-only — flag this on the slide):</w:t>
-      </w:r>
-      <w:r>
-        <w:t xml:space="preserve"> </w:t>
-      </w:r>
-      <w:r>
-        <w:t xml:space="preserve">since we’re pitching from inside Airbnb, we assume access to real occupancy-response data Airbnb would have but this team doesn’t. Simplifying stand-in: moving an underpriced listing up to fair value is treated as roughly occupancy-neutral, since</w:t>
-      </w:r>
-      <w:r>
-        <w:t xml:space="preserve"> </w:t>
-      </w:r>
-      <w:r>
-        <w:t xml:space="preserve">“fair value”</w:t>
-      </w:r>
-      <w:r>
-        <w:t xml:space="preserve"> </w:t>
-      </w:r>
-      <w:r>
-        <w:t xml:space="preserve">is itself calibrated to what comparable listings already charge and get booked at.</w:t>
-      </w:r>
-    </w:p>
-    <w:p>
-      <w:pPr>
-        <w:pStyle w:val="BodyText"/>
-      </w:pPr>
-      <w:r>
-        <w:rPr>
-          <w:b/>
-          <w:bCs/>
-        </w:rPr>
-        <w:t xml:space="preserve">The numbers so far:</w:t>
-      </w:r>
-    </w:p>
-    <w:tbl>
-      <w:tblPr>
-        <w:tblStyle w:val="Table"/>
-        <w:tblW w:type="pct" w:w="5000"/>
-        <w:tblLayout w:type="fixed"/>
-        <w:tblLook w:firstRow="1" w:lastRow="0" w:firstColumn="0" w:lastColumn="0" w:noHBand="0" w:noVBand="0" w:val="0020"/>
-      </w:tblPr>
-      <w:tblGrid>
-        <w:gridCol w:w="1980"/>
-        <w:gridCol w:w="1980"/>
-        <w:gridCol w:w="1980"/>
-        <w:gridCol w:w="1980"/>
-      </w:tblGrid>
-      <w:tr>
-        <w:trPr>
-          <w:tblHeader w:val="on"/>
-        </w:trPr>
-        <w:tc>
-          <w:tcPr/>
-          <w:p>
-            <w:pPr>
-              <w:pStyle w:val="Compact"/>
-            </w:pPr>
-            <w:r>
-              <w:t>Version</w:t>
-            </w:r>
-          </w:p>
-        </w:tc>
-        <w:tc>
-          <w:tcPr/>
-          <w:p>
-            <w:pPr>
-              <w:pStyle w:val="Compact"/>
-            </w:pPr>
-            <w:r>
-              <w:t>Total annual host lift</w:t>
-            </w:r>
-          </w:p>
-        </w:tc>
-        <w:tc>
-          <w:tcPr/>
-          <w:p>
-            <w:pPr>
-              <w:pStyle w:val="Compact"/>
-            </w:pPr>
-            <w:r>
-              <w:t>% of underpriced-subset revenue</w:t>
-            </w:r>
-          </w:p>
-        </w:tc>
-        <w:tc>
-          <w:tcPr/>
-          <w:p>
-            <w:pPr>
-              <w:pStyle w:val="Compact"/>
-            </w:pPr>
-            <w:r>
-              <w:t>Airbnb’s cut (15.5%)</w:t>
-            </w:r>
-          </w:p>
-        </w:tc>
-      </w:tr>
-      <w:tr>
-        <w:tc>
-          <w:tcPr/>
-          <w:p>
-            <w:pPr>
-              <w:pStyle w:val="Compact"/>
-            </w:pPr>
-            <w:r>
-              <w:t>Raw, no outlier control</w:t>
-            </w:r>
-          </w:p>
-        </w:tc>
-        <w:tc>
-          <w:tcPr/>
-          <w:p>
-            <w:pPr>
-              <w:pStyle w:val="Compact"/>
-            </w:pPr>
-            <w:r>
-              <w:t>$33.2M</w:t>
-            </w:r>
-          </w:p>
-        </w:tc>
-        <w:tc>
-          <w:tcPr/>
-          <w:p>
-            <w:pPr>
-              <w:pStyle w:val="Compact"/>
-            </w:pPr>
-            <w:r>
-              <w:t>23.3%</w:t>
-            </w:r>
-          </w:p>
-        </w:tc>
-        <w:tc>
-          <w:tcPr/>
-          <w:p>
-            <w:pPr>
-              <w:pStyle w:val="Compact"/>
-            </w:pPr>
-            <w:r>
-              <w:t>$5.2M</w:t>
-            </w:r>
-          </w:p>
-        </w:tc>
-      </w:tr>
-      <w:tr>
-        <w:tc>
-          <w:tcPr/>
-          <w:p>
-            <w:pPr>
-              <w:pStyle w:val="Compact"/>
-            </w:pPr>
-            <w:r>
-              <w:t>1-99 percentile trim (recommended)</w:t>
-            </w:r>
-          </w:p>
-        </w:tc>
-        <w:tc>
-          <w:tcPr/>
-          <w:p>
-            <w:pPr>
-              <w:pStyle w:val="Compact"/>
-            </w:pPr>
-            <w:r>
-              <w:t>$31.2M</w:t>
-            </w:r>
-          </w:p>
-        </w:tc>
-        <w:tc>
-          <w:tcPr/>
-          <w:p>
-            <w:pPr>
-              <w:pStyle w:val="Compact"/>
-            </w:pPr>
-            <w:r>
-              <w:t>21.8%</w:t>
-            </w:r>
-          </w:p>
-        </w:tc>
-        <w:tc>
-          <w:tcPr/>
-          <w:p>
-            <w:pPr>
-              <w:pStyle w:val="Compact"/>
-            </w:pPr>
-            <w:r>
-              <w:t>$4.8M</w:t>
-            </w:r>
-          </w:p>
-        </w:tc>
-      </w:tr>
-      <w:tr>
-        <w:tc>
-          <w:tcPr/>
-          <w:p>
-            <w:pPr>
-              <w:pStyle w:val="Compact"/>
-            </w:pPr>
-            <w:r>
-              <w:t>2-98 trim</w:t>
-            </w:r>
-          </w:p>
-        </w:tc>
-        <w:tc>
-          <w:tcPr/>
-          <w:p>
-            <w:pPr>
-              <w:pStyle w:val="Compact"/>
-            </w:pPr>
-            <w:r>
-              <w:t>$29.5M</w:t>
-            </w:r>
-          </w:p>
-        </w:tc>
-        <w:tc>
-          <w:tcPr/>
-          <w:p>
-            <w:pPr>
-              <w:pStyle w:val="Compact"/>
-            </w:pPr>
-            <w:r>
-              <w:t>20.7%</w:t>
-            </w:r>
-          </w:p>
-        </w:tc>
-        <w:tc>
-          <w:tcPr/>
-          <w:p>
-            <w:pPr>
-              <w:pStyle w:val="Compact"/>
-            </w:pPr>
-            <w:r>
-              <w:t>$4.6M</w:t>
-            </w:r>
-          </w:p>
-        </w:tc>
-      </w:tr>
-      <w:tr>
-        <w:tc>
-          <w:tcPr/>
-          <w:p>
-            <w:pPr>
-              <w:pStyle w:val="Compact"/>
-            </w:pPr>
-            <w:r>
-              <w:t>5-95 trim</w:t>
-            </w:r>
-          </w:p>
-        </w:tc>
-        <w:tc>
-          <w:tcPr/>
-          <w:p>
-            <w:pPr>
-              <w:pStyle w:val="Compact"/>
-            </w:pPr>
-            <w:r>
-              <w:t>$26.6M</w:t>
-            </w:r>
-          </w:p>
-        </w:tc>
-        <w:tc>
-          <w:tcPr/>
-          <w:p>
-            <w:pPr>
-              <w:pStyle w:val="Compact"/>
-            </w:pPr>
-            <w:r>
-              <w:t>18.6%</w:t>
-            </w:r>
-          </w:p>
-        </w:tc>
-        <w:tc>
-          <w:tcPr/>
-          <w:p>
-            <w:pPr>
-              <w:pStyle w:val="Compact"/>
-            </w:pPr>
-            <w:r>
-              <w:t>$4.1M</w:t>
-            </w:r>
-          </w:p>
-        </w:tc>
-      </w:tr>
-    </w:tbl>
-    <w:p>
-      <w:pPr>
-        <w:pStyle w:val="BodyText"/>
-      </w:pPr>
-      <w:r>
-        <w:rPr>
-          <w:b/>
-          <w:bCs/>
-        </w:rPr>
-        <w:t>Why 1-99 over the wider trims: only 50 listings sit above the 99th percentile, and that group is exactly where the distortion lives (mean actual price $927/night, but the model’s “fair” price for them averages $1,153/night — a handful of luxury listings with unreliable predictions at the top of the price distribution, less extreme than under the old Ridge model but the same failure mode). 5-95 cuts nearly 500 listings to get a similar cleanup, which risks discarding real signal along with genuine outliers.</w:t>
-      </w:r>
-      <w:r/>
-      <w:r/>
-      <w:r/>
-      <w:r/>
-      <w:r/>
-      <w:r/>
-    </w:p>
-    <w:p>
-      <w:pPr>
-        <w:pStyle w:val="BodyText"/>
-      </w:pPr>
-      <w:r>
-        <w:rPr>
-          <w:b/>
-          <w:bCs/>
-        </w:rPr>
-        <w:t xml:space="preserve">FINALIZED — both layers applied (2026-07-25):</w:t>
+        <w:t xml:space="preserve">An email from the faculty (7/26) makes clear the actual presentation context is different from what Sections 1-7 below were originally built for.</w:t>
+      </w:r>
+      <w:r>
+        <w:t xml:space="preserve"> </w:t>
+      </w:r>
+      <w:r>
+        <w:rPr>
+          <w:b/>
+          <w:bCs/>
+        </w:rPr>
+        <w:t xml:space="preserve">Sections 1-6 (problem/solution statements, revenue lift, cost, ROI, financial timeline) are still valid</w:t>
+      </w:r>
+      <w:r>
+        <w:t xml:space="preserve"> </w:t>
+      </w:r>
+      <w:r>
+        <w:t xml:space="preserve">— that’s real analysis and doesn’t change.</w:t>
+      </w:r>
+      <w:r>
+        <w:t xml:space="preserve"> </w:t>
+      </w:r>
+      <w:r>
+        <w:rPr>
+          <w:b/>
+          <w:bCs/>
+        </w:rPr>
+        <w:t xml:space="preserve">Section 7 (slide sequence) needed a rebuild</w:t>
+      </w:r>
+      <w:r>
+        <w:t xml:space="preserve"> </w:t>
+      </w:r>
+      <w:r>
+        <w:t xml:space="preserve">and has been redone below to reflect the real requirements. Key differences from the original plan:</w:t>
       </w:r>
     </w:p>
     <w:p>
@@ -688,10 +119,30 @@
           <w:b/>
           <w:bCs/>
         </w:rPr>
-        <w:t>Model-noise discount — applied per segment using the model’s own documented median error: short-stay listings discounted by 19.2%, monthly listings by 15.2% (i.e., 80.8%/84.8% of each segment’s measured gap is treated as real, actionable mispricing rather than omitted-variable noise). Sourced from the model’s own accuracy metrics, not invented. [Updated for GBM: both segments’ median error improved materially versus the old Ridge figures (25.1%/20.9%), so a larger share of each segment’s gap now survives the discount, partially offsetting the smaller underpriced pool above.]</w:t>
-      </w:r>
-      <w:r/>
-      <w:r/>
+        <w:t xml:space="preserve">Time is ~25 minutes, not 10.</w:t>
+      </w:r>
+      <w:r>
+        <w:t xml:space="preserve"> </w:t>
+      </w:r>
+      <w:r>
+        <w:t xml:space="preserve">The original 9-slide sequence was built for a 10-minute board-style pitch per Stan’s coaching. Stan’s advice is still good</w:t>
+      </w:r>
+      <w:r>
+        <w:t xml:space="preserve"> </w:t>
+      </w:r>
+      <w:r>
+        <w:rPr>
+          <w:i/>
+          <w:iCs/>
+        </w:rPr>
+        <w:t xml:space="preserve">advice</w:t>
+      </w:r>
+      <w:r>
+        <w:t xml:space="preserve"> </w:t>
+      </w:r>
+      <w:r>
+        <w:t xml:space="preserve">(business-first framing, one message per slide, don’t over-index on technical depth), but the actual grading rubric requires more content than a 10-minute pitch allows.</w:t>
+      </w:r>
     </w:p>
     <w:p>
       <w:pPr>
@@ -706,29 +157,578 @@
           <w:b/>
           <w:bCs/>
         </w:rPr>
-        <w:t xml:space="preserve">Adoption rate</w:t>
-      </w:r>
-      <w:r>
-        <w:t xml:space="preserve"> </w:t>
-      </w:r>
-      <w:r>
-        <w:t xml:space="preserve">— still no external benchmark exists for this (searched revenue-management/dynamic-pricing literature, found nothing that maps: airline dynamic-pricing adoption of 89% measures a different thing).</w:t>
-      </w:r>
-      <w:r>
-        <w:t xml:space="preserve"> </w:t>
-      </w:r>
-      <w:r>
-        <w:rPr>
-          <w:b/>
-          <w:bCs/>
-        </w:rPr>
-        <w:t xml:space="preserve">Presented as a sensitivity table below rather than one invented number</w:t>
-      </w:r>
-      <w:r>
-        <w:t xml:space="preserve"> </w:t>
-      </w:r>
-      <w:r>
-        <w:t xml:space="preserve">— this is a stronger board-pitch move than picking a single figure, since it shows the reasoning and lets the audience anchor on their own comfort level. This is also the number the Commander’s Intent narrative argues the team can move.</w:t>
+        <w:t xml:space="preserve">The demo should be pre-recorded and narrated, not live.</w:t>
+      </w:r>
+      <w:r>
+        <w:t xml:space="preserve"> </w:t>
+      </w:r>
+      <w:r>
+        <w:t xml:space="preserve">Faculty explicitly warn:</w:t>
+      </w:r>
+      <w:r>
+        <w:t xml:space="preserve"> </w:t>
+      </w:r>
+      <w:r>
+        <w:t xml:space="preserve">“Murphy’s law prevails… if something will go wrong it will.”</w:t>
+      </w:r>
+    </w:p>
+    <w:p>
+      <w:pPr>
+        <w:pStyle w:val="Compact"/>
+        <w:numPr>
+          <w:ilvl w:val="0"/>
+          <w:numId w:val="1001"/>
+        </w:numPr>
+      </w:pPr>
+      <w:r>
+        <w:rPr>
+          <w:b/>
+          <w:bCs/>
+        </w:rPr>
+        <w:t xml:space="preserve">There’s a formal grading rubric</w:t>
+      </w:r>
+      <w:r>
+        <w:t xml:space="preserve"> </w:t>
+      </w:r>
+      <w:r>
+        <w:t xml:space="preserve">(below) with required content items that weren’t all in the original plan — most notably 2-4 slides on key variables/relationships (EDA), which didn’t exist before at all.</w:t>
+      </w:r>
+    </w:p>
+    <w:p>
+      <w:pPr>
+        <w:pStyle w:val="Compact"/>
+        <w:numPr>
+          <w:ilvl w:val="0"/>
+          <w:numId w:val="1001"/>
+        </w:numPr>
+      </w:pPr>
+      <w:r>
+        <w:rPr>
+          <w:b/>
+          <w:bCs/>
+        </w:rPr>
+        <w:t xml:space="preserve">Submission has two parts:</w:t>
+      </w:r>
+      <w:r>
+        <w:t xml:space="preserve"> </w:t>
+      </w:r>
+      <w:r>
+        <w:t xml:space="preserve">the slide deck (PPT or PDF) goes to Canvas; a link to this GitHub repo (with model outputs/interim work) needs to go to the faculty member and CA separately, by email or Canvas comment.</w:t>
+      </w:r>
+      <w:r>
+        <w:t xml:space="preserve"> </w:t>
+      </w:r>
+      <w:r>
+        <w:rPr>
+          <w:b/>
+          <w:bCs/>
+        </w:rPr>
+        <w:t xml:space="preserve">This hasn’t been done yet — someone needs to send that email.</w:t>
+      </w:r>
+    </w:p>
+    <w:bookmarkStart w:id="9" w:name="Xe17144e15cb8d1305b87ebea97fb76157ea8c5b"/>
+    <w:p>
+      <w:pPr>
+        <w:pStyle w:val="Heading3"/>
+      </w:pPr>
+      <w:r>
+        <w:t xml:space="preserve">The grading rubric (50 points total = 25% of overall grade)</w:t>
+      </w:r>
+    </w:p>
+    <w:p>
+      <w:pPr>
+        <w:pStyle w:val="Compact"/>
+        <w:numPr>
+          <w:ilvl w:val="0"/>
+          <w:numId w:val="1002"/>
+        </w:numPr>
+      </w:pPr>
+      <w:r>
+        <w:rPr>
+          <w:b/>
+          <w:bCs/>
+        </w:rPr>
+        <w:t xml:space="preserve">Coverage (10 pts):</w:t>
+      </w:r>
+      <w:r>
+        <w:t xml:space="preserve"> </w:t>
+      </w:r>
+      <w:r>
+        <w:t xml:space="preserve">all required components below are covered; -1 per missing item</w:t>
+      </w:r>
+    </w:p>
+    <w:p>
+      <w:pPr>
+        <w:pStyle w:val="Compact"/>
+        <w:numPr>
+          <w:ilvl w:val="0"/>
+          <w:numId w:val="1002"/>
+        </w:numPr>
+      </w:pPr>
+      <w:r>
+        <w:rPr>
+          <w:b/>
+          <w:bCs/>
+        </w:rPr>
+        <w:t xml:space="preserve">Communication (25 pts):</w:t>
+      </w:r>
+      <w:r>
+        <w:t xml:space="preserve"> </w:t>
+      </w:r>
+      <w:r>
+        <w:t xml:space="preserve">clear</w:t>
+      </w:r>
+      <w:r>
+        <w:t xml:space="preserve"> </w:t>
+      </w:r>
+      <w:r>
+        <w:t xml:space="preserve">“what/how/so what”</w:t>
+      </w:r>
+      <w:r>
+        <w:t xml:space="preserve"> </w:t>
+      </w:r>
+      <w:r>
+        <w:t xml:space="preserve">narrative, persuasive with evidence, professional Q&amp;A — this is half the grade, weight the prep time accordingly</w:t>
+      </w:r>
+    </w:p>
+    <w:p>
+      <w:pPr>
+        <w:pStyle w:val="Compact"/>
+        <w:numPr>
+          <w:ilvl w:val="0"/>
+          <w:numId w:val="1002"/>
+        </w:numPr>
+      </w:pPr>
+      <w:r>
+        <w:rPr>
+          <w:b/>
+          <w:bCs/>
+        </w:rPr>
+        <w:t xml:space="preserve">Quality (10 pts):</w:t>
+      </w:r>
+      <w:r>
+        <w:t xml:space="preserve"> </w:t>
+      </w:r>
+      <w:r>
+        <w:t xml:space="preserve">clean, captioned, easy-to-read slides; straightforward text</w:t>
+      </w:r>
+    </w:p>
+    <w:p>
+      <w:pPr>
+        <w:pStyle w:val="Compact"/>
+        <w:numPr>
+          <w:ilvl w:val="0"/>
+          <w:numId w:val="1002"/>
+        </w:numPr>
+      </w:pPr>
+      <w:r>
+        <w:rPr>
+          <w:b/>
+          <w:bCs/>
+        </w:rPr>
+        <w:t xml:space="preserve">Time (5 pts):</w:t>
+      </w:r>
+      <w:r>
+        <w:t xml:space="preserve"> </w:t>
+      </w:r>
+      <w:r>
+        <w:t xml:space="preserve">staying within the limit</w:t>
+      </w:r>
+    </w:p>
+    <w:bookmarkEnd w:id="9"/>
+    <w:bookmarkStart w:id="10" w:name="Xe4062848900d2cb3351302d3fd3c02543c68810"/>
+    <w:p>
+      <w:pPr>
+        <w:pStyle w:val="Heading3"/>
+      </w:pPr>
+      <w:r>
+        <w:t xml:space="preserve">Required content checklist (from the grading criteria — cross-reference against Section 7’s slide list)</w:t>
+      </w:r>
+    </w:p>
+    <w:p>
+      <w:pPr>
+        <w:pStyle w:val="Compact"/>
+        <w:numPr>
+          <w:ilvl w:val="0"/>
+          <w:numId w:val="1003"/>
+        </w:numPr>
+      </w:pPr>
+      <w:r>
+        <w:t xml:space="preserve">Introduction: team members + industry coach (Stan)</w:t>
+      </w:r>
+    </w:p>
+    <w:p>
+      <w:pPr>
+        <w:pStyle w:val="Compact"/>
+        <w:numPr>
+          <w:ilvl w:val="0"/>
+          <w:numId w:val="1004"/>
+        </w:numPr>
+      </w:pPr>
+      <w:r>
+        <w:t xml:space="preserve">Company/industry background</w:t>
+      </w:r>
+    </w:p>
+    <w:p>
+      <w:pPr>
+        <w:pStyle w:val="Compact"/>
+        <w:numPr>
+          <w:ilvl w:val="0"/>
+          <w:numId w:val="1005"/>
+        </w:numPr>
+      </w:pPr>
+      <w:r>
+        <w:t xml:space="preserve">Business situation and context (</w:t>
+      </w:r>
+      <w:r>
+        <w:t xml:space="preserve">“why”</w:t>
+      </w:r>
+      <w:r>
+        <w:t xml:space="preserve"> </w:t>
+      </w:r>
+      <w:r>
+        <w:t xml:space="preserve">this question)</w:t>
+      </w:r>
+    </w:p>
+    <w:p>
+      <w:pPr>
+        <w:pStyle w:val="Compact"/>
+        <w:numPr>
+          <w:ilvl w:val="0"/>
+          <w:numId w:val="1006"/>
+        </w:numPr>
+      </w:pPr>
+      <w:r>
+        <w:t xml:space="preserve">Key question + sub-questions + potential business benefit</w:t>
+      </w:r>
+    </w:p>
+    <w:p>
+      <w:pPr>
+        <w:pStyle w:val="Compact"/>
+        <w:numPr>
+          <w:ilvl w:val="0"/>
+          <w:numId w:val="1007"/>
+        </w:numPr>
+      </w:pPr>
+      <w:r>
+        <w:t xml:space="preserve">Dataset(s) used</w:t>
+      </w:r>
+    </w:p>
+    <w:p>
+      <w:pPr>
+        <w:pStyle w:val="Compact"/>
+        <w:numPr>
+          <w:ilvl w:val="0"/>
+          <w:numId w:val="1008"/>
+        </w:numPr>
+      </w:pPr>
+      <w:r>
+        <w:t xml:space="preserve">Key variables + key relationships (</w:t>
+      </w:r>
+      <w:r>
+        <w:rPr>
+          <w:b/>
+          <w:bCs/>
+        </w:rPr>
+        <w:t xml:space="preserve">2-4 slides</w:t>
+      </w:r>
+      <w:r>
+        <w:t xml:space="preserve">, faculty-specified — this is new, wasn’t in the original plan)</w:t>
+      </w:r>
+    </w:p>
+    <w:p>
+      <w:pPr>
+        <w:pStyle w:val="Compact"/>
+        <w:numPr>
+          <w:ilvl w:val="0"/>
+          <w:numId w:val="1009"/>
+        </w:numPr>
+      </w:pPr>
+      <w:r>
+        <w:t xml:space="preserve">Model/approach overview + tools (</w:t>
+      </w:r>
+      <w:r>
+        <w:t xml:space="preserve">“the how”</w:t>
+      </w:r>
+      <w:r>
+        <w:t xml:space="preserve">)</w:t>
+      </w:r>
+    </w:p>
+    <w:p>
+      <w:pPr>
+        <w:pStyle w:val="Compact"/>
+        <w:numPr>
+          <w:ilvl w:val="0"/>
+          <w:numId w:val="1010"/>
+        </w:numPr>
+      </w:pPr>
+      <w:r>
+        <w:t xml:space="preserve">Insights and learnings from the model</w:t>
+      </w:r>
+    </w:p>
+    <w:p>
+      <w:pPr>
+        <w:pStyle w:val="Compact"/>
+        <w:numPr>
+          <w:ilvl w:val="0"/>
+          <w:numId w:val="1011"/>
+        </w:numPr>
+      </w:pPr>
+      <w:r>
+        <w:t xml:space="preserve">Challenges, caveats, data mitigation</w:t>
+      </w:r>
+    </w:p>
+    <w:p>
+      <w:pPr>
+        <w:pStyle w:val="Compact"/>
+        <w:numPr>
+          <w:ilvl w:val="0"/>
+          <w:numId w:val="1012"/>
+        </w:numPr>
+      </w:pPr>
+      <w:r>
+        <w:t xml:space="preserve">Predictions/prescriptions/recommendations (</w:t>
+      </w:r>
+      <w:r>
+        <w:t xml:space="preserve">“so what,”</w:t>
+      </w:r>
+      <w:r>
+        <w:t xml:space="preserve"> </w:t>
+      </w:r>
+      <w:r>
+        <w:t xml:space="preserve">what should the business do)</w:t>
+      </w:r>
+    </w:p>
+    <w:p>
+      <w:pPr>
+        <w:pStyle w:val="Compact"/>
+        <w:numPr>
+          <w:ilvl w:val="0"/>
+          <w:numId w:val="1013"/>
+        </w:numPr>
+      </w:pPr>
+      <w:r>
+        <w:t xml:space="preserve">Relevance to team members’ current company/career, if applicable</w:t>
+      </w:r>
+    </w:p>
+    <w:p>
+      <w:pPr>
+        <w:pStyle w:val="Compact"/>
+        <w:numPr>
+          <w:ilvl w:val="0"/>
+          <w:numId w:val="1014"/>
+        </w:numPr>
+      </w:pPr>
+      <w:r>
+        <w:t xml:space="preserve">Next steps: what would the team explore further, what other data would help</w:t>
+      </w:r>
+    </w:p>
+    <w:bookmarkEnd w:id="10"/>
+    <w:bookmarkStart w:id="11" w:name="X3a4ae5efe3de6c17ce21d5a2c84e9d3b66c3da0"/>
+    <w:p>
+      <w:pPr>
+        <w:pStyle w:val="Heading3"/>
+      </w:pPr>
+      <w:r>
+        <w:t xml:space="preserve">Other faculty tips worth remembering while building slides</w:t>
+      </w:r>
+    </w:p>
+    <w:p>
+      <w:pPr>
+        <w:pStyle w:val="Compact"/>
+        <w:numPr>
+          <w:ilvl w:val="0"/>
+          <w:numId w:val="1015"/>
+        </w:numPr>
+      </w:pPr>
+      <w:r>
+        <w:t xml:space="preserve">The Canvas item list is</w:t>
+      </w:r>
+      <w:r>
+        <w:t xml:space="preserve"> </w:t>
+      </w:r>
+      <w:r>
+        <w:rPr>
+          <w:i/>
+          <w:iCs/>
+        </w:rPr>
+        <w:t xml:space="preserve">not</w:t>
+      </w:r>
+      <w:r>
+        <w:t xml:space="preserve"> </w:t>
+      </w:r>
+      <w:r>
+        <w:t xml:space="preserve">a slide-order template — be creative with structure, just cover the bases</w:t>
+      </w:r>
+    </w:p>
+    <w:p>
+      <w:pPr>
+        <w:pStyle w:val="Compact"/>
+        <w:numPr>
+          <w:ilvl w:val="0"/>
+          <w:numId w:val="1015"/>
+        </w:numPr>
+      </w:pPr>
+      <w:r>
+        <w:t xml:space="preserve">Figure out the</w:t>
+      </w:r>
+      <w:r>
+        <w:t xml:space="preserve"> </w:t>
+      </w:r>
+      <w:r>
+        <w:t xml:space="preserve">“punchline”</w:t>
+      </w:r>
+      <w:r>
+        <w:t xml:space="preserve"> </w:t>
+      </w:r>
+      <w:r>
+        <w:t xml:space="preserve">/ story first, then build slides to support it</w:t>
+      </w:r>
+    </w:p>
+    <w:p>
+      <w:pPr>
+        <w:pStyle w:val="Compact"/>
+        <w:numPr>
+          <w:ilvl w:val="0"/>
+          <w:numId w:val="1015"/>
+        </w:numPr>
+      </w:pPr>
+      <w:r>
+        <w:t xml:space="preserve">If presenting as a consulting team, pick one client lens (we’re doing</w:t>
+      </w:r>
+      <w:r>
+        <w:t xml:space="preserve"> </w:t>
+      </w:r>
+      <w:r>
+        <w:t xml:space="preserve">“internal Airbnb team,”</w:t>
+      </w:r>
+      <w:r>
+        <w:t xml:space="preserve"> </w:t>
+      </w:r>
+      <w:r>
+        <w:t xml:space="preserve">which already satisfies this)</w:t>
+      </w:r>
+    </w:p>
+    <w:p>
+      <w:pPr>
+        <w:pStyle w:val="Compact"/>
+        <w:numPr>
+          <w:ilvl w:val="0"/>
+          <w:numId w:val="1015"/>
+        </w:numPr>
+      </w:pPr>
+      <w:r>
+        <w:t xml:space="preserve">Give every team member a meaningful role, with smooth/natural transitions between speakers</w:t>
+      </w:r>
+    </w:p>
+    <w:p>
+      <w:pPr>
+        <w:pStyle w:val="Compact"/>
+        <w:numPr>
+          <w:ilvl w:val="0"/>
+          <w:numId w:val="1015"/>
+        </w:numPr>
+      </w:pPr>
+      <w:r>
+        <w:t xml:space="preserve">One message per slide — topic sentence/tagline carries the point, body supports it</w:t>
+      </w:r>
+    </w:p>
+    <w:p>
+      <w:pPr>
+        <w:pStyle w:val="Compact"/>
+        <w:numPr>
+          <w:ilvl w:val="0"/>
+          <w:numId w:val="1015"/>
+        </w:numPr>
+      </w:pPr>
+      <w:r>
+        <w:t xml:space="preserve">Prepare a separate</w:t>
+      </w:r>
+      <w:r>
+        <w:t xml:space="preserve"> </w:t>
+      </w:r>
+      <w:r>
+        <w:rPr>
+          <w:b/>
+          <w:bCs/>
+        </w:rPr>
+        <w:t xml:space="preserve">appendix</w:t>
+      </w:r>
+      <w:r>
+        <w:t xml:space="preserve"> </w:t>
+      </w:r>
+      <w:r>
+        <w:t xml:space="preserve">(not part of the timed presentation) for technical Q&amp;A backup</w:t>
+      </w:r>
+    </w:p>
+    <w:p>
+      <w:pPr>
+        <w:pStyle w:val="Compact"/>
+        <w:numPr>
+          <w:ilvl w:val="0"/>
+          <w:numId w:val="1015"/>
+        </w:numPr>
+      </w:pPr>
+      <w:r>
+        <w:t xml:space="preserve">No phone notes during presentation — put notes on slides if needed</w:t>
+      </w:r>
+    </w:p>
+    <w:p>
+      <w:pPr>
+        <w:pStyle w:val="Compact"/>
+        <w:numPr>
+          <w:ilvl w:val="0"/>
+          <w:numId w:val="1015"/>
+        </w:numPr>
+      </w:pPr>
+      <w:r>
+        <w:t xml:space="preserve">This is an MS in</w:t>
+      </w:r>
+      <w:r>
+        <w:t xml:space="preserve"> </w:t>
+      </w:r>
+      <w:r>
+        <w:rPr>
+          <w:i/>
+          <w:iCs/>
+        </w:rPr>
+        <w:t xml:space="preserve">Business Analytics</w:t>
+      </w:r>
+      <w:r>
+        <w:t xml:space="preserve"> </w:t>
+      </w:r>
+      <w:r>
+        <w:t xml:space="preserve">— the business story matters as much as the analytics</w:t>
+      </w:r>
+    </w:p>
+    <w:p>
+      <w:pPr>
+        <w:pStyle w:val="Compact"/>
+        <w:numPr>
+          <w:ilvl w:val="0"/>
+          <w:numId w:val="1015"/>
+        </w:numPr>
+      </w:pPr>
+      <w:r>
+        <w:t xml:space="preserve">Think about how you want the class to remember this presentation</w:t>
+      </w:r>
+    </w:p>
+    <w:p>
+      <w:r>
+        <w:pict>
+          <v:rect style="width:0;height:1.5pt" o:hralign="center" o:hrstd="t" o:hr="t"/>
+        </w:pict>
+      </w:r>
+    </w:p>
+    <w:bookmarkEnd w:id="11"/>
+    <w:bookmarkEnd w:id="12"/>
+    <w:bookmarkStart w:id="13" w:name="problem-statement"/>
+    <w:p>
+      <w:pPr>
+        <w:pStyle w:val="Heading2"/>
+      </w:pPr>
+      <w:r>
+        <w:t xml:space="preserve">1. Problem Statement</w:t>
       </w:r>
     </w:p>
     <w:p>
@@ -740,10 +740,30 @@
           <w:b/>
           <w:bCs/>
         </w:rPr>
-        <w:t>Base after 1-99 trim + model-noise discount: $25.6M total addressable host revenue lift (17.9% of the underpriced subset’s current revenue), before any adoption-rate haircut. [Updated for GBM, down from $41.4M under Ridge — driven by the smaller, more balanced underpriced pool above, partly offset by the lighter model-noise discount.]</w:t>
-      </w:r>
-      <w:r/>
-      <w:r/>
+        <w:t xml:space="preserve">Current draft:</w:t>
+      </w:r>
+      <w:r>
+        <w:t xml:space="preserve"> </w:t>
+      </w:r>
+      <w:r>
+        <w:t xml:space="preserve">&gt;</w:t>
+      </w:r>
+      <w:r>
+        <w:t xml:space="preserve"> </w:t>
+      </w:r>
+      <w:r>
+        <w:rPr>
+          <w:i/>
+          <w:iCs/>
+        </w:rPr>
+        <w:t xml:space="preserve">Hosts are leaving money on the table, and so is Airbnb.</w:t>
+      </w:r>
+      <w:r>
+        <w:t xml:space="preserve"> </w:t>
+      </w:r>
+      <w:r>
+        <w:t xml:space="preserve">&gt; Most hosts price on gut feel, or take Smart Pricing’s black-box number as-is, not on real data. Since Airbnb takes a cut of every booking, every underpriced night costs Airbnb revenue too.</w:t>
+      </w:r>
     </w:p>
     <w:p>
       <w:pPr>
@@ -754,10 +774,494 @@
           <w:b/>
           <w:bCs/>
         </w:rPr>
-        <w:t>Full sensitivity table, with payback period (build cost $190K + annual run cost $105K from Section 4), recomputed on the $25.6M GBM base:</w:t>
-      </w:r>
-      <w:r/>
-      <w:r/>
+        <w:t xml:space="preserve">Notes:</w:t>
+      </w:r>
+      <w:r>
+        <w:t xml:space="preserve"> </w:t>
+      </w:r>
+      <w:r>
+        <w:t xml:space="preserve">- Format is headline + one supporting sentence, matching Stan’s guidance (short, numbers-first). Still fine to use in the expanded deck, just note it now shares billing with a fuller</w:t>
+      </w:r>
+      <w:r>
+        <w:t xml:space="preserve"> </w:t>
+      </w:r>
+      <w:r>
+        <w:t xml:space="preserve">“Context &amp; Problem”</w:t>
+      </w:r>
+      <w:r>
+        <w:t xml:space="preserve"> </w:t>
+      </w:r>
+      <w:r>
+        <w:t xml:space="preserve">slide (Section 7, Slide 3) rather than standing alone.</w:t>
+      </w:r>
+      <w:r>
+        <w:t xml:space="preserve"> </w:t>
+      </w:r>
+      <w:r>
+        <w:t xml:space="preserve">- Airbnb’s take rate is a real, sourced figure: 15.5% host-only fee (transitioning from the old 3%/14% split model), effective Sept 15 2026 (non-EU) / Oct 13 2026 (EU).</w:t>
+      </w:r>
+      <w:r>
+        <w:t xml:space="preserve"> </w:t>
+      </w:r>
+      <w:r>
+        <w:t xml:space="preserve">- Positions explicitly against Airbnb’s existing</w:t>
+      </w:r>
+      <w:r>
+        <w:t xml:space="preserve"> </w:t>
+      </w:r>
+      <w:r>
+        <w:rPr>
+          <w:b/>
+          <w:bCs/>
+        </w:rPr>
+        <w:t xml:space="preserve">Smart Pricing</w:t>
+      </w:r>
+      <w:r>
+        <w:t xml:space="preserve"> </w:t>
+      </w:r>
+      <w:r>
+        <w:t xml:space="preserve">feature — auto-sets one nightly rate in a host-defined band, gives no explanation, widely reported (host-side sources, not an Airbnb statement) to lean toward optimizing occupancy over host revenue.</w:t>
+      </w:r>
+    </w:p>
+    <w:p>
+      <w:pPr>
+        <w:pStyle w:val="BodyText"/>
+      </w:pPr>
+      <w:r>
+        <w:rPr>
+          <w:b/>
+          <w:bCs/>
+        </w:rPr>
+        <w:t xml:space="preserve">Open items:</w:t>
+      </w:r>
+      <w:r>
+        <w:t xml:space="preserve"> </w:t>
+      </w:r>
+      <w:r>
+        <w:t xml:space="preserve">none blocking — ready for team review.</w:t>
+      </w:r>
+    </w:p>
+    <w:p>
+      <w:r>
+        <w:pict>
+          <v:rect style="width:0;height:1.5pt" o:hralign="center" o:hrstd="t" o:hr="t"/>
+        </w:pict>
+      </w:r>
+    </w:p>
+    <w:bookmarkEnd w:id="13"/>
+    <w:bookmarkStart w:id="14" w:name="solution-statement"/>
+    <w:p>
+      <w:pPr>
+        <w:pStyle w:val="Heading2"/>
+      </w:pPr>
+      <w:r>
+        <w:t xml:space="preserve">2. Solution Statement</w:t>
+      </w:r>
+    </w:p>
+    <w:p>
+      <w:pPr>
+        <w:pStyle w:val="FirstParagraph"/>
+      </w:pPr>
+      <w:r>
+        <w:rPr>
+          <w:b/>
+          <w:bCs/>
+        </w:rPr>
+        <w:t xml:space="preserve">Current draft:</w:t>
+      </w:r>
+      <w:r>
+        <w:t xml:space="preserve"> </w:t>
+      </w:r>
+      <w:r>
+        <w:t xml:space="preserve">&gt;</w:t>
+      </w:r>
+      <w:r>
+        <w:t xml:space="preserve"> </w:t>
+      </w:r>
+      <w:r>
+        <w:rPr>
+          <w:i/>
+          <w:iCs/>
+        </w:rPr>
+        <w:t xml:space="preserve">We turn Airbnb’s own data into a pricing engine for hosts.</w:t>
+      </w:r>
+      <w:r>
+        <w:t xml:space="preserve"> </w:t>
+      </w:r>
+      <w:r>
+        <w:t xml:space="preserve">&gt; The product still gives hosts a recommended optimal price, same as Smart Pricing, but goes further: it shows the host where that price sits relative to real comps, explains why, and lets them test different price points themselves.</w:t>
+      </w:r>
+    </w:p>
+    <w:p>
+      <w:pPr>
+        <w:pStyle w:val="BodyText"/>
+      </w:pPr>
+      <w:r>
+        <w:rPr>
+          <w:b/>
+          <w:bCs/>
+        </w:rPr>
+        <w:t xml:space="preserve">Notes:</w:t>
+      </w:r>
+      <w:r>
+        <w:t xml:space="preserve"> </w:t>
+      </w:r>
+      <w:r>
+        <w:t xml:space="preserve">- Key differentiator is agency + explainability, not a different price output.</w:t>
+      </w:r>
+      <w:r>
+        <w:t xml:space="preserve"> </w:t>
+      </w:r>
+      <w:r>
+        <w:t xml:space="preserve">- Current model output is a</w:t>
+      </w:r>
+      <w:r>
+        <w:t xml:space="preserve"> </w:t>
+      </w:r>
+      <w:r>
+        <w:rPr>
+          <w:b/>
+          <w:bCs/>
+        </w:rPr>
+        <w:t xml:space="preserve">GBM quantile-regression</w:t>
+      </w:r>
+      <w:r>
+        <w:rPr>
+          <w:b/>
+          <w:bCs/>
+        </w:rPr>
+        <w:t xml:space="preserve"> </w:t>
+      </w:r>
+      <w:r>
+        <w:rPr>
+          <w:b/>
+          <w:bCs/>
+        </w:rPr>
+        <w:t xml:space="preserve">“fair value”</w:t>
+      </w:r>
+      <w:r>
+        <w:rPr>
+          <w:b/>
+          <w:bCs/>
+        </w:rPr>
+        <w:t xml:space="preserve"> </w:t>
+      </w:r>
+      <w:r>
+        <w:rPr>
+          <w:b/>
+          <w:bCs/>
+        </w:rPr>
+        <w:t xml:space="preserve">price (with a calibrated confidence interval)</w:t>
+      </w:r>
+      <w:r>
+        <w:t xml:space="preserve"> </w:t>
+      </w:r>
+      <w:r>
+        <w:t xml:space="preserve">plus a</w:t>
+      </w:r>
+      <w:r>
+        <w:t xml:space="preserve"> </w:t>
+      </w:r>
+      <w:r>
+        <w:rPr>
+          <w:b/>
+          <w:bCs/>
+        </w:rPr>
+        <w:t xml:space="preserve">KNN peer-comparable layer</w:t>
+      </w:r>
+      <w:r>
+        <w:t xml:space="preserve"> </w:t>
+      </w:r>
+      <w:r>
+        <w:t xml:space="preserve">that also surfaces amenity/operational gaps — reconcile pitch language with this before finalizing.</w:t>
+      </w:r>
+      <w:r>
+        <w:t xml:space="preserve"> </w:t>
+      </w:r>
+      <w:r>
+        <w:t xml:space="preserve">-</w:t>
+      </w:r>
+      <w:r>
+        <w:t xml:space="preserve"> </w:t>
+      </w:r>
+      <w:r>
+        <w:rPr>
+          <w:b/>
+          <w:bCs/>
+        </w:rPr>
+        <w:t xml:space="preserve">Script-only line (not on the slide):</w:t>
+      </w:r>
+      <w:r>
+        <w:t xml:space="preserve"> </w:t>
+      </w:r>
+      <w:r>
+        <w:t xml:space="preserve">Brendan’s Commander’s Intent / Mission Command framing — soldiers perform better knowing the</w:t>
+      </w:r>
+      <w:r>
+        <w:t xml:space="preserve"> </w:t>
+      </w:r>
+      <w:r>
+        <w:rPr>
+          <w:i/>
+          <w:iCs/>
+        </w:rPr>
+        <w:t xml:space="preserve">why</w:t>
+      </w:r>
+      <w:r>
+        <w:t xml:space="preserve">, not just the order, because it builds buy-in. Same logic: a host who understands why a price is optimal is more likely to act on it. This is also the mechanism that makes the revenue-lift number realizable (see adoption rate, Section 3) — land this line during the Solution Statement slide delivery (Section 7, Slide 7).</w:t>
+      </w:r>
+    </w:p>
+    <w:p>
+      <w:pPr>
+        <w:pStyle w:val="BodyText"/>
+      </w:pPr>
+      <w:r>
+        <w:rPr>
+          <w:b/>
+          <w:bCs/>
+        </w:rPr>
+        <w:t xml:space="preserve">Open items:</w:t>
+      </w:r>
+      <w:r>
+        <w:t xml:space="preserve"> </w:t>
+      </w:r>
+      <w:r>
+        <w:t xml:space="preserve">reconcile solution language with the actual KNN/amenity-gap output; team sign-off.</w:t>
+      </w:r>
+    </w:p>
+    <w:p>
+      <w:r>
+        <w:pict>
+          <v:rect style="width:0;height:1.5pt" o:hralign="center" o:hrstd="t" o:hr="t"/>
+        </w:pict>
+      </w:r>
+    </w:p>
+    <w:bookmarkEnd w:id="14"/>
+    <w:bookmarkStart w:id="15" w:name="revenue-lift"/>
+    <w:p>
+      <w:pPr>
+        <w:pStyle w:val="Heading2"/>
+      </w:pPr>
+      <w:r>
+        <w:t xml:space="preserve">3. Revenue Lift</w:t>
+      </w:r>
+    </w:p>
+    <w:p>
+      <w:pPr>
+        <w:pStyle w:val="FirstParagraph"/>
+      </w:pPr>
+      <w:r>
+        <w:rPr>
+          <w:b/>
+          <w:bCs/>
+        </w:rPr>
+        <w:t xml:space="preserve">Data source (real, from this repo — GBM model, current as of 2026-07-26):</w:t>
+      </w:r>
+      <w:r>
+        <w:t xml:space="preserve"> </w:t>
+      </w:r>
+      <w:r>
+        <w:rPr>
+          <w:rStyle w:val="VerbatimChar"/>
+        </w:rPr>
+        <w:t xml:space="preserve">outputs_gbm/v3_gbm_listing_pricing_signals.csv</w:t>
+      </w:r>
+      <w:r>
+        <w:t xml:space="preserve"> </w:t>
+      </w:r>
+      <w:r>
+        <w:t xml:space="preserve">(GBM quantile regression, supersedes the earlier Ridge output), 9,752 listings, joined to</w:t>
+      </w:r>
+      <w:r>
+        <w:t xml:space="preserve"> </w:t>
+      </w:r>
+      <w:r>
+        <w:rPr>
+          <w:rStyle w:val="VerbatimChar"/>
+        </w:rPr>
+        <w:t xml:space="preserve">active_listings_clean_v6.csv</w:t>
+      </w:r>
+      <w:r>
+        <w:t xml:space="preserve">.</w:t>
+      </w:r>
+      <w:r>
+        <w:t xml:space="preserve"> </w:t>
+      </w:r>
+      <w:r>
+        <w:t xml:space="preserve">- 4,931 listings (50.6%) underpriced vs. fair value; 4,821 (49.4%) overpriced. (Under the earlier Ridge model this was a much less balanced 60.6%/39.4% — the GBM model is better calibrated, so less of the old gap survives as genuine mispricing vs. model noise.)</w:t>
+      </w:r>
+      <w:r>
+        <w:t xml:space="preserve"> </w:t>
+      </w:r>
+      <w:r>
+        <w:t xml:space="preserve">- Occupied nights/year backed out from Inside Airbnb’s own formula:</w:t>
+      </w:r>
+      <w:r>
+        <w:t xml:space="preserve"> </w:t>
+      </w:r>
+      <w:r>
+        <w:rPr>
+          <w:rStyle w:val="VerbatimChar"/>
+        </w:rPr>
+        <w:t xml:space="preserve">estimated_annual_revenue / nightly_price</w:t>
+      </w:r>
+      <w:r>
+        <w:t xml:space="preserve">.</w:t>
+      </w:r>
+    </w:p>
+    <w:p>
+      <w:pPr>
+        <w:pStyle w:val="BodyText"/>
+      </w:pPr>
+      <w:r>
+        <w:rPr>
+          <w:b/>
+          <w:bCs/>
+        </w:rPr>
+        <w:t xml:space="preserve">Working assumption (explicit, presentation-only):</w:t>
+      </w:r>
+      <w:r>
+        <w:t xml:space="preserve"> </w:t>
+      </w:r>
+      <w:r>
+        <w:t xml:space="preserve">presenting from inside Airbnb, so assuming access to real occupancy-response data Airbnb would have but this team’s dataset doesn’t. Moving an underpriced listing to fair value is treated as roughly occupancy-neutral.</w:t>
+      </w:r>
+    </w:p>
+    <w:p>
+      <w:pPr>
+        <w:pStyle w:val="BodyText"/>
+      </w:pPr>
+      <w:r>
+        <w:rPr>
+          <w:b/>
+          <w:bCs/>
+        </w:rPr>
+        <w:t xml:space="preserve">Outlier control — 1-99 percentile trim (recommended):</w:t>
+      </w:r>
+      <w:r>
+        <w:t xml:space="preserve"> </w:t>
+      </w:r>
+      <w:r>
+        <w:t xml:space="preserve">only ~50 listings sit above the 99th percentile, and that’s exactly where prediction reliability breaks down (luxury listings, mean actual price ~$927/night vs. model</w:t>
+      </w:r>
+      <w:r>
+        <w:t xml:space="preserve"> </w:t>
+      </w:r>
+      <w:r>
+        <w:t xml:space="preserve">“fair”</w:t>
+      </w:r>
+      <w:r>
+        <w:t xml:space="preserve"> </w:t>
+      </w:r>
+      <w:r>
+        <w:t xml:space="preserve">price ~$1,153/night). Wider trims (2-98, 5-95) cut hundreds more listings for little additional cleanup — risks discarding real signal.</w:t>
+      </w:r>
+    </w:p>
+    <w:p>
+      <w:pPr>
+        <w:pStyle w:val="BodyText"/>
+      </w:pPr>
+      <w:r>
+        <w:rPr>
+          <w:b/>
+          <w:bCs/>
+        </w:rPr>
+        <w:t xml:space="preserve">Model-noise discount:</w:t>
+      </w:r>
+      <w:r>
+        <w:t xml:space="preserve"> </w:t>
+      </w:r>
+      <w:r>
+        <w:t xml:space="preserve">applied per segment using the GBM model’s own documented median error — short-stay 19.2%, monthly 15.2% (down from 25.1%/20.9% under Ridge, since GBM is better calibrated). Sourced from the model’s own accuracy metrics, not invented.</w:t>
+      </w:r>
+    </w:p>
+    <w:p>
+      <w:pPr>
+        <w:pStyle w:val="BodyText"/>
+      </w:pPr>
+      <w:r>
+        <w:rPr>
+          <w:b/>
+          <w:bCs/>
+        </w:rPr>
+        <w:t xml:space="preserve">Base after 1-99 trim + model-noise discount: $25.6M total addressable host revenue lift</w:t>
+      </w:r>
+      <w:r>
+        <w:t xml:space="preserve"> </w:t>
+      </w:r>
+      <w:r>
+        <w:t xml:space="preserve">(17.9% of the underpriced subset’s current revenue), before any adoption-rate haircut. (Down from $41.4M under Ridge — smaller, more balanced underpriced pool, partly offset by the lighter noise discount.)</w:t>
+      </w:r>
+    </w:p>
+    <w:p>
+      <w:pPr>
+        <w:pStyle w:val="BodyText"/>
+      </w:pPr>
+      <w:r>
+        <w:rPr>
+          <w:b/>
+          <w:bCs/>
+        </w:rPr>
+        <w:t xml:space="preserve">Adoption rate:</w:t>
+      </w:r>
+      <w:r>
+        <w:t xml:space="preserve"> </w:t>
+      </w:r>
+      <w:r>
+        <w:t xml:space="preserve">no external benchmark exists for</w:t>
+      </w:r>
+      <w:r>
+        <w:t xml:space="preserve"> </w:t>
+      </w:r>
+      <w:r>
+        <w:t xml:space="preserve">“% of a measured pricing gap a host base actually captures”</w:t>
+      </w:r>
+      <w:r>
+        <w:t xml:space="preserve"> </w:t>
+      </w:r>
+      <w:r>
+        <w:t xml:space="preserve">— searched revenue-management/dynamic-pricing literature, found nothing that maps cleanly.</w:t>
+      </w:r>
+      <w:r>
+        <w:t xml:space="preserve"> </w:t>
+      </w:r>
+      <w:r>
+        <w:rPr>
+          <w:b/>
+          <w:bCs/>
+        </w:rPr>
+        <w:t xml:space="preserve">Presented as a sensitivity table, not one invented number</w:t>
+      </w:r>
+      <w:r>
+        <w:t xml:space="preserve"> </w:t>
+      </w:r>
+      <w:r>
+        <w:t xml:space="preserve">— stronger for a rubric that rewards</w:t>
+      </w:r>
+      <w:r>
+        <w:t xml:space="preserve"> </w:t>
+      </w:r>
+      <w:r>
+        <w:t xml:space="preserve">“evidence-backed”</w:t>
+      </w:r>
+      <w:r>
+        <w:t xml:space="preserve"> </w:t>
+      </w:r>
+      <w:r>
+        <w:t xml:space="preserve">claims, and it’s the number the Commander’s Intent narrative argues the team can move.</w:t>
+      </w:r>
+    </w:p>
+    <w:p>
+      <w:pPr>
+        <w:pStyle w:val="BodyText"/>
+      </w:pPr>
+      <w:r>
+        <w:rPr>
+          <w:b/>
+          <w:bCs/>
+        </w:rPr>
+        <w:t xml:space="preserve">Sensitivity table (GBM base, $25.6M ceiling), with payback (build $190K + $105K/yr run cost, Section 4):</w:t>
+      </w:r>
     </w:p>
     <w:tbl>
       <w:tblPr>
@@ -784,51 +1288,51 @@
               <w:pStyle w:val="Compact"/>
             </w:pPr>
             <w:r>
-              <w:t>Adoption</w:t>
-            </w:r>
-          </w:p>
-        </w:tc>
-        <w:tc>
-          <w:tcPr/>
-          <w:p>
-            <w:pPr>
-              <w:pStyle w:val="Compact"/>
-            </w:pPr>
-            <w:r>
-              <w:t>Host revenue lift</w:t>
-            </w:r>
-          </w:p>
-        </w:tc>
-        <w:tc>
-          <w:tcPr/>
-          <w:p>
-            <w:pPr>
-              <w:pStyle w:val="Compact"/>
-            </w:pPr>
-            <w:r>
-              <w:t>Airbnb’s cut (15.5%)</w:t>
-            </w:r>
-          </w:p>
-        </w:tc>
-        <w:tc>
-          <w:tcPr/>
-          <w:p>
-            <w:pPr>
-              <w:pStyle w:val="Compact"/>
-            </w:pPr>
-            <w:r>
-              <w:t>Year-1 net (after build)</w:t>
-            </w:r>
-          </w:p>
-        </w:tc>
-        <w:tc>
-          <w:tcPr/>
-          <w:p>
-            <w:pPr>
-              <w:pStyle w:val="Compact"/>
-            </w:pPr>
-            <w:r>
-              <w:t>Payback</w:t>
+              <w:t xml:space="preserve">Adoption</w:t>
+            </w:r>
+          </w:p>
+        </w:tc>
+        <w:tc>
+          <w:tcPr/>
+          <w:p>
+            <w:pPr>
+              <w:pStyle w:val="Compact"/>
+            </w:pPr>
+            <w:r>
+              <w:t xml:space="preserve">Host revenue lift</w:t>
+            </w:r>
+          </w:p>
+        </w:tc>
+        <w:tc>
+          <w:tcPr/>
+          <w:p>
+            <w:pPr>
+              <w:pStyle w:val="Compact"/>
+            </w:pPr>
+            <w:r>
+              <w:t xml:space="preserve">Airbnb’s cut (15.5%)</w:t>
+            </w:r>
+          </w:p>
+        </w:tc>
+        <w:tc>
+          <w:tcPr/>
+          <w:p>
+            <w:pPr>
+              <w:pStyle w:val="Compact"/>
+            </w:pPr>
+            <w:r>
+              <w:t xml:space="preserve">Year-1 net (after build)</w:t>
+            </w:r>
+          </w:p>
+        </w:tc>
+        <w:tc>
+          <w:tcPr/>
+          <w:p>
+            <w:pPr>
+              <w:pStyle w:val="Compact"/>
+            </w:pPr>
+            <w:r>
+              <w:t xml:space="preserve">Payback</w:t>
             </w:r>
           </w:p>
         </w:tc>
@@ -841,51 +1345,51 @@
               <w:pStyle w:val="Compact"/>
             </w:pPr>
             <w:r>
-              <w:t>15%</w:t>
-            </w:r>
-          </w:p>
-        </w:tc>
-        <w:tc>
-          <w:tcPr/>
-          <w:p>
-            <w:pPr>
-              <w:pStyle w:val="Compact"/>
-            </w:pPr>
-            <w:r>
-              <w:t>$3.8M</w:t>
-            </w:r>
-          </w:p>
-        </w:tc>
-        <w:tc>
-          <w:tcPr/>
-          <w:p>
-            <w:pPr>
-              <w:pStyle w:val="Compact"/>
-            </w:pPr>
-            <w:r>
-              <w:t>$603K</w:t>
-            </w:r>
-          </w:p>
-        </w:tc>
-        <w:tc>
-          <w:tcPr/>
-          <w:p>
-            <w:pPr>
-              <w:pStyle w:val="Compact"/>
-            </w:pPr>
-            <w:r>
-              <w:t>$308K</w:t>
-            </w:r>
-          </w:p>
-        </w:tc>
-        <w:tc>
-          <w:tcPr/>
-          <w:p>
-            <w:pPr>
-              <w:pStyle w:val="Compact"/>
-            </w:pPr>
-            <w:r>
-              <w:t>5.9 months</w:t>
+              <w:t xml:space="preserve">15%</w:t>
+            </w:r>
+          </w:p>
+        </w:tc>
+        <w:tc>
+          <w:tcPr/>
+          <w:p>
+            <w:pPr>
+              <w:pStyle w:val="Compact"/>
+            </w:pPr>
+            <w:r>
+              <w:t xml:space="preserve">$3.8M</w:t>
+            </w:r>
+          </w:p>
+        </w:tc>
+        <w:tc>
+          <w:tcPr/>
+          <w:p>
+            <w:pPr>
+              <w:pStyle w:val="Compact"/>
+            </w:pPr>
+            <w:r>
+              <w:t xml:space="preserve">$603K</w:t>
+            </w:r>
+          </w:p>
+        </w:tc>
+        <w:tc>
+          <w:tcPr/>
+          <w:p>
+            <w:pPr>
+              <w:pStyle w:val="Compact"/>
+            </w:pPr>
+            <w:r>
+              <w:t xml:space="preserve">$308K</w:t>
+            </w:r>
+          </w:p>
+        </w:tc>
+        <w:tc>
+          <w:tcPr/>
+          <w:p>
+            <w:pPr>
+              <w:pStyle w:val="Compact"/>
+            </w:pPr>
+            <w:r>
+              <w:t xml:space="preserve">5.9 months</w:t>
             </w:r>
           </w:p>
         </w:tc>
@@ -898,51 +1402,51 @@
               <w:pStyle w:val="Compact"/>
             </w:pPr>
             <w:r>
-              <w:t>25%</w:t>
-            </w:r>
-          </w:p>
-        </w:tc>
-        <w:tc>
-          <w:tcPr/>
-          <w:p>
-            <w:pPr>
-              <w:pStyle w:val="Compact"/>
-            </w:pPr>
-            <w:r>
-              <w:t>$6.4M</w:t>
-            </w:r>
-          </w:p>
-        </w:tc>
-        <w:tc>
-          <w:tcPr/>
-          <w:p>
-            <w:pPr>
-              <w:pStyle w:val="Compact"/>
-            </w:pPr>
-            <w:r>
-              <w:t>$992K</w:t>
-            </w:r>
-          </w:p>
-        </w:tc>
-        <w:tc>
-          <w:tcPr/>
-          <w:p>
-            <w:pPr>
-              <w:pStyle w:val="Compact"/>
-            </w:pPr>
-            <w:r>
-              <w:t>$697K</w:t>
-            </w:r>
-          </w:p>
-        </w:tc>
-        <w:tc>
-          <w:tcPr/>
-          <w:p>
-            <w:pPr>
-              <w:pStyle w:val="Compact"/>
-            </w:pPr>
-            <w:r>
-              <w:t>3.6 months</w:t>
+              <w:t xml:space="preserve">25%</w:t>
+            </w:r>
+          </w:p>
+        </w:tc>
+        <w:tc>
+          <w:tcPr/>
+          <w:p>
+            <w:pPr>
+              <w:pStyle w:val="Compact"/>
+            </w:pPr>
+            <w:r>
+              <w:t xml:space="preserve">$6.4M</w:t>
+            </w:r>
+          </w:p>
+        </w:tc>
+        <w:tc>
+          <w:tcPr/>
+          <w:p>
+            <w:pPr>
+              <w:pStyle w:val="Compact"/>
+            </w:pPr>
+            <w:r>
+              <w:t xml:space="preserve">$992K</w:t>
+            </w:r>
+          </w:p>
+        </w:tc>
+        <w:tc>
+          <w:tcPr/>
+          <w:p>
+            <w:pPr>
+              <w:pStyle w:val="Compact"/>
+            </w:pPr>
+            <w:r>
+              <w:t xml:space="preserve">$697K</w:t>
+            </w:r>
+          </w:p>
+        </w:tc>
+        <w:tc>
+          <w:tcPr/>
+          <w:p>
+            <w:pPr>
+              <w:pStyle w:val="Compact"/>
+            </w:pPr>
+            <w:r>
+              <w:t xml:space="preserve">3.6 months</w:t>
             </w:r>
           </w:p>
         </w:tc>
@@ -955,51 +1459,51 @@
               <w:pStyle w:val="Compact"/>
             </w:pPr>
             <w:r>
-              <w:t>35%</w:t>
-            </w:r>
-          </w:p>
-        </w:tc>
-        <w:tc>
-          <w:tcPr/>
-          <w:p>
-            <w:pPr>
-              <w:pStyle w:val="Compact"/>
-            </w:pPr>
-            <w:r>
-              <w:t>$9.0M</w:t>
-            </w:r>
-          </w:p>
-        </w:tc>
-        <w:tc>
-          <w:tcPr/>
-          <w:p>
-            <w:pPr>
-              <w:pStyle w:val="Compact"/>
-            </w:pPr>
-            <w:r>
-              <w:t>$1.39M</w:t>
-            </w:r>
-          </w:p>
-        </w:tc>
-        <w:tc>
-          <w:tcPr/>
-          <w:p>
-            <w:pPr>
-              <w:pStyle w:val="Compact"/>
-            </w:pPr>
-            <w:r>
-              <w:t>$1.09M</w:t>
-            </w:r>
-          </w:p>
-        </w:tc>
-        <w:tc>
-          <w:tcPr/>
-          <w:p>
-            <w:pPr>
-              <w:pStyle w:val="Compact"/>
-            </w:pPr>
-            <w:r>
-              <w:t>2.5 months</w:t>
+              <w:t xml:space="preserve">35%</w:t>
+            </w:r>
+          </w:p>
+        </w:tc>
+        <w:tc>
+          <w:tcPr/>
+          <w:p>
+            <w:pPr>
+              <w:pStyle w:val="Compact"/>
+            </w:pPr>
+            <w:r>
+              <w:t xml:space="preserve">$9.0M</w:t>
+            </w:r>
+          </w:p>
+        </w:tc>
+        <w:tc>
+          <w:tcPr/>
+          <w:p>
+            <w:pPr>
+              <w:pStyle w:val="Compact"/>
+            </w:pPr>
+            <w:r>
+              <w:t xml:space="preserve">$1.39M</w:t>
+            </w:r>
+          </w:p>
+        </w:tc>
+        <w:tc>
+          <w:tcPr/>
+          <w:p>
+            <w:pPr>
+              <w:pStyle w:val="Compact"/>
+            </w:pPr>
+            <w:r>
+              <w:t xml:space="preserve">$1.09M</w:t>
+            </w:r>
+          </w:p>
+        </w:tc>
+        <w:tc>
+          <w:tcPr/>
+          <w:p>
+            <w:pPr>
+              <w:pStyle w:val="Compact"/>
+            </w:pPr>
+            <w:r>
+              <w:t xml:space="preserve">2.5 months</w:t>
             </w:r>
           </w:p>
         </w:tc>
@@ -1012,51 +1516,51 @@
               <w:pStyle w:val="Compact"/>
             </w:pPr>
             <w:r>
-              <w:t>50%</w:t>
-            </w:r>
-          </w:p>
-        </w:tc>
-        <w:tc>
-          <w:tcPr/>
-          <w:p>
-            <w:pPr>
-              <w:pStyle w:val="Compact"/>
-            </w:pPr>
-            <w:r>
-              <w:t>$12.8M</w:t>
-            </w:r>
-          </w:p>
-        </w:tc>
-        <w:tc>
-          <w:tcPr/>
-          <w:p>
-            <w:pPr>
-              <w:pStyle w:val="Compact"/>
-            </w:pPr>
-            <w:r>
-              <w:t>$1.98M</w:t>
-            </w:r>
-          </w:p>
-        </w:tc>
-        <w:tc>
-          <w:tcPr/>
-          <w:p>
-            <w:pPr>
-              <w:pStyle w:val="Compact"/>
-            </w:pPr>
-            <w:r>
-              <w:t>$1.69M</w:t>
-            </w:r>
-          </w:p>
-        </w:tc>
-        <w:tc>
-          <w:tcPr/>
-          <w:p>
-            <w:pPr>
-              <w:pStyle w:val="Compact"/>
-            </w:pPr>
-            <w:r>
-              <w:t>1.8 months</w:t>
+              <w:t xml:space="preserve">50%</w:t>
+            </w:r>
+          </w:p>
+        </w:tc>
+        <w:tc>
+          <w:tcPr/>
+          <w:p>
+            <w:pPr>
+              <w:pStyle w:val="Compact"/>
+            </w:pPr>
+            <w:r>
+              <w:t xml:space="preserve">$12.8M</w:t>
+            </w:r>
+          </w:p>
+        </w:tc>
+        <w:tc>
+          <w:tcPr/>
+          <w:p>
+            <w:pPr>
+              <w:pStyle w:val="Compact"/>
+            </w:pPr>
+            <w:r>
+              <w:t xml:space="preserve">$1.98M</w:t>
+            </w:r>
+          </w:p>
+        </w:tc>
+        <w:tc>
+          <w:tcPr/>
+          <w:p>
+            <w:pPr>
+              <w:pStyle w:val="Compact"/>
+            </w:pPr>
+            <w:r>
+              <w:t xml:space="preserve">$1.69M</w:t>
+            </w:r>
+          </w:p>
+        </w:tc>
+        <w:tc>
+          <w:tcPr/>
+          <w:p>
+            <w:pPr>
+              <w:pStyle w:val="Compact"/>
+            </w:pPr>
+            <w:r>
+              <w:t xml:space="preserve">1.8 months</w:t>
             </w:r>
           </w:p>
         </w:tc>
@@ -1069,51 +1573,51 @@
               <w:pStyle w:val="Compact"/>
             </w:pPr>
             <w:r>
-              <w:t>75%</w:t>
-            </w:r>
-          </w:p>
-        </w:tc>
-        <w:tc>
-          <w:tcPr/>
-          <w:p>
-            <w:pPr>
-              <w:pStyle w:val="Compact"/>
-            </w:pPr>
-            <w:r>
-              <w:t>$19.2M</w:t>
-            </w:r>
-          </w:p>
-        </w:tc>
-        <w:tc>
-          <w:tcPr/>
-          <w:p>
-            <w:pPr>
-              <w:pStyle w:val="Compact"/>
-            </w:pPr>
-            <w:r>
-              <w:t>$2.98M</w:t>
-            </w:r>
-          </w:p>
-        </w:tc>
-        <w:tc>
-          <w:tcPr/>
-          <w:p>
-            <w:pPr>
-              <w:pStyle w:val="Compact"/>
-            </w:pPr>
-            <w:r>
-              <w:t>$2.68M</w:t>
-            </w:r>
-          </w:p>
-        </w:tc>
-        <w:tc>
-          <w:tcPr/>
-          <w:p>
-            <w:pPr>
-              <w:pStyle w:val="Compact"/>
-            </w:pPr>
-            <w:r>
-              <w:t>1.2 months</w:t>
+              <w:t xml:space="preserve">75%</w:t>
+            </w:r>
+          </w:p>
+        </w:tc>
+        <w:tc>
+          <w:tcPr/>
+          <w:p>
+            <w:pPr>
+              <w:pStyle w:val="Compact"/>
+            </w:pPr>
+            <w:r>
+              <w:t xml:space="preserve">$19.2M</w:t>
+            </w:r>
+          </w:p>
+        </w:tc>
+        <w:tc>
+          <w:tcPr/>
+          <w:p>
+            <w:pPr>
+              <w:pStyle w:val="Compact"/>
+            </w:pPr>
+            <w:r>
+              <w:t xml:space="preserve">$2.98M</w:t>
+            </w:r>
+          </w:p>
+        </w:tc>
+        <w:tc>
+          <w:tcPr/>
+          <w:p>
+            <w:pPr>
+              <w:pStyle w:val="Compact"/>
+            </w:pPr>
+            <w:r>
+              <w:t xml:space="preserve">$2.68M</w:t>
+            </w:r>
+          </w:p>
+        </w:tc>
+        <w:tc>
+          <w:tcPr/>
+          <w:p>
+            <w:pPr>
+              <w:pStyle w:val="Compact"/>
+            </w:pPr>
+            <w:r>
+              <w:t xml:space="preserve">1.2 months</w:t>
             </w:r>
           </w:p>
         </w:tc>
@@ -1126,51 +1630,51 @@
               <w:pStyle w:val="Compact"/>
             </w:pPr>
             <w:r>
-              <w:t>100%</w:t>
-            </w:r>
-          </w:p>
-        </w:tc>
-        <w:tc>
-          <w:tcPr/>
-          <w:p>
-            <w:pPr>
-              <w:pStyle w:val="Compact"/>
-            </w:pPr>
-            <w:r>
-              <w:t>$25.6M</w:t>
-            </w:r>
-          </w:p>
-        </w:tc>
-        <w:tc>
-          <w:tcPr/>
-          <w:p>
-            <w:pPr>
-              <w:pStyle w:val="Compact"/>
-            </w:pPr>
-            <w:r>
-              <w:t>$3.97M</w:t>
-            </w:r>
-          </w:p>
-        </w:tc>
-        <w:tc>
-          <w:tcPr/>
-          <w:p>
-            <w:pPr>
-              <w:pStyle w:val="Compact"/>
-            </w:pPr>
-            <w:r>
-              <w:t>$3.67M</w:t>
-            </w:r>
-          </w:p>
-        </w:tc>
-        <w:tc>
-          <w:tcPr/>
-          <w:p>
-            <w:pPr>
-              <w:pStyle w:val="Compact"/>
-            </w:pPr>
-            <w:r>
-              <w:t>0.9 months</w:t>
+              <w:t xml:space="preserve">100%</w:t>
+            </w:r>
+          </w:p>
+        </w:tc>
+        <w:tc>
+          <w:tcPr/>
+          <w:p>
+            <w:pPr>
+              <w:pStyle w:val="Compact"/>
+            </w:pPr>
+            <w:r>
+              <w:t xml:space="preserve">$25.6M</w:t>
+            </w:r>
+          </w:p>
+        </w:tc>
+        <w:tc>
+          <w:tcPr/>
+          <w:p>
+            <w:pPr>
+              <w:pStyle w:val="Compact"/>
+            </w:pPr>
+            <w:r>
+              <w:t xml:space="preserve">$3.97M</w:t>
+            </w:r>
+          </w:p>
+        </w:tc>
+        <w:tc>
+          <w:tcPr/>
+          <w:p>
+            <w:pPr>
+              <w:pStyle w:val="Compact"/>
+            </w:pPr>
+            <w:r>
+              <w:t xml:space="preserve">$3.67M</w:t>
+            </w:r>
+          </w:p>
+        </w:tc>
+        <w:tc>
+          <w:tcPr/>
+          <w:p>
+            <w:pPr>
+              <w:pStyle w:val="Compact"/>
+            </w:pPr>
+            <w:r>
+              <w:t xml:space="preserve">0.9 months</w:t>
             </w:r>
           </w:p>
         </w:tc>
@@ -1185,21 +1689,32 @@
           <w:b/>
           <w:bCs/>
         </w:rPr>
-        <w:t>Updated flag for the team: at the most conservative adoption rate modeled (15%), payback is now just under 6 months (was under 4 months under Ridge), still fast, but noticeably longer on the more accurate model. This is the more defensible number: it reflects a materially better-calibrated model (median error down to 19.2%/15.2% from 25.1%/20.9%) with a much more balanced underpriced/overpriced split (50.6%/49.4% vs. the old 60.6%/39.4%), so it isn’t inflated by a systematic model bias the way the Ridge-based figure may have been. The underlying driver is still scale: 50.6% of all 9,752 listings in the dataset are measurably underpriced. Recommendation unchanged: present the full sensitivity table on the slide rather than a single headline number.</w:t>
-      </w:r>
-      <w:r/>
-      <w:r/>
-      <w:r/>
-      <w:r>
-        <w:rPr>
-          <w:b/>
-          <w:bCs/>
-        </w:rPr>
-      </w:r>
-      <w:r/>
-      <w:r/>
-      <w:r/>
-      <w:r/>
+        <w:t xml:space="preserve">Flag for the team:</w:t>
+      </w:r>
+      <w:r>
+        <w:t xml:space="preserve"> </w:t>
+      </w:r>
+      <w:r>
+        <w:t xml:space="preserve">even the most conservative case (15% adoption) pays back in under 6 months. This is the more defensible version of the story than the old Ridge-based number — it reflects a materially better-calibrated model and a much more balanced underpriced/overpriced split, not a systematic model bias. Recommendation unchanged: present the full sensitivity table, not a single headline figure.</w:t>
+      </w:r>
+    </w:p>
+    <w:p>
+      <w:pPr>
+        <w:pStyle w:val="BodyText"/>
+      </w:pPr>
+      <w:r>
+        <w:rPr>
+          <w:b/>
+          <w:bCs/>
+        </w:rPr>
+        <w:t xml:space="preserve">Open items:</w:t>
+      </w:r>
+      <w:r>
+        <w:t xml:space="preserve"> </w:t>
+      </w:r>
+      <w:r>
+        <w:t xml:space="preserve">none blocking calculation-wise — reconcile with whatever final adoption assumption the team wants to lead with on the Financial Case slides (Section 7, Slides 10-11).</w:t>
+      </w:r>
     </w:p>
     <w:p>
       <w:r>
@@ -1208,8 +1723,8 @@
         </w:pict>
       </w:r>
     </w:p>
-    <w:bookmarkEnd w:id="11"/>
-    <w:bookmarkStart w:id="13" w:name="cost-to-implement"/>
+    <w:bookmarkEnd w:id="15"/>
+    <w:bookmarkStart w:id="16" w:name="cost-to-implement"/>
     <w:p>
       <w:pPr>
         <w:pStyle w:val="Heading2"/>
@@ -1233,12 +1748,6 @@
         <w:t xml:space="preserve"> </w:t>
       </w:r>
       <w:r>
-        <w:t xml:space="preserve">don’t present cost as an ad-hoc category list — use recognized frameworks:</w:t>
-      </w:r>
-      <w:r>
-        <w:t xml:space="preserve"> </w:t>
-      </w:r>
-      <w:r>
         <w:t xml:space="preserve">-</w:t>
       </w:r>
       <w:r>
@@ -1255,47 +1764,7 @@
         <w:t xml:space="preserve"> </w:t>
       </w:r>
       <w:r>
-        <w:t xml:space="preserve">(</w:t>
-      </w:r>
-      <w:hyperlink r:id="rId12">
-        <w:r>
-          <w:rPr>
-            <w:rStyle w:val="Hyperlink"/>
-          </w:rPr>
-          <w:t xml:space="preserve">source</w:t>
-        </w:r>
-      </w:hyperlink>
-      <w:r>
-        <w:t xml:space="preserve">) for the cost-structure skeleton:</w:t>
-      </w:r>
-      <w:r>
-        <w:t xml:space="preserve"> </w:t>
-      </w:r>
-      <w:r>
-        <w:rPr>
-          <w:b/>
-          <w:bCs/>
-        </w:rPr>
-        <w:t xml:space="preserve">direct costs</w:t>
-      </w:r>
-      <w:r>
-        <w:t xml:space="preserve"> </w:t>
-      </w:r>
-      <w:r>
-        <w:t xml:space="preserve">(hardware/software, implementation, admin/operation, support) vs. </w:t>
-      </w:r>
-      <w:r>
-        <w:rPr>
-          <w:b/>
-          <w:bCs/>
-        </w:rPr>
-        <w:t xml:space="preserve">indirect costs</w:t>
-      </w:r>
-      <w:r>
-        <w:t xml:space="preserve"> </w:t>
-      </w:r>
-      <w:r>
-        <w:t xml:space="preserve">(downtime, inefficiency, productivity loss).</w:t>
+        <w:t xml:space="preserve">for the cost-structure skeleton: direct costs (hardware/software, implementation, admin/operation, support) vs. indirect costs (downtime, inefficiency, productivity loss).</w:t>
       </w:r>
       <w:r>
         <w:t xml:space="preserve"> </w:t>
@@ -1317,7 +1786,7 @@
         <w:t xml:space="preserve"> </w:t>
       </w:r>
       <w:r>
-        <w:t xml:space="preserve">(Sculley et al., Google, NeurIPS 2015) to justify a distinct recurring line for retraining/data-pipeline upkeep/monitoring — the standard citation for why ML products cost more to run than to build.</w:t>
+        <w:t xml:space="preserve">(Sculley et al., Google, NeurIPS 2015) to justify a distinct recurring line for retraining/pipeline upkeep/monitoring.</w:t>
       </w:r>
       <w:r>
         <w:t xml:space="preserve"> </w:t>
@@ -1339,7 +1808,7 @@
         <w:t xml:space="preserve"> </w:t>
       </w:r>
       <w:r>
-        <w:t xml:space="preserve">(Corporate Finance Institute) as the financial-ask template once cost and lift are both known.</w:t>
+        <w:t xml:space="preserve">(Corporate Finance Institute) as the financial-ask template.</w:t>
       </w:r>
     </w:p>
     <w:p>
@@ -1351,7 +1820,7 @@
           <w:b/>
           <w:bCs/>
         </w:rPr>
-        <w:t xml:space="preserve">Infrastructure cost estimate (researched, NYC-pilot scale, ~9,752 listings, weekly retrain):</w:t>
+        <w:t xml:space="preserve">Infrastructure cost (researched, NYC-pilot scale, ~9,752 listings, weekly retrain) — not model-dependent, unchanged by the GBM switch:</w:t>
       </w:r>
     </w:p>
     <w:tbl>
@@ -1504,7 +1973,7 @@
               <w:pStyle w:val="Compact"/>
             </w:pPr>
             <w:r>
-              <w:t xml:space="preserve">AWS Fargate/App Runner pricing (note: App Runner is being deprecated for new customers as of Apr 2026 — recommend citing Fargate instead)</w:t>
+              <w:t xml:space="preserve">AWS Fargate pricing (note: App Runner deprecated for new customers Apr 2026)</w:t>
             </w:r>
           </w:p>
         </w:tc>
@@ -1552,47 +2021,7 @@
               <w:pStyle w:val="Compact"/>
             </w:pPr>
             <w:r>
-              <w:rPr>
-                <w:b/>
-                <w:bCs/>
-              </w:rPr>
-              <w:t xml:space="preserve">Infra subtotal</w:t>
-            </w:r>
-          </w:p>
-        </w:tc>
-        <w:tc>
-          <w:tcPr/>
-          <w:p>
-            <w:pPr>
-              <w:pStyle w:val="Compact"/>
-            </w:pPr>
-            <w:r>
-              <w:rPr>
-                <w:b/>
-                <w:bCs/>
-              </w:rPr>
-              <w:t xml:space="preserve">~$720 – $3,060 – $7,620/yr</w:t>
-            </w:r>
-          </w:p>
-        </w:tc>
-        <w:tc>
-          <w:tcPr/>
-          <w:p>
-            <w:pPr>
-              <w:pStyle w:val="Compact"/>
-            </w:pPr>
-          </w:p>
-        </w:tc>
-      </w:tr>
-      <w:tr>
-        <w:tc>
-          <w:tcPr/>
-          <w:p>
-            <w:pPr>
-              <w:pStyle w:val="Compact"/>
-            </w:pPr>
-            <w:r>
-              <w:t xml:space="preserve">LLM (host-facing explanations, weekly refresh)</w:t>
+              <w:t xml:space="preserve">LLM (host explanations, weekly refresh)</w:t>
             </w:r>
           </w:p>
         </w:tc>
@@ -1614,7 +2043,7 @@
               <w:pStyle w:val="Compact"/>
             </w:pPr>
             <w:r>
-              <w:t xml:space="preserve">Claude Haiku 4.5, $1/$5 per MTok in/out, ~800 in / ~150 out tokens per listing</w:t>
+              <w:t xml:space="preserve">Claude Haiku 4.5, ~800 in/150 out tokens per listing</w:t>
             </w:r>
           </w:p>
         </w:tc>
@@ -1646,7 +2075,7 @@
                 <w:b/>
                 <w:bCs/>
               </w:rPr>
-              <w:t xml:space="preserve">~$1,500 – $3,850 – $8,400/yr</w:t>
+              <w:t xml:space="preserve">~$1,500 – $8,400/yr</w:t>
             </w:r>
           </w:p>
         </w:tc>
@@ -1669,53 +2098,13 @@
           <w:b/>
           <w:bCs/>
         </w:rPr>
-        <w:t xml:space="preserve">Important finding — this is NOT the real cost story.</w:t>
-      </w:r>
-      <w:r>
-        <w:t xml:space="preserve"> </w:t>
-      </w:r>
-      <w:r>
-        <w:t xml:space="preserve">Infrastructure and LLM costs are a rounding error against the revenue-lift numbers in Section 3 (even the high estimate, ~$8,400/year, is nothing next to a multi-million-dollar Airbnb revenue capture). Per the Gartner TCO and ML-technical-debt frameworks above, the real cost of a product like this is</w:t>
-      </w:r>
-      <w:r>
-        <w:t xml:space="preserve"> </w:t>
-      </w:r>
-      <w:r>
-        <w:rPr>
-          <w:b/>
-          <w:bCs/>
-        </w:rPr>
-        <w:t xml:space="preserve">personnel/engineering time</w:t>
-      </w:r>
-      <w:r>
-        <w:t xml:space="preserve"> </w:t>
-      </w:r>
-      <w:r>
-        <w:t xml:space="preserve">— initial build, integration, and ongoing model maintenance — not hosting bills. Jai’s original cost category list (cloud, database, LLM, storage, monitoring) never included a personnel/dev-cost line, and that gap needs to be closed before this goes in front of the team, since presenting</w:t>
-      </w:r>
-      <w:r>
-        <w:t xml:space="preserve"> </w:t>
-      </w:r>
-      <w:r>
-        <w:t xml:space="preserve">“$3K/year to run”</w:t>
-      </w:r>
-      <w:r>
-        <w:t xml:space="preserve"> </w:t>
-      </w:r>
-      <w:r>
-        <w:t xml:space="preserve">next to</w:t>
-      </w:r>
-      <w:r>
-        <w:t xml:space="preserve"> </w:t>
-      </w:r>
-      <w:r>
-        <w:t xml:space="preserve">“$8M/year in Airbnb revenue”</w:t>
-      </w:r>
-      <w:r>
-        <w:t xml:space="preserve"> </w:t>
-      </w:r>
-      <w:r>
-        <w:t xml:space="preserve">without an engineering cost line will look incomplete or naive to a sophisticated reviewer.</w:t>
+        <w:t xml:space="preserve">The real cost story is labor, not infra</w:t>
+      </w:r>
+      <w:r>
+        <w:t xml:space="preserve"> </w:t>
+      </w:r>
+      <w:r>
+        <w:t xml:space="preserve">— infra/LLM is a rounding error against multi-million-dollar revenue figures. Per Gartner TCO and the ML-technical-debt paper, real product cost is engineering time.</w:t>
       </w:r>
     </w:p>
     <w:p>
@@ -1727,7 +2116,7 @@
           <w:b/>
           <w:bCs/>
         </w:rPr>
-        <w:t xml:space="preserve">Labor cost estimate (researched):</w:t>
+        <w:t xml:space="preserve">Labor cost (researched, fully-loaded 2026 tech comp):</w:t>
       </w:r>
     </w:p>
     <w:tbl>
@@ -1764,7 +2153,7 @@
               <w:pStyle w:val="Compact"/>
             </w:pPr>
             <w:r>
-              <w:t xml:space="preserve">Fully-loaded annual cost</w:t>
+              <w:t xml:space="preserve">Fully-loaded annual</w:t>
             </w:r>
           </w:p>
         </w:tc>
@@ -1788,18 +2177,18 @@
               <w:pStyle w:val="Compact"/>
             </w:pPr>
             <w:r>
-              <w:t xml:space="preserve">Senior Data Scientist / ML Engineer</w:t>
-            </w:r>
-          </w:p>
-        </w:tc>
-        <w:tc>
-          <w:tcPr/>
-          <w:p>
-            <w:pPr>
-              <w:pStyle w:val="Compact"/>
-            </w:pPr>
-            <w:r>
-              <w:t xml:space="preserve">~$286,000 (~$137/hr)</w:t>
+              <w:t xml:space="preserve">Senior Data Scientist/MLE</w:t>
+            </w:r>
+          </w:p>
+        </w:tc>
+        <w:tc>
+          <w:tcPr/>
+          <w:p>
+            <w:pPr>
+              <w:pStyle w:val="Compact"/>
+            </w:pPr>
+            <w:r>
+              <w:t xml:space="preserve">~$286,000</w:t>
             </w:r>
           </w:p>
         </w:tc>
@@ -1834,7 +2223,7 @@
               <w:pStyle w:val="Compact"/>
             </w:pPr>
             <w:r>
-              <w:t xml:space="preserve">~$214,500 (~$103/hr)</w:t>
+              <w:t xml:space="preserve">~$214,500</w:t>
             </w:r>
           </w:p>
         </w:tc>
@@ -1869,7 +2258,7 @@
               <w:pStyle w:val="Compact"/>
             </w:pPr>
             <w:r>
-              <w:t xml:space="preserve">~$246,000 (~$118/hr)</w:t>
+              <w:t xml:space="preserve">~$246,000</w:t>
             </w:r>
           </w:p>
         </w:tc>
@@ -1904,7 +2293,7 @@
               <w:pStyle w:val="Compact"/>
             </w:pPr>
             <w:r>
-              <w:t xml:space="preserve">~$190,300 (~$91/hr)</w:t>
+              <w:t xml:space="preserve">~$190,300</w:t>
             </w:r>
           </w:p>
         </w:tc>
@@ -1926,7 +2315,59 @@
         <w:pStyle w:val="BodyText"/>
       </w:pPr>
       <w:r>
-        <w:t xml:space="preserve">The 1.3x loading multiplier (salary → fully-loaded cost) is an industry convention, not a single authoritative figure — footnote this in the deck.</w:t>
+        <w:rPr>
+          <w:b/>
+          <w:bCs/>
+        </w:rPr>
+        <w:t xml:space="preserve">Illustrative build + maintenance (extrapolated, flagged as estimate, no single source covers this exact scope):</w:t>
+      </w:r>
+      <w:r>
+        <w:t xml:space="preserve"> </w:t>
+      </w:r>
+      <w:r>
+        <w:t xml:space="preserve">- One-time build: ~0.6 FTE Sr. DS/MLE + 1.0 FTE Backend + 0.5 FTE Frontend + 0.25 FTE PM over 4 months ≈</w:t>
+      </w:r>
+      <w:r>
+        <w:t xml:space="preserve"> </w:t>
+      </w:r>
+      <w:r>
+        <w:rPr>
+          <w:b/>
+          <w:bCs/>
+        </w:rPr>
+        <w:t xml:space="preserve">$180K-$200K</w:t>
+      </w:r>
+      <w:r>
+        <w:t xml:space="preserve"> </w:t>
+      </w:r>
+      <w:r>
+        <w:t xml:space="preserve">- Annual maintenance (labor): ~0.2 FTE DS/MLE + ~0.15 FTE Backend ≈</w:t>
+      </w:r>
+      <w:r>
+        <w:t xml:space="preserve"> </w:t>
+      </w:r>
+      <w:r>
+        <w:rPr>
+          <w:b/>
+          <w:bCs/>
+        </w:rPr>
+        <w:t xml:space="preserve">$95K-$105K/yr</w:t>
+      </w:r>
+      <w:r>
+        <w:t xml:space="preserve"> </w:t>
+      </w:r>
+      <w:r>
+        <w:t xml:space="preserve">-</w:t>
+      </w:r>
+      <w:r>
+        <w:t xml:space="preserve"> </w:t>
+      </w:r>
+      <w:r>
+        <w:rPr>
+          <w:b/>
+          <w:bCs/>
+        </w:rPr>
+        <w:t xml:space="preserve">Total annual run cost (labor + infra): ~$96,500-$113,400/yr</w:t>
       </w:r>
     </w:p>
     <w:p>
@@ -1938,189 +2379,25 @@
           <w:b/>
           <w:bCs/>
         </w:rPr>
-        <w:t xml:space="preserve">Illustrative build + maintenance cost (extrapolated from adjacent benchmarks — no single published source covers this exact scope, flag as an estimate):</w:t>
-      </w:r>
-      <w:r>
-        <w:t xml:space="preserve"> </w:t>
-      </w:r>
-      <w:r>
-        <w:t xml:space="preserve">-</w:t>
-      </w:r>
-      <w:r>
-        <w:t xml:space="preserve"> </w:t>
-      </w:r>
-      <w:r>
-        <w:rPr>
-          <w:b/>
-          <w:bCs/>
-        </w:rPr>
-        <w:t xml:space="preserve">One-time build:</w:t>
-      </w:r>
-      <w:r>
-        <w:t xml:space="preserve"> </w:t>
-      </w:r>
-      <w:r>
-        <w:t xml:space="preserve">~0.6 FTE Sr. DS/MLE + 1.0 FTE Backend Eng + 0.5 FTE Frontend + 0.25 FTE PM over a 4-month build ≈</w:t>
-      </w:r>
-      <w:r>
-        <w:t xml:space="preserve"> </w:t>
-      </w:r>
-      <w:r>
-        <w:rPr>
-          <w:b/>
-          <w:bCs/>
-        </w:rPr>
-        <w:t xml:space="preserve">$180K-$200K</w:t>
-      </w:r>
-      <w:r>
-        <w:t xml:space="preserve"> </w:t>
-      </w:r>
-      <w:r>
-        <w:t xml:space="preserve">-</w:t>
-      </w:r>
-      <w:r>
-        <w:t xml:space="preserve"> </w:t>
-      </w:r>
-      <w:r>
-        <w:rPr>
-          <w:b/>
-          <w:bCs/>
-        </w:rPr>
-        <w:t xml:space="preserve">Annual maintenance (labor):</w:t>
-      </w:r>
-      <w:r>
-        <w:t xml:space="preserve"> </w:t>
-      </w:r>
-      <w:r>
-        <w:t xml:space="preserve">~0.2 FTE DS/MLE + ~0.15 FTE Backend Eng ≈</w:t>
-      </w:r>
-      <w:r>
-        <w:t xml:space="preserve"> </w:t>
-      </w:r>
-      <w:r>
-        <w:rPr>
-          <w:b/>
-          <w:bCs/>
-        </w:rPr>
-        <w:t xml:space="preserve">$95K-$105K/year</w:t>
-      </w:r>
-      <w:r>
-        <w:t xml:space="preserve"> </w:t>
-      </w:r>
-      <w:r>
-        <w:t xml:space="preserve">-</w:t>
-      </w:r>
-      <w:r>
-        <w:t xml:space="preserve"> </w:t>
-      </w:r>
-      <w:r>
-        <w:rPr>
-          <w:b/>
-          <w:bCs/>
-        </w:rPr>
-        <w:t xml:space="preserve">Annual maintenance (infra + LLM, from above):</w:t>
-      </w:r>
-      <w:r>
-        <w:t xml:space="preserve"> </w:t>
-      </w:r>
-      <w:r>
-        <w:t xml:space="preserve">~$1,500-$8,400/year</w:t>
-      </w:r>
-      <w:r>
-        <w:t xml:space="preserve"> </w:t>
-      </w:r>
-      <w:r>
-        <w:t xml:space="preserve">-</w:t>
-      </w:r>
-      <w:r>
-        <w:t xml:space="preserve"> </w:t>
-      </w:r>
-      <w:r>
-        <w:rPr>
-          <w:b/>
-          <w:bCs/>
-        </w:rPr>
-        <w:t xml:space="preserve">Total annual run cost (labor + infra):</w:t>
-      </w:r>
-      <w:r>
-        <w:t xml:space="preserve"> </w:t>
-      </w:r>
-      <w:r>
-        <w:rPr>
-          <w:b/>
-          <w:bCs/>
-        </w:rPr>
-        <w:t xml:space="preserve">~$96,500-$113,400/year</w:t>
-      </w:r>
-    </w:p>
-    <w:p>
-      <w:pPr>
-        <w:pStyle w:val="BodyText"/>
-      </w:pPr>
-      <w:r>
-        <w:rPr>
-          <w:b/>
-          <w:bCs/>
-        </w:rPr>
-        <w:t xml:space="preserve">Sanity-check flag for the team:</w:t>
-      </w:r>
-      <w:r>
-        <w:t xml:space="preserve"> </w:t>
-      </w:r>
-      <w:r>
-        <w:t xml:space="preserve">even at the low end of the adoption-rate sensitivity in Section 3 (25% adoption), Airbnb’s projected revenue capture (~$2.1M/year) dwarfs the ~$100K/year total run cost and the ~$190K one-time build. Payback period comes out under one year in every adoption scenario modeled so far.</w:t>
-      </w:r>
-      <w:r>
-        <w:t xml:space="preserve"> </w:t>
-      </w:r>
-      <w:r>
-        <w:rPr>
-          <w:b/>
-          <w:bCs/>
-        </w:rPr>
-        <w:t xml:space="preserve">This is a signal to scrutinize the revenue-lift assumptions harder, not evidence the cost estimate is wrong.</w:t>
-      </w:r>
-      <w:r>
-        <w:t xml:space="preserve"> </w:t>
-      </w:r>
-      <w:r>
-        <w:t xml:space="preserve">A board pitch with a sub-1-year payback at even the conservative case will read as either an exceptional opportunity or an unbelievable one — Stan or the team should stress-test the adoption-rate and model-noise-discount assumptions in Section 3 before presenting a number this strong.</w:t>
-      </w:r>
-    </w:p>
-    <w:p>
-      <w:pPr>
-        <w:pStyle w:val="BodyText"/>
-      </w:pPr>
-      <w:r>
-        <w:rPr>
-          <w:b/>
-          <w:bCs/>
-        </w:rPr>
         <w:t xml:space="preserve">Open items:</w:t>
       </w:r>
       <w:r>
         <w:t xml:space="preserve"> </w:t>
       </w:r>
       <w:r>
-        <w:t xml:space="preserve">- Team to pick a specific adoption-rate assumption (Section 3) — this is now the single biggest lever on the whole financial story, cost is comparatively settled</w:t>
-      </w:r>
-      <w:r>
-        <w:t xml:space="preserve"> </w:t>
-      </w:r>
-      <w:r>
-        <w:t xml:space="preserve">- Decide whether to treat this as</w:t>
-      </w:r>
-      <w:r>
-        <w:t xml:space="preserve"> </w:t>
-      </w:r>
-      <w:r>
-        <w:t xml:space="preserve">“cost if built as new”</w:t>
-      </w:r>
-      <w:r>
-        <w:t xml:space="preserve"> </w:t>
-      </w:r>
-      <w:r>
-        <w:t xml:space="preserve">(bottoms-up, what’s estimated above) vs. </w:t>
+        <w:t xml:space="preserve">decide</w:t>
+      </w:r>
+      <w:r>
+        <w:t xml:space="preserve"> </w:t>
+      </w:r>
+      <w:r>
+        <w:t xml:space="preserve">“cost if built new”</w:t>
+      </w:r>
+      <w:r>
+        <w:t xml:space="preserve"> </w:t>
+      </w:r>
+      <w:r>
+        <w:t xml:space="preserve">vs. </w:t>
       </w:r>
       <w:r>
         <w:t xml:space="preserve">“marginal cost to Airbnb”</w:t>
@@ -2129,13 +2406,7 @@
         <w:t xml:space="preserve"> </w:t>
       </w:r>
       <w:r>
-        <w:t xml:space="preserve">(since as an internal team, some of this infra/tooling likely already exists on Airbnb’s platform) — worth a one-line acknowledgment either way</w:t>
-      </w:r>
-      <w:r>
-        <w:t xml:space="preserve"> </w:t>
-      </w:r>
-      <w:r>
-        <w:t xml:space="preserve">- Confirm target scale to cost against (NYC pilot, per README scope decision, not platform-wide)</w:t>
+        <w:t xml:space="preserve">framing (some infra likely already exists on Airbnb’s platform) — worth a one-line acknowledgment either way.</w:t>
       </w:r>
     </w:p>
     <w:p>
@@ -2145,8 +2416,8 @@
         </w:pict>
       </w:r>
     </w:p>
-    <w:bookmarkEnd w:id="13"/>
-    <w:bookmarkStart w:id="14" w:name="roi"/>
+    <w:bookmarkEnd w:id="16"/>
+    <w:bookmarkStart w:id="17" w:name="roi"/>
     <w:p>
       <w:pPr>
         <w:pStyle w:val="Heading2"/>
@@ -2160,14 +2431,8 @@
         <w:pStyle w:val="FirstParagraph"/>
       </w:pPr>
       <w:r>
-        <w:rPr>
-          <w:b/>
-          <w:bCs/>
-        </w:rPr>
-        <w:t>UPDATED for GBM model (2026-07-26): Using NPV/IRR/Payback methodology (Corporate Finance Institute — see Section 4), flat steady-state adoption assumed (Section 6 will refine with a ramp curve instead of flat adoption from year 1). Figures below recomputed on the $25.6M GBM base (was $41.4M under Ridge).</w:t>
-      </w:r>
-      <w:r/>
-      <w:r/>
+        <w:t xml:space="preserve">Using NPV/IRR/Payback methodology, flat steady-state adoption (Section 6 has the more realistic ramped version).</w:t>
+      </w:r>
     </w:p>
     <w:p>
       <w:pPr>
@@ -2178,10 +2443,8 @@
           <w:b/>
           <w:bCs/>
         </w:rPr>
-        <w:t>5-year net revenue and ROI, by adoption scenario (build $190K one-time + $105K/year run cost = $715K total 5-year cost), recomputed on the $25.6M GBM base:</w:t>
-      </w:r>
-      <w:r/>
-      <w:r/>
+        <w:t xml:space="preserve">5-year net revenue and ROI, by adoption (build $190K + $105K/yr run = $715K total 5-yr cost), GBM base:</w:t>
+      </w:r>
     </w:p>
     <w:tbl>
       <w:tblPr>
@@ -2208,51 +2471,51 @@
               <w:pStyle w:val="Compact"/>
             </w:pPr>
             <w:r>
-              <w:t>Adoption</w:t>
-            </w:r>
-          </w:p>
-        </w:tc>
-        <w:tc>
-          <w:tcPr/>
-          <w:p>
-            <w:pPr>
-              <w:pStyle w:val="Compact"/>
-            </w:pPr>
-            <w:r>
-              <w:t>5-yr Airbnb revenue</w:t>
-            </w:r>
-          </w:p>
-        </w:tc>
-        <w:tc>
-          <w:tcPr/>
-          <w:p>
-            <w:pPr>
-              <w:pStyle w:val="Compact"/>
-            </w:pPr>
-            <w:r>
-              <w:t>5-yr net revenue</w:t>
-            </w:r>
-          </w:p>
-        </w:tc>
-        <w:tc>
-          <w:tcPr/>
-          <w:p>
-            <w:pPr>
-              <w:pStyle w:val="Compact"/>
-            </w:pPr>
-            <w:r>
-              <w:t>5-yr ROI</w:t>
-            </w:r>
-          </w:p>
-        </w:tc>
-        <w:tc>
-          <w:tcPr/>
-          <w:p>
-            <w:pPr>
-              <w:pStyle w:val="Compact"/>
-            </w:pPr>
-            <w:r>
-              <w:t>Payback (from Section 3)</w:t>
+              <w:t xml:space="preserve">Adoption</w:t>
+            </w:r>
+          </w:p>
+        </w:tc>
+        <w:tc>
+          <w:tcPr/>
+          <w:p>
+            <w:pPr>
+              <w:pStyle w:val="Compact"/>
+            </w:pPr>
+            <w:r>
+              <w:t xml:space="preserve">5-yr Airbnb revenue</w:t>
+            </w:r>
+          </w:p>
+        </w:tc>
+        <w:tc>
+          <w:tcPr/>
+          <w:p>
+            <w:pPr>
+              <w:pStyle w:val="Compact"/>
+            </w:pPr>
+            <w:r>
+              <w:t xml:space="preserve">5-yr net revenue</w:t>
+            </w:r>
+          </w:p>
+        </w:tc>
+        <w:tc>
+          <w:tcPr/>
+          <w:p>
+            <w:pPr>
+              <w:pStyle w:val="Compact"/>
+            </w:pPr>
+            <w:r>
+              <w:t xml:space="preserve">5-yr ROI</w:t>
+            </w:r>
+          </w:p>
+        </w:tc>
+        <w:tc>
+          <w:tcPr/>
+          <w:p>
+            <w:pPr>
+              <w:pStyle w:val="Compact"/>
+            </w:pPr>
+            <w:r>
+              <w:t xml:space="preserve">Payback</w:t>
             </w:r>
           </w:p>
         </w:tc>
@@ -2265,51 +2528,51 @@
               <w:pStyle w:val="Compact"/>
             </w:pPr>
             <w:r>
-              <w:t>15%</w:t>
-            </w:r>
-          </w:p>
-        </w:tc>
-        <w:tc>
-          <w:tcPr/>
-          <w:p>
-            <w:pPr>
-              <w:pStyle w:val="Compact"/>
-            </w:pPr>
-            <w:r>
-              <w:t>$2.98M</w:t>
-            </w:r>
-          </w:p>
-        </w:tc>
-        <w:tc>
-          <w:tcPr/>
-          <w:p>
-            <w:pPr>
-              <w:pStyle w:val="Compact"/>
-            </w:pPr>
-            <w:r>
-              <w:t>$2.26M</w:t>
-            </w:r>
-          </w:p>
-        </w:tc>
-        <w:tc>
-          <w:tcPr/>
-          <w:p>
-            <w:pPr>
-              <w:pStyle w:val="Compact"/>
-            </w:pPr>
-            <w:r>
-              <w:t>316%</w:t>
-            </w:r>
-          </w:p>
-        </w:tc>
-        <w:tc>
-          <w:tcPr/>
-          <w:p>
-            <w:pPr>
-              <w:pStyle w:val="Compact"/>
-            </w:pPr>
-            <w:r>
-              <w:t>5.9 months</w:t>
+              <w:t xml:space="preserve">15%</w:t>
+            </w:r>
+          </w:p>
+        </w:tc>
+        <w:tc>
+          <w:tcPr/>
+          <w:p>
+            <w:pPr>
+              <w:pStyle w:val="Compact"/>
+            </w:pPr>
+            <w:r>
+              <w:t xml:space="preserve">$2.98M</w:t>
+            </w:r>
+          </w:p>
+        </w:tc>
+        <w:tc>
+          <w:tcPr/>
+          <w:p>
+            <w:pPr>
+              <w:pStyle w:val="Compact"/>
+            </w:pPr>
+            <w:r>
+              <w:t xml:space="preserve">$2.26M</w:t>
+            </w:r>
+          </w:p>
+        </w:tc>
+        <w:tc>
+          <w:tcPr/>
+          <w:p>
+            <w:pPr>
+              <w:pStyle w:val="Compact"/>
+            </w:pPr>
+            <w:r>
+              <w:t xml:space="preserve">316%</w:t>
+            </w:r>
+          </w:p>
+        </w:tc>
+        <w:tc>
+          <w:tcPr/>
+          <w:p>
+            <w:pPr>
+              <w:pStyle w:val="Compact"/>
+            </w:pPr>
+            <w:r>
+              <w:t xml:space="preserve">5.9 months</w:t>
             </w:r>
           </w:p>
         </w:tc>
@@ -2322,51 +2585,51 @@
               <w:pStyle w:val="Compact"/>
             </w:pPr>
             <w:r>
-              <w:t>25%</w:t>
-            </w:r>
-          </w:p>
-        </w:tc>
-        <w:tc>
-          <w:tcPr/>
-          <w:p>
-            <w:pPr>
-              <w:pStyle w:val="Compact"/>
-            </w:pPr>
-            <w:r>
-              <w:t>$4.96M</w:t>
-            </w:r>
-          </w:p>
-        </w:tc>
-        <w:tc>
-          <w:tcPr/>
-          <w:p>
-            <w:pPr>
-              <w:pStyle w:val="Compact"/>
-            </w:pPr>
-            <w:r>
-              <w:t>$4.24M</w:t>
-            </w:r>
-          </w:p>
-        </w:tc>
-        <w:tc>
-          <w:tcPr/>
-          <w:p>
-            <w:pPr>
-              <w:pStyle w:val="Compact"/>
-            </w:pPr>
-            <w:r>
-              <w:t>594%</w:t>
-            </w:r>
-          </w:p>
-        </w:tc>
-        <w:tc>
-          <w:tcPr/>
-          <w:p>
-            <w:pPr>
-              <w:pStyle w:val="Compact"/>
-            </w:pPr>
-            <w:r>
-              <w:t>3.6 months</w:t>
+              <w:t xml:space="preserve">25%</w:t>
+            </w:r>
+          </w:p>
+        </w:tc>
+        <w:tc>
+          <w:tcPr/>
+          <w:p>
+            <w:pPr>
+              <w:pStyle w:val="Compact"/>
+            </w:pPr>
+            <w:r>
+              <w:t xml:space="preserve">$4.96M</w:t>
+            </w:r>
+          </w:p>
+        </w:tc>
+        <w:tc>
+          <w:tcPr/>
+          <w:p>
+            <w:pPr>
+              <w:pStyle w:val="Compact"/>
+            </w:pPr>
+            <w:r>
+              <w:t xml:space="preserve">$4.24M</w:t>
+            </w:r>
+          </w:p>
+        </w:tc>
+        <w:tc>
+          <w:tcPr/>
+          <w:p>
+            <w:pPr>
+              <w:pStyle w:val="Compact"/>
+            </w:pPr>
+            <w:r>
+              <w:t xml:space="preserve">594%</w:t>
+            </w:r>
+          </w:p>
+        </w:tc>
+        <w:tc>
+          <w:tcPr/>
+          <w:p>
+            <w:pPr>
+              <w:pStyle w:val="Compact"/>
+            </w:pPr>
+            <w:r>
+              <w:t xml:space="preserve">3.6 months</w:t>
             </w:r>
           </w:p>
         </w:tc>
@@ -2379,51 +2642,51 @@
               <w:pStyle w:val="Compact"/>
             </w:pPr>
             <w:r>
-              <w:t>35%</w:t>
-            </w:r>
-          </w:p>
-        </w:tc>
-        <w:tc>
-          <w:tcPr/>
-          <w:p>
-            <w:pPr>
-              <w:pStyle w:val="Compact"/>
-            </w:pPr>
-            <w:r>
-              <w:t>$6.94M</w:t>
-            </w:r>
-          </w:p>
-        </w:tc>
-        <w:tc>
-          <w:tcPr/>
-          <w:p>
-            <w:pPr>
-              <w:pStyle w:val="Compact"/>
-            </w:pPr>
-            <w:r>
-              <w:t>$6.23M</w:t>
-            </w:r>
-          </w:p>
-        </w:tc>
-        <w:tc>
-          <w:tcPr/>
-          <w:p>
-            <w:pPr>
-              <w:pStyle w:val="Compact"/>
-            </w:pPr>
-            <w:r>
-              <w:t>871%</w:t>
-            </w:r>
-          </w:p>
-        </w:tc>
-        <w:tc>
-          <w:tcPr/>
-          <w:p>
-            <w:pPr>
-              <w:pStyle w:val="Compact"/>
-            </w:pPr>
-            <w:r>
-              <w:t>2.5 months</w:t>
+              <w:t xml:space="preserve">35%</w:t>
+            </w:r>
+          </w:p>
+        </w:tc>
+        <w:tc>
+          <w:tcPr/>
+          <w:p>
+            <w:pPr>
+              <w:pStyle w:val="Compact"/>
+            </w:pPr>
+            <w:r>
+              <w:t xml:space="preserve">$6.94M</w:t>
+            </w:r>
+          </w:p>
+        </w:tc>
+        <w:tc>
+          <w:tcPr/>
+          <w:p>
+            <w:pPr>
+              <w:pStyle w:val="Compact"/>
+            </w:pPr>
+            <w:r>
+              <w:t xml:space="preserve">$6.23M</w:t>
+            </w:r>
+          </w:p>
+        </w:tc>
+        <w:tc>
+          <w:tcPr/>
+          <w:p>
+            <w:pPr>
+              <w:pStyle w:val="Compact"/>
+            </w:pPr>
+            <w:r>
+              <w:t xml:space="preserve">871%</w:t>
+            </w:r>
+          </w:p>
+        </w:tc>
+        <w:tc>
+          <w:tcPr/>
+          <w:p>
+            <w:pPr>
+              <w:pStyle w:val="Compact"/>
+            </w:pPr>
+            <w:r>
+              <w:t xml:space="preserve">2.5 months</w:t>
             </w:r>
           </w:p>
         </w:tc>
@@ -2436,51 +2699,51 @@
               <w:pStyle w:val="Compact"/>
             </w:pPr>
             <w:r>
-              <w:t>50%</w:t>
-            </w:r>
-          </w:p>
-        </w:tc>
-        <w:tc>
-          <w:tcPr/>
-          <w:p>
-            <w:pPr>
-              <w:pStyle w:val="Compact"/>
-            </w:pPr>
-            <w:r>
-              <w:t>$9.92M</w:t>
-            </w:r>
-          </w:p>
-        </w:tc>
-        <w:tc>
-          <w:tcPr/>
-          <w:p>
-            <w:pPr>
-              <w:pStyle w:val="Compact"/>
-            </w:pPr>
-            <w:r>
-              <w:t>$9.20M</w:t>
-            </w:r>
-          </w:p>
-        </w:tc>
-        <w:tc>
-          <w:tcPr/>
-          <w:p>
-            <w:pPr>
-              <w:pStyle w:val="Compact"/>
-            </w:pPr>
-            <w:r>
-              <w:t>1287%</w:t>
-            </w:r>
-          </w:p>
-        </w:tc>
-        <w:tc>
-          <w:tcPr/>
-          <w:p>
-            <w:pPr>
-              <w:pStyle w:val="Compact"/>
-            </w:pPr>
-            <w:r>
-              <w:t>1.8 months</w:t>
+              <w:t xml:space="preserve">50%</w:t>
+            </w:r>
+          </w:p>
+        </w:tc>
+        <w:tc>
+          <w:tcPr/>
+          <w:p>
+            <w:pPr>
+              <w:pStyle w:val="Compact"/>
+            </w:pPr>
+            <w:r>
+              <w:t xml:space="preserve">$9.92M</w:t>
+            </w:r>
+          </w:p>
+        </w:tc>
+        <w:tc>
+          <w:tcPr/>
+          <w:p>
+            <w:pPr>
+              <w:pStyle w:val="Compact"/>
+            </w:pPr>
+            <w:r>
+              <w:t xml:space="preserve">$9.20M</w:t>
+            </w:r>
+          </w:p>
+        </w:tc>
+        <w:tc>
+          <w:tcPr/>
+          <w:p>
+            <w:pPr>
+              <w:pStyle w:val="Compact"/>
+            </w:pPr>
+            <w:r>
+              <w:t xml:space="preserve">1,287%</w:t>
+            </w:r>
+          </w:p>
+        </w:tc>
+        <w:tc>
+          <w:tcPr/>
+          <w:p>
+            <w:pPr>
+              <w:pStyle w:val="Compact"/>
+            </w:pPr>
+            <w:r>
+              <w:t xml:space="preserve">1.8 months</w:t>
             </w:r>
           </w:p>
         </w:tc>
@@ -2493,51 +2756,51 @@
               <w:pStyle w:val="Compact"/>
             </w:pPr>
             <w:r>
-              <w:t>75%</w:t>
-            </w:r>
-          </w:p>
-        </w:tc>
-        <w:tc>
-          <w:tcPr/>
-          <w:p>
-            <w:pPr>
-              <w:pStyle w:val="Compact"/>
-            </w:pPr>
-            <w:r>
-              <w:t>$14.88M</w:t>
-            </w:r>
-          </w:p>
-        </w:tc>
-        <w:tc>
-          <w:tcPr/>
-          <w:p>
-            <w:pPr>
-              <w:pStyle w:val="Compact"/>
-            </w:pPr>
-            <w:r>
-              <w:t>$14.16M</w:t>
-            </w:r>
-          </w:p>
-        </w:tc>
-        <w:tc>
-          <w:tcPr/>
-          <w:p>
-            <w:pPr>
-              <w:pStyle w:val="Compact"/>
-            </w:pPr>
-            <w:r>
-              <w:t>1981%</w:t>
-            </w:r>
-          </w:p>
-        </w:tc>
-        <w:tc>
-          <w:tcPr/>
-          <w:p>
-            <w:pPr>
-              <w:pStyle w:val="Compact"/>
-            </w:pPr>
-            <w:r>
-              <w:t>1.2 months</w:t>
+              <w:t xml:space="preserve">75%</w:t>
+            </w:r>
+          </w:p>
+        </w:tc>
+        <w:tc>
+          <w:tcPr/>
+          <w:p>
+            <w:pPr>
+              <w:pStyle w:val="Compact"/>
+            </w:pPr>
+            <w:r>
+              <w:t xml:space="preserve">$14.88M</w:t>
+            </w:r>
+          </w:p>
+        </w:tc>
+        <w:tc>
+          <w:tcPr/>
+          <w:p>
+            <w:pPr>
+              <w:pStyle w:val="Compact"/>
+            </w:pPr>
+            <w:r>
+              <w:t xml:space="preserve">$14.16M</w:t>
+            </w:r>
+          </w:p>
+        </w:tc>
+        <w:tc>
+          <w:tcPr/>
+          <w:p>
+            <w:pPr>
+              <w:pStyle w:val="Compact"/>
+            </w:pPr>
+            <w:r>
+              <w:t xml:space="preserve">1,981%</w:t>
+            </w:r>
+          </w:p>
+        </w:tc>
+        <w:tc>
+          <w:tcPr/>
+          <w:p>
+            <w:pPr>
+              <w:pStyle w:val="Compact"/>
+            </w:pPr>
+            <w:r>
+              <w:t xml:space="preserve">1.2 months</w:t>
             </w:r>
           </w:p>
         </w:tc>
@@ -2550,51 +2813,51 @@
               <w:pStyle w:val="Compact"/>
             </w:pPr>
             <w:r>
-              <w:t>100%</w:t>
-            </w:r>
-          </w:p>
-        </w:tc>
-        <w:tc>
-          <w:tcPr/>
-          <w:p>
-            <w:pPr>
-              <w:pStyle w:val="Compact"/>
-            </w:pPr>
-            <w:r>
-              <w:t>$19.84M</w:t>
-            </w:r>
-          </w:p>
-        </w:tc>
-        <w:tc>
-          <w:tcPr/>
-          <w:p>
-            <w:pPr>
-              <w:pStyle w:val="Compact"/>
-            </w:pPr>
-            <w:r>
-              <w:t>$19.12M</w:t>
-            </w:r>
-          </w:p>
-        </w:tc>
-        <w:tc>
-          <w:tcPr/>
-          <w:p>
-            <w:pPr>
-              <w:pStyle w:val="Compact"/>
-            </w:pPr>
-            <w:r>
-              <w:t>2675%</w:t>
-            </w:r>
-          </w:p>
-        </w:tc>
-        <w:tc>
-          <w:tcPr/>
-          <w:p>
-            <w:pPr>
-              <w:pStyle w:val="Compact"/>
-            </w:pPr>
-            <w:r>
-              <w:t>0.9 months</w:t>
+              <w:t xml:space="preserve">100%</w:t>
+            </w:r>
+          </w:p>
+        </w:tc>
+        <w:tc>
+          <w:tcPr/>
+          <w:p>
+            <w:pPr>
+              <w:pStyle w:val="Compact"/>
+            </w:pPr>
+            <w:r>
+              <w:t xml:space="preserve">$19.84M</w:t>
+            </w:r>
+          </w:p>
+        </w:tc>
+        <w:tc>
+          <w:tcPr/>
+          <w:p>
+            <w:pPr>
+              <w:pStyle w:val="Compact"/>
+            </w:pPr>
+            <w:r>
+              <w:t xml:space="preserve">$19.12M</w:t>
+            </w:r>
+          </w:p>
+        </w:tc>
+        <w:tc>
+          <w:tcPr/>
+          <w:p>
+            <w:pPr>
+              <w:pStyle w:val="Compact"/>
+            </w:pPr>
+            <w:r>
+              <w:t xml:space="preserve">2,675%</w:t>
+            </w:r>
+          </w:p>
+        </w:tc>
+        <w:tc>
+          <w:tcPr/>
+          <w:p>
+            <w:pPr>
+              <w:pStyle w:val="Compact"/>
+            </w:pPr>
+            <w:r>
+              <w:t xml:space="preserve">0.9 months</w:t>
             </w:r>
           </w:p>
         </w:tc>
@@ -2609,41 +2872,13 @@
           <w:b/>
           <w:bCs/>
         </w:rPr>
-        <w:t xml:space="preserve">Recommendation for the slide (per Stan’s</w:t>
-      </w:r>
-      <w:r>
-        <w:rPr>
-          <w:b/>
-          <w:bCs/>
-        </w:rPr>
-        <w:t xml:space="preserve"> </w:t>
-      </w:r>
-      <w:r>
-        <w:rPr>
-          <w:b/>
-          <w:bCs/>
-        </w:rPr>
-        <w:t xml:space="preserve">“lead with big numbers, one synopsis slide”</w:t>
-      </w:r>
-      <w:r>
-        <w:rPr>
-          <w:b/>
-          <w:bCs/>
-        </w:rPr>
-        <w:t xml:space="preserve"> </w:t>
-      </w:r>
-      <w:r>
-        <w:rPr>
-          <w:b/>
-          <w:bCs/>
-        </w:rPr>
-        <w:t xml:space="preserve">guidance):</w:t>
-      </w:r>
-      <w:r>
-        <w:t xml:space="preserve"> </w:t>
-      </w:r>
-      <w:r>
-        <w:t xml:space="preserve">present the 25% and 50% adoption rows as the headline</w:t>
+        <w:t xml:space="preserve">Recommendation:</w:t>
+      </w:r>
+      <w:r>
+        <w:t xml:space="preserve"> </w:t>
+      </w:r>
+      <w:r>
+        <w:t xml:space="preserve">lead with the 25% and 50% rows as</w:t>
       </w:r>
       <w:r>
         <w:t xml:space="preserve"> </w:t>
@@ -2667,19 +2902,7 @@
         <w:t xml:space="preserve"> </w:t>
       </w:r>
       <w:r>
-        <w:t xml:space="preserve">cases, with the full table as backup in the appendix/written submission. Don’t present the 100% row as the headline, it invites the obvious</w:t>
-      </w:r>
-      <w:r>
-        <w:t xml:space="preserve"> </w:t>
-      </w:r>
-      <w:r>
-        <w:t xml:space="preserve">“that assumes every single host adopts this immediately”</w:t>
-      </w:r>
-      <w:r>
-        <w:t xml:space="preserve"> </w:t>
-      </w:r>
-      <w:r>
-        <w:t xml:space="preserve">pushback.</w:t>
+        <w:t xml:space="preserve">cases; don’t headline the 100% row, it invites the obvious adoption-skepticism pushback.</w:t>
       </w:r>
     </w:p>
     <w:p>
@@ -2697,7 +2920,7 @@
         <w:t xml:space="preserve"> </w:t>
       </w:r>
       <w:r>
-        <w:t xml:space="preserve">Section 6 (financial timeline/ramp curve) should replace the flat-adoption assumption here with a year-by-year ramp once that’s built out — this table is a steady-state simplification, not the final board-ready version.</w:t>
+        <w:t xml:space="preserve">none blocking — this table is a flat-adoption simplification; Section 6 has the year-by-year ramped version, which is the one to actually present.</w:t>
       </w:r>
     </w:p>
     <w:p>
@@ -2707,8 +2930,8 @@
         </w:pict>
       </w:r>
     </w:p>
-    <w:bookmarkEnd w:id="14"/>
-    <w:bookmarkStart w:id="15" w:name="financial-timeline"/>
+    <w:bookmarkEnd w:id="17"/>
+    <w:bookmarkStart w:id="18" w:name="financial-timeline"/>
     <w:p>
       <w:pPr>
         <w:pStyle w:val="Heading2"/>
@@ -2722,50 +2945,24 @@
         <w:pStyle w:val="FirstParagraph"/>
       </w:pPr>
       <w:r>
-        <w:rPr>
-          <w:b/>
-          <w:bCs/>
-        </w:rPr>
-        <w:t xml:space="preserve">Not the same as the project deadline timeline</w:t>
-      </w:r>
-      <w:r>
-        <w:t xml:space="preserve"> </w:t>
-      </w:r>
-      <w:r>
-        <w:t xml:space="preserve">(see the reminders section at the bottom) — this is the revenue ramp/payback curve: adoption isn’t instant, so year-1 captured revenue is well below steady-state.</w:t>
-      </w:r>
-    </w:p>
-    <w:p>
-      <w:pPr>
-        <w:pStyle w:val="BodyText"/>
-      </w:pPr>
-      <w:r>
-        <w:rPr>
-          <w:b/>
-          <w:bCs/>
-        </w:rPr>
-        <w:t>UPDATED for GBM model (2026-07-26), ramp assumptions unchanged from the 2026-07-25 pass (the adoption curve itself isn’t model-dependent) — real, cited adoption-ramp framework: researched rather than invented. Best-fit model is Rogers’ Diffusion of Innovation — this is an opt-in tool offered to independent, individually-deciding hosts who’d plausibly diffuse it through word-of-mouth within their own community, which is Rogers’ original context, not a top-down mandated enterprise rollout. The Bass diffusion model is the standard way to turn that shape into numbers, but the classical academic parameters (Sultan/Farley/Lehmann 1990 meta-analysis, p=0.03/q=0.38) are calibrated for durable-goods adoption over 10-15+ year horizons — plugging them in raw gives an unrealistically slow curve for a digital tool. Recalibrated instead to real SaaS feature-adoption benchmarks (Product Metrics Benchmark Report 2024, 181 SaaS companies: average adoption 24.5%, median 16.5%, top quartile &gt;45%).</w:t>
-      </w:r>
-      <w:r/>
-      <w:r/>
-      <w:r/>
-      <w:r>
-        <w:rPr>
-          <w:b/>
-          <w:bCs/>
-        </w:rPr>
-      </w:r>
-      <w:r/>
-      <w:r/>
-      <w:r/>
-      <w:r>
-        <w:rPr>
-          <w:b/>
-          <w:bCs/>
-        </w:rPr>
-      </w:r>
-      <w:r/>
-      <w:r/>
+        <w:t xml:space="preserve">Real, cited adoption-ramp framework —</w:t>
+      </w:r>
+      <w:r>
+        <w:t xml:space="preserve"> </w:t>
+      </w:r>
+      <w:r>
+        <w:rPr>
+          <w:b/>
+          <w:bCs/>
+        </w:rPr>
+        <w:t xml:space="preserve">Rogers’ Diffusion of Innovation</w:t>
+      </w:r>
+      <w:r>
+        <w:t xml:space="preserve"> </w:t>
+      </w:r>
+      <w:r>
+        <w:t xml:space="preserve">(best fit: opt-in tool, individually-deciding hosts, word-of-mouth diffusion — not a mandated enterprise rollout). Bass diffusion model’s classical parameters (Sultan/Farley/Lehmann 1990) are calibrated for 10-15+ year durable-goods adoption, too slow for a digital tool — recalibrated instead to real SaaS feature-adoption benchmarks (Product Metrics Benchmark Report 2024, 181 companies: avg 24.5%, median 16.5%, top quartile &gt;45%).</w:t>
+      </w:r>
     </w:p>
     <w:p>
       <w:pPr>
@@ -2859,7 +3056,7 @@
               <w:pStyle w:val="Compact"/>
             </w:pPr>
             <w:r>
-              <w:t xml:space="preserve">Rogers’ innovator + early-adopter pool, scaled for a slow first-year dashboard-tool ramp</w:t>
+              <w:t xml:space="preserve">Rogers’ innovator + early-adopter pool, scaled for a slow first-year ramp</w:t>
             </w:r>
           </w:p>
         </w:tc>
@@ -2894,7 +3091,7 @@
               <w:pStyle w:val="Compact"/>
             </w:pPr>
             <w:r>
-              <w:t xml:space="preserve">Anchored to the real SaaS average adoption benchmark (24.5%)</w:t>
+              <w:t xml:space="preserve">Anchored to real SaaS average adoption benchmark</w:t>
             </w:r>
           </w:p>
         </w:tc>
@@ -2929,7 +3126,7 @@
               <w:pStyle w:val="Compact"/>
             </w:pPr>
             <w:r>
-              <w:t xml:space="preserve">Extrapolated, crossing into early-majority adoption</w:t>
+              <w:t xml:space="preserve">Extrapolated, crossing into early-majority</w:t>
             </w:r>
           </w:p>
         </w:tc>
@@ -2964,19 +3161,7 @@
               <w:pStyle w:val="Compact"/>
             </w:pPr>
             <w:r>
-              <w:t xml:space="preserve">Anchored just under the real SaaS top-quartile benchmark (&gt;45%) — most opt-in features plateau well under 100%, so steady state is deliberately not the</w:t>
-            </w:r>
-            <w:r>
-              <w:t xml:space="preserve"> </w:t>
-            </w:r>
-            <w:r>
-              <w:t xml:space="preserve">“100% adoption”</w:t>
-            </w:r>
-            <w:r>
-              <w:t xml:space="preserve"> </w:t>
-            </w:r>
-            <w:r>
-              <w:t xml:space="preserve">ceiling used elsewhere as an upper bound</w:t>
+              <w:t xml:space="preserve">Anchored just under real SaaS top-quartile benchmark — deliberately not near 100%</w:t>
             </w:r>
           </w:p>
         </w:tc>
@@ -2991,10 +3176,8 @@
           <w:b/>
           <w:bCs/>
         </w:rPr>
-        <w:t>Year-by-year financial timeline (on the $3.97M/year Airbnb-revenue ceiling at 100% adoption from Section 3, updated for GBM, was $6.41M under Ridge; build $190K in Year 1 + $105K/year run cost every year):</w:t>
-      </w:r>
-      <w:r/>
-      <w:r/>
+        <w:t xml:space="preserve">Year-by-year timeline (on the $3.97M/yr Airbnb-revenue ceiling at 100% adoption, GBM base; build $190K Year 1 + $105K/yr run cost every year):</w:t>
+      </w:r>
     </w:p>
     <w:tbl>
       <w:tblPr>
@@ -3021,62 +3204,62 @@
               <w:pStyle w:val="Compact"/>
             </w:pPr>
             <w:r>
-              <w:t>Year</w:t>
-            </w:r>
-          </w:p>
-        </w:tc>
-        <w:tc>
-          <w:tcPr/>
-          <w:p>
-            <w:pPr>
-              <w:pStyle w:val="Compact"/>
-            </w:pPr>
-            <w:r>
-              <w:t>Adoption</w:t>
-            </w:r>
-          </w:p>
-        </w:tc>
-        <w:tc>
-          <w:tcPr/>
-          <w:p>
-            <w:pPr>
-              <w:pStyle w:val="Compact"/>
-            </w:pPr>
-            <w:r>
-              <w:t>Airbnb revenue</w:t>
-            </w:r>
-          </w:p>
-        </w:tc>
-        <w:tc>
-          <w:tcPr/>
-          <w:p>
-            <w:pPr>
-              <w:pStyle w:val="Compact"/>
-            </w:pPr>
-            <w:r>
-              <w:t>Cost</w:t>
-            </w:r>
-          </w:p>
-        </w:tc>
-        <w:tc>
-          <w:tcPr/>
-          <w:p>
-            <w:pPr>
-              <w:pStyle w:val="Compact"/>
-            </w:pPr>
-            <w:r>
-              <w:t>Net cash flow</w:t>
-            </w:r>
-          </w:p>
-        </w:tc>
-        <w:tc>
-          <w:tcPr/>
-          <w:p>
-            <w:pPr>
-              <w:pStyle w:val="Compact"/>
-            </w:pPr>
-            <w:r>
-              <w:t>Cumulative</w:t>
+              <w:t xml:space="preserve">Year</w:t>
+            </w:r>
+          </w:p>
+        </w:tc>
+        <w:tc>
+          <w:tcPr/>
+          <w:p>
+            <w:pPr>
+              <w:pStyle w:val="Compact"/>
+            </w:pPr>
+            <w:r>
+              <w:t xml:space="preserve">Adoption</w:t>
+            </w:r>
+          </w:p>
+        </w:tc>
+        <w:tc>
+          <w:tcPr/>
+          <w:p>
+            <w:pPr>
+              <w:pStyle w:val="Compact"/>
+            </w:pPr>
+            <w:r>
+              <w:t xml:space="preserve">Airbnb revenue</w:t>
+            </w:r>
+          </w:p>
+        </w:tc>
+        <w:tc>
+          <w:tcPr/>
+          <w:p>
+            <w:pPr>
+              <w:pStyle w:val="Compact"/>
+            </w:pPr>
+            <w:r>
+              <w:t xml:space="preserve">Cost</w:t>
+            </w:r>
+          </w:p>
+        </w:tc>
+        <w:tc>
+          <w:tcPr/>
+          <w:p>
+            <w:pPr>
+              <w:pStyle w:val="Compact"/>
+            </w:pPr>
+            <w:r>
+              <w:t xml:space="preserve">Net cash flow</w:t>
+            </w:r>
+          </w:p>
+        </w:tc>
+        <w:tc>
+          <w:tcPr/>
+          <w:p>
+            <w:pPr>
+              <w:pStyle w:val="Compact"/>
+            </w:pPr>
+            <w:r>
+              <w:t xml:space="preserve">Cumulative</w:t>
             </w:r>
           </w:p>
         </w:tc>
@@ -3089,62 +3272,62 @@
               <w:pStyle w:val="Compact"/>
             </w:pPr>
             <w:r>
-              <w:t>1</w:t>
-            </w:r>
-          </w:p>
-        </w:tc>
-        <w:tc>
-          <w:tcPr/>
-          <w:p>
-            <w:pPr>
-              <w:pStyle w:val="Compact"/>
-            </w:pPr>
-            <w:r>
-              <w:t>10%</w:t>
-            </w:r>
-          </w:p>
-        </w:tc>
-        <w:tc>
-          <w:tcPr/>
-          <w:p>
-            <w:pPr>
-              <w:pStyle w:val="Compact"/>
-            </w:pPr>
-            <w:r>
-              <w:t>$397K</w:t>
-            </w:r>
-          </w:p>
-        </w:tc>
-        <w:tc>
-          <w:tcPr/>
-          <w:p>
-            <w:pPr>
-              <w:pStyle w:val="Compact"/>
-            </w:pPr>
-            <w:r>
-              <w:t>$295K (build+run)</w:t>
-            </w:r>
-          </w:p>
-        </w:tc>
-        <w:tc>
-          <w:tcPr/>
-          <w:p>
-            <w:pPr>
-              <w:pStyle w:val="Compact"/>
-            </w:pPr>
-            <w:r>
-              <w:t>$102K</w:t>
-            </w:r>
-          </w:p>
-        </w:tc>
-        <w:tc>
-          <w:tcPr/>
-          <w:p>
-            <w:pPr>
-              <w:pStyle w:val="Compact"/>
-            </w:pPr>
-            <w:r>
-              <w:t>$0.10M</w:t>
+              <w:t xml:space="preserve">1</w:t>
+            </w:r>
+          </w:p>
+        </w:tc>
+        <w:tc>
+          <w:tcPr/>
+          <w:p>
+            <w:pPr>
+              <w:pStyle w:val="Compact"/>
+            </w:pPr>
+            <w:r>
+              <w:t xml:space="preserve">10%</w:t>
+            </w:r>
+          </w:p>
+        </w:tc>
+        <w:tc>
+          <w:tcPr/>
+          <w:p>
+            <w:pPr>
+              <w:pStyle w:val="Compact"/>
+            </w:pPr>
+            <w:r>
+              <w:t xml:space="preserve">$397K</w:t>
+            </w:r>
+          </w:p>
+        </w:tc>
+        <w:tc>
+          <w:tcPr/>
+          <w:p>
+            <w:pPr>
+              <w:pStyle w:val="Compact"/>
+            </w:pPr>
+            <w:r>
+              <w:t xml:space="preserve">$295K</w:t>
+            </w:r>
+          </w:p>
+        </w:tc>
+        <w:tc>
+          <w:tcPr/>
+          <w:p>
+            <w:pPr>
+              <w:pStyle w:val="Compact"/>
+            </w:pPr>
+            <w:r>
+              <w:t xml:space="preserve">$102K</w:t>
+            </w:r>
+          </w:p>
+        </w:tc>
+        <w:tc>
+          <w:tcPr/>
+          <w:p>
+            <w:pPr>
+              <w:pStyle w:val="Compact"/>
+            </w:pPr>
+            <w:r>
+              <w:t xml:space="preserve">$0.10M</w:t>
             </w:r>
           </w:p>
         </w:tc>
@@ -3157,62 +3340,62 @@
               <w:pStyle w:val="Compact"/>
             </w:pPr>
             <w:r>
-              <w:t>2</w:t>
-            </w:r>
-          </w:p>
-        </w:tc>
-        <w:tc>
-          <w:tcPr/>
-          <w:p>
-            <w:pPr>
-              <w:pStyle w:val="Compact"/>
-            </w:pPr>
-            <w:r>
-              <w:t>24%</w:t>
-            </w:r>
-          </w:p>
-        </w:tc>
-        <w:tc>
-          <w:tcPr/>
-          <w:p>
-            <w:pPr>
-              <w:pStyle w:val="Compact"/>
-            </w:pPr>
-            <w:r>
-              <w:t>$952K</w:t>
-            </w:r>
-          </w:p>
-        </w:tc>
-        <w:tc>
-          <w:tcPr/>
-          <w:p>
-            <w:pPr>
-              <w:pStyle w:val="Compact"/>
-            </w:pPr>
-            <w:r>
-              <w:t>$105K</w:t>
-            </w:r>
-          </w:p>
-        </w:tc>
-        <w:tc>
-          <w:tcPr/>
-          <w:p>
-            <w:pPr>
-              <w:pStyle w:val="Compact"/>
-            </w:pPr>
-            <w:r>
-              <w:t>$847K</w:t>
-            </w:r>
-          </w:p>
-        </w:tc>
-        <w:tc>
-          <w:tcPr/>
-          <w:p>
-            <w:pPr>
-              <w:pStyle w:val="Compact"/>
-            </w:pPr>
-            <w:r>
-              <w:t>$0.95M</w:t>
+              <w:t xml:space="preserve">2</w:t>
+            </w:r>
+          </w:p>
+        </w:tc>
+        <w:tc>
+          <w:tcPr/>
+          <w:p>
+            <w:pPr>
+              <w:pStyle w:val="Compact"/>
+            </w:pPr>
+            <w:r>
+              <w:t xml:space="preserve">24%</w:t>
+            </w:r>
+          </w:p>
+        </w:tc>
+        <w:tc>
+          <w:tcPr/>
+          <w:p>
+            <w:pPr>
+              <w:pStyle w:val="Compact"/>
+            </w:pPr>
+            <w:r>
+              <w:t xml:space="preserve">$952K</w:t>
+            </w:r>
+          </w:p>
+        </w:tc>
+        <w:tc>
+          <w:tcPr/>
+          <w:p>
+            <w:pPr>
+              <w:pStyle w:val="Compact"/>
+            </w:pPr>
+            <w:r>
+              <w:t xml:space="preserve">$105K</w:t>
+            </w:r>
+          </w:p>
+        </w:tc>
+        <w:tc>
+          <w:tcPr/>
+          <w:p>
+            <w:pPr>
+              <w:pStyle w:val="Compact"/>
+            </w:pPr>
+            <w:r>
+              <w:t xml:space="preserve">$847K</w:t>
+            </w:r>
+          </w:p>
+        </w:tc>
+        <w:tc>
+          <w:tcPr/>
+          <w:p>
+            <w:pPr>
+              <w:pStyle w:val="Compact"/>
+            </w:pPr>
+            <w:r>
+              <w:t xml:space="preserve">$0.95M</w:t>
             </w:r>
           </w:p>
         </w:tc>
@@ -3225,62 +3408,62 @@
               <w:pStyle w:val="Compact"/>
             </w:pPr>
             <w:r>
-              <w:t>3</w:t>
-            </w:r>
-          </w:p>
-        </w:tc>
-        <w:tc>
-          <w:tcPr/>
-          <w:p>
-            <w:pPr>
-              <w:pStyle w:val="Compact"/>
-            </w:pPr>
-            <w:r>
-              <w:t>38%</w:t>
-            </w:r>
-          </w:p>
-        </w:tc>
-        <w:tc>
-          <w:tcPr/>
-          <w:p>
-            <w:pPr>
-              <w:pStyle w:val="Compact"/>
-            </w:pPr>
-            <w:r>
-              <w:t>$1.51M</w:t>
-            </w:r>
-          </w:p>
-        </w:tc>
-        <w:tc>
-          <w:tcPr/>
-          <w:p>
-            <w:pPr>
-              <w:pStyle w:val="Compact"/>
-            </w:pPr>
-            <w:r>
-              <w:t>$105K</w:t>
-            </w:r>
-          </w:p>
-        </w:tc>
-        <w:tc>
-          <w:tcPr/>
-          <w:p>
-            <w:pPr>
-              <w:pStyle w:val="Compact"/>
-            </w:pPr>
-            <w:r>
-              <w:t>$1.40M</w:t>
-            </w:r>
-          </w:p>
-        </w:tc>
-        <w:tc>
-          <w:tcPr/>
-          <w:p>
-            <w:pPr>
-              <w:pStyle w:val="Compact"/>
-            </w:pPr>
-            <w:r>
-              <w:t>$2.35M</w:t>
+              <w:t xml:space="preserve">3</w:t>
+            </w:r>
+          </w:p>
+        </w:tc>
+        <w:tc>
+          <w:tcPr/>
+          <w:p>
+            <w:pPr>
+              <w:pStyle w:val="Compact"/>
+            </w:pPr>
+            <w:r>
+              <w:t xml:space="preserve">38%</w:t>
+            </w:r>
+          </w:p>
+        </w:tc>
+        <w:tc>
+          <w:tcPr/>
+          <w:p>
+            <w:pPr>
+              <w:pStyle w:val="Compact"/>
+            </w:pPr>
+            <w:r>
+              <w:t xml:space="preserve">$1.51M</w:t>
+            </w:r>
+          </w:p>
+        </w:tc>
+        <w:tc>
+          <w:tcPr/>
+          <w:p>
+            <w:pPr>
+              <w:pStyle w:val="Compact"/>
+            </w:pPr>
+            <w:r>
+              <w:t xml:space="preserve">$105K</w:t>
+            </w:r>
+          </w:p>
+        </w:tc>
+        <w:tc>
+          <w:tcPr/>
+          <w:p>
+            <w:pPr>
+              <w:pStyle w:val="Compact"/>
+            </w:pPr>
+            <w:r>
+              <w:t xml:space="preserve">$1.40M</w:t>
+            </w:r>
+          </w:p>
+        </w:tc>
+        <w:tc>
+          <w:tcPr/>
+          <w:p>
+            <w:pPr>
+              <w:pStyle w:val="Compact"/>
+            </w:pPr>
+            <w:r>
+              <w:t xml:space="preserve">$2.35M</w:t>
             </w:r>
           </w:p>
         </w:tc>
@@ -3293,62 +3476,62 @@
               <w:pStyle w:val="Compact"/>
             </w:pPr>
             <w:r>
-              <w:t>4</w:t>
-            </w:r>
-          </w:p>
-        </w:tc>
-        <w:tc>
-          <w:tcPr/>
-          <w:p>
-            <w:pPr>
-              <w:pStyle w:val="Compact"/>
-            </w:pPr>
-            <w:r>
-              <w:t>42%</w:t>
-            </w:r>
-          </w:p>
-        </w:tc>
-        <w:tc>
-          <w:tcPr/>
-          <w:p>
-            <w:pPr>
-              <w:pStyle w:val="Compact"/>
-            </w:pPr>
-            <w:r>
-              <w:t>$1.67M</w:t>
-            </w:r>
-          </w:p>
-        </w:tc>
-        <w:tc>
-          <w:tcPr/>
-          <w:p>
-            <w:pPr>
-              <w:pStyle w:val="Compact"/>
-            </w:pPr>
-            <w:r>
-              <w:t>$105K</w:t>
-            </w:r>
-          </w:p>
-        </w:tc>
-        <w:tc>
-          <w:tcPr/>
-          <w:p>
-            <w:pPr>
-              <w:pStyle w:val="Compact"/>
-            </w:pPr>
-            <w:r>
-              <w:t>$1.56M</w:t>
-            </w:r>
-          </w:p>
-        </w:tc>
-        <w:tc>
-          <w:tcPr/>
-          <w:p>
-            <w:pPr>
-              <w:pStyle w:val="Compact"/>
-            </w:pPr>
-            <w:r>
-              <w:t>$3.91M</w:t>
+              <w:t xml:space="preserve">4</w:t>
+            </w:r>
+          </w:p>
+        </w:tc>
+        <w:tc>
+          <w:tcPr/>
+          <w:p>
+            <w:pPr>
+              <w:pStyle w:val="Compact"/>
+            </w:pPr>
+            <w:r>
+              <w:t xml:space="preserve">42%</w:t>
+            </w:r>
+          </w:p>
+        </w:tc>
+        <w:tc>
+          <w:tcPr/>
+          <w:p>
+            <w:pPr>
+              <w:pStyle w:val="Compact"/>
+            </w:pPr>
+            <w:r>
+              <w:t xml:space="preserve">$1.67M</w:t>
+            </w:r>
+          </w:p>
+        </w:tc>
+        <w:tc>
+          <w:tcPr/>
+          <w:p>
+            <w:pPr>
+              <w:pStyle w:val="Compact"/>
+            </w:pPr>
+            <w:r>
+              <w:t xml:space="preserve">$105K</w:t>
+            </w:r>
+          </w:p>
+        </w:tc>
+        <w:tc>
+          <w:tcPr/>
+          <w:p>
+            <w:pPr>
+              <w:pStyle w:val="Compact"/>
+            </w:pPr>
+            <w:r>
+              <w:t xml:space="preserve">$1.56M</w:t>
+            </w:r>
+          </w:p>
+        </w:tc>
+        <w:tc>
+          <w:tcPr/>
+          <w:p>
+            <w:pPr>
+              <w:pStyle w:val="Compact"/>
+            </w:pPr>
+            <w:r>
+              <w:t xml:space="preserve">$3.91M</w:t>
             </w:r>
           </w:p>
         </w:tc>
@@ -3361,62 +3544,62 @@
               <w:pStyle w:val="Compact"/>
             </w:pPr>
             <w:r>
-              <w:t>5</w:t>
-            </w:r>
-          </w:p>
-        </w:tc>
-        <w:tc>
-          <w:tcPr/>
-          <w:p>
-            <w:pPr>
-              <w:pStyle w:val="Compact"/>
-            </w:pPr>
-            <w:r>
-              <w:t>42%</w:t>
-            </w:r>
-          </w:p>
-        </w:tc>
-        <w:tc>
-          <w:tcPr/>
-          <w:p>
-            <w:pPr>
-              <w:pStyle w:val="Compact"/>
-            </w:pPr>
-            <w:r>
-              <w:t>$1.67M</w:t>
-            </w:r>
-          </w:p>
-        </w:tc>
-        <w:tc>
-          <w:tcPr/>
-          <w:p>
-            <w:pPr>
-              <w:pStyle w:val="Compact"/>
-            </w:pPr>
-            <w:r>
-              <w:t>$105K</w:t>
-            </w:r>
-          </w:p>
-        </w:tc>
-        <w:tc>
-          <w:tcPr/>
-          <w:p>
-            <w:pPr>
-              <w:pStyle w:val="Compact"/>
-            </w:pPr>
-            <w:r>
-              <w:t>$1.56M</w:t>
-            </w:r>
-          </w:p>
-        </w:tc>
-        <w:tc>
-          <w:tcPr/>
-          <w:p>
-            <w:pPr>
-              <w:pStyle w:val="Compact"/>
-            </w:pPr>
-            <w:r>
-              <w:t>$5.47M</w:t>
+              <w:t xml:space="preserve">5</w:t>
+            </w:r>
+          </w:p>
+        </w:tc>
+        <w:tc>
+          <w:tcPr/>
+          <w:p>
+            <w:pPr>
+              <w:pStyle w:val="Compact"/>
+            </w:pPr>
+            <w:r>
+              <w:t xml:space="preserve">42%</w:t>
+            </w:r>
+          </w:p>
+        </w:tc>
+        <w:tc>
+          <w:tcPr/>
+          <w:p>
+            <w:pPr>
+              <w:pStyle w:val="Compact"/>
+            </w:pPr>
+            <w:r>
+              <w:t xml:space="preserve">$1.67M</w:t>
+            </w:r>
+          </w:p>
+        </w:tc>
+        <w:tc>
+          <w:tcPr/>
+          <w:p>
+            <w:pPr>
+              <w:pStyle w:val="Compact"/>
+            </w:pPr>
+            <w:r>
+              <w:t xml:space="preserve">$105K</w:t>
+            </w:r>
+          </w:p>
+        </w:tc>
+        <w:tc>
+          <w:tcPr/>
+          <w:p>
+            <w:pPr>
+              <w:pStyle w:val="Compact"/>
+            </w:pPr>
+            <w:r>
+              <w:t xml:space="preserve">$1.56M</w:t>
+            </w:r>
+          </w:p>
+        </w:tc>
+        <w:tc>
+          <w:tcPr/>
+          <w:p>
+            <w:pPr>
+              <w:pStyle w:val="Compact"/>
+            </w:pPr>
+            <w:r>
+              <w:t xml:space="preserve">$5.47M</w:t>
             </w:r>
           </w:p>
         </w:tc>
@@ -3431,10 +3614,14 @@
           <w:b/>
           <w:bCs/>
         </w:rPr>
-        <w:t>Payback: ~8.9 months into Year 1 (assuming roughly linear revenue accrual through the year as adoption builds; was ~5.5 months under the Ridge-based figures), not the sub-2-month figures the flat-adoption sensitivity table in Section 5 implied. This ramped version is the more defensible number to lead with, since it doesn’t assume instant adoption.</w:t>
-      </w:r>
-      <w:r/>
-      <w:r/>
+        <w:t xml:space="preserve">Payback: ~8.9 months into Year 1</w:t>
+      </w:r>
+      <w:r>
+        <w:t xml:space="preserve"> </w:t>
+      </w:r>
+      <w:r>
+        <w:t xml:space="preserve">(assumes roughly linear revenue accrual through the year) — this is the number to lead with over the flat-adoption sensitivity table, since it doesn’t assume instant adoption.</w:t>
+      </w:r>
     </w:p>
     <w:p>
       <w:pPr>
@@ -3445,13 +3632,13 @@
           <w:b/>
           <w:bCs/>
         </w:rPr>
-        <w:t xml:space="preserve">Caveat to state on the slide:</w:t>
-      </w:r>
-      <w:r>
-        <w:t xml:space="preserve"> </w:t>
-      </w:r>
-      <w:r>
-        <w:t xml:space="preserve">no verified case study of an Airbnb-specific or directly comparable host/seller-tool adoption curve exists — this ramp is a recalibration of general SaaS/diffusion benchmarks to this context, not a number pulled from a directly analogous real-world rollout. Flag it as such rather than presenting it as more certain than it is.</w:t>
+        <w:t xml:space="preserve">Caveat for the slide:</w:t>
+      </w:r>
+      <w:r>
+        <w:t xml:space="preserve"> </w:t>
+      </w:r>
+      <w:r>
+        <w:t xml:space="preserve">no verified case study of an Airbnb-specific or directly comparable host/seller-tool adoption curve exists — this is a recalibration of general SaaS/diffusion benchmarks, not a directly analogous real-world number.</w:t>
       </w:r>
     </w:p>
     <w:p>
@@ -3469,7 +3656,7 @@
         <w:t xml:space="preserve"> </w:t>
       </w:r>
       <w:r>
-        <w:t xml:space="preserve">none blocking — ready for team review alongside Sections 3-5.</w:t>
+        <w:t xml:space="preserve">none blocking.</w:t>
       </w:r>
     </w:p>
     <w:p>
@@ -3479,14 +3666,14 @@
         </w:pict>
       </w:r>
     </w:p>
-    <w:bookmarkEnd w:id="15"/>
-    <w:bookmarkStart w:id="16" w:name="slide-sequence-10-minute-board-pitch"/>
+    <w:bookmarkEnd w:id="18"/>
+    <w:bookmarkStart w:id="19" w:name="X5d595102b63777b84b07f035f5d6d228d9ef0e4"/>
     <w:p>
       <w:pPr>
         <w:pStyle w:val="Heading2"/>
       </w:pPr>
       <w:r>
-        <w:t xml:space="preserve">7. Slide Sequence (10-minute board pitch)</w:t>
+        <w:t xml:space="preserve">7. Slide Sequence (~25-minute presentation) — REBUILT 2026-07-26 for the real time limit and rubric</w:t>
       </w:r>
     </w:p>
     <w:p>
@@ -3498,61 +3685,10 @@
           <w:b/>
           <w:bCs/>
         </w:rPr>
-        <w:t xml:space="preserve">Stan’s constraints from the call:</w:t>
-      </w:r>
-      <w:r>
-        <w:t xml:space="preserve"> </w:t>
-      </w:r>
-      <w:r>
-        <w:t xml:space="preserve">- Keep it under 10 slides total.</w:t>
-      </w:r>
-      <w:r>
-        <w:t xml:space="preserve"> </w:t>
-      </w:r>
-      <w:r>
-        <w:t xml:space="preserve">- Board-executive framing: problem, value, how we’ll execute. Not a walkthrough of the build process.</w:t>
-      </w:r>
-      <w:r>
-        <w:t xml:space="preserve"> </w:t>
-      </w:r>
-      <w:r>
-        <w:t xml:space="preserve">- Technical/academic content capped at roughly one slide, not a significant share of the deck — the four-page tech narrative and other backup material belongs in the written project submission to graders, not the pitch script.</w:t>
-      </w:r>
-      <w:r>
-        <w:t xml:space="preserve"> </w:t>
-      </w:r>
-      <w:r>
-        <w:t xml:space="preserve">- Have an executive-summary-style slide with the big numbers (cost, value, payback period) that could stand alone if a board member only reads that one slide.</w:t>
-      </w:r>
-      <w:r>
-        <w:t xml:space="preserve"> </w:t>
-      </w:r>
-      <w:r>
-        <w:t xml:space="preserve">- Wants a section on risks/opportunities and facts/assumptions —</w:t>
-      </w:r>
-      <w:r>
-        <w:t xml:space="preserve"> </w:t>
-      </w:r>
-      <w:r>
-        <w:t xml:space="preserve">“if these things are true, here’s why our model works and here’s why our projections are”</w:t>
-      </w:r>
-      <w:r>
-        <w:t xml:space="preserve"> </w:t>
-      </w:r>
-      <w:r>
-        <w:t xml:space="preserve">— for building confidence, separate from the core pitch.</w:t>
-      </w:r>
-      <w:r>
-        <w:t xml:space="preserve"> </w:t>
-      </w:r>
-      <w:r>
-        <w:t xml:space="preserve">- Wants the live demo included (</w:t>
-      </w:r>
-      <w:r>
-        <w:t xml:space="preserve">“we do have the UI for a live demo, and I’d like to at least show it”</w:t>
-      </w:r>
-      <w:r>
-        <w:t xml:space="preserve">).</w:t>
+        <w:t xml:space="preserve">This replaces the earlier 9-slide/10-minute version</w:t>
+      </w:r>
+      <w:r>
+        <w:t xml:space="preserve">, which was built for Stan’s board-pitch coaching context, not the actual grading requirements. Stan’s underlying advice (business-first, one message per slide, minimal unnecessary technical depth) is still incorporated — there’s just more room now, and more required content to cover.</w:t>
       </w:r>
     </w:p>
     <w:p>
@@ -3564,7 +3700,37 @@
           <w:b/>
           <w:bCs/>
         </w:rPr>
-        <w:t xml:space="preserve">FINALIZED numbered sequence (2026-07-25) — 9 slides, under Stan’s 10-slide cap:</w:t>
+        <w:t xml:space="preserve">Retargeted to ~20 minutes planned (2026-07-26), not 25.</w:t>
+      </w:r>
+      <w:r>
+        <w:t xml:space="preserve"> </w:t>
+      </w:r>
+      <w:r>
+        <w:t xml:space="preserve">Rationale (Brendan’s, from experience): a plan built to the actual limit reliably overruns it —</w:t>
+      </w:r>
+      <w:r>
+        <w:t xml:space="preserve"> </w:t>
+      </w:r>
+      <w:r>
+        <w:t xml:space="preserve">“plan for 25, it runs 30; plan for 8, it runs 10.”</w:t>
+      </w:r>
+      <w:r>
+        <w:t xml:space="preserve"> </w:t>
+      </w:r>
+      <w:r>
+        <w:t xml:space="preserve">Planning to ~20 leaves real buffer against the 25± actual limit even with a typical overrun. This means real consolidation, not just trimming a slide or two — some rubric items now share a slide that had separate slides before. That’s a deliberate density trade-off: fewer slides means each one has to carry more, which cuts against</w:t>
+      </w:r>
+      <w:r>
+        <w:t xml:space="preserve"> </w:t>
+      </w:r>
+      <w:r>
+        <w:t xml:space="preserve">“one message per slide”</w:t>
+      </w:r>
+      <w:r>
+        <w:t xml:space="preserve"> </w:t>
+      </w:r>
+      <w:r>
+        <w:t xml:space="preserve">a bit. Flagged below wherever that tension is sharpest.</w:t>
       </w:r>
     </w:p>
     <w:tbl>
@@ -3575,9 +3741,11 @@
         <w:tblLook w:firstRow="1" w:lastRow="0" w:firstColumn="0" w:lastColumn="0" w:noHBand="0" w:noVBand="0" w:val="0020"/>
       </w:tblPr>
       <w:tblGrid>
-        <w:gridCol w:w="2640"/>
-        <w:gridCol w:w="2640"/>
-        <w:gridCol w:w="2640"/>
+        <w:gridCol w:w="1584"/>
+        <w:gridCol w:w="1584"/>
+        <w:gridCol w:w="1584"/>
+        <w:gridCol w:w="1584"/>
+        <w:gridCol w:w="1584"/>
       </w:tblGrid>
       <w:tr>
         <w:trPr>
@@ -3616,6 +3784,28 @@
             </w:r>
           </w:p>
         </w:tc>
+        <w:tc>
+          <w:tcPr/>
+          <w:p>
+            <w:pPr>
+              <w:pStyle w:val="Compact"/>
+            </w:pPr>
+            <w:r>
+              <w:t xml:space="preserve">Rubric item(s) covered</w:t>
+            </w:r>
+          </w:p>
+        </w:tc>
+        <w:tc>
+          <w:tcPr/>
+          <w:p>
+            <w:pPr>
+              <w:pStyle w:val="Compact"/>
+            </w:pPr>
+            <w:r>
+              <w:t xml:space="preserve">~Time</w:t>
+            </w:r>
+          </w:p>
+        </w:tc>
       </w:tr>
       <w:tr>
         <w:tc>
@@ -3636,18 +3826,40 @@
               <w:pStyle w:val="Compact"/>
             </w:pPr>
             <w:r>
-              <w:t xml:space="preserve">Title / Intro</w:t>
-            </w:r>
-          </w:p>
-        </w:tc>
-        <w:tc>
-          <w:tcPr/>
-          <w:p>
-            <w:pPr>
-              <w:pStyle w:val="Compact"/>
-            </w:pPr>
-            <w:r>
-              <w:t xml:space="preserve">Team, product name, one-line hook</w:t>
+              <w:t xml:space="preserve">Title / Team Intro</w:t>
+            </w:r>
+          </w:p>
+        </w:tc>
+        <w:tc>
+          <w:tcPr/>
+          <w:p>
+            <w:pPr>
+              <w:pStyle w:val="Compact"/>
+            </w:pPr>
+            <w:r>
+              <w:t xml:space="preserve">Team members + roles, Stan as industry coach, product name, hook</w:t>
+            </w:r>
+          </w:p>
+        </w:tc>
+        <w:tc>
+          <w:tcPr/>
+          <w:p>
+            <w:pPr>
+              <w:pStyle w:val="Compact"/>
+            </w:pPr>
+            <w:r>
+              <w:t xml:space="preserve">Introduction</w:t>
+            </w:r>
+          </w:p>
+        </w:tc>
+        <w:tc>
+          <w:tcPr/>
+          <w:p>
+            <w:pPr>
+              <w:pStyle w:val="Compact"/>
+            </w:pPr>
+            <w:r>
+              <w:t xml:space="preserve">1 min</w:t>
             </w:r>
           </w:p>
         </w:tc>
@@ -3682,7 +3894,29 @@
               <w:pStyle w:val="Compact"/>
             </w:pPr>
             <w:r>
-              <w:t>The stand-alone slide per Stan’s guidance: problem in one line, solution in one line, and the headline numbers — ~8.9 month payback, $5.47M cumulative net revenue by Year 5 (ramped case, Section 6, updated for the GBM model), or the 25%/50% adoption rows from Section 5 if presenting the flat sensitivity view instead</w:t>
+              <w:t xml:space="preserve">Problem + solution in one line each, headline payback/ROI numbers — required</w:t>
+            </w:r>
+          </w:p>
+        </w:tc>
+        <w:tc>
+          <w:tcPr/>
+          <w:p>
+            <w:pPr>
+              <w:pStyle w:val="Compact"/>
+            </w:pPr>
+            <w:r>
+              <w:t xml:space="preserve">—</w:t>
+            </w:r>
+          </w:p>
+        </w:tc>
+        <w:tc>
+          <w:tcPr/>
+          <w:p>
+            <w:pPr>
+              <w:pStyle w:val="Compact"/>
+            </w:pPr>
+            <w:r>
+              <w:t xml:space="preserve">1.5 min</w:t>
             </w:r>
           </w:p>
         </w:tc>
@@ -3706,18 +3940,50 @@
               <w:pStyle w:val="Compact"/>
             </w:pPr>
             <w:r>
-              <w:t xml:space="preserve">Problem Statement</w:t>
-            </w:r>
-          </w:p>
-        </w:tc>
-        <w:tc>
-          <w:tcPr/>
-          <w:p>
-            <w:pPr>
-              <w:pStyle w:val="Compact"/>
-            </w:pPr>
-            <w:r>
-              <w:t xml:space="preserve">Section 1 draft, incl. the brief Smart Pricing acknowledgment</w:t>
+              <w:t xml:space="preserve">Context &amp; Problem</w:t>
+            </w:r>
+          </w:p>
+        </w:tc>
+        <w:tc>
+          <w:tcPr/>
+          <w:p>
+            <w:pPr>
+              <w:pStyle w:val="Compact"/>
+            </w:pPr>
+            <w:r>
+              <w:t xml:space="preserve">Industry/company background + business situation + key question/sub-questions/benefit, merged —</w:t>
+            </w:r>
+            <w:r>
+              <w:t xml:space="preserve"> </w:t>
+            </w:r>
+            <w:r>
+              <w:rPr>
+                <w:b/>
+                <w:bCs/>
+              </w:rPr>
+              <w:t xml:space="preserve">densest slide in this version, watch it doesn’t become a wall of text</w:t>
+            </w:r>
+          </w:p>
+        </w:tc>
+        <w:tc>
+          <w:tcPr/>
+          <w:p>
+            <w:pPr>
+              <w:pStyle w:val="Compact"/>
+            </w:pPr>
+            <w:r>
+              <w:t xml:space="preserve">Company/industry background; business situation/context; key question</w:t>
+            </w:r>
+          </w:p>
+        </w:tc>
+        <w:tc>
+          <w:tcPr/>
+          <w:p>
+            <w:pPr>
+              <w:pStyle w:val="Compact"/>
+            </w:pPr>
+            <w:r>
+              <w:t xml:space="preserve">2.5 min</w:t>
             </w:r>
           </w:p>
         </w:tc>
@@ -3741,30 +4007,40 @@
               <w:pStyle w:val="Compact"/>
             </w:pPr>
             <w:r>
-              <w:t xml:space="preserve">Solution Statement</w:t>
-            </w:r>
-          </w:p>
-        </w:tc>
-        <w:tc>
-          <w:tcPr/>
-          <w:p>
-            <w:pPr>
-              <w:pStyle w:val="Compact"/>
-            </w:pPr>
-            <w:r>
-              <w:t xml:space="preserve">Section 2 draft — still gives an optimal price like Smart Pricing, but adds comps, the</w:t>
-            </w:r>
-            <w:r>
-              <w:t xml:space="preserve"> </w:t>
-            </w:r>
-            <w:r>
-              <w:t xml:space="preserve">“why,”</w:t>
-            </w:r>
-            <w:r>
-              <w:t xml:space="preserve"> </w:t>
-            </w:r>
-            <w:r>
-              <w:t xml:space="preserve">and price-point simulation. (Commander’s Intent line delivered here verbally, not on the slide — Section 2/8)</w:t>
+              <w:t xml:space="preserve">Dataset</w:t>
+            </w:r>
+          </w:p>
+        </w:tc>
+        <w:tc>
+          <w:tcPr/>
+          <w:p>
+            <w:pPr>
+              <w:pStyle w:val="Compact"/>
+            </w:pPr>
+            <w:r>
+              <w:t xml:space="preserve">Inside Airbnb NYC snapshot (June 2026), 9,752 listings, NYC-pilot scope</w:t>
+            </w:r>
+          </w:p>
+        </w:tc>
+        <w:tc>
+          <w:tcPr/>
+          <w:p>
+            <w:pPr>
+              <w:pStyle w:val="Compact"/>
+            </w:pPr>
+            <w:r>
+              <w:t xml:space="preserve">Dataset(s) used</w:t>
+            </w:r>
+          </w:p>
+        </w:tc>
+        <w:tc>
+          <w:tcPr/>
+          <w:p>
+            <w:pPr>
+              <w:pStyle w:val="Compact"/>
+            </w:pPr>
+            <w:r>
+              <w:t xml:space="preserve">1 min</w:t>
             </w:r>
           </w:p>
         </w:tc>
@@ -3788,18 +4064,40 @@
               <w:pStyle w:val="Compact"/>
             </w:pPr>
             <w:r>
-              <w:t xml:space="preserve">Tech/Model Overview (capped, per Stan)</w:t>
-            </w:r>
-          </w:p>
-        </w:tc>
-        <w:tc>
-          <w:tcPr/>
-          <w:p>
-            <w:pPr>
-              <w:pStyle w:val="Compact"/>
-            </w:pPr>
-            <w:r>
-              <w:t>GBM quantile-regression fair-value price (with a calibrated confidence interval) + KNN peer-comparable layer, one slide only</w:t>
+              <w:t xml:space="preserve">Key Variables &amp; Data Structure</w:t>
+            </w:r>
+          </w:p>
+        </w:tc>
+        <w:tc>
+          <w:tcPr/>
+          <w:p>
+            <w:pPr>
+              <w:pStyle w:val="Compact"/>
+            </w:pPr>
+            <w:r>
+              <w:t xml:space="preserve">EDA — what went into the model, cleaning/feature engineering</w:t>
+            </w:r>
+          </w:p>
+        </w:tc>
+        <w:tc>
+          <w:tcPr/>
+          <w:p>
+            <w:pPr>
+              <w:pStyle w:val="Compact"/>
+            </w:pPr>
+            <w:r>
+              <w:t xml:space="preserve">Key variables/relationships (1 of 2, minimum required)</w:t>
+            </w:r>
+          </w:p>
+        </w:tc>
+        <w:tc>
+          <w:tcPr/>
+          <w:p>
+            <w:pPr>
+              <w:pStyle w:val="Compact"/>
+            </w:pPr>
+            <w:r>
+              <w:t xml:space="preserve">1.5 min</w:t>
             </w:r>
           </w:p>
         </w:tc>
@@ -3823,18 +4121,40 @@
               <w:pStyle w:val="Compact"/>
             </w:pPr>
             <w:r>
-              <w:t xml:space="preserve">Financial Case</w:t>
-            </w:r>
-          </w:p>
-        </w:tc>
-        <w:tc>
-          <w:tcPr/>
-          <w:p>
-            <w:pPr>
-              <w:pStyle w:val="Compact"/>
-            </w:pPr>
-            <w:r>
-              <w:t xml:space="preserve">Revenue lift methodology (real data, 1-99 trim, model-noise discount), cost (TCO framework, build + run), ROI/payback — condensed version of Sections 3-6</w:t>
+              <w:t xml:space="preserve">Key Relationship: The Pricing/Occupancy Gap</w:t>
+            </w:r>
+          </w:p>
+        </w:tc>
+        <w:tc>
+          <w:tcPr/>
+          <w:p>
+            <w:pPr>
+              <w:pStyle w:val="Compact"/>
+            </w:pPr>
+            <w:r>
+              <w:t xml:space="preserve">EDA — 71.5% vs. 47.3% occupancy gap by host tier, mispricing distribution</w:t>
+            </w:r>
+          </w:p>
+        </w:tc>
+        <w:tc>
+          <w:tcPr/>
+          <w:p>
+            <w:pPr>
+              <w:pStyle w:val="Compact"/>
+            </w:pPr>
+            <w:r>
+              <w:t xml:space="preserve">Key variables/relationships (2 of 2, minimum required)</w:t>
+            </w:r>
+          </w:p>
+        </w:tc>
+        <w:tc>
+          <w:tcPr/>
+          <w:p>
+            <w:pPr>
+              <w:pStyle w:val="Compact"/>
+            </w:pPr>
+            <w:r>
+              <w:t xml:space="preserve">1.5 min</w:t>
             </w:r>
           </w:p>
         </w:tc>
@@ -3858,18 +4178,49 @@
               <w:pStyle w:val="Compact"/>
             </w:pPr>
             <w:r>
-              <w:t xml:space="preserve">Live Demo</w:t>
-            </w:r>
-          </w:p>
-        </w:tc>
-        <w:tc>
-          <w:tcPr/>
-          <w:p>
-            <w:pPr>
-              <w:pStyle w:val="Compact"/>
-            </w:pPr>
-            <w:r>
-              <w:t xml:space="preserve">UI walkthrough — Stan explicitly asked to see this</w:t>
+              <w:t xml:space="preserve">Solution Statement</w:t>
+            </w:r>
+          </w:p>
+        </w:tc>
+        <w:tc>
+          <w:tcPr/>
+          <w:p>
+            <w:pPr>
+              <w:pStyle w:val="Compact"/>
+            </w:pPr>
+            <w:r>
+              <w:t xml:space="preserve">The product vs. Smart Pricing; Commander’s Intent delivered verbally here</w:t>
+            </w:r>
+          </w:p>
+        </w:tc>
+        <w:tc>
+          <w:tcPr/>
+          <w:p>
+            <w:pPr>
+              <w:pStyle w:val="Compact"/>
+            </w:pPr>
+            <w:r>
+              <w:t xml:space="preserve">(supports business benefit /</w:t>
+            </w:r>
+            <w:r>
+              <w:t xml:space="preserve"> </w:t>
+            </w:r>
+            <w:r>
+              <w:t xml:space="preserve">“how”</w:t>
+            </w:r>
+            <w:r>
+              <w:t xml:space="preserve">)</w:t>
+            </w:r>
+          </w:p>
+        </w:tc>
+        <w:tc>
+          <w:tcPr/>
+          <w:p>
+            <w:pPr>
+              <w:pStyle w:val="Compact"/>
+            </w:pPr>
+            <w:r>
+              <w:t xml:space="preserve">1.5 min</w:t>
             </w:r>
           </w:p>
         </w:tc>
@@ -3893,30 +4244,40 @@
               <w:pStyle w:val="Compact"/>
             </w:pPr>
             <w:r>
-              <w:t xml:space="preserve">Risks, Assumptions &amp; Academic Checkpoint</w:t>
-            </w:r>
-          </w:p>
-        </w:tc>
-        <w:tc>
-          <w:tcPr/>
-          <w:p>
-            <w:pPr>
-              <w:pStyle w:val="Compact"/>
-            </w:pPr>
-            <w:r>
-              <w:t xml:space="preserve">Combines Stan’s requested</w:t>
-            </w:r>
-            <w:r>
-              <w:t xml:space="preserve"> </w:t>
-            </w:r>
-            <w:r>
-              <w:t xml:space="preserve">“risks/opportunities, facts/assumptions”</w:t>
-            </w:r>
-            <w:r>
-              <w:t xml:space="preserve"> </w:t>
-            </w:r>
-            <w:r>
-              <w:t xml:space="preserve">confidence-building slide with the academic-requirements checkpoint (what course concepts were applied) — both are backup/confidence content Stan wanted kept light, not central</w:t>
+              <w:t xml:space="preserve">Model, Approach &amp; Insights</w:t>
+            </w:r>
+          </w:p>
+        </w:tc>
+        <w:tc>
+          <w:tcPr/>
+          <w:p>
+            <w:pPr>
+              <w:pStyle w:val="Compact"/>
+            </w:pPr>
+            <w:r>
+              <w:t xml:space="preserve">GBM quantile regression + KNN comparables, tools, segment split, accuracy, and what the model found — merged</w:t>
+            </w:r>
+          </w:p>
+        </w:tc>
+        <w:tc>
+          <w:tcPr/>
+          <w:p>
+            <w:pPr>
+              <w:pStyle w:val="Compact"/>
+            </w:pPr>
+            <w:r>
+              <w:t xml:space="preserve">Model/approach + tools; insights and learnings</w:t>
+            </w:r>
+          </w:p>
+        </w:tc>
+        <w:tc>
+          <w:tcPr/>
+          <w:p>
+            <w:pPr>
+              <w:pStyle w:val="Compact"/>
+            </w:pPr>
+            <w:r>
+              <w:t xml:space="preserve">2.5 min</w:t>
             </w:r>
           </w:p>
         </w:tc>
@@ -3940,18 +4301,302 @@
               <w:pStyle w:val="Compact"/>
             </w:pPr>
             <w:r>
-              <w:t xml:space="preserve">Conclusion / Ask</w:t>
-            </w:r>
-          </w:p>
-        </w:tc>
-        <w:tc>
-          <w:tcPr/>
-          <w:p>
-            <w:pPr>
-              <w:pStyle w:val="Compact"/>
-            </w:pPr>
-            <w:r>
-              <w:t xml:space="preserve">Recap value, proposed next step (NYC pilot), close</w:t>
+              <w:t xml:space="preserve">Recorded Demo</w:t>
+            </w:r>
+          </w:p>
+        </w:tc>
+        <w:tc>
+          <w:tcPr/>
+          <w:p>
+            <w:pPr>
+              <w:pStyle w:val="Compact"/>
+            </w:pPr>
+            <w:r>
+              <w:rPr>
+                <w:b/>
+                <w:bCs/>
+              </w:rPr>
+              <w:t xml:space="preserve">Pre-recorded, narrated</w:t>
+            </w:r>
+            <w:r>
+              <w:t xml:space="preserve"> </w:t>
+            </w:r>
+            <w:r>
+              <w:t xml:space="preserve">video walkthrough of the dashboard (per faculty guidance — no live demo)</w:t>
+            </w:r>
+          </w:p>
+        </w:tc>
+        <w:tc>
+          <w:tcPr/>
+          <w:p>
+            <w:pPr>
+              <w:pStyle w:val="Compact"/>
+            </w:pPr>
+            <w:r>
+              <w:t xml:space="preserve">(supports</w:t>
+            </w:r>
+            <w:r>
+              <w:t xml:space="preserve"> </w:t>
+            </w:r>
+            <w:r>
+              <w:t xml:space="preserve">“how”</w:t>
+            </w:r>
+            <w:r>
+              <w:t xml:space="preserve"> </w:t>
+            </w:r>
+            <w:r>
+              <w:t xml:space="preserve">+ insights)</w:t>
+            </w:r>
+          </w:p>
+        </w:tc>
+        <w:tc>
+          <w:tcPr/>
+          <w:p>
+            <w:pPr>
+              <w:pStyle w:val="Compact"/>
+            </w:pPr>
+            <w:r>
+              <w:t xml:space="preserve">2 min</w:t>
+            </w:r>
+          </w:p>
+        </w:tc>
+      </w:tr>
+      <w:tr>
+        <w:tc>
+          <w:tcPr/>
+          <w:p>
+            <w:pPr>
+              <w:pStyle w:val="Compact"/>
+            </w:pPr>
+            <w:r>
+              <w:t xml:space="preserve">10</w:t>
+            </w:r>
+          </w:p>
+        </w:tc>
+        <w:tc>
+          <w:tcPr/>
+          <w:p>
+            <w:pPr>
+              <w:pStyle w:val="Compact"/>
+            </w:pPr>
+            <w:r>
+              <w:t xml:space="preserve">Financial Case: Revenue Lift &amp; Cost</w:t>
+            </w:r>
+          </w:p>
+        </w:tc>
+        <w:tc>
+          <w:tcPr/>
+          <w:p>
+            <w:pPr>
+              <w:pStyle w:val="Compact"/>
+            </w:pPr>
+            <w:r>
+              <w:t xml:space="preserve">Methodology (real data, trim, noise discount), cost (TCO framework)</w:t>
+            </w:r>
+          </w:p>
+        </w:tc>
+        <w:tc>
+          <w:tcPr/>
+          <w:p>
+            <w:pPr>
+              <w:pStyle w:val="Compact"/>
+            </w:pPr>
+            <w:r>
+              <w:t xml:space="preserve">Predictions/recommendations (partial)</w:t>
+            </w:r>
+          </w:p>
+        </w:tc>
+        <w:tc>
+          <w:tcPr/>
+          <w:p>
+            <w:pPr>
+              <w:pStyle w:val="Compact"/>
+            </w:pPr>
+            <w:r>
+              <w:t xml:space="preserve">2 min</w:t>
+            </w:r>
+          </w:p>
+        </w:tc>
+      </w:tr>
+      <w:tr>
+        <w:tc>
+          <w:tcPr/>
+          <w:p>
+            <w:pPr>
+              <w:pStyle w:val="Compact"/>
+            </w:pPr>
+            <w:r>
+              <w:t xml:space="preserve">11</w:t>
+            </w:r>
+          </w:p>
+        </w:tc>
+        <w:tc>
+          <w:tcPr/>
+          <w:p>
+            <w:pPr>
+              <w:pStyle w:val="Compact"/>
+            </w:pPr>
+            <w:r>
+              <w:t xml:space="preserve">Financial Case: ROI &amp; Timeline</w:t>
+            </w:r>
+          </w:p>
+        </w:tc>
+        <w:tc>
+          <w:tcPr/>
+          <w:p>
+            <w:pPr>
+              <w:pStyle w:val="Compact"/>
+            </w:pPr>
+            <w:r>
+              <w:t xml:space="preserve">Payback, 5-year ROI, adoption ramp</w:t>
+            </w:r>
+          </w:p>
+        </w:tc>
+        <w:tc>
+          <w:tcPr/>
+          <w:p>
+            <w:pPr>
+              <w:pStyle w:val="Compact"/>
+            </w:pPr>
+            <w:r>
+              <w:t xml:space="preserve">Predictions/recommendations (partial)</w:t>
+            </w:r>
+          </w:p>
+        </w:tc>
+        <w:tc>
+          <w:tcPr/>
+          <w:p>
+            <w:pPr>
+              <w:pStyle w:val="Compact"/>
+            </w:pPr>
+            <w:r>
+              <w:t xml:space="preserve">1.5 min</w:t>
+            </w:r>
+          </w:p>
+        </w:tc>
+      </w:tr>
+      <w:tr>
+        <w:tc>
+          <w:tcPr/>
+          <w:p>
+            <w:pPr>
+              <w:pStyle w:val="Compact"/>
+            </w:pPr>
+            <w:r>
+              <w:t xml:space="preserve">12</w:t>
+            </w:r>
+          </w:p>
+        </w:tc>
+        <w:tc>
+          <w:tcPr/>
+          <w:p>
+            <w:pPr>
+              <w:pStyle w:val="Compact"/>
+            </w:pPr>
+            <w:r>
+              <w:t xml:space="preserve">Challenges &amp; Caveats</w:t>
+            </w:r>
+          </w:p>
+        </w:tc>
+        <w:tc>
+          <w:tcPr/>
+          <w:p>
+            <w:pPr>
+              <w:pStyle w:val="Compact"/>
+            </w:pPr>
+            <w:r>
+              <w:t xml:space="preserve">Risks/assumptions, model-noise discount reasoning, known data gaps</w:t>
+            </w:r>
+          </w:p>
+        </w:tc>
+        <w:tc>
+          <w:tcPr/>
+          <w:p>
+            <w:pPr>
+              <w:pStyle w:val="Compact"/>
+            </w:pPr>
+            <w:r>
+              <w:t xml:space="preserve">Challenges/caveats/data mitigation</w:t>
+            </w:r>
+          </w:p>
+        </w:tc>
+        <w:tc>
+          <w:tcPr/>
+          <w:p>
+            <w:pPr>
+              <w:pStyle w:val="Compact"/>
+            </w:pPr>
+            <w:r>
+              <w:t xml:space="preserve">1 min</w:t>
+            </w:r>
+          </w:p>
+        </w:tc>
+      </w:tr>
+      <w:tr>
+        <w:tc>
+          <w:tcPr/>
+          <w:p>
+            <w:pPr>
+              <w:pStyle w:val="Compact"/>
+            </w:pPr>
+            <w:r>
+              <w:t xml:space="preserve">13</w:t>
+            </w:r>
+          </w:p>
+        </w:tc>
+        <w:tc>
+          <w:tcPr/>
+          <w:p>
+            <w:pPr>
+              <w:pStyle w:val="Compact"/>
+            </w:pPr>
+            <w:r>
+              <w:t xml:space="preserve">Recommendations, Next Steps &amp; Close</w:t>
+            </w:r>
+          </w:p>
+        </w:tc>
+        <w:tc>
+          <w:tcPr/>
+          <w:p>
+            <w:pPr>
+              <w:pStyle w:val="Compact"/>
+            </w:pPr>
+            <w:r>
+              <w:t xml:space="preserve">The</w:t>
+            </w:r>
+            <w:r>
+              <w:t xml:space="preserve"> </w:t>
+            </w:r>
+            <w:r>
+              <w:t xml:space="preserve">“so what,”</w:t>
+            </w:r>
+            <w:r>
+              <w:t xml:space="preserve"> </w:t>
+            </w:r>
+            <w:r>
+              <w:t xml:space="preserve">what the team would explore further, brief career/company relevance, memorable close — merged</w:t>
+            </w:r>
+          </w:p>
+        </w:tc>
+        <w:tc>
+          <w:tcPr/>
+          <w:p>
+            <w:pPr>
+              <w:pStyle w:val="Compact"/>
+            </w:pPr>
+            <w:r>
+              <w:t xml:space="preserve">Predictions/recommendations; next steps; relevance to career/company</w:t>
+            </w:r>
+          </w:p>
+        </w:tc>
+        <w:tc>
+          <w:tcPr/>
+          <w:p>
+            <w:pPr>
+              <w:pStyle w:val="Compact"/>
+            </w:pPr>
+            <w:r>
+              <w:t xml:space="preserve">1.5 min</w:t>
             </w:r>
           </w:p>
         </w:tc>
@@ -3966,13 +4611,83 @@
           <w:b/>
           <w:bCs/>
         </w:rPr>
-        <w:t xml:space="preserve">Open items:</w:t>
-      </w:r>
-      <w:r>
-        <w:t xml:space="preserve"> </w:t>
-      </w:r>
-      <w:r>
-        <w:t xml:space="preserve">none blocking — ready for team review. Note slide 2 and slide 6 will have overlapping numbers by design (2 is the standalone highlight version, 6 is the fuller backup); make sure they’re consistent with each other when the deck is actually built.</w:t>
+        <w:t xml:space="preserve">Planned total: ~21.5 minutes</w:t>
+      </w:r>
+      <w:r>
+        <w:t xml:space="preserve"> </w:t>
+      </w:r>
+      <w:r>
+        <w:t xml:space="preserve">— leaves roughly 3.5-8.5 minutes of buffer under the 25± actual limit, closer to the real target once delivery inevitably runs long.</w:t>
+      </w:r>
+    </w:p>
+    <w:p>
+      <w:pPr>
+        <w:pStyle w:val="BodyText"/>
+      </w:pPr>
+      <w:r>
+        <w:rPr>
+          <w:b/>
+          <w:bCs/>
+        </w:rPr>
+        <w:t xml:space="preserve">Deliberately left out of this outline:</w:t>
+      </w:r>
+      <w:r>
+        <w:t xml:space="preserve"> </w:t>
+      </w:r>
+      <w:r>
+        <w:t xml:space="preserve">who presents which slide. That’s for the team to work out on their own — no suggestions here.</w:t>
+      </w:r>
+    </w:p>
+    <w:p>
+      <w:pPr>
+        <w:pStyle w:val="BodyText"/>
+      </w:pPr>
+      <w:r>
+        <w:rPr>
+          <w:b/>
+          <w:bCs/>
+        </w:rPr>
+        <w:t xml:space="preserve">Not yet done — real open items for Slide 7:</w:t>
+      </w:r>
+      <w:r>
+        <w:t xml:space="preserve"> </w:t>
+      </w:r>
+      <w:r>
+        <w:t xml:space="preserve">- Team to assign owners for each slide</w:t>
+      </w:r>
+      <w:r>
+        <w:t xml:space="preserve"> </w:t>
+      </w:r>
+      <w:r>
+        <w:t xml:space="preserve">- Build the actual slide content for each row — this document only outlines what goes where, none of it is drafted yet. Slide 3 and Slide 8 especially need real editorial discipline given how much each is carrying</w:t>
+      </w:r>
+      <w:r>
+        <w:t xml:space="preserve"> </w:t>
+      </w:r>
+      <w:r>
+        <w:t xml:space="preserve">- Record and edit the demo video</w:t>
+      </w:r>
+      <w:r>
+        <w:t xml:space="preserve"> </w:t>
+      </w:r>
+      <w:r>
+        <w:t xml:space="preserve">- Prepare the separate</w:t>
+      </w:r>
+      <w:r>
+        <w:t xml:space="preserve"> </w:t>
+      </w:r>
+      <w:r>
+        <w:rPr>
+          <w:b/>
+          <w:bCs/>
+        </w:rPr>
+        <w:t xml:space="preserve">Q&amp;A appendix</w:t>
+      </w:r>
+      <w:r>
+        <w:t xml:space="preserve"> </w:t>
+      </w:r>
+      <w:r>
+        <w:t xml:space="preserve">(not part of the 13 timed slides) — pull from Sections 3-6’s full backup tables/methodology detail</w:t>
       </w:r>
     </w:p>
     <w:p>
@@ -3982,8 +4697,8 @@
         </w:pict>
       </w:r>
     </w:p>
-    <w:bookmarkEnd w:id="16"/>
-    <w:bookmarkStart w:id="17" w:name="presentation-script"/>
+    <w:bookmarkEnd w:id="19"/>
+    <w:bookmarkStart w:id="20" w:name="presentation-script"/>
     <w:p>
       <w:pPr>
         <w:pStyle w:val="Heading2"/>
@@ -4001,31 +4716,13 @@
           <w:b/>
           <w:bCs/>
         </w:rPr>
-        <w:t xml:space="preserve">Not started as a full script.</w:t>
-      </w:r>
-      <w:r>
-        <w:t xml:space="preserve"> </w:t>
-      </w:r>
-      <w:r>
-        <w:t xml:space="preserve">One confirmed piece: the Commander’s Intent framing (see Section 2) is meant for spoken delivery only, not slide text, when presenting the solution section.</w:t>
-      </w:r>
-    </w:p>
-    <w:p>
-      <w:pPr>
-        <w:pStyle w:val="BodyText"/>
-      </w:pPr>
-      <w:r>
-        <w:rPr>
-          <w:b/>
-          <w:bCs/>
-        </w:rPr>
-        <w:t xml:space="preserve">Open items:</w:t>
-      </w:r>
-      <w:r>
-        <w:t xml:space="preserve"> </w:t>
-      </w:r>
-      <w:r>
-        <w:t xml:space="preserve">full script draft, once slide sequence (Section 7) is locked.</w:t>
+        <w:t xml:space="preserve">Not started.</w:t>
+      </w:r>
+      <w:r>
+        <w:t xml:space="preserve"> </w:t>
+      </w:r>
+      <w:r>
+        <w:t xml:space="preserve">One confirmed piece: the Commander’s Intent framing (Section 2) is meant for spoken delivery only during Slide 7 (Solution Statement), not slide text. Full script should wait until Section 7’s slide content is actually drafted, not just outlined.</w:t>
       </w:r>
     </w:p>
     <w:p>
@@ -4035,8 +4732,84 @@
         </w:pict>
       </w:r>
     </w:p>
-    <w:bookmarkEnd w:id="17"/>
-    <w:bookmarkStart w:id="18" w:name="reminders-for-whoever-picks-this-up"/>
+    <w:bookmarkEnd w:id="20"/>
+    <w:bookmarkStart w:id="21" w:name="Xdc2aaf998ca8a10f488c3b8ceffd94bd494e8ae"/>
+    <w:p>
+      <w:pPr>
+        <w:pStyle w:val="Heading2"/>
+      </w:pPr>
+      <w:r>
+        <w:t xml:space="preserve">9. Submission Logistics — don’t lose track of this</w:t>
+      </w:r>
+    </w:p>
+    <w:p>
+      <w:pPr>
+        <w:pStyle w:val="FirstParagraph"/>
+      </w:pPr>
+      <w:r>
+        <w:t xml:space="preserve">Per the faculty email, two separate submission steps:</w:t>
+      </w:r>
+      <w:r>
+        <w:t xml:space="preserve"> </w:t>
+      </w:r>
+      <w:r>
+        <w:t xml:space="preserve">1.</w:t>
+      </w:r>
+      <w:r>
+        <w:t xml:space="preserve"> </w:t>
+      </w:r>
+      <w:r>
+        <w:rPr>
+          <w:b/>
+          <w:bCs/>
+        </w:rPr>
+        <w:t xml:space="preserve">Slide deck</w:t>
+      </w:r>
+      <w:r>
+        <w:t xml:space="preserve"> </w:t>
+      </w:r>
+      <w:r>
+        <w:t xml:space="preserve">(PPT or PDF of the final presentation slides) → Canvas</w:t>
+      </w:r>
+      <w:r>
+        <w:t xml:space="preserve"> </w:t>
+      </w:r>
+      <w:r>
+        <w:t xml:space="preserve">2.</w:t>
+      </w:r>
+      <w:r>
+        <w:t xml:space="preserve"> </w:t>
+      </w:r>
+      <w:r>
+        <w:rPr>
+          <w:b/>
+          <w:bCs/>
+        </w:rPr>
+        <w:t xml:space="preserve">A link to this GitHub repo</w:t>
+      </w:r>
+      <w:r>
+        <w:t xml:space="preserve">, with model outputs/interim work/appendices → sent directly to the faculty member and CA, by email or as a Canvas comment.</w:t>
+      </w:r>
+      <w:r>
+        <w:t xml:space="preserve"> </w:t>
+      </w:r>
+      <w:r>
+        <w:rPr>
+          <w:b/>
+          <w:bCs/>
+        </w:rPr>
+        <w:t xml:space="preserve">This has not been done yet as of this note (2026-07-26) — someone needs to own sending it.</w:t>
+      </w:r>
+    </w:p>
+    <w:p>
+      <w:r>
+        <w:pict>
+          <v:rect style="width:0;height:1.5pt" o:hralign="center" o:hrstd="t" o:hr="t"/>
+        </w:pict>
+      </w:r>
+    </w:p>
+    <w:bookmarkEnd w:id="21"/>
+    <w:bookmarkStart w:id="22" w:name="reminders-for-whoever-picks-this-up"/>
     <w:p>
       <w:pPr>
         <w:pStyle w:val="Heading2"/>
@@ -4050,7 +4823,7 @@
         <w:pStyle w:val="Compact"/>
         <w:numPr>
           <w:ilvl w:val="0"/>
-          <w:numId w:val="1002"/>
+          <w:numId w:val="1016"/>
         </w:numPr>
       </w:pPr>
       <w:r>
@@ -4064,7 +4837,7 @@
         <w:t xml:space="preserve"> </w:t>
       </w:r>
       <w:r>
-        <w:t xml:space="preserve">none of the parent to-do items (problem statement, solution statement, revenue lift, cost, ROI, timeline, slide sequence, script) get marked done just because a draft exists here — needs the whole team’s sign-off first.</w:t>
+        <w:t xml:space="preserve">none of the parent to-do items get marked done just because a draft exists here — needs the whole team’s sign-off first.</w:t>
       </w:r>
     </w:p>
     <w:p>
@@ -4072,7 +4845,7 @@
         <w:pStyle w:val="Compact"/>
         <w:numPr>
           <w:ilvl w:val="0"/>
-          <w:numId w:val="1002"/>
+          <w:numId w:val="1016"/>
         </w:numPr>
       </w:pPr>
       <w:r>
@@ -4086,7 +4859,7 @@
         <w:t xml:space="preserve"> </w:t>
       </w:r>
       <w:r>
-        <w:t xml:space="preserve">this is an NYC-only pilot, not a platform-wide launch, per the existing README’s positioning.</w:t>
+        <w:t xml:space="preserve">NYC-only pilot, not platform-wide, per the README’s positioning.</w:t>
       </w:r>
     </w:p>
     <w:p>
@@ -4094,7 +4867,7 @@
         <w:pStyle w:val="Compact"/>
         <w:numPr>
           <w:ilvl w:val="0"/>
-          <w:numId w:val="1002"/>
+          <w:numId w:val="1016"/>
         </w:numPr>
       </w:pPr>
       <w:r>
@@ -4108,7 +4881,7 @@
         <w:t xml:space="preserve"> </w:t>
       </w:r>
       <w:r>
-        <w:t xml:space="preserve">the team is presenting from a hypothetical</w:t>
+        <w:t xml:space="preserve">presenting from a hypothetical</w:t>
       </w:r>
       <w:r>
         <w:t xml:space="preserve"> </w:t>
@@ -4120,11 +4893,60 @@
         <w:t xml:space="preserve"> </w:t>
       </w:r>
       <w:r>
-        <w:t xml:space="preserve">position, which is why we’re allowed to assume access to data (like real occupancy-response/elasticity data) that this project’s actual dataset doesn’t contain.</w:t>
-      </w:r>
-    </w:p>
-    <w:bookmarkEnd w:id="18"/>
-    <w:bookmarkEnd w:id="19"/>
+        <w:t xml:space="preserve">position, which is why real occupancy-response/elasticity data is assumed even though the actual dataset doesn’t contain it.</w:t>
+      </w:r>
+    </w:p>
+    <w:p>
+      <w:pPr>
+        <w:pStyle w:val="Compact"/>
+        <w:numPr>
+          <w:ilvl w:val="0"/>
+          <w:numId w:val="1016"/>
+        </w:numPr>
+      </w:pPr>
+      <w:r>
+        <w:rPr>
+          <w:b/>
+          <w:bCs/>
+        </w:rPr>
+        <w:t xml:space="preserve">Model version:</w:t>
+      </w:r>
+      <w:r>
+        <w:t xml:space="preserve"> </w:t>
+      </w:r>
+      <w:r>
+        <w:t xml:space="preserve">GBM quantile regression + KNN (v3) is current — supersedes the earlier Ridge model referenced in some older repo docs. The GBM code, updated pricing-signal outputs, and demo UI prototypes currently live on the</w:t>
+      </w:r>
+      <w:r>
+        <w:t xml:space="preserve"> </w:t>
+      </w:r>
+      <w:r>
+        <w:rPr>
+          <w:rStyle w:val="VerbatimChar"/>
+        </w:rPr>
+        <w:t xml:space="preserve">final-model-package</w:t>
+      </w:r>
+      <w:r>
+        <w:t xml:space="preserve"> </w:t>
+      </w:r>
+      <w:r>
+        <w:t xml:space="preserve">branch, not yet merged into</w:t>
+      </w:r>
+      <w:r>
+        <w:t xml:space="preserve"> </w:t>
+      </w:r>
+      <w:r>
+        <w:rPr>
+          <w:rStyle w:val="VerbatimChar"/>
+        </w:rPr>
+        <w:t xml:space="preserve">main</w:t>
+      </w:r>
+      <w:r>
+        <w:t xml:space="preserve">.</w:t>
+      </w:r>
+    </w:p>
+    <w:bookmarkEnd w:id="22"/>
+    <w:bookmarkEnd w:id="23"/>
     <w:sectPr>
       <w:footnotePr>
         <w:numRestart w:val="eachSect"/>
@@ -4235,91 +5057,6 @@
       </w:pPr>
     </w:lvl>
   </w:abstractNum>
-  <w:abstractNum w:abstractNumId="99411">
-    <w:nsid w:val="00A99411"/>
-    <w:multiLevelType w:val="multilevel"/>
-    <w:lvl w:ilvl="0">
-      <w:start w:val="1"/>
-      <w:numFmt w:val="decimal"/>
-      <w:lvlText w:val="%1."/>
-      <w:lvlJc w:val="left"/>
-      <w:pPr>
-        <w:ind w:left="720" w:hanging="360"/>
-      </w:pPr>
-    </w:lvl>
-    <w:lvl w:ilvl="1">
-      <w:start w:val="1"/>
-      <w:numFmt w:val="decimal"/>
-      <w:lvlText w:val="%2."/>
-      <w:lvlJc w:val="left"/>
-      <w:pPr>
-        <w:ind w:left="1440" w:hanging="360"/>
-      </w:pPr>
-    </w:lvl>
-    <w:lvl w:ilvl="2">
-      <w:start w:val="1"/>
-      <w:numFmt w:val="decimal"/>
-      <w:lvlText w:val="%3."/>
-      <w:lvlJc w:val="left"/>
-      <w:pPr>
-        <w:ind w:left="2160" w:hanging="360"/>
-      </w:pPr>
-    </w:lvl>
-    <w:lvl w:ilvl="3">
-      <w:start w:val="1"/>
-      <w:numFmt w:val="decimal"/>
-      <w:lvlText w:val="%4."/>
-      <w:lvlJc w:val="left"/>
-      <w:pPr>
-        <w:ind w:left="2880" w:hanging="360"/>
-      </w:pPr>
-    </w:lvl>
-    <w:lvl w:ilvl="4">
-      <w:start w:val="1"/>
-      <w:numFmt w:val="decimal"/>
-      <w:lvlText w:val="%5."/>
-      <w:lvlJc w:val="left"/>
-      <w:pPr>
-        <w:ind w:left="3600" w:hanging="360"/>
-      </w:pPr>
-    </w:lvl>
-    <w:lvl w:ilvl="5">
-      <w:start w:val="1"/>
-      <w:numFmt w:val="decimal"/>
-      <w:lvlText w:val="%6."/>
-      <w:lvlJc w:val="left"/>
-      <w:pPr>
-        <w:ind w:left="4320" w:hanging="360"/>
-      </w:pPr>
-    </w:lvl>
-    <w:lvl w:ilvl="6">
-      <w:start w:val="1"/>
-      <w:numFmt w:val="decimal"/>
-      <w:lvlText w:val="%7."/>
-      <w:lvlJc w:val="left"/>
-      <w:pPr>
-        <w:ind w:left="5040" w:hanging="360"/>
-      </w:pPr>
-    </w:lvl>
-    <w:lvl w:ilvl="7">
-      <w:start w:val="1"/>
-      <w:numFmt w:val="decimal"/>
-      <w:lvlText w:val="%8."/>
-      <w:lvlJc w:val="left"/>
-      <w:pPr>
-        <w:ind w:left="5760" w:hanging="360"/>
-      </w:pPr>
-    </w:lvl>
-    <w:lvl w:ilvl="8">
-      <w:start w:val="1"/>
-      <w:numFmt w:val="decimal"/>
-      <w:lvlText w:val="%9."/>
-      <w:lvlJc w:val="left"/>
-      <w:pPr>
-        <w:ind w:left="6480" w:hanging="360"/>
-      </w:pPr>
-    </w:lvl>
-  </w:abstractNum>
   <w:abstractNum w:abstractNumId="991">
     <w:nsid w:val="0000A991"/>
     <w:multiLevelType w:val="multilevel"/>
@@ -4423,40 +5160,131 @@
       </w:rPr>
     </w:lvl>
   </w:abstractNum>
+  <w:abstractNum w:abstractNumId="992">
+    <w:nsid w:val="0000A992"/>
+    <w:multiLevelType w:val="multilevel"/>
+    <w:lvl w:ilvl="0">
+      <w:numFmt w:val="bullet"/>
+      <w:lvlText w:val="☐"/>
+      <w:lvlJc w:val="left"/>
+      <w:pPr>
+        <w:ind w:left="720" w:hanging="360"/>
+      </w:pPr>
+    </w:lvl>
+    <w:lvl w:ilvl="1">
+      <w:numFmt w:val="bullet"/>
+      <w:lvlText w:val="☐"/>
+      <w:lvlJc w:val="left"/>
+      <w:pPr>
+        <w:ind w:left="1440" w:hanging="360"/>
+      </w:pPr>
+    </w:lvl>
+    <w:lvl w:ilvl="2">
+      <w:numFmt w:val="bullet"/>
+      <w:lvlText w:val="☐"/>
+      <w:lvlJc w:val="left"/>
+      <w:pPr>
+        <w:ind w:left="2160" w:hanging="360"/>
+      </w:pPr>
+    </w:lvl>
+    <w:lvl w:ilvl="3">
+      <w:numFmt w:val="bullet"/>
+      <w:lvlText w:val="☐"/>
+      <w:lvlJc w:val="left"/>
+      <w:pPr>
+        <w:ind w:left="2880" w:hanging="360"/>
+      </w:pPr>
+    </w:lvl>
+    <w:lvl w:ilvl="4">
+      <w:numFmt w:val="bullet"/>
+      <w:lvlText w:val="☐"/>
+      <w:lvlJc w:val="left"/>
+      <w:pPr>
+        <w:ind w:left="3600" w:hanging="360"/>
+      </w:pPr>
+    </w:lvl>
+    <w:lvl w:ilvl="5">
+      <w:numFmt w:val="bullet"/>
+      <w:lvlText w:val="☐"/>
+      <w:lvlJc w:val="left"/>
+      <w:pPr>
+        <w:ind w:left="4320" w:hanging="360"/>
+      </w:pPr>
+    </w:lvl>
+    <w:lvl w:ilvl="6">
+      <w:numFmt w:val="bullet"/>
+      <w:lvlText w:val="☐"/>
+      <w:lvlJc w:val="left"/>
+      <w:pPr>
+        <w:ind w:left="5040" w:hanging="360"/>
+      </w:pPr>
+    </w:lvl>
+    <w:lvl w:ilvl="7">
+      <w:numFmt w:val="bullet"/>
+      <w:lvlText w:val="☐"/>
+      <w:lvlJc w:val="left"/>
+      <w:pPr>
+        <w:ind w:left="5760" w:hanging="360"/>
+      </w:pPr>
+    </w:lvl>
+    <w:lvl w:ilvl="8">
+      <w:numFmt w:val="bullet"/>
+      <w:lvlText w:val="☐"/>
+      <w:lvlJc w:val="left"/>
+      <w:pPr>
+        <w:ind w:left="6480" w:hanging="360"/>
+      </w:pPr>
+    </w:lvl>
+  </w:abstractNum>
   <w:num w:numId="1000">
     <w:abstractNumId w:val="990"/>
   </w:num>
   <w:num w:numId="1001">
-    <w:abstractNumId w:val="99411"/>
-    <w:lvlOverride w:ilvl="0">
-      <w:startOverride w:val="1"/>
-    </w:lvlOverride>
-    <w:lvlOverride w:ilvl="1">
-      <w:startOverride w:val="1"/>
-    </w:lvlOverride>
-    <w:lvlOverride w:ilvl="2">
-      <w:startOverride w:val="1"/>
-    </w:lvlOverride>
-    <w:lvlOverride w:ilvl="3">
-      <w:startOverride w:val="1"/>
-    </w:lvlOverride>
-    <w:lvlOverride w:ilvl="4">
-      <w:startOverride w:val="1"/>
-    </w:lvlOverride>
-    <w:lvlOverride w:ilvl="5">
-      <w:startOverride w:val="1"/>
-    </w:lvlOverride>
-    <w:lvlOverride w:ilvl="6">
-      <w:startOverride w:val="1"/>
-    </w:lvlOverride>
-    <w:lvlOverride w:ilvl="7">
-      <w:startOverride w:val="1"/>
-    </w:lvlOverride>
-    <w:lvlOverride w:ilvl="8">
-      <w:startOverride w:val="1"/>
-    </w:lvlOverride>
+    <w:abstractNumId w:val="991"/>
   </w:num>
   <w:num w:numId="1002">
+    <w:abstractNumId w:val="991"/>
+  </w:num>
+  <w:num w:numId="1003">
+    <w:abstractNumId w:val="992"/>
+  </w:num>
+  <w:num w:numId="1004">
+    <w:abstractNumId w:val="992"/>
+  </w:num>
+  <w:num w:numId="1005">
+    <w:abstractNumId w:val="992"/>
+  </w:num>
+  <w:num w:numId="1006">
+    <w:abstractNumId w:val="992"/>
+  </w:num>
+  <w:num w:numId="1007">
+    <w:abstractNumId w:val="992"/>
+  </w:num>
+  <w:num w:numId="1008">
+    <w:abstractNumId w:val="992"/>
+  </w:num>
+  <w:num w:numId="1009">
+    <w:abstractNumId w:val="992"/>
+  </w:num>
+  <w:num w:numId="1010">
+    <w:abstractNumId w:val="992"/>
+  </w:num>
+  <w:num w:numId="1011">
+    <w:abstractNumId w:val="992"/>
+  </w:num>
+  <w:num w:numId="1012">
+    <w:abstractNumId w:val="992"/>
+  </w:num>
+  <w:num w:numId="1013">
+    <w:abstractNumId w:val="992"/>
+  </w:num>
+  <w:num w:numId="1014">
+    <w:abstractNumId w:val="992"/>
+  </w:num>
+  <w:num w:numId="1015">
+    <w:abstractNumId w:val="991"/>
+  </w:num>
+  <w:num w:numId="1016">
     <w:abstractNumId w:val="991"/>
   </w:num>
 </w:numbering>

--- a/Presentation Planning Notes.docx
+++ b/Presentation Planning Notes.docx
@@ -2,7 +2,7 @@
 <file path=word/document.xml><?xml version="1.0" encoding="utf-8"?>
 <w:document xmlns:w="http://schemas.openxmlformats.org/wordprocessingml/2006/main" xmlns:m="http://schemas.openxmlformats.org/officeDocument/2006/math" xmlns:r="http://schemas.openxmlformats.org/officeDocument/2006/relationships" xmlns:o="urn:schemas-microsoft-com:office:office" xmlns:v="urn:schemas-microsoft-com:vml" xmlns:w10="urn:schemas-microsoft-com:office:word" xmlns:a="http://schemas.openxmlformats.org/drawingml/2006/main" xmlns:pic="http://schemas.openxmlformats.org/drawingml/2006/picture" xmlns:wp="http://schemas.openxmlformats.org/drawingml/2006/wordprocessingDrawing">
   <w:body>
-    <w:bookmarkStart w:id="23" w:name="presentation-planning-notes"/>
+    <w:bookmarkStart w:id="24" w:name="presentation-planning-notes"/>
     <w:p>
       <w:pPr>
         <w:pStyle w:val="Heading1"/>
@@ -889,7 +889,7 @@
         <w:t xml:space="preserve"> </w:t>
       </w:r>
       <w:r>
-        <w:t xml:space="preserve">&gt; The product still gives hosts a recommended optimal price, same as Smart Pricing, but goes further: it shows the host where that price sits relative to real comps, explains why, and lets them test different price points themselves.</w:t>
+        <w:t xml:space="preserve">&gt; Airbnb already recommends prices, but it doesn’t give hosts enough evidence to trust and act on those recommendations. This product does: it shows the host where their price sits relative to real comps, explains why, and lets them test different price points themselves.</w:t>
       </w:r>
     </w:p>
     <w:p>
@@ -907,7 +907,19 @@
         <w:t xml:space="preserve"> </w:t>
       </w:r>
       <w:r>
-        <w:t xml:space="preserve">- Key differentiator is agency + explainability, not a different price output.</w:t>
+        <w:t xml:space="preserve">- Key differentiator is agency + explainability, not a different price output. (Framing above tightened per Manas’s note, 7/24 — sharper version of the same</w:t>
+      </w:r>
+      <w:r>
+        <w:t xml:space="preserve"> </w:t>
+      </w:r>
+      <w:r>
+        <w:t xml:space="preserve">“goes further than Smart Pricing”</w:t>
+      </w:r>
+      <w:r>
+        <w:t xml:space="preserve"> </w:t>
+      </w:r>
+      <w:r>
+        <w:t xml:space="preserve">point.)</w:t>
       </w:r>
       <w:r>
         <w:t xml:space="preserve"> </w:t>
@@ -1118,13 +1130,26 @@
           <w:b/>
           <w:bCs/>
         </w:rPr>
-        <w:t xml:space="preserve">Working assumption (explicit, presentation-only):</w:t>
-      </w:r>
-      <w:r>
-        <w:t xml:space="preserve"> </w:t>
-      </w:r>
-      <w:r>
-        <w:t xml:space="preserve">presenting from inside Airbnb, so assuming access to real occupancy-response data Airbnb would have but this team’s dataset doesn’t. Moving an underpriced listing to fair value is treated as roughly occupancy-neutral.</w:t>
+        <w:t xml:space="preserve">Working assumption (explicit, presentation-only — per Manas, 7/24):</w:t>
+      </w:r>
+      <w:r>
+        <w:t xml:space="preserve"> </w:t>
+      </w:r>
+      <w:r>
+        <w:t xml:space="preserve">this dataset identifies pricing</w:t>
+      </w:r>
+      <w:r>
+        <w:t xml:space="preserve"> </w:t>
+      </w:r>
+      <w:r>
+        <w:rPr>
+          <w:i/>
+          <w:iCs/>
+        </w:rPr>
+        <w:t xml:space="preserve">opportunity</w:t>
+      </w:r>
+      <w:r>
+        <w:t xml:space="preserve">, not causal revenue uplift. In reality, Airbnb would validate these recommendations against its own proprietary booking-conversion and price-elasticity data before deployment — data this team’s dataset doesn’t contain. For presentation purposes, we stand in for that with a simplifying assumption: moving an underpriced listing to fair value is treated as roughly occupancy-neutral, since fair value is itself calibrated to what comparable listings already charge and get booked at.</w:t>
       </w:r>
     </w:p>
     <w:p>
@@ -1249,6 +1274,24 @@
       </w:r>
       <w:r>
         <w:t xml:space="preserve">claims, and it’s the number the Commander’s Intent narrative argues the team can move.</w:t>
+      </w:r>
+    </w:p>
+    <w:p>
+      <w:pPr>
+        <w:pStyle w:val="BodyText"/>
+      </w:pPr>
+      <w:r>
+        <w:rPr>
+          <w:b/>
+          <w:bCs/>
+        </w:rPr>
+        <w:t xml:space="preserve">In progress (Jai, as of 7/25):</w:t>
+      </w:r>
+      <w:r>
+        <w:t xml:space="preserve"> </w:t>
+      </w:r>
+      <w:r>
+        <w:t xml:space="preserve">tightening the financials generally (likely includes the NPV/discounting and marginal-cost points flagged above) plus a few additional model robustness tweaks. Jai’s own framing: these aren’t expected to materially change the headline numbers, just make the underlying model more defensible under scrutiny. Numbers in this section may move slightly once that lands — not a signal to redo Sections 3-6 from scratch, just to re-check them against whatever Jai pushes.</w:t>
       </w:r>
     </w:p>
     <w:p>
@@ -2410,6 +2453,68 @@
       </w:r>
     </w:p>
     <w:p>
+      <w:pPr>
+        <w:pStyle w:val="BodyText"/>
+      </w:pPr>
+      <w:r>
+        <w:rPr>
+          <w:b/>
+          <w:bCs/>
+        </w:rPr>
+        <w:t xml:space="preserve">Flagged by Jai (7/24), not yet actioned — Jai to own:</w:t>
+      </w:r>
+      <w:r>
+        <w:t xml:space="preserve"> </w:t>
+      </w:r>
+      <w:r>
+        <w:t xml:space="preserve">the $190K/$105K figures above are</w:t>
+      </w:r>
+      <w:r>
+        <w:t xml:space="preserve"> </w:t>
+      </w:r>
+      <w:r>
+        <w:t xml:space="preserve">“cost if built standalone.”</w:t>
+      </w:r>
+      <w:r>
+        <w:t xml:space="preserve"> </w:t>
+      </w:r>
+      <w:r>
+        <w:t xml:space="preserve">Airbnb almost certainly already has model-serving infra, A/B testing pipelines, and pricing-feature engineering in place, so the real</w:t>
+      </w:r>
+      <w:r>
+        <w:t xml:space="preserve"> </w:t>
+      </w:r>
+      <w:r>
+        <w:rPr>
+          <w:i/>
+          <w:iCs/>
+        </w:rPr>
+        <w:t xml:space="preserve">incremental</w:t>
+      </w:r>
+      <w:r>
+        <w:t xml:space="preserve"> </w:t>
+      </w:r>
+      <w:r>
+        <w:t xml:space="preserve">cost of adding this feature is likely closer to</w:t>
+      </w:r>
+      <w:r>
+        <w:t xml:space="preserve"> </w:t>
+      </w:r>
+      <w:r>
+        <w:rPr>
+          <w:b/>
+          <w:bCs/>
+        </w:rPr>
+        <w:t xml:space="preserve">$50-80K in engineering time</w:t>
+      </w:r>
+      <w:r>
+        <w:t xml:space="preserve"> </w:t>
+      </w:r>
+      <w:r>
+        <w:t xml:space="preserve">(Jai’s estimate, not externally sourced). Using the standalone figure overstates cost and therefore understates ROI. If this gets incorporated, it should run as a second scenario alongside the $190K greenfield build, not a replacement, since the greenfield number has real sourced benchmarks behind it — and Sections 5 and 6’s ROI/payback tables would need a second column to match.</w:t>
+      </w:r>
+    </w:p>
+    <w:p>
       <w:r>
         <w:pict>
           <v:rect style="width:0;height:1.5pt" o:hralign="center" o:hrstd="t" o:hr="t"/>
@@ -2924,6 +3029,36 @@
       </w:r>
     </w:p>
     <w:p>
+      <w:pPr>
+        <w:pStyle w:val="BodyText"/>
+      </w:pPr>
+      <w:r>
+        <w:rPr>
+          <w:b/>
+          <w:bCs/>
+        </w:rPr>
+        <w:t xml:space="preserve">Flagged by Jai (7/24), not yet actioned — Jai to own:</w:t>
+      </w:r>
+      <w:r>
+        <w:t xml:space="preserve"> </w:t>
+      </w:r>
+      <w:r>
+        <w:t xml:space="preserve">the</w:t>
+      </w:r>
+      <w:r>
+        <w:t xml:space="preserve"> </w:t>
+      </w:r>
+      <w:r>
+        <w:t xml:space="preserve">“5-yr net revenue”</w:t>
+      </w:r>
+      <w:r>
+        <w:t xml:space="preserve"> </w:t>
+      </w:r>
+      <w:r>
+        <w:t xml:space="preserve">figures above are nominal sums, a dollar in Year 5 is treated the same as a dollar today. That’s inconsistent with naming NPV as the methodology at the top of this section without actually discounting anything. Jai’s read: a proper NPV at a modest 10% discount rate would reduce these numbers somewhat, not enough to hurt the story, but worth doing for a technically rigorous audience (and for internal consistency with Section 4’s cited methodology). Applies to Section 6’s year-by-year cash flows too, same issue there.</w:t>
+      </w:r>
+    </w:p>
+    <w:p>
       <w:r>
         <w:pict>
           <v:rect style="width:0;height:1.5pt" o:hralign="center" o:hrstd="t" o:hr="t"/>
@@ -4659,7 +4794,17 @@
         <w:t xml:space="preserve"> </w:t>
       </w:r>
       <w:r>
-        <w:t xml:space="preserve">- Build the actual slide content for each row — this document only outlines what goes where, none of it is drafted yet. Slide 3 and Slide 8 especially need real editorial discipline given how much each is carrying</w:t>
+        <w:t xml:space="preserve">- Build the actual slide content for each row — this document only outlines what goes where, none of it is drafted yet. Slide 3 and Slide 8 especially need real editorial discipline given how much each is carrying.</w:t>
+      </w:r>
+      <w:r>
+        <w:t xml:space="preserve"> </w:t>
+      </w:r>
+      <w:r>
+        <w:rPr>
+          <w:b/>
+          <w:bCs/>
+        </w:rPr>
+        <w:t xml:space="preserve">Owner: Manas (lead), with Francois and Rachael on slide construction and visualizations.</w:t>
       </w:r>
       <w:r>
         <w:t xml:space="preserve"> </w:t>
@@ -4687,7 +4832,45 @@
         <w:t xml:space="preserve"> </w:t>
       </w:r>
       <w:r>
-        <w:t xml:space="preserve">(not part of the 13 timed slides) — pull from Sections 3-6’s full backup tables/methodology detail</w:t>
+        <w:t xml:space="preserve">(not part of the 13 timed slides) — pull from Sections 3-6’s full backup tables/methodology detail.</w:t>
+      </w:r>
+      <w:r>
+        <w:t xml:space="preserve"> </w:t>
+      </w:r>
+      <w:r>
+        <w:rPr>
+          <w:b/>
+          <w:bCs/>
+        </w:rPr>
+        <w:t xml:space="preserve">Owner: Brendan</w:t>
+      </w:r>
+      <w:r>
+        <w:t xml:space="preserve"> </w:t>
+      </w:r>
+      <w:r>
+        <w:t xml:space="preserve">(assembling appendices and the long-form work behind the model and presentation generally).</w:t>
+      </w:r>
+      <w:r>
+        <w:t xml:space="preserve"> </w:t>
+      </w:r>
+      <w:r>
+        <w:t xml:space="preserve">-</w:t>
+      </w:r>
+      <w:r>
+        <w:t xml:space="preserve"> </w:t>
+      </w:r>
+      <w:r>
+        <w:rPr>
+          <w:b/>
+          <w:bCs/>
+        </w:rPr>
+        <w:t xml:space="preserve">UI/slide branding &amp; design pass — unassigned, TBD.</w:t>
+      </w:r>
+      <w:r>
+        <w:t xml:space="preserve"> </w:t>
+      </w:r>
+      <w:r>
+        <w:t xml:space="preserve">Since the pitch is framed as an internal Airbnb team, the UI and the slide deck should probably share a consistent, generically Airbnb-styled look rather than looking like two unrelated projects. Nobody owns this yet.</w:t>
       </w:r>
     </w:p>
     <w:p>
@@ -4716,13 +4899,13 @@
           <w:b/>
           <w:bCs/>
         </w:rPr>
-        <w:t xml:space="preserve">Not started.</w:t>
-      </w:r>
-      <w:r>
-        <w:t xml:space="preserve"> </w:t>
-      </w:r>
-      <w:r>
-        <w:t xml:space="preserve">One confirmed piece: the Commander’s Intent framing (Section 2) is meant for spoken delivery only during Slide 7 (Solution Statement), not slide text. Full script should wait until Section 7’s slide content is actually drafted, not just outlined.</w:t>
+        <w:t xml:space="preserve">Owner: Manas (lead), with Francois and Rachael supporting.</w:t>
+      </w:r>
+      <w:r>
+        <w:t xml:space="preserve"> </w:t>
+      </w:r>
+      <w:r>
+        <w:t xml:space="preserve">Team principle, decided 7/24-25: the message the team delivers matters more than the slides themselves — slides exist to support the message, not the other way around. Sections 1-6 of this document (problem/solution framing, the real numbers) are the substantive backbone the script should draw from; Section 7’s slide outline exists to make sure the course’s required content and the faculty’s advice are actually covered, not to dictate the narrative. One confirmed script beat: the Commander’s Intent framing (Section 2) is meant for spoken delivery only during Slide 7 (Solution Statement), not slide text.</w:t>
       </w:r>
     </w:p>
     <w:p>
@@ -4809,7 +4992,245 @@
       </w:r>
     </w:p>
     <w:bookmarkEnd w:id="21"/>
-    <w:bookmarkStart w:id="22" w:name="reminders-for-whoever-picks-this-up"/>
+    <w:bookmarkStart w:id="22" w:name="team-assignments-decided-2026-07-2425"/>
+    <w:p>
+      <w:pPr>
+        <w:pStyle w:val="Heading2"/>
+      </w:pPr>
+      <w:r>
+        <w:t xml:space="preserve">10. Team Assignments (decided 2026-07-24/25)</w:t>
+      </w:r>
+    </w:p>
+    <w:tbl>
+      <w:tblPr>
+        <w:tblStyle w:val="Table"/>
+        <w:tblW w:type="pct" w:w="5000"/>
+        <w:tblLayout w:type="fixed"/>
+        <w:tblLook w:firstRow="1" w:lastRow="0" w:firstColumn="0" w:lastColumn="0" w:noHBand="0" w:noVBand="0" w:val="0020"/>
+      </w:tblPr>
+      <w:tblGrid>
+        <w:gridCol w:w="3960"/>
+        <w:gridCol w:w="3960"/>
+      </w:tblGrid>
+      <w:tr>
+        <w:trPr>
+          <w:tblHeader w:val="on"/>
+        </w:trPr>
+        <w:tc>
+          <w:tcPr/>
+          <w:p>
+            <w:pPr>
+              <w:pStyle w:val="Compact"/>
+            </w:pPr>
+            <w:r>
+              <w:t xml:space="preserve">Owner</w:t>
+            </w:r>
+          </w:p>
+        </w:tc>
+        <w:tc>
+          <w:tcPr/>
+          <w:p>
+            <w:pPr>
+              <w:pStyle w:val="Compact"/>
+            </w:pPr>
+            <w:r>
+              <w:t xml:space="preserve">Scope</w:t>
+            </w:r>
+          </w:p>
+        </w:tc>
+      </w:tr>
+      <w:tr>
+        <w:tc>
+          <w:tcPr/>
+          <w:p>
+            <w:pPr>
+              <w:pStyle w:val="Compact"/>
+            </w:pPr>
+            <w:r>
+              <w:rPr>
+                <w:b/>
+                <w:bCs/>
+              </w:rPr>
+              <w:t xml:space="preserve">Manas</w:t>
+            </w:r>
+            <w:r>
+              <w:t xml:space="preserve"> </w:t>
+            </w:r>
+            <w:r>
+              <w:t xml:space="preserve">(lead)</w:t>
+            </w:r>
+          </w:p>
+        </w:tc>
+        <w:tc>
+          <w:tcPr/>
+          <w:p>
+            <w:pPr>
+              <w:pStyle w:val="Compact"/>
+            </w:pPr>
+            <w:r>
+              <w:t xml:space="preserve">Script writing — the message the team delivers, not just the slides. Supported by Francois and Rachael on the script itself and on slide construction/visualizations.</w:t>
+            </w:r>
+          </w:p>
+        </w:tc>
+      </w:tr>
+      <w:tr>
+        <w:tc>
+          <w:tcPr/>
+          <w:p>
+            <w:pPr>
+              <w:pStyle w:val="Compact"/>
+            </w:pPr>
+            <w:r>
+              <w:rPr>
+                <w:b/>
+                <w:bCs/>
+              </w:rPr>
+              <w:t xml:space="preserve">Francois &amp; Rachael</w:t>
+            </w:r>
+          </w:p>
+        </w:tc>
+        <w:tc>
+          <w:tcPr/>
+          <w:p>
+            <w:pPr>
+              <w:pStyle w:val="Compact"/>
+            </w:pPr>
+            <w:r>
+              <w:t xml:space="preserve">Support Manas on script + slide construction, including visualizations.</w:t>
+            </w:r>
+          </w:p>
+        </w:tc>
+      </w:tr>
+      <w:tr>
+        <w:tc>
+          <w:tcPr/>
+          <w:p>
+            <w:pPr>
+              <w:pStyle w:val="Compact"/>
+            </w:pPr>
+            <w:r>
+              <w:rPr>
+                <w:b/>
+                <w:bCs/>
+              </w:rPr>
+              <w:t xml:space="preserve">Jai</w:t>
+            </w:r>
+          </w:p>
+        </w:tc>
+        <w:tc>
+          <w:tcPr/>
+          <w:p>
+            <w:pPr>
+              <w:pStyle w:val="Compact"/>
+            </w:pPr>
+            <w:r>
+              <w:t xml:space="preserve">Tightening the financials (includes the NPV/discounting and marginal-cost points flagged in Sections 4-5) plus additional model robustness checks — not expected to materially change headline numbers, but may shift them slightly.</w:t>
+            </w:r>
+          </w:p>
+        </w:tc>
+      </w:tr>
+      <w:tr>
+        <w:tc>
+          <w:tcPr/>
+          <w:p>
+            <w:pPr>
+              <w:pStyle w:val="Compact"/>
+            </w:pPr>
+            <w:r>
+              <w:rPr>
+                <w:b/>
+                <w:bCs/>
+              </w:rPr>
+              <w:t xml:space="preserve">Brendan</w:t>
+            </w:r>
+          </w:p>
+        </w:tc>
+        <w:tc>
+          <w:tcPr/>
+          <w:p>
+            <w:pPr>
+              <w:pStyle w:val="Compact"/>
+            </w:pPr>
+            <w:r>
+              <w:t xml:space="preserve">Assembling the appendices and the long-form work behind the model and presentation.</w:t>
+            </w:r>
+          </w:p>
+        </w:tc>
+      </w:tr>
+      <w:tr>
+        <w:tc>
+          <w:tcPr/>
+          <w:p>
+            <w:pPr>
+              <w:pStyle w:val="Compact"/>
+            </w:pPr>
+            <w:r>
+              <w:rPr>
+                <w:b/>
+                <w:bCs/>
+              </w:rPr>
+              <w:t xml:space="preserve">Unassigned, TBD</w:t>
+            </w:r>
+          </w:p>
+        </w:tc>
+        <w:tc>
+          <w:tcPr/>
+          <w:p>
+            <w:pPr>
+              <w:pStyle w:val="Compact"/>
+            </w:pPr>
+            <w:r>
+              <w:t xml:space="preserve">UI/slide branding &amp; design pass — generically Airbnb-styled look, kept consistent between the slide deck and the dashboard UI. Nobody owns this yet.</w:t>
+            </w:r>
+          </w:p>
+        </w:tc>
+      </w:tr>
+    </w:tbl>
+    <w:p>
+      <w:pPr>
+        <w:pStyle w:val="BodyText"/>
+      </w:pPr>
+      <w:r>
+        <w:rPr>
+          <w:b/>
+          <w:bCs/>
+        </w:rPr>
+        <w:t xml:space="preserve">Guiding principle:</w:t>
+      </w:r>
+      <w:r>
+        <w:t xml:space="preserve"> </w:t>
+      </w:r>
+      <w:r>
+        <w:t xml:space="preserve">the message matters more than the slides. Slides support the message; the framework in Sections 0-7 exists to make sure the course’s required content and the faculty’s advice are actually covered, not to dictate the narrative.</w:t>
+      </w:r>
+    </w:p>
+    <w:p>
+      <w:pPr>
+        <w:pStyle w:val="BodyText"/>
+      </w:pPr>
+      <w:r>
+        <w:rPr>
+          <w:b/>
+          <w:bCs/>
+        </w:rPr>
+        <w:t xml:space="preserve">Saturday team meeting objective:</w:t>
+      </w:r>
+      <w:r>
+        <w:t xml:space="preserve"> </w:t>
+      </w:r>
+      <w:r>
+        <w:t xml:space="preserve">kick off the work assigned above and leave room for questions/clarifications — not a checkpoint where finished work is expected yet.</w:t>
+      </w:r>
+    </w:p>
+    <w:p>
+      <w:r>
+        <w:pict>
+          <v:rect style="width:0;height:1.5pt" o:hralign="center" o:hrstd="t" o:hr="t"/>
+        </w:pict>
+      </w:r>
+    </w:p>
+    <w:bookmarkEnd w:id="22"/>
+    <w:bookmarkStart w:id="23" w:name="reminders-for-whoever-picks-this-up"/>
     <w:p>
       <w:pPr>
         <w:pStyle w:val="Heading2"/>
@@ -4945,8 +5366,30 @@
         <w:t xml:space="preserve">.</w:t>
       </w:r>
     </w:p>
-    <w:bookmarkEnd w:id="22"/>
+    <w:p>
+      <w:pPr>
+        <w:pStyle w:val="Compact"/>
+        <w:numPr>
+          <w:ilvl w:val="0"/>
+          <w:numId w:val="1016"/>
+        </w:numPr>
+      </w:pPr>
+      <w:r>
+        <w:rPr>
+          <w:b/>
+          <w:bCs/>
+        </w:rPr>
+        <w:t xml:space="preserve">Ownership:</w:t>
+      </w:r>
+      <w:r>
+        <w:t xml:space="preserve"> </w:t>
+      </w:r>
+      <w:r>
+        <w:t xml:space="preserve">see Section 10 above for who’s doing what as of 7/25.</w:t>
+      </w:r>
+    </w:p>
     <w:bookmarkEnd w:id="23"/>
+    <w:bookmarkEnd w:id="24"/>
     <w:sectPr>
       <w:footnotePr>
         <w:numRestart w:val="eachSect"/>

--- a/Presentation Planning Notes.docx
+++ b/Presentation Planning Notes.docx
@@ -31,7 +31,7 @@
         <w:t xml:space="preserve"> </w:t>
       </w:r>
       <w:r>
-        <w:t xml:space="preserve">— external, not in this repo), this planning thread, and the faculty guidance email received 7/26 (Jamie, Vidur, Rob). Nothing here is final; each section needs team sign-off before it’s locked.</w:t>
+        <w:t xml:space="preserve">— external, not in this repo), this planning thread, and the faculty guidance email received 7/24 (Jamie, Vidur, Rob). Nothing here is final; each section needs team sign-off before it’s locked.</w:t>
       </w:r>
       <w:r>
         <w:t xml:space="preserve"> </w:t>
@@ -71,7 +71,7 @@
         <w:pStyle w:val="FirstParagraph"/>
       </w:pPr>
       <w:r>
-        <w:t xml:space="preserve">An email from the faculty (7/26) makes clear the actual presentation context is different from what Sections 1-7 below were originally built for.</w:t>
+        <w:t xml:space="preserve">An email from the faculty (7/24) makes clear the actual presentation context is different from what Sections 1-7 below were originally built for.</w:t>
       </w:r>
       <w:r>
         <w:t xml:space="preserve"> </w:t>
@@ -157,19 +157,29 @@
           <w:b/>
           <w:bCs/>
         </w:rPr>
-        <w:t xml:space="preserve">The demo should be pre-recorded and narrated, not live.</w:t>
-      </w:r>
-      <w:r>
-        <w:t xml:space="preserve"> </w:t>
-      </w:r>
-      <w:r>
-        <w:t xml:space="preserve">Faculty explicitly warn:</w:t>
-      </w:r>
-      <w:r>
-        <w:t xml:space="preserve"> </w:t>
-      </w:r>
-      <w:r>
-        <w:t xml:space="preserve">“Murphy’s law prevails… if something will go wrong it will.”</w:t>
+        <w:t xml:space="preserve">⚠️ OPEN QUESTION, awaiting faculty response:</w:t>
+      </w:r>
+      <w:r>
+        <w:t xml:space="preserve"> </w:t>
+      </w:r>
+      <w:r>
+        <w:t xml:space="preserve">is the 25 ± minutes inclusive of Q&amp;A, or presentation-only with Q&amp;A separate? This is not a minor detail — it changes the deck strategy materially. If Q&amp;A is included in the 25, the actual talking portion needs to be much shorter (something like a 10-15 min presentation + 10-15 min Q&amp;A) than if the full 25 is presentation time with Q&amp;A afterward.</w:t>
+      </w:r>
+      <w:r>
+        <w:t xml:space="preserve"> </w:t>
+      </w:r>
+      <w:r>
+        <w:rPr>
+          <w:b/>
+          <w:bCs/>
+        </w:rPr>
+        <w:t xml:space="preserve">Everything in Section 7 below is built on the assumption that the 25 (planned to ~20) is presentation-only</w:t>
+      </w:r>
+      <w:r>
+        <w:t xml:space="preserve"> </w:t>
+      </w:r>
+      <w:r>
+        <w:t xml:space="preserve">— that assumption needs to be confirmed, not treated as settled. This is on the agenda for the Thursday 11:30am meeting with Jamie (see Section 10).</w:t>
       </w:r>
     </w:p>
     <w:p>
@@ -185,13 +195,19 @@
           <w:b/>
           <w:bCs/>
         </w:rPr>
-        <w:t xml:space="preserve">There’s a formal grading rubric</w:t>
-      </w:r>
-      <w:r>
-        <w:t xml:space="preserve"> </w:t>
-      </w:r>
-      <w:r>
-        <w:t xml:space="preserve">(below) with required content items that weren’t all in the original plan — most notably 2-4 slides on key variables/relationships (EDA), which didn’t exist before at all.</w:t>
+        <w:t xml:space="preserve">The demo should be pre-recorded and narrated, not live.</w:t>
+      </w:r>
+      <w:r>
+        <w:t xml:space="preserve"> </w:t>
+      </w:r>
+      <w:r>
+        <w:t xml:space="preserve">Faculty explicitly warn:</w:t>
+      </w:r>
+      <w:r>
+        <w:t xml:space="preserve"> </w:t>
+      </w:r>
+      <w:r>
+        <w:t xml:space="preserve">“Murphy’s law prevails… if something will go wrong it will.”</w:t>
       </w:r>
     </w:p>
     <w:p>
@@ -207,23 +223,51 @@
           <w:b/>
           <w:bCs/>
         </w:rPr>
+        <w:t xml:space="preserve">There’s a formal grading rubric</w:t>
+      </w:r>
+      <w:r>
+        <w:t xml:space="preserve"> </w:t>
+      </w:r>
+      <w:r>
+        <w:t xml:space="preserve">(below) with required content items that weren’t all in the original plan — most notably 2-4 slides on key variables/relationships (EDA), which didn’t exist before at all.</w:t>
+      </w:r>
+    </w:p>
+    <w:p>
+      <w:pPr>
+        <w:pStyle w:val="Compact"/>
+        <w:numPr>
+          <w:ilvl w:val="0"/>
+          <w:numId w:val="1001"/>
+        </w:numPr>
+      </w:pPr>
+      <w:r>
+        <w:rPr>
+          <w:b/>
+          <w:bCs/>
+        </w:rPr>
         <w:t xml:space="preserve">Submission has two parts:</w:t>
       </w:r>
       <w:r>
         <w:t xml:space="preserve"> </w:t>
       </w:r>
       <w:r>
-        <w:t xml:space="preserve">the slide deck (PPT or PDF) goes to Canvas; a link to this GitHub repo (with model outputs/interim work) needs to go to the faculty member and CA separately, by email or Canvas comment.</w:t>
-      </w:r>
-      <w:r>
-        <w:t xml:space="preserve"> </w:t>
-      </w:r>
-      <w:r>
-        <w:rPr>
-          <w:b/>
-          <w:bCs/>
-        </w:rPr>
-        <w:t xml:space="preserve">This hasn’t been done yet — someone needs to send that email.</w:t>
+        <w:t xml:space="preserve">the slide deck (PPT or PDF) goes to Canvas; a link to this GitHub repo (with model outputs/interim work) goes to the faculty member and CA separately, by email or Canvas comment.</w:t>
+      </w:r>
+      <w:r>
+        <w:t xml:space="preserve"> </w:t>
+      </w:r>
+      <w:r>
+        <w:rPr>
+          <w:b/>
+          <w:bCs/>
+        </w:rPr>
+        <w:t xml:space="preserve">The repo link has already been shared with our primary faculty advisor (Jamie).</w:t>
+      </w:r>
+      <w:r>
+        <w:t xml:space="preserve"> </w:t>
+      </w:r>
+      <w:r>
+        <w:t xml:space="preserve">Unconfirmed whether the CA has it too — worth double-checking before treating this as fully done.</w:t>
       </w:r>
     </w:p>
     <w:bookmarkStart w:id="9" w:name="Xe17144e15cb8d1305b87ebea97fb76157ea8c5b"/>
@@ -3802,13 +3846,13 @@
       </w:r>
     </w:p>
     <w:bookmarkEnd w:id="18"/>
-    <w:bookmarkStart w:id="19" w:name="X5d595102b63777b84b07f035f5d6d228d9ef0e4"/>
+    <w:bookmarkStart w:id="19" w:name="Xec6859dcc962051cd6c77fd6d903fe3c26f8d0b"/>
     <w:p>
       <w:pPr>
         <w:pStyle w:val="Heading2"/>
       </w:pPr>
       <w:r>
-        <w:t xml:space="preserve">7. Slide Sequence (~25-minute presentation) — REBUILT 2026-07-26 for the real time limit and rubric</w:t>
+        <w:t xml:space="preserve">7. Slide Sequence (~25-minute presentation) — REBUILT following the 7/24 faculty guidance for the real time limit and rubric</w:t>
       </w:r>
     </w:p>
     <w:p>
@@ -4981,7 +5025,29 @@
           <w:b/>
           <w:bCs/>
         </w:rPr>
-        <w:t xml:space="preserve">This has not been done yet as of this note (2026-07-26) — someone needs to own sending it.</w:t>
+        <w:t xml:space="preserve">Already shared with our primary faculty advisor (Jamie).</w:t>
+      </w:r>
+      <w:r>
+        <w:t xml:space="preserve"> </w:t>
+      </w:r>
+      <w:r>
+        <w:t xml:space="preserve">Unconfirmed whether the CA has it too — someone should double-check/send separately if not.</w:t>
+      </w:r>
+      <w:r>
+        <w:t xml:space="preserve"> </w:t>
+      </w:r>
+      <w:r>
+        <w:rPr>
+          <w:b/>
+          <w:bCs/>
+        </w:rPr>
+        <w:t xml:space="preserve">Also now Jai’s responsibility to clean up and organize the repo itself</w:t>
+      </w:r>
+      <w:r>
+        <w:t xml:space="preserve"> </w:t>
+      </w:r>
+      <w:r>
+        <w:t xml:space="preserve">(see Section 10) — right now it’s a working directory, not something built for a grader to navigate cleanly.</w:t>
       </w:r>
     </w:p>
     <w:p>
@@ -5126,6 +5192,22 @@
             <w:r>
               <w:t xml:space="preserve">Tightening the financials (includes the NPV/discounting and marginal-cost points flagged in Sections 4-5) plus additional model robustness checks — not expected to materially change headline numbers, but may shift them slightly.</w:t>
             </w:r>
+            <w:r>
+              <w:t xml:space="preserve"> </w:t>
+            </w:r>
+            <w:r>
+              <w:rPr>
+                <w:b/>
+                <w:bCs/>
+              </w:rPr>
+              <w:t xml:space="preserve">Also: clean up and organize the GitHub repo</w:t>
+            </w:r>
+            <w:r>
+              <w:t xml:space="preserve"> </w:t>
+            </w:r>
+            <w:r>
+              <w:t xml:space="preserve">so graders don’t get lost in it — right now it reads as a working directory, and it needs to present as professional and well-organized given it’s already been shared with our faculty advisor.</w:t>
+            </w:r>
           </w:p>
         </w:tc>
       </w:tr>
@@ -5213,13 +5295,35 @@
           <w:b/>
           <w:bCs/>
         </w:rPr>
-        <w:t xml:space="preserve">Saturday team meeting objective:</w:t>
-      </w:r>
-      <w:r>
-        <w:t xml:space="preserve"> </w:t>
-      </w:r>
-      <w:r>
-        <w:t xml:space="preserve">kick off the work assigned above and leave room for questions/clarifications — not a checkpoint where finished work is expected yet.</w:t>
+        <w:t xml:space="preserve">Saturday team meeting agenda:</w:t>
+      </w:r>
+      <w:r>
+        <w:t xml:space="preserve"> </w:t>
+      </w:r>
+      <w:r>
+        <w:t xml:space="preserve">1. Kick off the work assigned above and leave room for questions/clarifications — not a checkpoint where finished work is expected yet.</w:t>
+      </w:r>
+      <w:r>
+        <w:t xml:space="preserve"> </w:t>
+      </w:r>
+      <w:r>
+        <w:t xml:space="preserve">2.</w:t>
+      </w:r>
+      <w:r>
+        <w:t xml:space="preserve"> </w:t>
+      </w:r>
+      <w:r>
+        <w:rPr>
+          <w:b/>
+          <w:bCs/>
+        </w:rPr>
+        <w:t xml:space="preserve">Finalize the Thursday 11:30am meeting with Jamie</w:t>
+      </w:r>
+      <w:r>
+        <w:t xml:space="preserve"> </w:t>
+      </w:r>
+      <w:r>
+        <w:t xml:space="preserve">(our faculty advisor). This is also the natural moment to get a direct answer on the open Q&amp;A-timing question flagged in Section 0 — worth putting on the agenda for that meeting specifically if it isn’t answered by email first.</w:t>
       </w:r>
     </w:p>
     <w:p>

--- a/Presentation Planning Notes.docx
+++ b/Presentation Planning Notes.docx
@@ -2,7 +2,7 @@
 <file path=word/document.xml><?xml version="1.0" encoding="utf-8"?>
 <w:document xmlns:w="http://schemas.openxmlformats.org/wordprocessingml/2006/main" xmlns:m="http://schemas.openxmlformats.org/officeDocument/2006/math" xmlns:r="http://schemas.openxmlformats.org/officeDocument/2006/relationships" xmlns:o="urn:schemas-microsoft-com:office:office" xmlns:v="urn:schemas-microsoft-com:vml" xmlns:w10="urn:schemas-microsoft-com:office:word" xmlns:a="http://schemas.openxmlformats.org/drawingml/2006/main" xmlns:pic="http://schemas.openxmlformats.org/drawingml/2006/picture" xmlns:wp="http://schemas.openxmlformats.org/drawingml/2006/wordprocessingDrawing">
   <w:body>
-    <w:bookmarkStart w:id="24" w:name="presentation-planning-notes"/>
+    <w:bookmarkStart w:id="25" w:name="presentation-planning-notes"/>
     <w:p>
       <w:pPr>
         <w:pStyle w:val="Heading1"/>
@@ -157,7 +157,7 @@
           <w:b/>
           <w:bCs/>
         </w:rPr>
-        <w:t xml:space="preserve">⚠️ OPEN QUESTION, awaiting faculty response:</w:t>
+        <w:t xml:space="preserve">⚠️ OPEN QUESTION, needs an answer NLT Monday 7/27:</w:t>
       </w:r>
       <w:r>
         <w:t xml:space="preserve"> </w:t>
@@ -179,7 +179,23 @@
         <w:t xml:space="preserve"> </w:t>
       </w:r>
       <w:r>
-        <w:t xml:space="preserve">— that assumption needs to be confirmed, not treated as settled. This is on the agenda for the Thursday 11:30am meeting with Jamie (see Section 10).</w:t>
+        <w:t xml:space="preserve">— that assumption needs to be confirmed, not treated as settled.</w:t>
+      </w:r>
+      <w:r>
+        <w:t xml:space="preserve"> </w:t>
+      </w:r>
+      <w:r>
+        <w:rPr>
+          <w:b/>
+          <w:bCs/>
+        </w:rPr>
+        <w:t xml:space="preserve">Do not wait for the Thursday 11:30am meeting with Jamie to get this answer</w:t>
+      </w:r>
+      <w:r>
+        <w:t xml:space="preserve"> </w:t>
+      </w:r>
+      <w:r>
+        <w:t xml:space="preserve">— reach out by email this weekend. Script v1 and Deck v1 (due Monday and Tuesday, see Section 11) are being built on the presentation-only assumption; if that assumption is wrong and the answer doesn’t land until later in the week, the team is looking at rebuilding the whole script and deck under real time pressure instead of a course correction.</w:t>
       </w:r>
     </w:p>
     <w:p>
@@ -5323,7 +5339,73 @@
         <w:t xml:space="preserve"> </w:t>
       </w:r>
       <w:r>
-        <w:t xml:space="preserve">(our faculty advisor). This is also the natural moment to get a direct answer on the open Q&amp;A-timing question flagged in Section 0 — worth putting on the agenda for that meeting specifically if it isn’t answered by email first.</w:t>
+        <w:t xml:space="preserve">(our faculty advisor).</w:t>
+      </w:r>
+      <w:r>
+        <w:t xml:space="preserve"> </w:t>
+      </w:r>
+      <w:r>
+        <w:t xml:space="preserve">3.</w:t>
+      </w:r>
+      <w:r>
+        <w:t xml:space="preserve"> </w:t>
+      </w:r>
+      <w:r>
+        <w:rPr>
+          <w:b/>
+          <w:bCs/>
+        </w:rPr>
+        <w:t xml:space="preserve">Assign an owner for UI/slide branding</w:t>
+      </w:r>
+      <w:r>
+        <w:t xml:space="preserve"> </w:t>
+      </w:r>
+      <w:r>
+        <w:t xml:space="preserve">(still TBD as of this note) — it’s now on the critical path for the demo recording (Section 11).</w:t>
+      </w:r>
+      <w:r>
+        <w:t xml:space="preserve"> </w:t>
+      </w:r>
+      <w:r>
+        <w:t xml:space="preserve">4.</w:t>
+      </w:r>
+      <w:r>
+        <w:t xml:space="preserve"> </w:t>
+      </w:r>
+      <w:r>
+        <w:rPr>
+          <w:b/>
+          <w:bCs/>
+        </w:rPr>
+        <w:t xml:space="preserve">Someone emails Jamie this weekend</w:t>
+      </w:r>
+      <w:r>
+        <w:t xml:space="preserve"> </w:t>
+      </w:r>
+      <w:r>
+        <w:t xml:space="preserve">about the Q&amp;A-timing question (Section 0) — do not wait for the Thursday meeting to ask. Need an answer no later than Monday 7/27, since that’s when Script v1 is due and it’s being built on an unconfirmed assumption.</w:t>
+      </w:r>
+      <w:r>
+        <w:t xml:space="preserve"> </w:t>
+      </w:r>
+      <w:r>
+        <w:t xml:space="preserve">5.</w:t>
+      </w:r>
+      <w:r>
+        <w:t xml:space="preserve"> </w:t>
+      </w:r>
+      <w:r>
+        <w:rPr>
+          <w:b/>
+          <w:bCs/>
+        </w:rPr>
+        <w:t xml:space="preserve">Everyone joins the GitHub repo as a collaborator</w:t>
+      </w:r>
+      <w:r>
+        <w:t xml:space="preserve"> </w:t>
+      </w:r>
+      <w:r>
+        <w:t xml:space="preserve">— Manas, Rachael, and Francois currently aren’t on it (only Brendan and Jai show up as collaborators as of 7/25). Jai (repo owner) needs to send invites; each person needs to accept and confirm access before Sunday’s work day starts.</w:t>
       </w:r>
     </w:p>
     <w:p>
@@ -5334,7 +5416,560 @@
       </w:r>
     </w:p>
     <w:bookmarkEnd w:id="22"/>
-    <w:bookmarkStart w:id="23" w:name="reminders-for-whoever-picks-this-up"/>
+    <w:bookmarkStart w:id="23" w:name="Xd200ea8c4922163a8185cb253733ac4614ef7eb"/>
+    <w:p>
+      <w:pPr>
+        <w:pStyle w:val="Heading2"/>
+      </w:pPr>
+      <w:r>
+        <w:t xml:space="preserve">11. Meeting Schedule &amp; Deliverables (decided 2026-07-25)</w:t>
+      </w:r>
+    </w:p>
+    <w:p>
+      <w:pPr>
+        <w:pStyle w:val="FirstParagraph"/>
+      </w:pPr>
+      <w:r>
+        <w:t xml:space="preserve">Daily team meetings Monday-Friday, work starting Saturday. Structure: script and deck reviewed in alternating v1/v2 stages, converging on a v3 FINAL Friday. Each meeting is for discussion and getting agreement where needed, not a first look at the work.</w:t>
+      </w:r>
+    </w:p>
+    <w:tbl>
+      <w:tblPr>
+        <w:tblStyle w:val="Table"/>
+        <w:tblW w:type="pct" w:w="5000"/>
+        <w:tblLayout w:type="fixed"/>
+        <w:tblLook w:firstRow="1" w:lastRow="0" w:firstColumn="0" w:lastColumn="0" w:noHBand="0" w:noVBand="0" w:val="0020"/>
+      </w:tblPr>
+      <w:tblGrid>
+        <w:gridCol w:w="1980"/>
+        <w:gridCol w:w="1980"/>
+        <w:gridCol w:w="1980"/>
+        <w:gridCol w:w="1980"/>
+      </w:tblGrid>
+      <w:tr>
+        <w:trPr>
+          <w:tblHeader w:val="on"/>
+        </w:trPr>
+        <w:tc>
+          <w:tcPr/>
+          <w:p>
+            <w:pPr>
+              <w:pStyle w:val="Compact"/>
+            </w:pPr>
+            <w:r>
+              <w:t xml:space="preserve">Day</w:t>
+            </w:r>
+          </w:p>
+        </w:tc>
+        <w:tc>
+          <w:tcPr/>
+          <w:p>
+            <w:pPr>
+              <w:pStyle w:val="Compact"/>
+            </w:pPr>
+            <w:r>
+              <w:t xml:space="preserve">Meeting</w:t>
+            </w:r>
+          </w:p>
+        </w:tc>
+        <w:tc>
+          <w:tcPr/>
+          <w:p>
+            <w:pPr>
+              <w:pStyle w:val="Compact"/>
+            </w:pPr>
+            <w:r>
+              <w:t xml:space="preserve">Due</w:t>
+            </w:r>
+          </w:p>
+        </w:tc>
+        <w:tc>
+          <w:tcPr/>
+          <w:p>
+            <w:pPr>
+              <w:pStyle w:val="Compact"/>
+            </w:pPr>
+            <w:r>
+              <w:t xml:space="preserve">Notes</w:t>
+            </w:r>
+          </w:p>
+        </w:tc>
+      </w:tr>
+      <w:tr>
+        <w:tc>
+          <w:tcPr/>
+          <w:p>
+            <w:pPr>
+              <w:pStyle w:val="Compact"/>
+            </w:pPr>
+            <w:r>
+              <w:rPr>
+                <w:b/>
+                <w:bCs/>
+              </w:rPr>
+              <w:t xml:space="preserve">Sat 7/25</w:t>
+            </w:r>
+          </w:p>
+        </w:tc>
+        <w:tc>
+          <w:tcPr/>
+          <w:p>
+            <w:pPr>
+              <w:pStyle w:val="Compact"/>
+            </w:pPr>
+            <w:r>
+              <w:t xml:space="preserve">Kickoff (today)</w:t>
+            </w:r>
+          </w:p>
+        </w:tc>
+        <w:tc>
+          <w:tcPr/>
+          <w:p>
+            <w:pPr>
+              <w:pStyle w:val="Compact"/>
+            </w:pPr>
+            <w:r>
+              <w:t xml:space="preserve">—</w:t>
+            </w:r>
+          </w:p>
+        </w:tc>
+        <w:tc>
+          <w:tcPr/>
+          <w:p>
+            <w:pPr>
+              <w:pStyle w:val="Compact"/>
+            </w:pPr>
+            <w:r>
+              <w:t xml:space="preserve">See Section 10’s agenda above. UI branding owner assigned here or ASAP after.</w:t>
+            </w:r>
+          </w:p>
+        </w:tc>
+      </w:tr>
+      <w:tr>
+        <w:tc>
+          <w:tcPr/>
+          <w:p>
+            <w:pPr>
+              <w:pStyle w:val="Compact"/>
+            </w:pPr>
+            <w:r>
+              <w:rPr>
+                <w:b/>
+                <w:bCs/>
+              </w:rPr>
+              <w:t xml:space="preserve">Sun 7/26</w:t>
+            </w:r>
+          </w:p>
+        </w:tc>
+        <w:tc>
+          <w:tcPr/>
+          <w:p>
+            <w:pPr>
+              <w:pStyle w:val="Compact"/>
+            </w:pPr>
+            <w:r>
+              <w:rPr>
+                <w:i/>
+                <w:iCs/>
+              </w:rPr>
+              <w:t xml:space="preserve">(work day, no meeting)</w:t>
+            </w:r>
+          </w:p>
+        </w:tc>
+        <w:tc>
+          <w:tcPr/>
+          <w:p>
+            <w:pPr>
+              <w:pStyle w:val="Compact"/>
+            </w:pPr>
+            <w:r>
+              <w:t xml:space="preserve">—</w:t>
+            </w:r>
+          </w:p>
+        </w:tc>
+        <w:tc>
+          <w:tcPr/>
+          <w:p>
+            <w:pPr>
+              <w:pStyle w:val="Compact"/>
+            </w:pPr>
+            <w:r>
+              <w:t xml:space="preserve">Jai: financial tightening + model robustness, push to land before Monday. UI: final tech pass begins. Manas/Francois/Rachael: start Script v1. Brendan: start appendices.</w:t>
+            </w:r>
+          </w:p>
+        </w:tc>
+      </w:tr>
+      <w:tr>
+        <w:tc>
+          <w:tcPr/>
+          <w:p>
+            <w:pPr>
+              <w:pStyle w:val="Compact"/>
+            </w:pPr>
+            <w:r>
+              <w:rPr>
+                <w:b/>
+                <w:bCs/>
+              </w:rPr>
+              <w:t xml:space="preserve">Mon 7/27</w:t>
+            </w:r>
+          </w:p>
+        </w:tc>
+        <w:tc>
+          <w:tcPr/>
+          <w:p>
+            <w:pPr>
+              <w:pStyle w:val="Compact"/>
+            </w:pPr>
+            <w:r>
+              <w:rPr>
+                <w:b/>
+                <w:bCs/>
+              </w:rPr>
+              <w:t xml:space="preserve">Script v1 Review</w:t>
+            </w:r>
+          </w:p>
+        </w:tc>
+        <w:tc>
+          <w:tcPr/>
+          <w:p>
+            <w:pPr>
+              <w:pStyle w:val="Compact"/>
+            </w:pPr>
+            <w:r>
+              <w:t xml:space="preserve">Script v1</w:t>
+            </w:r>
+          </w:p>
+        </w:tc>
+        <w:tc>
+          <w:tcPr/>
+          <w:p>
+            <w:pPr>
+              <w:pStyle w:val="Compact"/>
+            </w:pPr>
+            <w:r>
+              <w:t xml:space="preserve">Discuss whether the message lands, flag narrative gaps. Status check: Jai’s financials, UI tech pass.</w:t>
+            </w:r>
+            <w:r>
+              <w:t xml:space="preserve"> </w:t>
+            </w:r>
+            <w:r>
+              <w:rPr>
+                <w:b/>
+                <w:bCs/>
+              </w:rPr>
+              <w:t xml:space="preserve">Also: is there an answer from Jamie on the Q&amp;A-timing question yet?</w:t>
+            </w:r>
+            <w:r>
+              <w:t xml:space="preserve"> </w:t>
+            </w:r>
+            <w:r>
+              <w:t xml:space="preserve">If not, this is now the top-priority follow-up — the deadline for that answer is today.</w:t>
+            </w:r>
+          </w:p>
+        </w:tc>
+      </w:tr>
+      <w:tr>
+        <w:tc>
+          <w:tcPr/>
+          <w:p>
+            <w:pPr>
+              <w:pStyle w:val="Compact"/>
+            </w:pPr>
+            <w:r>
+              <w:rPr>
+                <w:b/>
+                <w:bCs/>
+              </w:rPr>
+              <w:t xml:space="preserve">Tue 7/28</w:t>
+            </w:r>
+          </w:p>
+        </w:tc>
+        <w:tc>
+          <w:tcPr/>
+          <w:p>
+            <w:pPr>
+              <w:pStyle w:val="Compact"/>
+            </w:pPr>
+            <w:r>
+              <w:rPr>
+                <w:b/>
+                <w:bCs/>
+              </w:rPr>
+              <w:t xml:space="preserve">Deck v1 Review</w:t>
+            </w:r>
+          </w:p>
+        </w:tc>
+        <w:tc>
+          <w:tcPr/>
+          <w:p>
+            <w:pPr>
+              <w:pStyle w:val="Compact"/>
+            </w:pPr>
+            <w:r>
+              <w:t xml:space="preserve">Deck v1 (13 slides, populated)</w:t>
+            </w:r>
+          </w:p>
+        </w:tc>
+        <w:tc>
+          <w:tcPr/>
+          <w:p>
+            <w:pPr>
+              <w:pStyle w:val="Compact"/>
+            </w:pPr>
+            <w:r>
+              <w:t xml:space="preserve">Discuss whether the deck supports the script, not just covers rubric items. UI branding pass should be underway; target UI approval Tue night/Wed morning.</w:t>
+            </w:r>
+          </w:p>
+        </w:tc>
+      </w:tr>
+      <w:tr>
+        <w:tc>
+          <w:tcPr/>
+          <w:p>
+            <w:pPr>
+              <w:pStyle w:val="Compact"/>
+            </w:pPr>
+            <w:r>
+              <w:rPr>
+                <w:b/>
+                <w:bCs/>
+              </w:rPr>
+              <w:t xml:space="preserve">Wed 7/29</w:t>
+            </w:r>
+          </w:p>
+        </w:tc>
+        <w:tc>
+          <w:tcPr/>
+          <w:p>
+            <w:pPr>
+              <w:pStyle w:val="Compact"/>
+            </w:pPr>
+            <w:r>
+              <w:rPr>
+                <w:b/>
+                <w:bCs/>
+              </w:rPr>
+              <w:t xml:space="preserve">Script v2 Review</w:t>
+            </w:r>
+          </w:p>
+        </w:tc>
+        <w:tc>
+          <w:tcPr/>
+          <w:p>
+            <w:pPr>
+              <w:pStyle w:val="Compact"/>
+            </w:pPr>
+            <w:r>
+              <w:t xml:space="preserve">Script v2 (folds in Jai’s finalized numbers + Meeting 1/2 feedback)</w:t>
+            </w:r>
+          </w:p>
+        </w:tc>
+        <w:tc>
+          <w:tcPr/>
+          <w:p>
+            <w:pPr>
+              <w:pStyle w:val="Compact"/>
+            </w:pPr>
+            <w:r>
+              <w:rPr>
+                <w:b/>
+                <w:bCs/>
+              </w:rPr>
+              <w:t xml:space="preserve">Gate: UI approved final</w:t>
+            </w:r>
+            <w:r>
+              <w:t xml:space="preserve"> </w:t>
+            </w:r>
+            <w:r>
+              <w:t xml:space="preserve">(tech + branding both done) unlocks demo recording.</w:t>
+            </w:r>
+            <w:r>
+              <w:t xml:space="preserve"> </w:t>
+            </w:r>
+            <w:r>
+              <w:rPr>
+                <w:b/>
+                <w:bCs/>
+              </w:rPr>
+              <w:t xml:space="preserve">Demo recording scheduled for Wed</w:t>
+            </w:r>
+            <w:r>
+              <w:t xml:space="preserve">, right after approval.</w:t>
+            </w:r>
+          </w:p>
+        </w:tc>
+      </w:tr>
+      <w:tr>
+        <w:tc>
+          <w:tcPr/>
+          <w:p>
+            <w:pPr>
+              <w:pStyle w:val="Compact"/>
+            </w:pPr>
+            <w:r>
+              <w:rPr>
+                <w:b/>
+                <w:bCs/>
+              </w:rPr>
+              <w:t xml:space="preserve">Thu 7/30</w:t>
+            </w:r>
+          </w:p>
+        </w:tc>
+        <w:tc>
+          <w:tcPr/>
+          <w:p>
+            <w:pPr>
+              <w:pStyle w:val="Compact"/>
+            </w:pPr>
+            <w:r>
+              <w:rPr>
+                <w:b/>
+                <w:bCs/>
+              </w:rPr>
+              <w:t xml:space="preserve">Deck v2 Review</w:t>
+            </w:r>
+          </w:p>
+        </w:tc>
+        <w:tc>
+          <w:tcPr/>
+          <w:p>
+            <w:pPr>
+              <w:pStyle w:val="Compact"/>
+            </w:pPr>
+            <w:r>
+              <w:t xml:space="preserve">Deck v2 (demo embedded, finalized financials, near-final repo cleanup)</w:t>
+            </w:r>
+          </w:p>
+        </w:tc>
+        <w:tc>
+          <w:tcPr/>
+          <w:p>
+            <w:pPr>
+              <w:pStyle w:val="Compact"/>
+            </w:pPr>
+            <w:r>
+              <w:rPr>
+                <w:b/>
+                <w:bCs/>
+              </w:rPr>
+              <w:t xml:space="preserve">Due EOD Thursday, firm: Brendan’s appendices, fully complete</w:t>
+            </w:r>
+            <w:r>
+              <w:t xml:space="preserve"> </w:t>
+            </w:r>
+            <w:r>
+              <w:t xml:space="preserve">— not just close, so the team has them in hand to review before Friday, not discovering gaps at v3 FINAL. Thursday 11:30am meeting with Jamie happens same day — prep open questions beforehand.</w:t>
+            </w:r>
+          </w:p>
+        </w:tc>
+      </w:tr>
+      <w:tr>
+        <w:tc>
+          <w:tcPr/>
+          <w:p>
+            <w:pPr>
+              <w:pStyle w:val="Compact"/>
+            </w:pPr>
+            <w:r>
+              <w:rPr>
+                <w:b/>
+                <w:bCs/>
+              </w:rPr>
+              <w:t xml:space="preserve">Fri 7/31</w:t>
+            </w:r>
+          </w:p>
+        </w:tc>
+        <w:tc>
+          <w:tcPr/>
+          <w:p>
+            <w:pPr>
+              <w:pStyle w:val="Compact"/>
+            </w:pPr>
+            <w:r>
+              <w:rPr>
+                <w:b/>
+                <w:bCs/>
+              </w:rPr>
+              <w:t xml:space="preserve">v3 FINAL</w:t>
+            </w:r>
+          </w:p>
+        </w:tc>
+        <w:tc>
+          <w:tcPr/>
+          <w:p>
+            <w:pPr>
+              <w:pStyle w:val="Compact"/>
+            </w:pPr>
+            <w:r>
+              <w:t xml:space="preserve">Script v3 (FINAL), Deck v3 (FINAL), demo embedded, appendix (final since Thursday), repo cleaned and organized</w:t>
+            </w:r>
+          </w:p>
+        </w:tc>
+        <w:tc>
+          <w:tcPr/>
+          <w:p>
+            <w:pPr>
+              <w:pStyle w:val="Compact"/>
+            </w:pPr>
+            <w:r>
+              <w:t xml:space="preserve">Matches the team’s existing ~Aug 1 target. This needs to be genuinely final — see residency note below.</w:t>
+            </w:r>
+          </w:p>
+        </w:tc>
+      </w:tr>
+    </w:tbl>
+    <w:p>
+      <w:pPr>
+        <w:pStyle w:val="BodyText"/>
+      </w:pPr>
+      <w:r>
+        <w:rPr>
+          <w:b/>
+          <w:bCs/>
+        </w:rPr>
+        <w:t xml:space="preserve">Residency week (Aug 3-9, NYC) — 3 scheduled work sessions.</w:t>
+      </w:r>
+      <w:r>
+        <w:t xml:space="preserve"> </w:t>
+      </w:r>
+      <w:r>
+        <w:t xml:space="preserve">Goal: all three dedicated to rehearsal, not more building, if it can be avoided. That’s only realistic if Friday’s v3 is actually final, not</w:t>
+      </w:r>
+      <w:r>
+        <w:t xml:space="preserve"> </w:t>
+      </w:r>
+      <w:r>
+        <w:t xml:space="preserve">“final unless something breaks”</w:t>
+      </w:r>
+      <w:r>
+        <w:t xml:space="preserve"> </w:t>
+      </w:r>
+      <w:r>
+        <w:t xml:space="preserve">— worth stating explicitly when the team reviews Friday’s deliverable, since it changes what</w:t>
+      </w:r>
+      <w:r>
+        <w:t xml:space="preserve"> </w:t>
+      </w:r>
+      <w:r>
+        <w:t xml:space="preserve">“done”</w:t>
+      </w:r>
+      <w:r>
+        <w:t xml:space="preserve"> </w:t>
+      </w:r>
+      <w:r>
+        <w:t xml:space="preserve">needs to mean by then.</w:t>
+      </w:r>
+    </w:p>
+    <w:p>
+      <w:r>
+        <w:pict>
+          <v:rect style="width:0;height:1.5pt" o:hralign="center" o:hrstd="t" o:hr="t"/>
+        </w:pict>
+      </w:r>
+    </w:p>
+    <w:bookmarkEnd w:id="23"/>
+    <w:bookmarkStart w:id="24" w:name="reminders-for-whoever-picks-this-up"/>
     <w:p>
       <w:pPr>
         <w:pStyle w:val="Heading2"/>
@@ -5492,8 +6127,8 @@
         <w:t xml:space="preserve">see Section 10 above for who’s doing what as of 7/25.</w:t>
       </w:r>
     </w:p>
-    <w:bookmarkEnd w:id="23"/>
     <w:bookmarkEnd w:id="24"/>
+    <w:bookmarkEnd w:id="25"/>
     <w:sectPr>
       <w:footnotePr>
         <w:numRestart w:val="eachSect"/>

--- a/Presentation Planning Notes.docx
+++ b/Presentation Planning Notes.docx
@@ -157,45 +157,29 @@
           <w:b/>
           <w:bCs/>
         </w:rPr>
-        <w:t xml:space="preserve">⚠️ OPEN QUESTION, needs an answer NLT Monday 7/27:</w:t>
-      </w:r>
-      <w:r>
-        <w:t xml:space="preserve"> </w:t>
-      </w:r>
-      <w:r>
-        <w:t xml:space="preserve">is the 25 ± minutes inclusive of Q&amp;A, or presentation-only with Q&amp;A separate? This is not a minor detail — it changes the deck strategy materially. If Q&amp;A is included in the 25, the actual talking portion needs to be much shorter (something like a 10-15 min presentation + 10-15 min Q&amp;A) than if the full 25 is presentation time with Q&amp;A afterward.</w:t>
-      </w:r>
-      <w:r>
-        <w:t xml:space="preserve"> </w:t>
-      </w:r>
-      <w:r>
-        <w:rPr>
-          <w:b/>
-          <w:bCs/>
-        </w:rPr>
-        <w:t xml:space="preserve">Everything in Section 7 below is built on the assumption that the 25 (planned to ~20) is presentation-only</w:t>
-      </w:r>
-      <w:r>
-        <w:t xml:space="preserve"> </w:t>
-      </w:r>
-      <w:r>
-        <w:t xml:space="preserve">— that assumption needs to be confirmed, not treated as settled.</w:t>
-      </w:r>
-      <w:r>
-        <w:t xml:space="preserve"> </w:t>
-      </w:r>
-      <w:r>
-        <w:rPr>
-          <w:b/>
-          <w:bCs/>
-        </w:rPr>
-        <w:t xml:space="preserve">Do not wait for the Thursday 11:30am meeting with Jamie to get this answer</w:t>
-      </w:r>
-      <w:r>
-        <w:t xml:space="preserve"> </w:t>
-      </w:r>
-      <w:r>
-        <w:t xml:space="preserve">— reach out by email this weekend. Script v1 and Deck v1 (due Monday and Tuesday, see Section 11) are being built on the presentation-only assumption; if that assumption is wrong and the answer doesn’t land until later in the week, the team is looking at rebuilding the whole script and deck under real time pressure instead of a course correction.</w:t>
+        <w:t xml:space="preserve">✅ RESOLVED (7/26):</w:t>
+      </w:r>
+      <w:r>
+        <w:t xml:space="preserve"> </w:t>
+      </w:r>
+      <w:r>
+        <w:t xml:space="preserve">Jamie confirmed</w:t>
+      </w:r>
+      <w:r>
+        <w:t xml:space="preserve"> </w:t>
+      </w:r>
+      <w:r>
+        <w:rPr>
+          <w:b/>
+          <w:bCs/>
+        </w:rPr>
+        <w:t xml:space="preserve">25 minutes presentation + 10 minutes Q&amp;A, separate.</w:t>
+      </w:r>
+      <w:r>
+        <w:t xml:space="preserve"> </w:t>
+      </w:r>
+      <w:r>
+        <w:t xml:space="preserve">This matches the assumption Section 7 was already built on — no rebuild needed. The team’s ~20-minute planned target (buffer under the 25) still stands.</w:t>
       </w:r>
     </w:p>
     <w:p>
@@ -5267,18 +5251,24 @@
                 <w:b/>
                 <w:bCs/>
               </w:rPr>
-              <w:t xml:space="preserve">Unassigned, TBD</w:t>
-            </w:r>
-          </w:p>
-        </w:tc>
-        <w:tc>
-          <w:tcPr/>
-          <w:p>
-            <w:pPr>
-              <w:pStyle w:val="Compact"/>
-            </w:pPr>
-            <w:r>
-              <w:t xml:space="preserve">UI/slide branding &amp; design pass — generically Airbnb-styled look, kept consistent between the slide deck and the dashboard UI. Nobody owns this yet.</w:t>
+              <w:t xml:space="preserve">Francois</w:t>
+            </w:r>
+            <w:r>
+              <w:t xml:space="preserve"> </w:t>
+            </w:r>
+            <w:r>
+              <w:t xml:space="preserve">(Jai helping)</w:t>
+            </w:r>
+          </w:p>
+        </w:tc>
+        <w:tc>
+          <w:tcPr/>
+          <w:p>
+            <w:pPr>
+              <w:pStyle w:val="Compact"/>
+            </w:pPr>
+            <w:r>
+              <w:t xml:space="preserve">UI/slide branding &amp; design pass — generically Airbnb-styled look, kept consistent between the slide deck and the dashboard UI. Assigned at Saturday’s kickoff (7/25).</w:t>
             </w:r>
           </w:p>
         </w:tc>
@@ -5345,45 +5335,45 @@
         <w:t xml:space="preserve"> </w:t>
       </w:r>
       <w:r>
-        <w:t xml:space="preserve">3.</w:t>
-      </w:r>
-      <w:r>
-        <w:t xml:space="preserve"> </w:t>
-      </w:r>
-      <w:r>
-        <w:rPr>
-          <w:b/>
-          <w:bCs/>
-        </w:rPr>
-        <w:t xml:space="preserve">Assign an owner for UI/slide branding</w:t>
-      </w:r>
-      <w:r>
-        <w:t xml:space="preserve"> </w:t>
-      </w:r>
-      <w:r>
-        <w:t xml:space="preserve">(still TBD as of this note) — it’s now on the critical path for the demo recording (Section 11).</w:t>
-      </w:r>
-      <w:r>
-        <w:t xml:space="preserve"> </w:t>
-      </w:r>
-      <w:r>
-        <w:t xml:space="preserve">4.</w:t>
-      </w:r>
-      <w:r>
-        <w:t xml:space="preserve"> </w:t>
-      </w:r>
-      <w:r>
-        <w:rPr>
-          <w:b/>
-          <w:bCs/>
-        </w:rPr>
-        <w:t xml:space="preserve">Someone emails Jamie this weekend</w:t>
-      </w:r>
-      <w:r>
-        <w:t xml:space="preserve"> </w:t>
-      </w:r>
-      <w:r>
-        <w:t xml:space="preserve">about the Q&amp;A-timing question (Section 0) — do not wait for the Thursday meeting to ask. Need an answer no later than Monday 7/27, since that’s when Script v1 is due and it’s being built on an unconfirmed assumption.</w:t>
+        <w:t xml:space="preserve">3. ✅</w:t>
+      </w:r>
+      <w:r>
+        <w:t xml:space="preserve"> </w:t>
+      </w:r>
+      <w:r>
+        <w:rPr>
+          <w:b/>
+          <w:bCs/>
+        </w:rPr>
+        <w:t xml:space="preserve">UI/slide branding owner assigned</w:t>
+      </w:r>
+      <w:r>
+        <w:t xml:space="preserve"> </w:t>
+      </w:r>
+      <w:r>
+        <w:t xml:space="preserve">— Francois, with Jai helping (see Section 10).</w:t>
+      </w:r>
+      <w:r>
+        <w:t xml:space="preserve"> </w:t>
+      </w:r>
+      <w:r>
+        <w:t xml:space="preserve">4. ✅</w:t>
+      </w:r>
+      <w:r>
+        <w:t xml:space="preserve"> </w:t>
+      </w:r>
+      <w:r>
+        <w:rPr>
+          <w:b/>
+          <w:bCs/>
+        </w:rPr>
+        <w:t xml:space="preserve">Q&amp;A-timing question resolved</w:t>
+      </w:r>
+      <w:r>
+        <w:t xml:space="preserve"> </w:t>
+      </w:r>
+      <w:r>
+        <w:t xml:space="preserve">— see Section 0.</w:t>
       </w:r>
       <w:r>
         <w:t xml:space="preserve"> </w:t>
@@ -5518,7 +5508,7 @@
               <w:pStyle w:val="Compact"/>
             </w:pPr>
             <w:r>
-              <w:t xml:space="preserve">Kickoff (today)</w:t>
+              <w:t xml:space="preserve">Kickoff</w:t>
             </w:r>
           </w:p>
         </w:tc>
@@ -5540,7 +5530,7 @@
               <w:pStyle w:val="Compact"/>
             </w:pPr>
             <w:r>
-              <w:t xml:space="preserve">See Section 10’s agenda above. UI branding owner assigned here or ASAP after.</w:t>
+              <w:t xml:space="preserve">See Section 10’s agenda above. UI branding owner assigned: Francois (Jai helping).</w:t>
             </w:r>
           </w:p>
         </w:tc>
@@ -5594,7 +5584,7 @@
               <w:pStyle w:val="Compact"/>
             </w:pPr>
             <w:r>
-              <w:t xml:space="preserve">Jai: financial tightening + model robustness, push to land before Monday. UI: final tech pass begins. Manas/Francois/Rachael: start Script v1. Brendan: start appendices.</w:t>
+              <w:t xml:space="preserve">Jai: financial tightening + model robustness, push to land before Monday. Francois (+ Jai): UI final tech pass begins. Manas/Francois/Rachael: start Script v1. Brendan: start appendices.</w:t>
             </w:r>
           </w:p>
         </w:tc>
@@ -5648,23 +5638,7 @@
               <w:pStyle w:val="Compact"/>
             </w:pPr>
             <w:r>
-              <w:t xml:space="preserve">Discuss whether the message lands, flag narrative gaps. Status check: Jai’s financials, UI tech pass.</w:t>
-            </w:r>
-            <w:r>
-              <w:t xml:space="preserve"> </w:t>
-            </w:r>
-            <w:r>
-              <w:rPr>
-                <w:b/>
-                <w:bCs/>
-              </w:rPr>
-              <w:t xml:space="preserve">Also: is there an answer from Jamie on the Q&amp;A-timing question yet?</w:t>
-            </w:r>
-            <w:r>
-              <w:t xml:space="preserve"> </w:t>
-            </w:r>
-            <w:r>
-              <w:t xml:space="preserve">If not, this is now the top-priority follow-up — the deadline for that answer is today.</w:t>
+              <w:t xml:space="preserve">Discuss whether the message lands, flag narrative gaps. Status check: Jai’s financials, UI tech pass. Q&amp;A-timing question resolved 7/26 (see Section 0) — no rebuild needed.</w:t>
             </w:r>
           </w:p>
         </w:tc>

--- a/Presentation Planning Notes.docx
+++ b/Presentation Planning Notes.docx
@@ -8502,14 +8502,65 @@
           <w:b/>
           <w:bCs/>
         </w:rPr>
-        <w:t xml:space="preserve">Real branch finding (7/31):</w:t>
-      </w:r>
-      <w:r>
+        <w:t xml:space="preserve">✅ RESOLVED 7/31 —</w:t>
+      </w:r>
+      <w:r>
+        <w:rPr>
+          <w:b/>
+          <w:bCs/>
+        </w:rPr>
         <w:t xml:space="preserve"> </w:t>
       </w:r>
       <w:r>
         <w:rPr>
           <w:rStyle w:val="VerbatimChar"/>
+          <w:b/>
+          <w:bCs/>
+        </w:rPr>
+        <w:t xml:space="preserve">model v3/</w:t>
+      </w:r>
+      <w:r>
+        <w:rPr>
+          <w:b/>
+          <w:bCs/>
+        </w:rPr>
+        <w:t xml:space="preserve"> </w:t>
+      </w:r>
+      <w:r>
+        <w:rPr>
+          <w:b/>
+          <w:bCs/>
+        </w:rPr>
+        <w:t xml:space="preserve">restored to</w:t>
+      </w:r>
+      <w:r>
+        <w:rPr>
+          <w:b/>
+          <w:bCs/>
+        </w:rPr>
+        <w:t xml:space="preserve"> </w:t>
+      </w:r>
+      <w:r>
+        <w:rPr>
+          <w:rStyle w:val="VerbatimChar"/>
+          <w:b/>
+          <w:bCs/>
+        </w:rPr>
+        <w:t xml:space="preserve">main</w:t>
+      </w:r>
+      <w:r>
+        <w:rPr>
+          <w:b/>
+          <w:bCs/>
+        </w:rPr>
+        <w:t xml:space="preserve">.</w:t>
+      </w:r>
+      <w:r>
+        <w:t xml:space="preserve"> </w:t>
+      </w:r>
+      <w:r>
+        <w:rPr>
+          <w:rStyle w:val="VerbatimChar"/>
         </w:rPr>
         <w:t xml:space="preserve">origin/v3-confidence-fix-and-seasonality</w:t>
       </w:r>
@@ -8517,23 +8568,7 @@
         <w:t xml:space="preserve"> </w:t>
       </w:r>
       <w:r>
-        <w:t xml:space="preserve">is the</w:t>
-      </w:r>
-      <w:r>
-        <w:t xml:space="preserve"> </w:t>
-      </w:r>
-      <w:r>
-        <w:rPr>
-          <w:b/>
-          <w:bCs/>
-        </w:rPr>
-        <w:t xml:space="preserve">only</w:t>
-      </w:r>
-      <w:r>
-        <w:t xml:space="preserve"> </w:t>
-      </w:r>
-      <w:r>
-        <w:t xml:space="preserve">branch carrying unmerged work — it holds the entire</w:t>
+        <w:t xml:space="preserve">had been the only branch with unmerged work, holding the entire</w:t>
       </w:r>
       <w:r>
         <w:t xml:space="preserve"> </w:t>
@@ -8548,7 +8583,7 @@
         <w:t xml:space="preserve"> </w:t>
       </w:r>
       <w:r>
-        <w:t xml:space="preserve">directory (Manas’s v3 package, confidence-score fix, v3 seasonality). The root README’s version-progression table links to</w:t>
+        <w:t xml:space="preserve">directory. The root README’s version table linked to</w:t>
       </w:r>
       <w:r>
         <w:t xml:space="preserve"> </w:t>
@@ -8560,7 +8595,7 @@
         <w:t xml:space="preserve">model v3/</w:t>
       </w:r>
       <w:r>
-        <w:t xml:space="preserve">, which does not exist on</w:t>
+        <w:t xml:space="preserve">, which didn’t exist on</w:t>
       </w:r>
       <w:r>
         <w:t xml:space="preserve"> </w:t>
@@ -8572,7 +8607,7 @@
         <w:t xml:space="preserve">main</w:t>
       </w:r>
       <w:r>
-        <w:t xml:space="preserve">, so that link currently goes nowhere for a grader and the v1→v2→v3→v4 narrative the technical appendix tells has a gap in</w:t>
+        <w:t xml:space="preserve">, so that link went nowhere and the v1→v2→v3→v4 narrative had a gap. Merged 7/31 after verifying the change was purely additive (17 files, all new, all under</w:t>
       </w:r>
       <w:r>
         <w:t xml:space="preserve"> </w:t>
@@ -8581,38 +8616,87 @@
         <w:rPr>
           <w:rStyle w:val="VerbatimChar"/>
         </w:rPr>
+        <w:t xml:space="preserve">model v3/</w:t>
+      </w:r>
+      <w:r>
+        <w:t xml:space="preserve">, zero path collisions). Confirmed post-merge that the</w:t>
+      </w:r>
+      <w:r>
+        <w:t xml:space="preserve"> </w:t>
+      </w:r>
+      <w:r>
+        <w:rPr>
+          <w:rStyle w:val="VerbatimChar"/>
+        </w:rPr>
+        <w:t xml:space="preserve">model v4</w:t>
+      </w:r>
+      <w:r>
+        <w:t xml:space="preserve"> </w:t>
+      </w:r>
+      <w:r>
+        <w:t xml:space="preserve">tree hash was byte-identical before and after, so nothing the presentation depends on moved.</w:t>
+      </w:r>
+      <w:r>
+        <w:t xml:space="preserve"> </w:t>
+      </w:r>
+      <w:r>
+        <w:rPr>
+          <w:rStyle w:val="VerbatimChar"/>
+        </w:rPr>
+        <w:t xml:space="preserve">model v3/README_Model_V3.md</w:t>
+      </w:r>
+      <w:r>
+        <w:t xml:space="preserve"> </w:t>
+      </w:r>
+      <w:r>
+        <w:t xml:space="preserve">now carries a status header explaining what V3 contributed, what carried forward into V4, and that</w:t>
+      </w:r>
+      <w:r>
+        <w:t xml:space="preserve"> </w:t>
+      </w:r>
+      <w:r>
+        <w:rPr>
+          <w:rStyle w:val="VerbatimChar"/>
+        </w:rPr>
+        <w:t xml:space="preserve">proposed-confidence-fix/</w:t>
+      </w:r>
+      <w:r>
+        <w:t xml:space="preserve"> </w:t>
+      </w:r>
+      <w:r>
+        <w:t xml:space="preserve">was never adopted.</w:t>
+      </w:r>
+      <w:r>
+        <w:t xml:space="preserve"> </w:t>
+      </w:r>
+      <w:r>
+        <w:rPr>
+          <w:b/>
+          <w:bCs/>
+        </w:rPr>
+        <w:t xml:space="preserve">All branches are now fully contained in</w:t>
+      </w:r>
+      <w:r>
+        <w:rPr>
+          <w:b/>
+          <w:bCs/>
+        </w:rPr>
+        <w:t xml:space="preserve"> </w:t>
+      </w:r>
+      <w:r>
+        <w:rPr>
+          <w:rStyle w:val="VerbatimChar"/>
+          <w:b/>
+          <w:bCs/>
+        </w:rPr>
         <w:t xml:space="preserve">main</w:t>
       </w:r>
       <w:r>
+        <w:rPr>
+          <w:b/>
+          <w:bCs/>
+        </w:rPr>
         <w:t xml:space="preserve">.</w:t>
-      </w:r>
-      <w:r>
-        <w:t xml:space="preserve"> </w:t>
-      </w:r>
-      <w:r>
-        <w:rPr>
-          <w:b/>
-          <w:bCs/>
-        </w:rPr>
-        <w:t xml:space="preserve">Decision needed:</w:t>
-      </w:r>
-      <w:r>
-        <w:t xml:space="preserve"> </w:t>
-      </w:r>
-      <w:r>
-        <w:t xml:space="preserve">merge the branch to restore</w:t>
-      </w:r>
-      <w:r>
-        <w:t xml:space="preserve"> </w:t>
-      </w:r>
-      <w:r>
-        <w:rPr>
-          <w:rStyle w:val="VerbatimChar"/>
-        </w:rPr>
-        <w:t xml:space="preserve">model v3/</w:t>
-      </w:r>
-      <w:r>
-        <w:t xml:space="preserve">, or leave it and keep the README pointing at the branch.</w:t>
       </w:r>
     </w:p>
     <w:p>

--- a/Presentation Planning Notes.docx
+++ b/Presentation Planning Notes.docx
@@ -2,7 +2,7 @@
 <file path=word/document.xml><?xml version="1.0" encoding="utf-8"?>
 <w:document xmlns:w="http://schemas.openxmlformats.org/wordprocessingml/2006/main" xmlns:m="http://schemas.openxmlformats.org/officeDocument/2006/math" xmlns:r="http://schemas.openxmlformats.org/officeDocument/2006/relationships" xmlns:o="urn:schemas-microsoft-com:office:office" xmlns:v="urn:schemas-microsoft-com:vml" xmlns:w10="urn:schemas-microsoft-com:office:word" xmlns:a="http://schemas.openxmlformats.org/drawingml/2006/main" xmlns:pic="http://schemas.openxmlformats.org/drawingml/2006/picture" xmlns:wp="http://schemas.openxmlformats.org/drawingml/2006/wordprocessingDrawing">
   <w:body>
-    <w:bookmarkStart w:id="27" w:name="presentation-planning-notes"/>
+    <w:bookmarkStart w:id="36" w:name="presentation-planning-notes"/>
     <w:p>
       <w:pPr>
         <w:pStyle w:val="Heading1"/>
@@ -1093,13 +1093,13 @@
       </w:r>
     </w:p>
     <w:bookmarkEnd w:id="14"/>
-    <w:bookmarkStart w:id="15" w:name="revenue-lift"/>
+    <w:bookmarkStart w:id="22" w:name="X469b2775660381598e33052f226ebe6b4e63381"/>
     <w:p>
       <w:pPr>
         <w:pStyle w:val="Heading2"/>
       </w:pPr>
       <w:r>
-        <w:t xml:space="preserve">3. Revenue Lift</w:t>
+        <w:t xml:space="preserve">2A. The Model and the Data — SOURCE OF TRUTH (added 7/31)</w:t>
       </w:r>
     </w:p>
     <w:p>
@@ -1111,7 +1111,59 @@
           <w:b/>
           <w:bCs/>
         </w:rPr>
-        <w:t xml:space="preserve">Data source (real, from this repo — GBM model, current as of 2026-07-26):</w:t>
+        <w:t xml:space="preserve">This section is authoritative.</w:t>
+      </w:r>
+      <w:r>
+        <w:t xml:space="preserve"> </w:t>
+      </w:r>
+      <w:r>
+        <w:t xml:space="preserve">Where the deck, script, demo narration, appendix, or Q&amp;A doc disagree with anything below, they are wrong and should be corrected to match. Every figure here was verified directly against committed repo files on 7/31, not carried over from an earlier write-up.</w:t>
+      </w:r>
+    </w:p>
+    <w:bookmarkStart w:id="15" w:name="dataset"/>
+    <w:p>
+      <w:pPr>
+        <w:pStyle w:val="Heading3"/>
+      </w:pPr>
+      <w:r>
+        <w:t xml:space="preserve">Dataset</w:t>
+      </w:r>
+    </w:p>
+    <w:p>
+      <w:pPr>
+        <w:pStyle w:val="FirstParagraph"/>
+      </w:pPr>
+      <w:r>
+        <w:t xml:space="preserve">Inside Airbnb NYC, snapshot</w:t>
+      </w:r>
+      <w:r>
+        <w:t xml:space="preserve"> </w:t>
+      </w:r>
+      <w:r>
+        <w:rPr>
+          <w:b/>
+          <w:bCs/>
+        </w:rPr>
+        <w:t xml:space="preserve">June 14, 2026</w:t>
+      </w:r>
+      <w:r>
+        <w:t xml:space="preserve">. 30,259 raw listings filtered to</w:t>
+      </w:r>
+      <w:r>
+        <w:t xml:space="preserve"> </w:t>
+      </w:r>
+      <w:r>
+        <w:rPr>
+          <w:b/>
+          <w:bCs/>
+        </w:rPr>
+        <w:t xml:space="preserve">9,752 active</w:t>
+      </w:r>
+      <w:r>
+        <w:t xml:space="preserve"> </w:t>
+      </w:r>
+      <w:r>
+        <w:t xml:space="preserve">(price &gt; 0, availability &gt; 0, at least one review in the trailing 12 months). Working file:</w:t>
       </w:r>
       <w:r>
         <w:t xml:space="preserve"> </w:t>
@@ -1120,13 +1172,34 @@
         <w:rPr>
           <w:rStyle w:val="VerbatimChar"/>
         </w:rPr>
-        <w:t xml:space="preserve">outputs_gbm/v3_gbm_listing_pricing_signals.csv</w:t>
-      </w:r>
-      <w:r>
-        <w:t xml:space="preserve"> </w:t>
-      </w:r>
-      <w:r>
-        <w:t xml:space="preserve">(GBM quantile regression, supersedes the earlier Ridge output), 9,752 listings, joined to</w:t>
+        <w:t xml:space="preserve">active_listings_clean_v6.csv</w:t>
+      </w:r>
+      <w:r>
+        <w:t xml:space="preserve">. 80 engineered features.</w:t>
+      </w:r>
+    </w:p>
+    <w:p>
+      <w:pPr>
+        <w:pStyle w:val="BodyText"/>
+      </w:pPr>
+      <w:r>
+        <w:t xml:space="preserve">Segment composition:</w:t>
+      </w:r>
+      <w:r>
+        <w:t xml:space="preserve"> </w:t>
+      </w:r>
+      <w:r>
+        <w:rPr>
+          <w:b/>
+          <w:bCs/>
+        </w:rPr>
+        <w:t xml:space="preserve">4,008 short-stay, 5,744 monthly</w:t>
+      </w:r>
+      <w:r>
+        <w:t xml:space="preserve"> </w:t>
+      </w:r>
+      <w:r>
+        <w:t xml:space="preserve">(monthly =</w:t>
       </w:r>
       <w:r>
         <w:t xml:space="preserve"> </w:t>
@@ -1135,207 +1208,43 @@
         <w:rPr>
           <w:rStyle w:val="VerbatimChar"/>
         </w:rPr>
-        <w:t xml:space="preserve">active_listings_clean_v6.csv</w:t>
+        <w:t xml:space="preserve">min_nights</w:t>
+      </w:r>
+      <w:r>
+        <w:t xml:space="preserve"> </w:t>
+      </w:r>
+      <w:r>
+        <w:t xml:space="preserve">&gt; 28). Monthly is 58.9% of the dataset and averages $162.73/night against $376.82 for short-stay, which is why every model from V2 onward splits them.</w:t>
+      </w:r>
+    </w:p>
+    <w:bookmarkEnd w:id="15"/>
+    <w:bookmarkStart w:id="16" w:name="v4-production-model-what-it-actually-is"/>
+    <w:p>
+      <w:pPr>
+        <w:pStyle w:val="Heading3"/>
+      </w:pPr>
+      <w:r>
+        <w:t xml:space="preserve">V4 production model — what it actually is</w:t>
+      </w:r>
+    </w:p>
+    <w:p>
+      <w:pPr>
+        <w:pStyle w:val="FirstParagraph"/>
+      </w:pPr>
+      <w:r>
+        <w:t xml:space="preserve">Source:</w:t>
+      </w:r>
+      <w:r>
+        <w:t xml:space="preserve"> </w:t>
+      </w:r>
+      <w:r>
+        <w:rPr>
+          <w:rStyle w:val="VerbatimChar"/>
+        </w:rPr>
+        <w:t xml:space="preserve">model v4/model/model_v3_gbm.py</w:t>
       </w:r>
       <w:r>
         <w:t xml:space="preserve">.</w:t>
-      </w:r>
-      <w:r>
-        <w:t xml:space="preserve"> </w:t>
-      </w:r>
-      <w:r>
-        <w:t xml:space="preserve">- 4,931 listings (50.6%) underpriced vs. fair value; 4,821 (49.4%) overpriced. (Under the earlier Ridge model this was a much less balanced 60.6%/39.4% — the GBM model is better calibrated, so less of the old gap survives as genuine mispricing vs. model noise.)</w:t>
-      </w:r>
-      <w:r>
-        <w:t xml:space="preserve"> </w:t>
-      </w:r>
-      <w:r>
-        <w:t xml:space="preserve">- Occupied nights/year backed out from Inside Airbnb’s own formula:</w:t>
-      </w:r>
-      <w:r>
-        <w:t xml:space="preserve"> </w:t>
-      </w:r>
-      <w:r>
-        <w:rPr>
-          <w:rStyle w:val="VerbatimChar"/>
-        </w:rPr>
-        <w:t xml:space="preserve">estimated_annual_revenue / nightly_price</w:t>
-      </w:r>
-      <w:r>
-        <w:t xml:space="preserve">.</w:t>
-      </w:r>
-    </w:p>
-    <w:p>
-      <w:pPr>
-        <w:pStyle w:val="BodyText"/>
-      </w:pPr>
-      <w:r>
-        <w:rPr>
-          <w:b/>
-          <w:bCs/>
-        </w:rPr>
-        <w:t xml:space="preserve">Working assumption (explicit, presentation-only — per Manas, 7/24):</w:t>
-      </w:r>
-      <w:r>
-        <w:t xml:space="preserve"> </w:t>
-      </w:r>
-      <w:r>
-        <w:t xml:space="preserve">this dataset identifies pricing</w:t>
-      </w:r>
-      <w:r>
-        <w:t xml:space="preserve"> </w:t>
-      </w:r>
-      <w:r>
-        <w:rPr>
-          <w:i/>
-          <w:iCs/>
-        </w:rPr>
-        <w:t xml:space="preserve">opportunity</w:t>
-      </w:r>
-      <w:r>
-        <w:t xml:space="preserve">, not causal revenue uplift. In reality, Airbnb would validate these recommendations against its own proprietary booking-conversion and price-elasticity data before deployment — data this team’s dataset doesn’t contain. For presentation purposes, we stand in for that with a simplifying assumption: moving an underpriced listing to fair value is treated as roughly occupancy-neutral, since fair value is itself calibrated to what comparable listings already charge and get booked at.</w:t>
-      </w:r>
-    </w:p>
-    <w:p>
-      <w:pPr>
-        <w:pStyle w:val="BodyText"/>
-      </w:pPr>
-      <w:r>
-        <w:rPr>
-          <w:b/>
-          <w:bCs/>
-        </w:rPr>
-        <w:t xml:space="preserve">Outlier control — 1-99 percentile trim (recommended):</w:t>
-      </w:r>
-      <w:r>
-        <w:t xml:space="preserve"> </w:t>
-      </w:r>
-      <w:r>
-        <w:t xml:space="preserve">only ~50 listings sit above the 99th percentile, and that’s exactly where prediction reliability breaks down (luxury listings, mean actual price ~$927/night vs. model</w:t>
-      </w:r>
-      <w:r>
-        <w:t xml:space="preserve"> </w:t>
-      </w:r>
-      <w:r>
-        <w:t xml:space="preserve">“fair”</w:t>
-      </w:r>
-      <w:r>
-        <w:t xml:space="preserve"> </w:t>
-      </w:r>
-      <w:r>
-        <w:t xml:space="preserve">price ~$1,153/night). Wider trims (2-98, 5-95) cut hundreds more listings for little additional cleanup — risks discarding real signal.</w:t>
-      </w:r>
-    </w:p>
-    <w:p>
-      <w:pPr>
-        <w:pStyle w:val="BodyText"/>
-      </w:pPr>
-      <w:r>
-        <w:rPr>
-          <w:b/>
-          <w:bCs/>
-        </w:rPr>
-        <w:t xml:space="preserve">Model-noise discount:</w:t>
-      </w:r>
-      <w:r>
-        <w:t xml:space="preserve"> </w:t>
-      </w:r>
-      <w:r>
-        <w:t xml:space="preserve">applied per segment using the GBM model’s own documented median error — short-stay 19.2%, monthly 15.2% (down from 25.1%/20.9% under Ridge, since GBM is better calibrated). Sourced from the model’s own accuracy metrics, not invented.</w:t>
-      </w:r>
-    </w:p>
-    <w:p>
-      <w:pPr>
-        <w:pStyle w:val="BodyText"/>
-      </w:pPr>
-      <w:r>
-        <w:rPr>
-          <w:b/>
-          <w:bCs/>
-        </w:rPr>
-        <w:t xml:space="preserve">Base after 1-99 trim + model-noise discount: $25.6M total addressable host revenue lift</w:t>
-      </w:r>
-      <w:r>
-        <w:t xml:space="preserve"> </w:t>
-      </w:r>
-      <w:r>
-        <w:t xml:space="preserve">(17.9% of the underpriced subset’s current revenue), before any adoption-rate haircut. (Down from $41.4M under Ridge — smaller, more balanced underpriced pool, partly offset by the lighter noise discount.)</w:t>
-      </w:r>
-    </w:p>
-    <w:p>
-      <w:pPr>
-        <w:pStyle w:val="BodyText"/>
-      </w:pPr>
-      <w:r>
-        <w:rPr>
-          <w:b/>
-          <w:bCs/>
-        </w:rPr>
-        <w:t xml:space="preserve">Adoption rate:</w:t>
-      </w:r>
-      <w:r>
-        <w:t xml:space="preserve"> </w:t>
-      </w:r>
-      <w:r>
-        <w:t xml:space="preserve">no external benchmark exists for</w:t>
-      </w:r>
-      <w:r>
-        <w:t xml:space="preserve"> </w:t>
-      </w:r>
-      <w:r>
-        <w:t xml:space="preserve">“% of a measured pricing gap a host base actually captures”</w:t>
-      </w:r>
-      <w:r>
-        <w:t xml:space="preserve"> </w:t>
-      </w:r>
-      <w:r>
-        <w:t xml:space="preserve">— searched revenue-management/dynamic-pricing literature, found nothing that maps cleanly.</w:t>
-      </w:r>
-      <w:r>
-        <w:t xml:space="preserve"> </w:t>
-      </w:r>
-      <w:r>
-        <w:rPr>
-          <w:b/>
-          <w:bCs/>
-        </w:rPr>
-        <w:t xml:space="preserve">Presented as a sensitivity table, not one invented number</w:t>
-      </w:r>
-      <w:r>
-        <w:t xml:space="preserve"> </w:t>
-      </w:r>
-      <w:r>
-        <w:t xml:space="preserve">— stronger for a rubric that rewards</w:t>
-      </w:r>
-      <w:r>
-        <w:t xml:space="preserve"> </w:t>
-      </w:r>
-      <w:r>
-        <w:t xml:space="preserve">“evidence-backed”</w:t>
-      </w:r>
-      <w:r>
-        <w:t xml:space="preserve"> </w:t>
-      </w:r>
-      <w:r>
-        <w:t xml:space="preserve">claims, and it’s the number the Commander’s Intent narrative argues the team can move.</w:t>
-      </w:r>
-    </w:p>
-    <w:p>
-      <w:pPr>
-        <w:pStyle w:val="BodyText"/>
-      </w:pPr>
-      <w:r>
-        <w:rPr>
-          <w:b/>
-          <w:bCs/>
-        </w:rPr>
-        <w:t xml:space="preserve">✅ DONE (7/26-27): Jai’s price-elasticity pilot changes the revenue-lift story from a single number to a real bounded range.</w:t>
-      </w:r>
-      <w:r>
-        <w:t xml:space="preserve"> </w:t>
-      </w:r>
-      <w:r>
-        <w:t xml:space="preserve">Independent third-party data (AirROI, free tier), 24-month per-listing price/occupancy panel, two-way fixed-effects regression (listing + month FE, isolates price’s effect from everything else that’s constant about a listing). Verified independently from raw data — every reported statistic reproduces exactly.</w:t>
       </w:r>
     </w:p>
     <w:p>
@@ -1348,16 +1257,43 @@
       </w:pPr>
       <w:r>
         <w:rPr>
-          <w:b/>
-          <w:bCs/>
-        </w:rPr>
-        <w:t xml:space="preserve">Short-stay: β = −0.916</w:t>
-      </w:r>
-      <w:r>
-        <w:t xml:space="preserve"> </w:t>
-      </w:r>
-      <w:r>
-        <w:t xml:space="preserve">(p&lt;0.0001, bootstrap 95% CI [−1.30, −0.54]). A 10% price increase predicts a ~9.2% occupancy drop.</w:t>
+          <w:rStyle w:val="VerbatimChar"/>
+          <w:b/>
+          <w:bCs/>
+        </w:rPr>
+        <w:t xml:space="preserve">HistGradientBoostingRegressor</w:t>
+      </w:r>
+      <w:r>
+        <w:rPr>
+          <w:b/>
+          <w:bCs/>
+        </w:rPr>
+        <w:t xml:space="preserve"> </w:t>
+      </w:r>
+      <w:r>
+        <w:rPr>
+          <w:b/>
+          <w:bCs/>
+        </w:rPr>
+        <w:t xml:space="preserve">with</w:t>
+      </w:r>
+      <w:r>
+        <w:rPr>
+          <w:b/>
+          <w:bCs/>
+        </w:rPr>
+        <w:t xml:space="preserve"> </w:t>
+      </w:r>
+      <w:r>
+        <w:rPr>
+          <w:rStyle w:val="VerbatimChar"/>
+          <w:b/>
+          <w:bCs/>
+        </w:rPr>
+        <w:t xml:space="preserve">loss='quantile'</w:t>
+      </w:r>
+      <w:r>
+        <w:t xml:space="preserve">, fit at q10 / q50 / q90. The q50 is the fair-price estimate; q10–q90 is the interval.</w:t>
       </w:r>
     </w:p>
     <w:p>
@@ -1373,13 +1309,41 @@
           <w:b/>
           <w:bCs/>
         </w:rPr>
-        <w:t xml:space="preserve">Monthly: not significant</w:t>
-      </w:r>
-      <w:r>
-        <w:t xml:space="preserve"> </w:t>
-      </w:r>
-      <w:r>
-        <w:t xml:space="preserve">(p=0.734) — no detectable within-listing price/occupancy relationship in this pilot; occupancy-neutral assumption stands for monthly, unchanged.</w:t>
+        <w:t xml:space="preserve">Conformal calibration (CQR).</w:t>
+      </w:r>
+      <w:r>
+        <w:t xml:space="preserve"> </w:t>
+      </w:r>
+      <w:r>
+        <w:t xml:space="preserve">The raw 80% interval only achieved ~64% (short-stay) / ~67% (monthly) empirical coverage. A constant widening term, the 80th percentile of the conformity scores, brings both to</w:t>
+      </w:r>
+      <w:r>
+        <w:t xml:space="preserve"> </w:t>
+      </w:r>
+      <w:r>
+        <w:rPr>
+          <w:b/>
+          <w:bCs/>
+        </w:rPr>
+        <w:t xml:space="preserve">~80.0%</w:t>
+      </w:r>
+      <w:r>
+        <w:t xml:space="preserve"> </w:t>
+      </w:r>
+      <w:r>
+        <w:t xml:space="preserve">— verified in</w:t>
+      </w:r>
+      <w:r>
+        <w:t xml:space="preserve"> </w:t>
+      </w:r>
+      <w:r>
+        <w:rPr>
+          <w:rStyle w:val="VerbatimChar"/>
+        </w:rPr>
+        <w:t xml:space="preserve">v3_gbm_confidence_thresholds.csv</w:t>
+      </w:r>
+      <w:r>
+        <w:t xml:space="preserve">.</w:t>
       </w:r>
     </w:p>
     <w:p>
@@ -1395,13 +1359,476 @@
           <w:b/>
           <w:bCs/>
         </w:rPr>
-        <w:t xml:space="preserve">Sample caveat, stated plainly:</w:t>
-      </w:r>
-      <w:r>
-        <w:t xml:space="preserve"> </w:t>
-      </w:r>
-      <w:r>
-        <w:t xml:space="preserve">the 64 short-stay listings in the panel skew hard toward established, loyal-demand Individual hosts (6× the reviews, 3× the hosting tenure of the population) — this is a conservative floor on market-wide price sensitivity, not a claim about all 4,008 short-stay listings.</w:t>
+        <w:t xml:space="preserve">Fit separately per segment.</w:t>
+      </w:r>
+      <w:r>
+        <w:t xml:space="preserve"> </w:t>
+      </w:r>
+      <w:r>
+        <w:t xml:space="preserve">Two independent models, short-stay and monthly. Production never computes a pooled estimate of anything.</w:t>
+      </w:r>
+    </w:p>
+    <w:p>
+      <w:pPr>
+        <w:pStyle w:val="Compact"/>
+        <w:numPr>
+          <w:ilvl w:val="0"/>
+          <w:numId w:val="1016"/>
+        </w:numPr>
+      </w:pPr>
+      <w:r>
+        <w:rPr>
+          <w:b/>
+          <w:bCs/>
+        </w:rPr>
+        <w:t xml:space="preserve">Categorical features:</w:t>
+      </w:r>
+      <w:r>
+        <w:t xml:space="preserve"> </w:t>
+      </w:r>
+      <w:r>
+        <w:rPr>
+          <w:rStyle w:val="VerbatimChar"/>
+        </w:rPr>
+        <w:t xml:space="preserve">neighborhood</w:t>
+      </w:r>
+      <w:r>
+        <w:t xml:space="preserve">,</w:t>
+      </w:r>
+      <w:r>
+        <w:t xml:space="preserve"> </w:t>
+      </w:r>
+      <w:r>
+        <w:rPr>
+          <w:rStyle w:val="VerbatimChar"/>
+        </w:rPr>
+        <w:t xml:space="preserve">room_type</w:t>
+      </w:r>
+      <w:r>
+        <w:t xml:space="preserve">,</w:t>
+      </w:r>
+      <w:r>
+        <w:t xml:space="preserve"> </w:t>
+      </w:r>
+      <w:r>
+        <w:rPr>
+          <w:rStyle w:val="VerbatimChar"/>
+        </w:rPr>
+        <w:t xml:space="preserve">property_type</w:t>
+      </w:r>
+      <w:r>
+        <w:t xml:space="preserve">,</w:t>
+      </w:r>
+      <w:r>
+        <w:t xml:space="preserve"> </w:t>
+      </w:r>
+      <w:r>
+        <w:rPr>
+          <w:rStyle w:val="VerbatimChar"/>
+        </w:rPr>
+        <w:t xml:space="preserve">host_tier</w:t>
+      </w:r>
+      <w:r>
+        <w:t xml:space="preserve">,</w:t>
+      </w:r>
+      <w:r>
+        <w:t xml:space="preserve"> </w:t>
+      </w:r>
+      <w:r>
+        <w:rPr>
+          <w:rStyle w:val="VerbatimChar"/>
+        </w:rPr>
+        <w:t xml:space="preserve">is_superhost_cat</w:t>
+      </w:r>
+      <w:r>
+        <w:t xml:space="preserve">,</w:t>
+      </w:r>
+      <w:r>
+        <w:t xml:space="preserve"> </w:t>
+      </w:r>
+      <w:r>
+        <w:rPr>
+          <w:rStyle w:val="VerbatimChar"/>
+        </w:rPr>
+        <w:t xml:space="preserve">borough</w:t>
+      </w:r>
+      <w:r>
+        <w:t xml:space="preserve">,</w:t>
+      </w:r>
+      <w:r>
+        <w:t xml:space="preserve"> </w:t>
+      </w:r>
+      <w:r>
+        <w:rPr>
+          <w:rStyle w:val="VerbatimChar"/>
+        </w:rPr>
+        <w:t xml:space="preserve">capacity_tier</w:t>
+      </w:r>
+      <w:r>
+        <w:t xml:space="preserve">. Note that</w:t>
+      </w:r>
+      <w:r>
+        <w:t xml:space="preserve"> </w:t>
+      </w:r>
+      <w:r>
+        <w:rPr>
+          <w:b/>
+          <w:bCs/>
+        </w:rPr>
+        <w:t xml:space="preserve">neighborhood is included</w:t>
+      </w:r>
+      <w:r>
+        <w:t xml:space="preserve">, which V1 lacked — this matters, see</w:t>
+      </w:r>
+      <w:r>
+        <w:t xml:space="preserve"> </w:t>
+      </w:r>
+      <w:r>
+        <w:t xml:space="preserve">“feature effects”</w:t>
+      </w:r>
+      <w:r>
+        <w:t xml:space="preserve"> </w:t>
+      </w:r>
+      <w:r>
+        <w:t xml:space="preserve">below.</w:t>
+      </w:r>
+    </w:p>
+    <w:p>
+      <w:pPr>
+        <w:pStyle w:val="Compact"/>
+        <w:numPr>
+          <w:ilvl w:val="0"/>
+          <w:numId w:val="1016"/>
+        </w:numPr>
+      </w:pPr>
+      <w:r>
+        <w:rPr>
+          <w:b/>
+          <w:bCs/>
+        </w:rPr>
+        <w:t xml:space="preserve">Confidence is directional</w:t>
+      </w:r>
+      <w:r>
+        <w:t xml:space="preserve">, not a score:</w:t>
+      </w:r>
+      <w:r>
+        <w:t xml:space="preserve"> </w:t>
+      </w:r>
+      <w:r>
+        <w:t xml:space="preserve">“Confident: raise price,”</w:t>
+      </w:r>
+      <w:r>
+        <w:t xml:space="preserve"> </w:t>
+      </w:r>
+      <w:r>
+        <w:t xml:space="preserve">“Confident: lower price,”</w:t>
+      </w:r>
+      <w:r>
+        <w:t xml:space="preserve"> </w:t>
+      </w:r>
+      <w:r>
+        <w:t xml:space="preserve">or</w:t>
+      </w:r>
+      <w:r>
+        <w:t xml:space="preserve"> </w:t>
+      </w:r>
+      <w:r>
+        <w:t xml:space="preserve">“Uncertain (within plausible range),”</w:t>
+      </w:r>
+      <w:r>
+        <w:t xml:space="preserve"> </w:t>
+      </w:r>
+      <w:r>
+        <w:t xml:space="preserve">based on whether actual price falls outside the calibrated interval. The V3 Low/Medium/High score is retained only as an internal QA field.</w:t>
+      </w:r>
+    </w:p>
+    <w:p>
+      <w:pPr>
+        <w:pStyle w:val="Compact"/>
+        <w:numPr>
+          <w:ilvl w:val="0"/>
+          <w:numId w:val="1016"/>
+        </w:numPr>
+      </w:pPr>
+      <w:r>
+        <w:rPr>
+          <w:b/>
+          <w:bCs/>
+        </w:rPr>
+        <w:t xml:space="preserve">KNN comparable layer</w:t>
+      </w:r>
+      <w:r>
+        <w:t xml:space="preserve"> </w:t>
+      </w:r>
+      <w:r>
+        <w:t xml:space="preserve">carried forward from V3: exact-cohort match on host tier, room type, and market segment, falling back to standardized KNN for thin cohorts.</w:t>
+      </w:r>
+    </w:p>
+    <w:bookmarkEnd w:id="16"/>
+    <w:bookmarkStart w:id="17" w:name="Xaf91205e53acc08752d59da6af82cd6f5dff772"/>
+    <w:p>
+      <w:pPr>
+        <w:pStyle w:val="Heading3"/>
+      </w:pPr>
+      <w:r>
+        <w:t xml:space="preserve">Verified accuracy (</w:t>
+      </w:r>
+      <w:r>
+        <w:rPr>
+          <w:rStyle w:val="VerbatimChar"/>
+        </w:rPr>
+        <w:t xml:space="preserve">v3_gbm_segment_metrics.csv</w:t>
+      </w:r>
+      <w:r>
+        <w:t xml:space="preserve">)</w:t>
+      </w:r>
+    </w:p>
+    <w:tbl>
+      <w:tblPr>
+        <w:tblStyle w:val="Table"/>
+        <w:tblW w:type="auto" w:w="0"/>
+        <w:tblLook w:firstRow="1" w:lastRow="0" w:firstColumn="0" w:lastColumn="0" w:noHBand="0" w:noVBand="0" w:val="0020"/>
+      </w:tblPr>
+      <w:tblGrid>
+        <w:gridCol w:w="1320"/>
+        <w:gridCol w:w="1320"/>
+        <w:gridCol w:w="1320"/>
+        <w:gridCol w:w="1320"/>
+        <w:gridCol w:w="1320"/>
+        <w:gridCol w:w="1320"/>
+      </w:tblGrid>
+      <w:tr>
+        <w:trPr>
+          <w:tblHeader w:val="on"/>
+        </w:trPr>
+        <w:tc>
+          <w:tcPr/>
+          <w:p>
+            <w:pPr>
+              <w:pStyle w:val="Compact"/>
+            </w:pPr>
+            <w:r>
+              <w:t xml:space="preserve">Segment</w:t>
+            </w:r>
+          </w:p>
+        </w:tc>
+        <w:tc>
+          <w:tcPr/>
+          <w:p>
+            <w:pPr>
+              <w:pStyle w:val="Compact"/>
+            </w:pPr>
+            <w:r>
+              <w:t xml:space="preserve">n</w:t>
+            </w:r>
+          </w:p>
+        </w:tc>
+        <w:tc>
+          <w:tcPr/>
+          <w:p>
+            <w:pPr>
+              <w:pStyle w:val="Compact"/>
+            </w:pPr>
+            <w:r>
+              <w:t xml:space="preserve">Median APE</w:t>
+            </w:r>
+          </w:p>
+        </w:tc>
+        <w:tc>
+          <w:tcPr/>
+          <w:p>
+            <w:pPr>
+              <w:pStyle w:val="Compact"/>
+            </w:pPr>
+            <w:r>
+              <w:t xml:space="preserve">MAE</w:t>
+            </w:r>
+          </w:p>
+        </w:tc>
+        <w:tc>
+          <w:tcPr/>
+          <w:p>
+            <w:pPr>
+              <w:pStyle w:val="Compact"/>
+            </w:pPr>
+            <w:r>
+              <w:t xml:space="preserve">R² (log)</w:t>
+            </w:r>
+          </w:p>
+        </w:tc>
+        <w:tc>
+          <w:tcPr/>
+          <w:p>
+            <w:pPr>
+              <w:pStyle w:val="Compact"/>
+            </w:pPr>
+            <w:r>
+              <w:t xml:space="preserve">R² (price)</w:t>
+            </w:r>
+          </w:p>
+        </w:tc>
+      </w:tr>
+      <w:tr>
+        <w:tc>
+          <w:tcPr/>
+          <w:p>
+            <w:pPr>
+              <w:pStyle w:val="Compact"/>
+            </w:pPr>
+            <w:r>
+              <w:t xml:space="preserve">Short-stay</w:t>
+            </w:r>
+          </w:p>
+        </w:tc>
+        <w:tc>
+          <w:tcPr/>
+          <w:p>
+            <w:pPr>
+              <w:pStyle w:val="Compact"/>
+            </w:pPr>
+            <w:r>
+              <w:t xml:space="preserve">4,008</w:t>
+            </w:r>
+          </w:p>
+        </w:tc>
+        <w:tc>
+          <w:tcPr/>
+          <w:p>
+            <w:pPr>
+              <w:pStyle w:val="Compact"/>
+            </w:pPr>
+            <w:r>
+              <w:rPr>
+                <w:b/>
+                <w:bCs/>
+              </w:rPr>
+              <w:t xml:space="preserve">19.2%</w:t>
+            </w:r>
+          </w:p>
+        </w:tc>
+        <w:tc>
+          <w:tcPr/>
+          <w:p>
+            <w:pPr>
+              <w:pStyle w:val="Compact"/>
+            </w:pPr>
+            <w:r>
+              <w:t xml:space="preserve">$102.81</w:t>
+            </w:r>
+          </w:p>
+        </w:tc>
+        <w:tc>
+          <w:tcPr/>
+          <w:p>
+            <w:pPr>
+              <w:pStyle w:val="Compact"/>
+            </w:pPr>
+            <w:r>
+              <w:t xml:space="preserve">0.714</w:t>
+            </w:r>
+          </w:p>
+        </w:tc>
+        <w:tc>
+          <w:tcPr/>
+          <w:p>
+            <w:pPr>
+              <w:pStyle w:val="Compact"/>
+            </w:pPr>
+            <w:r>
+              <w:t xml:space="preserve">0.528</w:t>
+            </w:r>
+          </w:p>
+        </w:tc>
+      </w:tr>
+      <w:tr>
+        <w:tc>
+          <w:tcPr/>
+          <w:p>
+            <w:pPr>
+              <w:pStyle w:val="Compact"/>
+            </w:pPr>
+            <w:r>
+              <w:t xml:space="preserve">Monthly</w:t>
+            </w:r>
+          </w:p>
+        </w:tc>
+        <w:tc>
+          <w:tcPr/>
+          <w:p>
+            <w:pPr>
+              <w:pStyle w:val="Compact"/>
+            </w:pPr>
+            <w:r>
+              <w:t xml:space="preserve">5,744</w:t>
+            </w:r>
+          </w:p>
+        </w:tc>
+        <w:tc>
+          <w:tcPr/>
+          <w:p>
+            <w:pPr>
+              <w:pStyle w:val="Compact"/>
+            </w:pPr>
+            <w:r>
+              <w:rPr>
+                <w:b/>
+                <w:bCs/>
+              </w:rPr>
+              <w:t xml:space="preserve">15.2%</w:t>
+            </w:r>
+          </w:p>
+        </w:tc>
+        <w:tc>
+          <w:tcPr/>
+          <w:p>
+            <w:pPr>
+              <w:pStyle w:val="Compact"/>
+            </w:pPr>
+            <w:r>
+              <w:t xml:space="preserve">$39.92</w:t>
+            </w:r>
+          </w:p>
+        </w:tc>
+        <w:tc>
+          <w:tcPr/>
+          <w:p>
+            <w:pPr>
+              <w:pStyle w:val="Compact"/>
+            </w:pPr>
+            <w:r>
+              <w:t xml:space="preserve">0.777</w:t>
+            </w:r>
+          </w:p>
+        </w:tc>
+        <w:tc>
+          <w:tcPr/>
+          <w:p>
+            <w:pPr>
+              <w:pStyle w:val="Compact"/>
+            </w:pPr>
+            <w:r>
+              <w:t xml:space="preserve">0.532</w:t>
+            </w:r>
+          </w:p>
+        </w:tc>
+      </w:tr>
+    </w:tbl>
+    <w:p>
+      <w:pPr>
+        <w:pStyle w:val="BodyText"/>
+      </w:pPr>
+      <w:r>
+        <w:t xml:space="preserve">These are the only accuracy figures that describe production. The 19.2% / 15.2% used as the model-noise discount in Section 3 are these same numbers.</w:t>
+      </w:r>
+    </w:p>
+    <w:bookmarkEnd w:id="17"/>
+    <w:bookmarkStart w:id="18" w:name="feature-effects-v4-produces-none"/>
+    <w:p>
+      <w:pPr>
+        <w:pStyle w:val="Heading3"/>
+      </w:pPr>
+      <w:r>
+        <w:t xml:space="preserve">⚠️ Feature effects: V4 produces none</w:t>
       </w:r>
     </w:p>
     <w:p>
@@ -1413,13 +1840,94 @@
           <w:b/>
           <w:bCs/>
         </w:rPr>
-        <w:t xml:space="preserve">✅ DONE (7/29): Jai’s second pass — review-count segmentation, fixing the extrapolation problem in the first version.</w:t>
-      </w:r>
-      <w:r>
-        <w:t xml:space="preserve"> </w:t>
-      </w:r>
-      <w:r>
-        <w:t xml:space="preserve">The −0.916 coefficient was measured on established, high-review hosts. Applying it uniformly to every short-stay listing (including brand-new ones) extrapolates past where it was actually measured — the same flaw the team already avoided on the model side by capturing reviews as a feature. Jai’s fix: split at 142 reviews (the panel’s own median, where β was actually measured).</w:t>
+        <w:t xml:space="preserve">The V4 GBM yields no coefficients and no feature-importance output.</w:t>
+      </w:r>
+      <w:r>
+        <w:t xml:space="preserve"> </w:t>
+      </w:r>
+      <w:r>
+        <w:t xml:space="preserve">Its only outputs are</w:t>
+      </w:r>
+      <w:r>
+        <w:t xml:space="preserve"> </w:t>
+      </w:r>
+      <w:r>
+        <w:rPr>
+          <w:rStyle w:val="VerbatimChar"/>
+        </w:rPr>
+        <w:t xml:space="preserve">v3_gbm_listing_pricing_signals.csv</w:t>
+      </w:r>
+      <w:r>
+        <w:t xml:space="preserve">,</w:t>
+      </w:r>
+      <w:r>
+        <w:t xml:space="preserve"> </w:t>
+      </w:r>
+      <w:r>
+        <w:rPr>
+          <w:rStyle w:val="VerbatimChar"/>
+        </w:rPr>
+        <w:t xml:space="preserve">v3_gbm_segment_metrics.csv</w:t>
+      </w:r>
+      <w:r>
+        <w:t xml:space="preserve">, and</w:t>
+      </w:r>
+      <w:r>
+        <w:t xml:space="preserve"> </w:t>
+      </w:r>
+      <w:r>
+        <w:rPr>
+          <w:rStyle w:val="VerbatimChar"/>
+        </w:rPr>
+        <w:t xml:space="preserve">v3_gbm_confidence_thresholds.csv</w:t>
+      </w:r>
+      <w:r>
+        <w:t xml:space="preserve">. There is no importance or SHAP computation anywhere in the pipeline.</w:t>
+      </w:r>
+    </w:p>
+    <w:p>
+      <w:pPr>
+        <w:pStyle w:val="BodyText"/>
+      </w:pPr>
+      <w:r>
+        <w:t xml:space="preserve">Any claim of the form</w:t>
+      </w:r>
+      <w:r>
+        <w:t xml:space="preserve"> </w:t>
+      </w:r>
+      <w:r>
+        <w:t xml:space="preserve">“feature X moves price by Y%”</w:t>
+      </w:r>
+      <w:r>
+        <w:t xml:space="preserve"> </w:t>
+      </w:r>
+      <w:r>
+        <w:t xml:space="preserve">therefore comes from</w:t>
+      </w:r>
+      <w:r>
+        <w:t xml:space="preserve"> </w:t>
+      </w:r>
+      <w:r>
+        <w:rPr>
+          <w:b/>
+          <w:bCs/>
+        </w:rPr>
+        <w:t xml:space="preserve">V1’s pooled OLS</w:t>
+      </w:r>
+      <w:r>
+        <w:t xml:space="preserve"> </w:t>
+      </w:r>
+      <w:r>
+        <w:t xml:space="preserve">(</w:t>
+      </w:r>
+      <w:r>
+        <w:rPr>
+          <w:rStyle w:val="VerbatimChar"/>
+        </w:rPr>
+        <w:t xml:space="preserve">model v1/manas_ols_coefficients.csv</w:t>
+      </w:r>
+      <w:r>
+        <w:t xml:space="preserve">), which is a superseded model with two defects that inflate amenity and rating effects severely:</w:t>
       </w:r>
     </w:p>
     <w:p>
@@ -1431,17 +1939,23 @@
         </w:numPr>
       </w:pPr>
       <w:r>
-        <w:rPr>
-          <w:b/>
-          <w:bCs/>
-        </w:rPr>
-        <w:t xml:space="preserve">≥142 reviews:</w:t>
-      </w:r>
-      <w:r>
-        <w:t xml:space="preserve"> </w:t>
-      </w:r>
-      <w:r>
-        <w:t xml:space="preserve">apply the measured β = −0.916.</w:t>
+        <w:t xml:space="preserve">it</w:t>
+      </w:r>
+      <w:r>
+        <w:t xml:space="preserve"> </w:t>
+      </w:r>
+      <w:r>
+        <w:rPr>
+          <w:b/>
+          <w:bCs/>
+        </w:rPr>
+        <w:t xml:space="preserve">pooled</w:t>
+      </w:r>
+      <w:r>
+        <w:t xml:space="preserve"> </w:t>
+      </w:r>
+      <w:r>
+        <w:t xml:space="preserve">short-stay and monthly, and</w:t>
       </w:r>
     </w:p>
     <w:p>
@@ -1450,6 +1964,1663 @@
         <w:numPr>
           <w:ilvl w:val="0"/>
           <w:numId w:val="1017"/>
+        </w:numPr>
+      </w:pPr>
+      <w:r>
+        <w:t xml:space="preserve">it controlled for</w:t>
+      </w:r>
+      <w:r>
+        <w:t xml:space="preserve"> </w:t>
+      </w:r>
+      <w:r>
+        <w:rPr>
+          <w:b/>
+          <w:bCs/>
+        </w:rPr>
+        <w:t xml:space="preserve">borough only, not neighborhood</w:t>
+      </w:r>
+      <w:r>
+        <w:t xml:space="preserve">.</w:t>
+      </w:r>
+    </w:p>
+    <w:p>
+      <w:pPr>
+        <w:pStyle w:val="FirstParagraph"/>
+      </w:pPr>
+      <w:r>
+        <w:t xml:space="preserve">Re-estimated with neighborhood controls and a segment split (</w:t>
+      </w:r>
+      <w:r>
+        <w:rPr>
+          <w:rStyle w:val="VerbatimChar"/>
+        </w:rPr>
+        <w:t xml:space="preserve">model v2/.../q5_segment_coefficient_diff.csv</w:t>
+      </w:r>
+      <w:r>
+        <w:t xml:space="preserve">), the same features collapse:</w:t>
+      </w:r>
+    </w:p>
+    <w:tbl>
+      <w:tblPr>
+        <w:tblStyle w:val="Table"/>
+        <w:tblW w:type="auto" w:w="0"/>
+        <w:tblLook w:firstRow="1" w:lastRow="0" w:firstColumn="0" w:lastColumn="0" w:noHBand="0" w:noVBand="0" w:val="0020"/>
+      </w:tblPr>
+      <w:tblGrid>
+        <w:gridCol w:w="1980"/>
+        <w:gridCol w:w="1980"/>
+        <w:gridCol w:w="1980"/>
+        <w:gridCol w:w="1980"/>
+      </w:tblGrid>
+      <w:tr>
+        <w:trPr>
+          <w:tblHeader w:val="on"/>
+        </w:trPr>
+        <w:tc>
+          <w:tcPr/>
+          <w:p>
+            <w:pPr>
+              <w:pStyle w:val="Compact"/>
+            </w:pPr>
+            <w:r>
+              <w:t xml:space="preserve">Feature</w:t>
+            </w:r>
+          </w:p>
+        </w:tc>
+        <w:tc>
+          <w:tcPr/>
+          <w:p>
+            <w:pPr>
+              <w:pStyle w:val="Compact"/>
+            </w:pPr>
+            <w:r>
+              <w:t xml:space="preserve">V1 pooled</w:t>
+            </w:r>
+          </w:p>
+        </w:tc>
+        <w:tc>
+          <w:tcPr/>
+          <w:p>
+            <w:pPr>
+              <w:pStyle w:val="Compact"/>
+            </w:pPr>
+            <w:r>
+              <w:t xml:space="preserve">Segment-split, short-stay</w:t>
+            </w:r>
+          </w:p>
+        </w:tc>
+        <w:tc>
+          <w:tcPr/>
+          <w:p>
+            <w:pPr>
+              <w:pStyle w:val="Compact"/>
+            </w:pPr>
+            <w:r>
+              <w:t xml:space="preserve">monthly</w:t>
+            </w:r>
+          </w:p>
+        </w:tc>
+      </w:tr>
+      <w:tr>
+        <w:tc>
+          <w:tcPr/>
+          <w:p>
+            <w:pPr>
+              <w:pStyle w:val="Compact"/>
+            </w:pPr>
+            <w:r>
+              <w:t xml:space="preserve">Hair dryer</w:t>
+            </w:r>
+          </w:p>
+        </w:tc>
+        <w:tc>
+          <w:tcPr/>
+          <w:p>
+            <w:pPr>
+              <w:pStyle w:val="Compact"/>
+            </w:pPr>
+            <w:r>
+              <w:t xml:space="preserve">+30.1%</w:t>
+            </w:r>
+          </w:p>
+        </w:tc>
+        <w:tc>
+          <w:tcPr/>
+          <w:p>
+            <w:pPr>
+              <w:pStyle w:val="Compact"/>
+            </w:pPr>
+            <w:r>
+              <w:t xml:space="preserve">+1.4%</w:t>
+            </w:r>
+          </w:p>
+        </w:tc>
+        <w:tc>
+          <w:tcPr/>
+          <w:p>
+            <w:pPr>
+              <w:pStyle w:val="Compact"/>
+            </w:pPr>
+            <w:r>
+              <w:t xml:space="preserve">+5.8%</w:t>
+            </w:r>
+          </w:p>
+        </w:tc>
+      </w:tr>
+      <w:tr>
+        <w:tc>
+          <w:tcPr/>
+          <w:p>
+            <w:pPr>
+              <w:pStyle w:val="Compact"/>
+            </w:pPr>
+            <w:r>
+              <w:t xml:space="preserve">Cleanliness rating</w:t>
+            </w:r>
+          </w:p>
+        </w:tc>
+        <w:tc>
+          <w:tcPr/>
+          <w:p>
+            <w:pPr>
+              <w:pStyle w:val="Compact"/>
+            </w:pPr>
+            <w:r>
+              <w:t xml:space="preserve">+28.4%</w:t>
+            </w:r>
+          </w:p>
+        </w:tc>
+        <w:tc>
+          <w:tcPr/>
+          <w:p>
+            <w:pPr>
+              <w:pStyle w:val="Compact"/>
+            </w:pPr>
+            <w:r>
+              <w:t xml:space="preserve">+5.7%</w:t>
+            </w:r>
+          </w:p>
+        </w:tc>
+        <w:tc>
+          <w:tcPr/>
+          <w:p>
+            <w:pPr>
+              <w:pStyle w:val="Compact"/>
+            </w:pPr>
+            <w:r>
+              <w:t xml:space="preserve">+4.3%</w:t>
+            </w:r>
+          </w:p>
+        </w:tc>
+      </w:tr>
+      <w:tr>
+        <w:tc>
+          <w:tcPr/>
+          <w:p>
+            <w:pPr>
+              <w:pStyle w:val="Compact"/>
+            </w:pPr>
+            <w:r>
+              <w:t xml:space="preserve">Location rating</w:t>
+            </w:r>
+          </w:p>
+        </w:tc>
+        <w:tc>
+          <w:tcPr/>
+          <w:p>
+            <w:pPr>
+              <w:pStyle w:val="Compact"/>
+            </w:pPr>
+            <w:r>
+              <w:t xml:space="preserve">+23.8%</w:t>
+            </w:r>
+          </w:p>
+        </w:tc>
+        <w:tc>
+          <w:tcPr/>
+          <w:p>
+            <w:pPr>
+              <w:pStyle w:val="Compact"/>
+            </w:pPr>
+            <w:r>
+              <w:t xml:space="preserve">+4.7%</w:t>
+            </w:r>
+          </w:p>
+        </w:tc>
+        <w:tc>
+          <w:tcPr/>
+          <w:p>
+            <w:pPr>
+              <w:pStyle w:val="Compact"/>
+            </w:pPr>
+            <w:r>
+              <w:t xml:space="preserve">−0.7%</w:t>
+            </w:r>
+          </w:p>
+        </w:tc>
+      </w:tr>
+      <w:tr>
+        <w:tc>
+          <w:tcPr/>
+          <w:p>
+            <w:pPr>
+              <w:pStyle w:val="Compact"/>
+            </w:pPr>
+            <w:r>
+              <w:t xml:space="preserve">Self check-in</w:t>
+            </w:r>
+          </w:p>
+        </w:tc>
+        <w:tc>
+          <w:tcPr/>
+          <w:p>
+            <w:pPr>
+              <w:pStyle w:val="Compact"/>
+            </w:pPr>
+            <w:r>
+              <w:t xml:space="preserve">+16.1%</w:t>
+            </w:r>
+          </w:p>
+        </w:tc>
+        <w:tc>
+          <w:tcPr/>
+          <w:p>
+            <w:pPr>
+              <w:pStyle w:val="Compact"/>
+            </w:pPr>
+            <w:r>
+              <w:t xml:space="preserve">+1.3%</w:t>
+            </w:r>
+          </w:p>
+        </w:tc>
+        <w:tc>
+          <w:tcPr/>
+          <w:p>
+            <w:pPr>
+              <w:pStyle w:val="Compact"/>
+            </w:pPr>
+            <w:r>
+              <w:t xml:space="preserve">+2.4%</w:t>
+            </w:r>
+          </w:p>
+        </w:tc>
+      </w:tr>
+      <w:tr>
+        <w:tc>
+          <w:tcPr/>
+          <w:p>
+            <w:pPr>
+              <w:pStyle w:val="Compact"/>
+            </w:pPr>
+            <w:r>
+              <w:t xml:space="preserve">Air conditioning</w:t>
+            </w:r>
+          </w:p>
+        </w:tc>
+        <w:tc>
+          <w:tcPr/>
+          <w:p>
+            <w:pPr>
+              <w:pStyle w:val="Compact"/>
+            </w:pPr>
+            <w:r>
+              <w:t xml:space="preserve">+9.1%</w:t>
+            </w:r>
+          </w:p>
+        </w:tc>
+        <w:tc>
+          <w:tcPr/>
+          <w:p>
+            <w:pPr>
+              <w:pStyle w:val="Compact"/>
+            </w:pPr>
+            <w:r>
+              <w:t xml:space="preserve">+1.5%</w:t>
+            </w:r>
+          </w:p>
+        </w:tc>
+        <w:tc>
+          <w:tcPr/>
+          <w:p>
+            <w:pPr>
+              <w:pStyle w:val="Compact"/>
+            </w:pPr>
+            <w:r>
+              <w:t xml:space="preserve">−1.1%</w:t>
+            </w:r>
+          </w:p>
+        </w:tc>
+      </w:tr>
+      <w:tr>
+        <w:tc>
+          <w:tcPr/>
+          <w:p>
+            <w:pPr>
+              <w:pStyle w:val="Compact"/>
+            </w:pPr>
+            <w:r>
+              <w:rPr>
+                <w:b/>
+                <w:bCs/>
+              </w:rPr>
+              <w:t xml:space="preserve">Kitchen</w:t>
+            </w:r>
+          </w:p>
+        </w:tc>
+        <w:tc>
+          <w:tcPr/>
+          <w:p>
+            <w:pPr>
+              <w:pStyle w:val="Compact"/>
+            </w:pPr>
+            <w:r>
+              <w:rPr>
+                <w:b/>
+                <w:bCs/>
+              </w:rPr>
+              <w:t xml:space="preserve">−8.6%</w:t>
+            </w:r>
+          </w:p>
+        </w:tc>
+        <w:tc>
+          <w:tcPr/>
+          <w:p>
+            <w:pPr>
+              <w:pStyle w:val="Compact"/>
+            </w:pPr>
+            <w:r>
+              <w:rPr>
+                <w:b/>
+                <w:bCs/>
+              </w:rPr>
+              <w:t xml:space="preserve">+3.7%</w:t>
+            </w:r>
+          </w:p>
+        </w:tc>
+        <w:tc>
+          <w:tcPr/>
+          <w:p>
+            <w:pPr>
+              <w:pStyle w:val="Compact"/>
+            </w:pPr>
+            <w:r>
+              <w:rPr>
+                <w:b/>
+                <w:bCs/>
+              </w:rPr>
+              <w:t xml:space="preserve">+4.1%</w:t>
+            </w:r>
+            <w:r>
+              <w:t xml:space="preserve"> </w:t>
+            </w:r>
+            <w:r>
+              <w:t xml:space="preserve">(sign flips)</w:t>
+            </w:r>
+          </w:p>
+        </w:tc>
+      </w:tr>
+    </w:tbl>
+    <w:p>
+      <w:pPr>
+        <w:pStyle w:val="BodyText"/>
+      </w:pPr>
+      <w:r>
+        <w:t xml:space="preserve">Structural features hold up (max_guests, bedrooms, bathrooms, room type, borough/neighborhood). It is specifically the</w:t>
+      </w:r>
+      <w:r>
+        <w:t xml:space="preserve"> </w:t>
+      </w:r>
+      <w:r>
+        <w:rPr>
+          <w:b/>
+          <w:bCs/>
+        </w:rPr>
+        <w:t xml:space="preserve">amenity and rating effects</w:t>
+      </w:r>
+      <w:r>
+        <w:t xml:space="preserve"> </w:t>
+      </w:r>
+      <w:r>
+        <w:t xml:space="preserve">that are artifacts of omitted neighborhood controls and pooling.</w:t>
+      </w:r>
+    </w:p>
+    <w:p>
+      <w:pPr>
+        <w:pStyle w:val="BodyText"/>
+      </w:pPr>
+      <w:r>
+        <w:rPr>
+          <w:b/>
+          <w:bCs/>
+        </w:rPr>
+        <w:t xml:space="preserve">Consequence:</w:t>
+      </w:r>
+      <w:r>
+        <w:t xml:space="preserve"> </w:t>
+      </w:r>
+      <w:r>
+        <w:t xml:space="preserve">deck slide 5 (EDA,</w:t>
+      </w:r>
+      <w:r>
+        <w:t xml:space="preserve"> </w:t>
+      </w:r>
+      <w:r>
+        <w:t xml:space="preserve">“what drives the nightly price”</w:t>
+      </w:r>
+      <w:r>
+        <w:t xml:space="preserve">) and appendix slide A4 both present the V1 pooled figures. Those numbers do not describe the production model.</w:t>
+      </w:r>
+      <w:r>
+        <w:t xml:space="preserve"> </w:t>
+      </w:r>
+      <w:r>
+        <w:rPr>
+          <w:b/>
+          <w:bCs/>
+        </w:rPr>
+        <w:t xml:space="preserve">Open decision — needs an owner:</w:t>
+      </w:r>
+      <w:r>
+        <w:t xml:space="preserve"> </w:t>
+      </w:r>
+      <w:r>
+        <w:t xml:space="preserve">either (a) relabel both as V1 baseline coefficients retained for interpretability, keeping only the structural drivers as headline claims, or (b) compute permutation importance on the actual V4 segment models, which gives genuinely V4-native answers but changes the claim from</w:t>
+      </w:r>
+      <w:r>
+        <w:t xml:space="preserve"> </w:t>
+      </w:r>
+      <w:r>
+        <w:t xml:space="preserve">“% price effect”</w:t>
+      </w:r>
+      <w:r>
+        <w:t xml:space="preserve"> </w:t>
+      </w:r>
+      <w:r>
+        <w:t xml:space="preserve">to importance ranking, since percentage effects only exist for linear models.</w:t>
+      </w:r>
+    </w:p>
+    <w:bookmarkEnd w:id="18"/>
+    <w:bookmarkStart w:id="19" w:name="elasticity-pilot-model-v4elasticity"/>
+    <w:p>
+      <w:pPr>
+        <w:pStyle w:val="Heading3"/>
+      </w:pPr>
+      <w:r>
+        <w:t xml:space="preserve">Elasticity pilot (</w:t>
+      </w:r>
+      <w:r>
+        <w:rPr>
+          <w:rStyle w:val="VerbatimChar"/>
+        </w:rPr>
+        <w:t xml:space="preserve">model v4/elasticity/</w:t>
+      </w:r>
+      <w:r>
+        <w:t xml:space="preserve">)</w:t>
+      </w:r>
+    </w:p>
+    <w:p>
+      <w:pPr>
+        <w:pStyle w:val="FirstParagraph"/>
+      </w:pPr>
+      <w:r>
+        <w:t xml:space="preserve">Independent third-party panel (AirROI), 24 months of per-listing price and occupancy, 258 listings matched. Two-way fixed effects:</w:t>
+      </w:r>
+      <w:r>
+        <w:t xml:space="preserve"> </w:t>
+      </w:r>
+      <w:r>
+        <w:rPr>
+          <w:rStyle w:val="VerbatimChar"/>
+        </w:rPr>
+        <w:t xml:space="preserve">ln(occupancy) = listing FE + month FE + β·ln(price)</w:t>
+      </w:r>
+      <w:r>
+        <w:t xml:space="preserve">, HC3 robust SEs, bootstrap CIs resampled by listing.</w:t>
+      </w:r>
+    </w:p>
+    <w:tbl>
+      <w:tblPr>
+        <w:tblStyle w:val="Table"/>
+        <w:tblW w:type="auto" w:w="0"/>
+        <w:tblLook w:firstRow="1" w:lastRow="0" w:firstColumn="0" w:lastColumn="0" w:noHBand="0" w:noVBand="0" w:val="0020"/>
+      </w:tblPr>
+      <w:tblGrid>
+        <w:gridCol w:w="1320"/>
+        <w:gridCol w:w="1320"/>
+        <w:gridCol w:w="1320"/>
+        <w:gridCol w:w="1320"/>
+        <w:gridCol w:w="1320"/>
+        <w:gridCol w:w="1320"/>
+      </w:tblGrid>
+      <w:tr>
+        <w:trPr>
+          <w:tblHeader w:val="on"/>
+        </w:trPr>
+        <w:tc>
+          <w:tcPr/>
+          <w:p>
+            <w:pPr>
+              <w:pStyle w:val="Compact"/>
+            </w:pPr>
+            <w:r>
+              <w:t xml:space="preserve">Segment</w:t>
+            </w:r>
+          </w:p>
+        </w:tc>
+        <w:tc>
+          <w:tcPr/>
+          <w:p>
+            <w:pPr>
+              <w:pStyle w:val="Compact"/>
+            </w:pPr>
+            <w:r>
+              <w:t xml:space="preserve">Listings</w:t>
+            </w:r>
+          </w:p>
+        </w:tc>
+        <w:tc>
+          <w:tcPr/>
+          <w:p>
+            <w:pPr>
+              <w:pStyle w:val="Compact"/>
+            </w:pPr>
+            <w:r>
+              <w:t xml:space="preserve">Obs</w:t>
+            </w:r>
+          </w:p>
+        </w:tc>
+        <w:tc>
+          <w:tcPr/>
+          <w:p>
+            <w:pPr>
+              <w:pStyle w:val="Compact"/>
+            </w:pPr>
+            <w:r>
+              <w:t xml:space="preserve">β</w:t>
+            </w:r>
+          </w:p>
+        </w:tc>
+        <w:tc>
+          <w:tcPr/>
+          <w:p>
+            <w:pPr>
+              <w:pStyle w:val="Compact"/>
+            </w:pPr>
+            <w:r>
+              <w:t xml:space="preserve">p</w:t>
+            </w:r>
+          </w:p>
+        </w:tc>
+        <w:tc>
+          <w:tcPr/>
+          <w:p>
+            <w:pPr>
+              <w:pStyle w:val="Compact"/>
+            </w:pPr>
+            <w:r>
+              <w:t xml:space="preserve">Bootstrap 95% CI</w:t>
+            </w:r>
+          </w:p>
+        </w:tc>
+      </w:tr>
+      <w:tr>
+        <w:tc>
+          <w:tcPr/>
+          <w:p>
+            <w:pPr>
+              <w:pStyle w:val="Compact"/>
+            </w:pPr>
+            <w:r>
+              <w:t xml:space="preserve">Short-stay</w:t>
+            </w:r>
+          </w:p>
+        </w:tc>
+        <w:tc>
+          <w:tcPr/>
+          <w:p>
+            <w:pPr>
+              <w:pStyle w:val="Compact"/>
+            </w:pPr>
+            <w:r>
+              <w:t xml:space="preserve">64</w:t>
+            </w:r>
+          </w:p>
+        </w:tc>
+        <w:tc>
+          <w:tcPr/>
+          <w:p>
+            <w:pPr>
+              <w:pStyle w:val="Compact"/>
+            </w:pPr>
+            <w:r>
+              <w:t xml:space="preserve">884</w:t>
+            </w:r>
+          </w:p>
+        </w:tc>
+        <w:tc>
+          <w:tcPr/>
+          <w:p>
+            <w:pPr>
+              <w:pStyle w:val="Compact"/>
+            </w:pPr>
+            <w:r>
+              <w:rPr>
+                <w:b/>
+                <w:bCs/>
+              </w:rPr>
+              <w:t xml:space="preserve">−0.916</w:t>
+            </w:r>
+          </w:p>
+        </w:tc>
+        <w:tc>
+          <w:tcPr/>
+          <w:p>
+            <w:pPr>
+              <w:pStyle w:val="Compact"/>
+            </w:pPr>
+            <w:r>
+              <w:t xml:space="preserve">&lt;0.0001</w:t>
+            </w:r>
+          </w:p>
+        </w:tc>
+        <w:tc>
+          <w:tcPr/>
+          <w:p>
+            <w:pPr>
+              <w:pStyle w:val="Compact"/>
+            </w:pPr>
+            <w:r>
+              <w:t xml:space="preserve">[−1.30, −0.54]</w:t>
+            </w:r>
+          </w:p>
+        </w:tc>
+      </w:tr>
+      <w:tr>
+        <w:tc>
+          <w:tcPr/>
+          <w:p>
+            <w:pPr>
+              <w:pStyle w:val="Compact"/>
+            </w:pPr>
+            <w:r>
+              <w:t xml:space="preserve">Monthly</w:t>
+            </w:r>
+          </w:p>
+        </w:tc>
+        <w:tc>
+          <w:tcPr/>
+          <w:p>
+            <w:pPr>
+              <w:pStyle w:val="Compact"/>
+            </w:pPr>
+            <w:r>
+              <w:t xml:space="preserve">194</w:t>
+            </w:r>
+          </w:p>
+        </w:tc>
+        <w:tc>
+          <w:tcPr/>
+          <w:p>
+            <w:pPr>
+              <w:pStyle w:val="Compact"/>
+            </w:pPr>
+            <w:r>
+              <w:t xml:space="preserve">1,695</w:t>
+            </w:r>
+          </w:p>
+        </w:tc>
+        <w:tc>
+          <w:tcPr/>
+          <w:p>
+            <w:pPr>
+              <w:pStyle w:val="Compact"/>
+            </w:pPr>
+            <w:r>
+              <w:t xml:space="preserve">+0.084</w:t>
+            </w:r>
+          </w:p>
+        </w:tc>
+        <w:tc>
+          <w:tcPr/>
+          <w:p>
+            <w:pPr>
+              <w:pStyle w:val="Compact"/>
+            </w:pPr>
+            <w:r>
+              <w:t xml:space="preserve">0.734</w:t>
+            </w:r>
+          </w:p>
+        </w:tc>
+        <w:tc>
+          <w:tcPr/>
+          <w:p>
+            <w:pPr>
+              <w:pStyle w:val="Compact"/>
+            </w:pPr>
+            <w:r>
+              <w:t xml:space="preserve">[−0.40, +0.57]</w:t>
+            </w:r>
+          </w:p>
+        </w:tc>
+      </w:tr>
+      <w:tr>
+        <w:tc>
+          <w:tcPr/>
+          <w:p>
+            <w:pPr>
+              <w:pStyle w:val="Compact"/>
+            </w:pPr>
+            <w:r>
+              <w:t xml:space="preserve">Full sample</w:t>
+            </w:r>
+          </w:p>
+        </w:tc>
+        <w:tc>
+          <w:tcPr/>
+          <w:p>
+            <w:pPr>
+              <w:pStyle w:val="Compact"/>
+            </w:pPr>
+            <w:r>
+              <w:t xml:space="preserve">258</w:t>
+            </w:r>
+          </w:p>
+        </w:tc>
+        <w:tc>
+          <w:tcPr/>
+          <w:p>
+            <w:pPr>
+              <w:pStyle w:val="Compact"/>
+            </w:pPr>
+            <w:r>
+              <w:t xml:space="preserve">2,579</w:t>
+            </w:r>
+          </w:p>
+        </w:tc>
+        <w:tc>
+          <w:tcPr/>
+          <w:p>
+            <w:pPr>
+              <w:pStyle w:val="Compact"/>
+            </w:pPr>
+            <w:r>
+              <w:t xml:space="preserve">−0.610</w:t>
+            </w:r>
+          </w:p>
+        </w:tc>
+        <w:tc>
+          <w:tcPr/>
+          <w:p>
+            <w:pPr>
+              <w:pStyle w:val="Compact"/>
+            </w:pPr>
+            <w:r>
+              <w:t xml:space="preserve">0.0002</w:t>
+            </w:r>
+          </w:p>
+        </w:tc>
+        <w:tc>
+          <w:tcPr/>
+          <w:p>
+            <w:pPr>
+              <w:pStyle w:val="Compact"/>
+            </w:pPr>
+            <w:r>
+              <w:t xml:space="preserve">[−0.93, −0.29]</w:t>
+            </w:r>
+          </w:p>
+        </w:tc>
+      </w:tr>
+    </w:tbl>
+    <w:p>
+      <w:pPr>
+        <w:pStyle w:val="BodyText"/>
+      </w:pPr>
+      <w:r>
+        <w:t xml:space="preserve">Verified against</w:t>
+      </w:r>
+      <w:r>
+        <w:t xml:space="preserve"> </w:t>
+      </w:r>
+      <w:r>
+        <w:rPr>
+          <w:rStyle w:val="VerbatimChar"/>
+        </w:rPr>
+        <w:t xml:space="preserve">outputs_elasticity/elasticity_results.csv</w:t>
+      </w:r>
+      <w:r>
+        <w:t xml:space="preserve">. The short-stay panel skews to established hosts (median 142 reviews, 14 years tenure);</w:t>
+      </w:r>
+      <w:r>
+        <w:t xml:space="preserve"> </w:t>
+      </w:r>
+      <w:r>
+        <w:rPr>
+          <w:b/>
+          <w:bCs/>
+        </w:rPr>
+        <w:t xml:space="preserve">99.3% of underpriced short-stay listings sit below that profile</w:t>
+      </w:r>
+      <w:r>
+        <w:t xml:space="preserve">, which is why β is applied only to the ≥142-review tier and everything below is held at the −1.0 mathematical breakeven.</w:t>
+      </w:r>
+    </w:p>
+    <w:bookmarkEnd w:id="19"/>
+    <w:bookmarkStart w:id="20" w:name="revenue-derivation-the-exact-recipe"/>
+    <w:p>
+      <w:pPr>
+        <w:pStyle w:val="Heading3"/>
+      </w:pPr>
+      <w:r>
+        <w:t xml:space="preserve">Revenue derivation — the exact recipe</w:t>
+      </w:r>
+    </w:p>
+    <w:p>
+      <w:pPr>
+        <w:pStyle w:val="FirstParagraph"/>
+      </w:pPr>
+      <w:r>
+        <w:t xml:space="preserve">Reproduced independently from committed data on 7/31 to</w:t>
+      </w:r>
+      <w:r>
+        <w:t xml:space="preserve"> </w:t>
+      </w:r>
+      <w:r>
+        <w:rPr>
+          <w:b/>
+          <w:bCs/>
+        </w:rPr>
+        <w:t xml:space="preserve">$7.56M against Jai’s $7.57M</w:t>
+      </w:r>
+      <w:r>
+        <w:t xml:space="preserve">, a 0.1% match:</w:t>
+      </w:r>
+    </w:p>
+    <w:p>
+      <w:pPr>
+        <w:pStyle w:val="Compact"/>
+        <w:numPr>
+          <w:ilvl w:val="0"/>
+          <w:numId w:val="1018"/>
+        </w:numPr>
+      </w:pPr>
+      <w:r>
+        <w:t xml:space="preserve">Residual per listing from</w:t>
+      </w:r>
+      <w:r>
+        <w:t xml:space="preserve"> </w:t>
+      </w:r>
+      <w:r>
+        <w:rPr>
+          <w:rStyle w:val="VerbatimChar"/>
+        </w:rPr>
+        <w:t xml:space="preserve">v3_gbm_listing_pricing_signals.csv</w:t>
+      </w:r>
+      <w:r>
+        <w:t xml:space="preserve"> </w:t>
+      </w:r>
+      <w:r>
+        <w:t xml:space="preserve">(actual − fair).</w:t>
+      </w:r>
+    </w:p>
+    <w:p>
+      <w:pPr>
+        <w:pStyle w:val="Compact"/>
+        <w:numPr>
+          <w:ilvl w:val="0"/>
+          <w:numId w:val="1018"/>
+        </w:numPr>
+      </w:pPr>
+      <w:r>
+        <w:rPr>
+          <w:b/>
+          <w:bCs/>
+        </w:rPr>
+        <w:t xml:space="preserve">Trim the 1st and 99th percentile of</w:t>
+      </w:r>
+      <w:r>
+        <w:rPr>
+          <w:b/>
+          <w:bCs/>
+        </w:rPr>
+        <w:t xml:space="preserve"> </w:t>
+      </w:r>
+      <w:r>
+        <w:rPr>
+          <w:rStyle w:val="VerbatimChar"/>
+          <w:b/>
+          <w:bCs/>
+        </w:rPr>
+        <w:t xml:space="preserve">actual_price_usd</w:t>
+      </w:r>
+      <w:r>
+        <w:rPr>
+          <w:b/>
+          <w:bCs/>
+        </w:rPr>
+        <w:t xml:space="preserve">.</w:t>
+      </w:r>
+      <w:r>
+        <w:t xml:space="preserve"> </w:t>
+      </w:r>
+      <w:r>
+        <w:t xml:space="preserve">⚠️</w:t>
+      </w:r>
+      <w:r>
+        <w:t xml:space="preserve"> </w:t>
+      </w:r>
+      <w:r>
+        <w:rPr>
+          <w:b/>
+          <w:bCs/>
+        </w:rPr>
+        <w:t xml:space="preserve">The trim is on nightly price, not on the computed revenue lift.</w:t>
+      </w:r>
+      <w:r>
+        <w:t xml:space="preserve"> </w:t>
+      </w:r>
+      <w:r>
+        <w:t xml:space="preserve">This is not a detail: trimming on lift instead gives</w:t>
+      </w:r>
+      <w:r>
+        <w:t xml:space="preserve"> </w:t>
+      </w:r>
+      <w:r>
+        <w:rPr>
+          <w:b/>
+          <w:bCs/>
+        </w:rPr>
+        <w:t xml:space="preserve">$5.97M</w:t>
+      </w:r>
+      <w:r>
+        <w:t xml:space="preserve">, a $1.6M swing on identical data. State the variable explicitly wherever the methodology appears.</w:t>
+      </w:r>
+    </w:p>
+    <w:p>
+      <w:pPr>
+        <w:pStyle w:val="Compact"/>
+        <w:numPr>
+          <w:ilvl w:val="0"/>
+          <w:numId w:val="1018"/>
+        </w:numPr>
+      </w:pPr>
+      <w:r>
+        <w:t xml:space="preserve">Discount the gap by the segment’s own median error (19.2% short-stay, 15.2% monthly), so the target price closes ~81% / ~85% of the gap rather than all of it.</w:t>
+      </w:r>
+    </w:p>
+    <w:p>
+      <w:pPr>
+        <w:pStyle w:val="Compact"/>
+        <w:numPr>
+          <w:ilvl w:val="0"/>
+          <w:numId w:val="1018"/>
+        </w:numPr>
+      </w:pPr>
+      <w:r>
+        <w:t xml:space="preserve">Occupied nights from Inside Airbnb’s formula:</w:t>
+      </w:r>
+      <w:r>
+        <w:t xml:space="preserve"> </w:t>
+      </w:r>
+      <w:r>
+        <w:rPr>
+          <w:rStyle w:val="VerbatimChar"/>
+        </w:rPr>
+        <w:t xml:space="preserve">estimated_annual_revenue / nightly_price</w:t>
+      </w:r>
+      <w:r>
+        <w:t xml:space="preserve">.</w:t>
+      </w:r>
+    </w:p>
+    <w:p>
+      <w:pPr>
+        <w:pStyle w:val="Compact"/>
+        <w:numPr>
+          <w:ilvl w:val="0"/>
+          <w:numId w:val="1018"/>
+        </w:numPr>
+      </w:pPr>
+      <w:r>
+        <w:t xml:space="preserve">Revenue change per listing =</w:t>
+      </w:r>
+      <w:r>
+        <w:t xml:space="preserve"> </w:t>
+      </w:r>
+      <w:r>
+        <w:rPr>
+          <w:rStyle w:val="VerbatimChar"/>
+        </w:rPr>
+        <w:t xml:space="preserve">current_annual_revenue × ((new_price / old_price)^(1+β) − 1)</w:t>
+      </w:r>
+      <w:r>
+        <w:t xml:space="preserve">. Revenue elasticity is</w:t>
+      </w:r>
+      <w:r>
+        <w:t xml:space="preserve"> </w:t>
+      </w:r>
+      <w:r>
+        <w:rPr>
+          <w:b/>
+          <w:bCs/>
+        </w:rPr>
+        <w:t xml:space="preserve">(1+β)</w:t>
+      </w:r>
+      <w:r>
+        <w:t xml:space="preserve">: at β=0 the full price gain flows through; at β=−1.0 it is exactly zero, which is why sub-142-review listings contribute nothing by construction rather than by assumption.</w:t>
+      </w:r>
+    </w:p>
+    <w:p>
+      <w:pPr>
+        <w:pStyle w:val="Compact"/>
+        <w:numPr>
+          <w:ilvl w:val="0"/>
+          <w:numId w:val="1018"/>
+        </w:numPr>
+      </w:pPr>
+      <w:r>
+        <w:t xml:space="preserve">Sum by bucket → underpriced $8.27M, overpriced −$0.70M,</w:t>
+      </w:r>
+      <w:r>
+        <w:t xml:space="preserve"> </w:t>
+      </w:r>
+      <w:r>
+        <w:rPr>
+          <w:b/>
+          <w:bCs/>
+        </w:rPr>
+        <w:t xml:space="preserve">combined $7.57M</w:t>
+      </w:r>
+      <w:r>
+        <w:t xml:space="preserve">, × 15.5% =</w:t>
+      </w:r>
+      <w:r>
+        <w:t xml:space="preserve"> </w:t>
+      </w:r>
+      <w:r>
+        <w:rPr>
+          <w:b/>
+          <w:bCs/>
+        </w:rPr>
+        <w:t xml:space="preserve">$1.17M</w:t>
+      </w:r>
+      <w:r>
+        <w:t xml:space="preserve">.</w:t>
+      </w:r>
+    </w:p>
+    <w:p>
+      <w:pPr>
+        <w:pStyle w:val="FirstParagraph"/>
+      </w:pPr>
+      <w:r>
+        <w:t xml:space="preserve">A ~40-line script reproducing this is available and should be committed to</w:t>
+      </w:r>
+      <w:r>
+        <w:t xml:space="preserve"> </w:t>
+      </w:r>
+      <w:r>
+        <w:rPr>
+          <w:rStyle w:val="VerbatimChar"/>
+        </w:rPr>
+        <w:t xml:space="preserve">model v4/elasticity/</w:t>
+      </w:r>
+      <w:r>
+        <w:t xml:space="preserve"> </w:t>
+      </w:r>
+      <w:r>
+        <w:t xml:space="preserve">so the arithmetic is checkable rather than asserted.</w:t>
+      </w:r>
+    </w:p>
+    <w:bookmarkEnd w:id="20"/>
+    <w:bookmarkStart w:id="21" w:name="X9b1a677bbdff57fd8f6adacd9a2eb1b65f47377"/>
+    <w:p>
+      <w:pPr>
+        <w:pStyle w:val="Heading3"/>
+      </w:pPr>
+      <w:r>
+        <w:t xml:space="preserve">Verified data facts (use these, not earlier claims)</w:t>
+      </w:r>
+    </w:p>
+    <w:p>
+      <w:pPr>
+        <w:pStyle w:val="Compact"/>
+        <w:numPr>
+          <w:ilvl w:val="0"/>
+          <w:numId w:val="1019"/>
+        </w:numPr>
+      </w:pPr>
+      <w:r>
+        <w:rPr>
+          <w:b/>
+          <w:bCs/>
+        </w:rPr>
+        <w:t xml:space="preserve">Occupancy by host tier declines with scale:</w:t>
+      </w:r>
+      <w:r>
+        <w:t xml:space="preserve"> </w:t>
+      </w:r>
+      <w:r>
+        <w:t xml:space="preserve">Individual 44.1%, Small-Multi 37.8%, Mid-Multi 32.6%, Enterprise 30.0%. The earlier 71.5% Small-Multi claim does not reproduce and is retracted.</w:t>
+      </w:r>
+    </w:p>
+    <w:p>
+      <w:pPr>
+        <w:pStyle w:val="Compact"/>
+        <w:numPr>
+          <w:ilvl w:val="0"/>
+          <w:numId w:val="1019"/>
+        </w:numPr>
+      </w:pPr>
+      <w:r>
+        <w:rPr>
+          <w:b/>
+          <w:bCs/>
+        </w:rPr>
+        <w:t xml:space="preserve">Occupancy rises with review count</w:t>
+      </w:r>
+      <w:r>
+        <w:t xml:space="preserve"> </w:t>
+      </w:r>
+      <w:r>
+        <w:t xml:space="preserve">(33.6% → 41.8% by quartile) but is</w:t>
+      </w:r>
+      <w:r>
+        <w:t xml:space="preserve"> </w:t>
+      </w:r>
+      <w:r>
+        <w:rPr>
+          <w:b/>
+          <w:bCs/>
+        </w:rPr>
+        <w:t xml:space="preserve">flat against host tenure</w:t>
+      </w:r>
+      <w:r>
+        <w:t xml:space="preserve"> </w:t>
+      </w:r>
+      <w:r>
+        <w:t xml:space="preserve">(~37–39% across all quartiles).</w:t>
+      </w:r>
+      <w:r>
+        <w:t xml:space="preserve"> </w:t>
+      </w:r>
+      <w:r>
+        <w:t xml:space="preserve">“Established”</w:t>
+      </w:r>
+      <w:r>
+        <w:t xml:space="preserve"> </w:t>
+      </w:r>
+      <w:r>
+        <w:t xml:space="preserve">only holds up as review count. Do not conflate the two.</w:t>
+      </w:r>
+    </w:p>
+    <w:p>
+      <w:pPr>
+        <w:pStyle w:val="Compact"/>
+        <w:numPr>
+          <w:ilvl w:val="0"/>
+          <w:numId w:val="1019"/>
+        </w:numPr>
+      </w:pPr>
+      <w:r>
+        <w:t xml:space="preserve">Mispricing split: 4,931 underpriced (50.6%), 4,821 overpriced (49.4%).</w:t>
+      </w:r>
+    </w:p>
+    <w:p>
+      <w:r>
+        <w:pict>
+          <v:rect style="width:0;height:1.5pt" o:hralign="center" o:hrstd="t" o:hr="t"/>
+        </w:pict>
+      </w:r>
+    </w:p>
+    <w:bookmarkEnd w:id="21"/>
+    <w:bookmarkEnd w:id="22"/>
+    <w:bookmarkStart w:id="23" w:name="revenue-lift"/>
+    <w:p>
+      <w:pPr>
+        <w:pStyle w:val="Heading2"/>
+      </w:pPr>
+      <w:r>
+        <w:t xml:space="preserve">3. Revenue Lift</w:t>
+      </w:r>
+    </w:p>
+    <w:p>
+      <w:pPr>
+        <w:pStyle w:val="FirstParagraph"/>
+      </w:pPr>
+      <w:r>
+        <w:rPr>
+          <w:b/>
+          <w:bCs/>
+        </w:rPr>
+        <w:t xml:space="preserve">Data source (real, from this repo — GBM model, current as of 2026-07-26):</w:t>
+      </w:r>
+      <w:r>
+        <w:t xml:space="preserve"> </w:t>
+      </w:r>
+      <w:r>
+        <w:rPr>
+          <w:rStyle w:val="VerbatimChar"/>
+        </w:rPr>
+        <w:t xml:space="preserve">outputs_gbm/v3_gbm_listing_pricing_signals.csv</w:t>
+      </w:r>
+      <w:r>
+        <w:t xml:space="preserve"> </w:t>
+      </w:r>
+      <w:r>
+        <w:t xml:space="preserve">(GBM quantile regression, supersedes the earlier Ridge output), 9,752 listings, joined to</w:t>
+      </w:r>
+      <w:r>
+        <w:t xml:space="preserve"> </w:t>
+      </w:r>
+      <w:r>
+        <w:rPr>
+          <w:rStyle w:val="VerbatimChar"/>
+        </w:rPr>
+        <w:t xml:space="preserve">active_listings_clean_v6.csv</w:t>
+      </w:r>
+      <w:r>
+        <w:t xml:space="preserve">.</w:t>
+      </w:r>
+      <w:r>
+        <w:t xml:space="preserve"> </w:t>
+      </w:r>
+      <w:r>
+        <w:t xml:space="preserve">- 4,931 listings (50.6%) underpriced vs. fair value; 4,821 (49.4%) overpriced. (Under the earlier Ridge model this was a much less balanced 60.6%/39.4% — the GBM model is better calibrated, so less of the old gap survives as genuine mispricing vs. model noise.)</w:t>
+      </w:r>
+      <w:r>
+        <w:t xml:space="preserve"> </w:t>
+      </w:r>
+      <w:r>
+        <w:t xml:space="preserve">- Occupied nights/year backed out from Inside Airbnb’s own formula:</w:t>
+      </w:r>
+      <w:r>
+        <w:t xml:space="preserve"> </w:t>
+      </w:r>
+      <w:r>
+        <w:rPr>
+          <w:rStyle w:val="VerbatimChar"/>
+        </w:rPr>
+        <w:t xml:space="preserve">estimated_annual_revenue / nightly_price</w:t>
+      </w:r>
+      <w:r>
+        <w:t xml:space="preserve">.</w:t>
+      </w:r>
+    </w:p>
+    <w:p>
+      <w:pPr>
+        <w:pStyle w:val="BodyText"/>
+      </w:pPr>
+      <w:r>
+        <w:rPr>
+          <w:b/>
+          <w:bCs/>
+        </w:rPr>
+        <w:t xml:space="preserve">Working assumption (explicit, presentation-only — per Manas, 7/24):</w:t>
+      </w:r>
+      <w:r>
+        <w:t xml:space="preserve"> </w:t>
+      </w:r>
+      <w:r>
+        <w:t xml:space="preserve">this dataset identifies pricing</w:t>
+      </w:r>
+      <w:r>
+        <w:t xml:space="preserve"> </w:t>
+      </w:r>
+      <w:r>
+        <w:rPr>
+          <w:i/>
+          <w:iCs/>
+        </w:rPr>
+        <w:t xml:space="preserve">opportunity</w:t>
+      </w:r>
+      <w:r>
+        <w:t xml:space="preserve">, not causal revenue uplift. In reality, Airbnb would validate these recommendations against its own proprietary booking-conversion and price-elasticity data before deployment — data this team’s dataset doesn’t contain. For presentation purposes, we stand in for that with a simplifying assumption: moving an underpriced listing to fair value is treated as roughly occupancy-neutral, since fair value is itself calibrated to what comparable listings already charge and get booked at.</w:t>
+      </w:r>
+    </w:p>
+    <w:p>
+      <w:pPr>
+        <w:pStyle w:val="BodyText"/>
+      </w:pPr>
+      <w:r>
+        <w:rPr>
+          <w:b/>
+          <w:bCs/>
+        </w:rPr>
+        <w:t xml:space="preserve">Outlier control — 1-99 percentile trim of</w:t>
+      </w:r>
+      <w:r>
+        <w:rPr>
+          <w:b/>
+          <w:bCs/>
+        </w:rPr>
+        <w:t xml:space="preserve"> </w:t>
+      </w:r>
+      <w:r>
+        <w:rPr>
+          <w:rStyle w:val="VerbatimChar"/>
+          <w:b/>
+          <w:bCs/>
+        </w:rPr>
+        <w:t xml:space="preserve">actual_price_usd</w:t>
+      </w:r>
+      <w:r>
+        <w:rPr>
+          <w:b/>
+          <w:bCs/>
+        </w:rPr>
+        <w:t xml:space="preserve">:</w:t>
+      </w:r>
+      <w:r>
+        <w:t xml:space="preserve"> </w:t>
+      </w:r>
+      <w:r>
+        <w:t xml:space="preserve">only ~50 listings sit above the 99th percentile, and that’s exactly where prediction reliability breaks down (luxury listings, mean actual price ~$927/night vs. model</w:t>
+      </w:r>
+      <w:r>
+        <w:t xml:space="preserve"> </w:t>
+      </w:r>
+      <w:r>
+        <w:t xml:space="preserve">“fair”</w:t>
+      </w:r>
+      <w:r>
+        <w:t xml:space="preserve"> </w:t>
+      </w:r>
+      <w:r>
+        <w:t xml:space="preserve">price ~$1,153/night). Wider trims (2-98, 5-95) cut hundreds more listings for little additional cleanup — risks discarding real signal.</w:t>
+      </w:r>
+      <w:r>
+        <w:t xml:space="preserve"> </w:t>
+      </w:r>
+      <w:r>
+        <w:rPr>
+          <w:b/>
+          <w:bCs/>
+        </w:rPr>
+        <w:t xml:space="preserve">⚠️ The trim is on nightly price, not on the computed revenue lift</w:t>
+      </w:r>
+      <w:r>
+        <w:t xml:space="preserve"> </w:t>
+      </w:r>
+      <w:r>
+        <w:t xml:space="preserve">— see Section 2A, step 2. Trimming the wrong variable moves the headline by $1.6M.</w:t>
+      </w:r>
+    </w:p>
+    <w:p>
+      <w:pPr>
+        <w:pStyle w:val="BodyText"/>
+      </w:pPr>
+      <w:r>
+        <w:rPr>
+          <w:b/>
+          <w:bCs/>
+        </w:rPr>
+        <w:t xml:space="preserve">Model-noise discount:</w:t>
+      </w:r>
+      <w:r>
+        <w:t xml:space="preserve"> </w:t>
+      </w:r>
+      <w:r>
+        <w:t xml:space="preserve">applied per segment using the GBM model’s own documented median error — short-stay 19.2%, monthly 15.2% (down from 25.1%/20.9% under Ridge, since GBM is better calibrated). Sourced from the model’s own accuracy metrics, not invented. Verified against</w:t>
+      </w:r>
+      <w:r>
+        <w:t xml:space="preserve"> </w:t>
+      </w:r>
+      <w:r>
+        <w:rPr>
+          <w:rStyle w:val="VerbatimChar"/>
+        </w:rPr>
+        <w:t xml:space="preserve">v3_gbm_segment_metrics.csv</w:t>
+      </w:r>
+      <w:r>
+        <w:t xml:space="preserve"> </w:t>
+      </w:r>
+      <w:r>
+        <w:t xml:space="preserve">on 7/31.</w:t>
+      </w:r>
+    </w:p>
+    <w:p>
+      <w:pPr>
+        <w:pStyle w:val="BodyText"/>
+      </w:pPr>
+      <w:r>
+        <w:rPr>
+          <w:i/>
+          <w:iCs/>
+        </w:rPr>
+        <w:t xml:space="preserve">(An earlier version of this section reported a</w:t>
+      </w:r>
+      <w:r>
+        <w:rPr>
+          <w:i/>
+          <w:iCs/>
+        </w:rPr>
+        <w:t xml:space="preserve"> </w:t>
+      </w:r>
+      <w:r>
+        <w:rPr>
+          <w:b/>
+          <w:bCs/>
+          <w:i/>
+          <w:iCs/>
+        </w:rPr>
+        <w:t xml:space="preserve">$25.6M</w:t>
+      </w:r>
+      <w:r>
+        <w:rPr>
+          <w:i/>
+          <w:iCs/>
+        </w:rPr>
+        <w:t xml:space="preserve"> </w:t>
+      </w:r>
+      <w:r>
+        <w:rPr>
+          <w:i/>
+          <w:iCs/>
+        </w:rPr>
+        <w:t xml:space="preserve">“total addressable lift”</w:t>
+      </w:r>
+      <w:r>
+        <w:rPr>
+          <w:i/>
+          <w:iCs/>
+        </w:rPr>
+        <w:t xml:space="preserve"> </w:t>
+      </w:r>
+      <w:r>
+        <w:rPr>
+          <w:i/>
+          <w:iCs/>
+        </w:rPr>
+        <w:t xml:space="preserve">here, from before the review-tier segmentation. That figure is superseded — the occupancy-neutral ceiling is now $26.8M and the segmented estimate is $8.27M underpriced. See the bands below. Do not cite $25.6M.)</w:t>
+      </w:r>
+    </w:p>
+    <w:p>
+      <w:pPr>
+        <w:pStyle w:val="BodyText"/>
+      </w:pPr>
+      <w:r>
+        <w:rPr>
+          <w:b/>
+          <w:bCs/>
+        </w:rPr>
+        <w:t xml:space="preserve">Adoption rate:</w:t>
+      </w:r>
+      <w:r>
+        <w:t xml:space="preserve"> </w:t>
+      </w:r>
+      <w:r>
+        <w:t xml:space="preserve">no external benchmark exists for</w:t>
+      </w:r>
+      <w:r>
+        <w:t xml:space="preserve"> </w:t>
+      </w:r>
+      <w:r>
+        <w:t xml:space="preserve">“% of a measured pricing gap a host base actually captures”</w:t>
+      </w:r>
+      <w:r>
+        <w:t xml:space="preserve"> </w:t>
+      </w:r>
+      <w:r>
+        <w:t xml:space="preserve">— searched revenue-management/dynamic-pricing literature, found nothing that maps cleanly.</w:t>
+      </w:r>
+      <w:r>
+        <w:t xml:space="preserve"> </w:t>
+      </w:r>
+      <w:r>
+        <w:rPr>
+          <w:b/>
+          <w:bCs/>
+        </w:rPr>
+        <w:t xml:space="preserve">Presented as a sensitivity table, not one invented number</w:t>
+      </w:r>
+      <w:r>
+        <w:t xml:space="preserve"> </w:t>
+      </w:r>
+      <w:r>
+        <w:t xml:space="preserve">— stronger for a rubric that rewards</w:t>
+      </w:r>
+      <w:r>
+        <w:t xml:space="preserve"> </w:t>
+      </w:r>
+      <w:r>
+        <w:t xml:space="preserve">“evidence-backed”</w:t>
+      </w:r>
+      <w:r>
+        <w:t xml:space="preserve"> </w:t>
+      </w:r>
+      <w:r>
+        <w:t xml:space="preserve">claims, and it’s the number the Commander’s Intent narrative argues the team can move.</w:t>
+      </w:r>
+    </w:p>
+    <w:p>
+      <w:pPr>
+        <w:pStyle w:val="BodyText"/>
+      </w:pPr>
+      <w:r>
+        <w:rPr>
+          <w:b/>
+          <w:bCs/>
+        </w:rPr>
+        <w:t xml:space="preserve">✅ DONE (7/26-27): Jai’s price-elasticity pilot changes the revenue-lift story from a single number to a real bounded range.</w:t>
+      </w:r>
+      <w:r>
+        <w:t xml:space="preserve"> </w:t>
+      </w:r>
+      <w:r>
+        <w:t xml:space="preserve">Independent third-party data (AirROI, free tier), 24-month per-listing price/occupancy panel, two-way fixed-effects regression (listing + month FE, isolates price’s effect from everything else that’s constant about a listing). Verified independently from raw data — every reported statistic reproduces exactly.</w:t>
+      </w:r>
+    </w:p>
+    <w:p>
+      <w:pPr>
+        <w:pStyle w:val="Compact"/>
+        <w:numPr>
+          <w:ilvl w:val="0"/>
+          <w:numId w:val="1020"/>
+        </w:numPr>
+      </w:pPr>
+      <w:r>
+        <w:rPr>
+          <w:b/>
+          <w:bCs/>
+        </w:rPr>
+        <w:t xml:space="preserve">Short-stay: β = −0.916</w:t>
+      </w:r>
+      <w:r>
+        <w:t xml:space="preserve"> </w:t>
+      </w:r>
+      <w:r>
+        <w:t xml:space="preserve">(p&lt;0.0001, bootstrap 95% CI [−1.30, −0.54]). A 10% price increase predicts a ~9.2% occupancy drop.</w:t>
+      </w:r>
+    </w:p>
+    <w:p>
+      <w:pPr>
+        <w:pStyle w:val="Compact"/>
+        <w:numPr>
+          <w:ilvl w:val="0"/>
+          <w:numId w:val="1020"/>
+        </w:numPr>
+      </w:pPr>
+      <w:r>
+        <w:rPr>
+          <w:b/>
+          <w:bCs/>
+        </w:rPr>
+        <w:t xml:space="preserve">Monthly: not significant</w:t>
+      </w:r>
+      <w:r>
+        <w:t xml:space="preserve"> </w:t>
+      </w:r>
+      <w:r>
+        <w:t xml:space="preserve">(p=0.734) — no detectable within-listing price/occupancy relationship in this pilot; occupancy-neutral assumption stands for monthly, unchanged.</w:t>
+      </w:r>
+    </w:p>
+    <w:p>
+      <w:pPr>
+        <w:pStyle w:val="Compact"/>
+        <w:numPr>
+          <w:ilvl w:val="0"/>
+          <w:numId w:val="1020"/>
+        </w:numPr>
+      </w:pPr>
+      <w:r>
+        <w:rPr>
+          <w:b/>
+          <w:bCs/>
+        </w:rPr>
+        <w:t xml:space="preserve">Sample caveat, stated plainly:</w:t>
+      </w:r>
+      <w:r>
+        <w:t xml:space="preserve"> </w:t>
+      </w:r>
+      <w:r>
+        <w:t xml:space="preserve">the 64 short-stay listings in the panel skew hard toward established, loyal-demand Individual hosts (6× the reviews, 3× the hosting tenure of the population) — this is a conservative floor on market-wide price sensitivity, not a claim about all 4,008 short-stay listings.</w:t>
+      </w:r>
+    </w:p>
+    <w:p>
+      <w:pPr>
+        <w:pStyle w:val="FirstParagraph"/>
+      </w:pPr>
+      <w:r>
+        <w:rPr>
+          <w:b/>
+          <w:bCs/>
+        </w:rPr>
+        <w:t xml:space="preserve">✅ DONE (7/29): Jai’s second pass — review-count segmentation, fixing the extrapolation problem in the first version.</w:t>
+      </w:r>
+      <w:r>
+        <w:t xml:space="preserve"> </w:t>
+      </w:r>
+      <w:r>
+        <w:t xml:space="preserve">The −0.916 coefficient was measured on established, high-review hosts. Applying it uniformly to every short-stay listing (including brand-new ones) extrapolates past where it was actually measured — the same flaw the team already avoided on the model side by capturing reviews as a feature. Jai’s fix: split at 142 reviews (the panel’s own median, where β was actually measured).</w:t>
+      </w:r>
+    </w:p>
+    <w:p>
+      <w:pPr>
+        <w:pStyle w:val="Compact"/>
+        <w:numPr>
+          <w:ilvl w:val="0"/>
+          <w:numId w:val="1021"/>
+        </w:numPr>
+      </w:pPr>
+      <w:r>
+        <w:rPr>
+          <w:b/>
+          <w:bCs/>
+        </w:rPr>
+        <w:t xml:space="preserve">≥142 reviews:</w:t>
+      </w:r>
+      <w:r>
+        <w:t xml:space="preserve"> </w:t>
+      </w:r>
+      <w:r>
+        <w:t xml:space="preserve">apply the measured β = −0.916.</w:t>
+      </w:r>
+    </w:p>
+    <w:p>
+      <w:pPr>
+        <w:pStyle w:val="Compact"/>
+        <w:numPr>
+          <w:ilvl w:val="0"/>
+          <w:numId w:val="1021"/>
         </w:numPr>
       </w:pPr>
       <w:r>
@@ -2455,429 +4626,35 @@
       </w:pPr>
       <w:r>
         <w:rPr>
-          <w:b/>
-          <w:bCs/>
-        </w:rPr>
-        <w:t xml:space="preserve">Sensitivity table below is now stale — replaced by the segmented ROI table in Section 5:</w:t>
-      </w:r>
-    </w:p>
-    <w:tbl>
-      <w:tblPr>
-        <w:tblStyle w:val="Table"/>
-        <w:tblW w:type="pct" w:w="5000"/>
-        <w:tblLayout w:type="fixed"/>
-        <w:tblLook w:firstRow="1" w:lastRow="0" w:firstColumn="0" w:lastColumn="0" w:noHBand="0" w:noVBand="0" w:val="0020"/>
-      </w:tblPr>
-      <w:tblGrid>
-        <w:gridCol w:w="1584"/>
-        <w:gridCol w:w="1584"/>
-        <w:gridCol w:w="1584"/>
-        <w:gridCol w:w="1584"/>
-        <w:gridCol w:w="1584"/>
-      </w:tblGrid>
-      <w:tr>
-        <w:trPr>
-          <w:tblHeader w:val="on"/>
-        </w:trPr>
-        <w:tc>
-          <w:tcPr/>
-          <w:p>
-            <w:pPr>
-              <w:pStyle w:val="Compact"/>
-            </w:pPr>
-            <w:r>
-              <w:t xml:space="preserve">Adoption</w:t>
-            </w:r>
-          </w:p>
-        </w:tc>
-        <w:tc>
-          <w:tcPr/>
-          <w:p>
-            <w:pPr>
-              <w:pStyle w:val="Compact"/>
-            </w:pPr>
-            <w:r>
-              <w:t xml:space="preserve">Host revenue lift</w:t>
-            </w:r>
-          </w:p>
-        </w:tc>
-        <w:tc>
-          <w:tcPr/>
-          <w:p>
-            <w:pPr>
-              <w:pStyle w:val="Compact"/>
-            </w:pPr>
-            <w:r>
-              <w:t xml:space="preserve">Airbnb’s cut (15.5%)</w:t>
-            </w:r>
-          </w:p>
-        </w:tc>
-        <w:tc>
-          <w:tcPr/>
-          <w:p>
-            <w:pPr>
-              <w:pStyle w:val="Compact"/>
-            </w:pPr>
-            <w:r>
-              <w:t xml:space="preserve">Year-1 net (after build)</w:t>
-            </w:r>
-          </w:p>
-        </w:tc>
-        <w:tc>
-          <w:tcPr/>
-          <w:p>
-            <w:pPr>
-              <w:pStyle w:val="Compact"/>
-            </w:pPr>
-            <w:r>
-              <w:t xml:space="preserve">Payback</w:t>
-            </w:r>
-          </w:p>
-        </w:tc>
-      </w:tr>
-      <w:tr>
-        <w:tc>
-          <w:tcPr/>
-          <w:p>
-            <w:pPr>
-              <w:pStyle w:val="Compact"/>
-            </w:pPr>
-            <w:r>
-              <w:t xml:space="preserve">15%</w:t>
-            </w:r>
-          </w:p>
-        </w:tc>
-        <w:tc>
-          <w:tcPr/>
-          <w:p>
-            <w:pPr>
-              <w:pStyle w:val="Compact"/>
-            </w:pPr>
-            <w:r>
-              <w:t xml:space="preserve">$3.8M</w:t>
-            </w:r>
-          </w:p>
-        </w:tc>
-        <w:tc>
-          <w:tcPr/>
-          <w:p>
-            <w:pPr>
-              <w:pStyle w:val="Compact"/>
-            </w:pPr>
-            <w:r>
-              <w:t xml:space="preserve">$603K</w:t>
-            </w:r>
-          </w:p>
-        </w:tc>
-        <w:tc>
-          <w:tcPr/>
-          <w:p>
-            <w:pPr>
-              <w:pStyle w:val="Compact"/>
-            </w:pPr>
-            <w:r>
-              <w:t xml:space="preserve">$308K</w:t>
-            </w:r>
-          </w:p>
-        </w:tc>
-        <w:tc>
-          <w:tcPr/>
-          <w:p>
-            <w:pPr>
-              <w:pStyle w:val="Compact"/>
-            </w:pPr>
-            <w:r>
-              <w:t xml:space="preserve">5.9 months</w:t>
-            </w:r>
-          </w:p>
-        </w:tc>
-      </w:tr>
-      <w:tr>
-        <w:tc>
-          <w:tcPr/>
-          <w:p>
-            <w:pPr>
-              <w:pStyle w:val="Compact"/>
-            </w:pPr>
-            <w:r>
-              <w:t xml:space="preserve">25%</w:t>
-            </w:r>
-          </w:p>
-        </w:tc>
-        <w:tc>
-          <w:tcPr/>
-          <w:p>
-            <w:pPr>
-              <w:pStyle w:val="Compact"/>
-            </w:pPr>
-            <w:r>
-              <w:t xml:space="preserve">$6.4M</w:t>
-            </w:r>
-          </w:p>
-        </w:tc>
-        <w:tc>
-          <w:tcPr/>
-          <w:p>
-            <w:pPr>
-              <w:pStyle w:val="Compact"/>
-            </w:pPr>
-            <w:r>
-              <w:t xml:space="preserve">$992K</w:t>
-            </w:r>
-          </w:p>
-        </w:tc>
-        <w:tc>
-          <w:tcPr/>
-          <w:p>
-            <w:pPr>
-              <w:pStyle w:val="Compact"/>
-            </w:pPr>
-            <w:r>
-              <w:t xml:space="preserve">$697K</w:t>
-            </w:r>
-          </w:p>
-        </w:tc>
-        <w:tc>
-          <w:tcPr/>
-          <w:p>
-            <w:pPr>
-              <w:pStyle w:val="Compact"/>
-            </w:pPr>
-            <w:r>
-              <w:t xml:space="preserve">3.6 months</w:t>
-            </w:r>
-          </w:p>
-        </w:tc>
-      </w:tr>
-      <w:tr>
-        <w:tc>
-          <w:tcPr/>
-          <w:p>
-            <w:pPr>
-              <w:pStyle w:val="Compact"/>
-            </w:pPr>
-            <w:r>
-              <w:t xml:space="preserve">35%</w:t>
-            </w:r>
-          </w:p>
-        </w:tc>
-        <w:tc>
-          <w:tcPr/>
-          <w:p>
-            <w:pPr>
-              <w:pStyle w:val="Compact"/>
-            </w:pPr>
-            <w:r>
-              <w:t xml:space="preserve">$9.0M</w:t>
-            </w:r>
-          </w:p>
-        </w:tc>
-        <w:tc>
-          <w:tcPr/>
-          <w:p>
-            <w:pPr>
-              <w:pStyle w:val="Compact"/>
-            </w:pPr>
-            <w:r>
-              <w:t xml:space="preserve">$1.39M</w:t>
-            </w:r>
-          </w:p>
-        </w:tc>
-        <w:tc>
-          <w:tcPr/>
-          <w:p>
-            <w:pPr>
-              <w:pStyle w:val="Compact"/>
-            </w:pPr>
-            <w:r>
-              <w:t xml:space="preserve">$1.09M</w:t>
-            </w:r>
-          </w:p>
-        </w:tc>
-        <w:tc>
-          <w:tcPr/>
-          <w:p>
-            <w:pPr>
-              <w:pStyle w:val="Compact"/>
-            </w:pPr>
-            <w:r>
-              <w:t xml:space="preserve">2.5 months</w:t>
-            </w:r>
-          </w:p>
-        </w:tc>
-      </w:tr>
-      <w:tr>
-        <w:tc>
-          <w:tcPr/>
-          <w:p>
-            <w:pPr>
-              <w:pStyle w:val="Compact"/>
-            </w:pPr>
-            <w:r>
-              <w:t xml:space="preserve">50%</w:t>
-            </w:r>
-          </w:p>
-        </w:tc>
-        <w:tc>
-          <w:tcPr/>
-          <w:p>
-            <w:pPr>
-              <w:pStyle w:val="Compact"/>
-            </w:pPr>
-            <w:r>
-              <w:t xml:space="preserve">$12.8M</w:t>
-            </w:r>
-          </w:p>
-        </w:tc>
-        <w:tc>
-          <w:tcPr/>
-          <w:p>
-            <w:pPr>
-              <w:pStyle w:val="Compact"/>
-            </w:pPr>
-            <w:r>
-              <w:t xml:space="preserve">$1.98M</w:t>
-            </w:r>
-          </w:p>
-        </w:tc>
-        <w:tc>
-          <w:tcPr/>
-          <w:p>
-            <w:pPr>
-              <w:pStyle w:val="Compact"/>
-            </w:pPr>
-            <w:r>
-              <w:t xml:space="preserve">$1.69M</w:t>
-            </w:r>
-          </w:p>
-        </w:tc>
-        <w:tc>
-          <w:tcPr/>
-          <w:p>
-            <w:pPr>
-              <w:pStyle w:val="Compact"/>
-            </w:pPr>
-            <w:r>
-              <w:t xml:space="preserve">1.8 months</w:t>
-            </w:r>
-          </w:p>
-        </w:tc>
-      </w:tr>
-      <w:tr>
-        <w:tc>
-          <w:tcPr/>
-          <w:p>
-            <w:pPr>
-              <w:pStyle w:val="Compact"/>
-            </w:pPr>
-            <w:r>
-              <w:t xml:space="preserve">75%</w:t>
-            </w:r>
-          </w:p>
-        </w:tc>
-        <w:tc>
-          <w:tcPr/>
-          <w:p>
-            <w:pPr>
-              <w:pStyle w:val="Compact"/>
-            </w:pPr>
-            <w:r>
-              <w:t xml:space="preserve">$19.2M</w:t>
-            </w:r>
-          </w:p>
-        </w:tc>
-        <w:tc>
-          <w:tcPr/>
-          <w:p>
-            <w:pPr>
-              <w:pStyle w:val="Compact"/>
-            </w:pPr>
-            <w:r>
-              <w:t xml:space="preserve">$2.98M</w:t>
-            </w:r>
-          </w:p>
-        </w:tc>
-        <w:tc>
-          <w:tcPr/>
-          <w:p>
-            <w:pPr>
-              <w:pStyle w:val="Compact"/>
-            </w:pPr>
-            <w:r>
-              <w:t xml:space="preserve">$2.68M</w:t>
-            </w:r>
-          </w:p>
-        </w:tc>
-        <w:tc>
-          <w:tcPr/>
-          <w:p>
-            <w:pPr>
-              <w:pStyle w:val="Compact"/>
-            </w:pPr>
-            <w:r>
-              <w:t xml:space="preserve">1.2 months</w:t>
-            </w:r>
-          </w:p>
-        </w:tc>
-      </w:tr>
-      <w:tr>
-        <w:tc>
-          <w:tcPr/>
-          <w:p>
-            <w:pPr>
-              <w:pStyle w:val="Compact"/>
-            </w:pPr>
-            <w:r>
-              <w:t xml:space="preserve">100%</w:t>
-            </w:r>
-          </w:p>
-        </w:tc>
-        <w:tc>
-          <w:tcPr/>
-          <w:p>
-            <w:pPr>
-              <w:pStyle w:val="Compact"/>
-            </w:pPr>
-            <w:r>
-              <w:t xml:space="preserve">$25.6M</w:t>
-            </w:r>
-          </w:p>
-        </w:tc>
-        <w:tc>
-          <w:tcPr/>
-          <w:p>
-            <w:pPr>
-              <w:pStyle w:val="Compact"/>
-            </w:pPr>
-            <w:r>
-              <w:t xml:space="preserve">$3.97M</w:t>
-            </w:r>
-          </w:p>
-        </w:tc>
-        <w:tc>
-          <w:tcPr/>
-          <w:p>
-            <w:pPr>
-              <w:pStyle w:val="Compact"/>
-            </w:pPr>
-            <w:r>
-              <w:t xml:space="preserve">$3.67M</w:t>
-            </w:r>
-          </w:p>
-        </w:tc>
-        <w:tc>
-          <w:tcPr/>
-          <w:p>
-            <w:pPr>
-              <w:pStyle w:val="Compact"/>
-            </w:pPr>
-            <w:r>
-              <w:t xml:space="preserve">0.9 months</w:t>
-            </w:r>
-          </w:p>
-        </w:tc>
-      </w:tr>
-    </w:tbl>
+          <w:i/>
+          <w:iCs/>
+        </w:rPr>
+        <w:t xml:space="preserve">(A pre-elasticity adoption-sensitivity table was here, built on the $25.6M occupancy-neutral base. Removed 7/31 rather than left marked stale, since every figure in it — including a $3.97M Airbnb cut and sub-1-month paybacks — contradicts the current numbers and would be dangerous if copied by mistake.</w:t>
+      </w:r>
+      <w:r>
+        <w:rPr>
+          <w:i/>
+          <w:iCs/>
+        </w:rPr>
+        <w:t xml:space="preserve"> </w:t>
+      </w:r>
+      <w:r>
+        <w:rPr>
+          <w:b/>
+          <w:bCs/>
+          <w:i/>
+          <w:iCs/>
+        </w:rPr>
+        <w:t xml:space="preserve">The live version is the ROI table in Section 5.</w:t>
+      </w:r>
+      <w:r>
+        <w:rPr>
+          <w:i/>
+          <w:iCs/>
+        </w:rPr>
+        <w:t xml:space="preserve">)</w:t>
+      </w:r>
+    </w:p>
     <w:p>
       <w:pPr>
         <w:pStyle w:val="BodyText"/>
@@ -2893,7 +4670,22 @@
         <w:t xml:space="preserve"> </w:t>
       </w:r>
       <w:r>
-        <w:t xml:space="preserve">team sign-off on the overpriced-reframing above; commit Jai’s segmentation math to the repo as a script; fold the combined $7.57M/$1.17M headline into Script v2 (Wed 7/29) and Deck v2 (Thu 7/30).</w:t>
+        <w:t xml:space="preserve">commit the segmentation-math reproduction script to</w:t>
+      </w:r>
+      <w:r>
+        <w:t xml:space="preserve"> </w:t>
+      </w:r>
+      <w:r>
+        <w:rPr>
+          <w:rStyle w:val="VerbatimChar"/>
+        </w:rPr>
+        <w:t xml:space="preserve">model v4/elasticity/</w:t>
+      </w:r>
+      <w:r>
+        <w:t xml:space="preserve"> </w:t>
+      </w:r>
+      <w:r>
+        <w:t xml:space="preserve">(Section 2A, step 6); confirm the combined $7.57M/$1.17M headline is reflected in the current script and deck.</w:t>
       </w:r>
     </w:p>
     <w:p>
@@ -2903,8 +4695,8 @@
         </w:pict>
       </w:r>
     </w:p>
-    <w:bookmarkEnd w:id="15"/>
-    <w:bookmarkStart w:id="16" w:name="cost-to-implement"/>
+    <w:bookmarkEnd w:id="23"/>
+    <w:bookmarkStart w:id="24" w:name="cost-to-implement"/>
     <w:p>
       <w:pPr>
         <w:pStyle w:val="Heading2"/>
@@ -3782,8 +5574,8 @@
         </w:pict>
       </w:r>
     </w:p>
-    <w:bookmarkEnd w:id="16"/>
-    <w:bookmarkStart w:id="17" w:name="roi"/>
+    <w:bookmarkEnd w:id="24"/>
+    <w:bookmarkStart w:id="25" w:name="roi"/>
     <w:p>
       <w:pPr>
         <w:pStyle w:val="Heading2"/>
@@ -4497,8 +6289,8 @@
         </w:pict>
       </w:r>
     </w:p>
-    <w:bookmarkEnd w:id="17"/>
-    <w:bookmarkStart w:id="18" w:name="financial-timeline"/>
+    <w:bookmarkEnd w:id="25"/>
+    <w:bookmarkStart w:id="26" w:name="financial-timeline"/>
     <w:p>
       <w:pPr>
         <w:pStyle w:val="Heading2"/>
@@ -5470,8 +7262,8 @@
         </w:pict>
       </w:r>
     </w:p>
-    <w:bookmarkEnd w:id="18"/>
-    <w:bookmarkStart w:id="19" w:name="Xec6859dcc962051cd6c77fd6d903fe3c26f8d0b"/>
+    <w:bookmarkEnd w:id="26"/>
+    <w:bookmarkStart w:id="28" w:name="Xec6859dcc962051cd6c77fd6d903fe3c26f8d0b"/>
     <w:p>
       <w:pPr>
         <w:pStyle w:val="Heading2"/>
@@ -6458,592 +8250,85 @@
     </w:p>
     <w:p>
       <w:pPr>
-        <w:pStyle w:val="BodyText"/>
-      </w:pPr>
-      <w:r>
-        <w:rPr>
-          <w:b/>
-          <w:bCs/>
-        </w:rPr>
-        <w:t xml:space="preserve">Deliberately left out of this outline:</w:t>
-      </w:r>
-      <w:r>
-        <w:t xml:space="preserve"> </w:t>
-      </w:r>
-      <w:r>
-        <w:t xml:space="preserve">who presents which slide. That’s for the team to work out on their own — no suggestions here.</w:t>
-      </w:r>
-    </w:p>
-    <w:p>
-      <w:pPr>
-        <w:pStyle w:val="BodyText"/>
-      </w:pPr>
-      <w:r>
-        <w:rPr>
-          <w:b/>
-          <w:bCs/>
-        </w:rPr>
-        <w:t xml:space="preserve">⚠️ Slide 6 occupancy stat corrected 7/28.</w:t>
-      </w:r>
-      <w:r>
-        <w:t xml:space="preserve"> </w:t>
-      </w:r>
-      <w:r>
-        <w:t xml:space="preserve">The 71.5% (Small-Multi) vs. 47.3% (Individual) figure doesn’t reproduce from the current dataset under any occupancy metric checked — likely a transcription error from the original EDA writeup (full reasoning in</w:t>
-      </w:r>
-      <w:r>
-        <w:t xml:space="preserve"> </w:t>
-      </w:r>
-      <w:r>
-        <w:rPr>
-          <w:rStyle w:val="VerbatimChar"/>
-        </w:rPr>
-        <w:t xml:space="preserve">README.md</w:t>
-      </w:r>
-      <w:r>
-        <w:t xml:space="preserve">). Verified current numbers show the</w:t>
-      </w:r>
-      <w:r>
-        <w:t xml:space="preserve"> </w:t>
-      </w:r>
-      <w:r>
-        <w:rPr>
-          <w:i/>
-          <w:iCs/>
-        </w:rPr>
-        <w:t xml:space="preserve">opposite</w:t>
-      </w:r>
-      <w:r>
-        <w:t xml:space="preserve"> </w:t>
-      </w:r>
-      <w:r>
-        <w:t xml:space="preserve">trend:</w:t>
-      </w:r>
-      <w:r>
-        <w:t xml:space="preserve"> </w:t>
-      </w:r>
-      <w:r>
-        <w:rPr>
-          <w:b/>
-          <w:bCs/>
-        </w:rPr>
-        <w:t xml:space="preserve">Individual 44.1%, Small-Multi 37.8%, Mid-Multi 32.6%, Enterprise 30.0%</w:t>
-      </w:r>
-      <w:r>
-        <w:t xml:space="preserve"> </w:t>
-      </w:r>
-      <w:r>
-        <w:t xml:space="preserve">— occupancy declines as host scale increases. This also means Slide 6’s planned narrative needs to change: the story isn’t</w:t>
-      </w:r>
-      <w:r>
-        <w:t xml:space="preserve"> </w:t>
-      </w:r>
-      <w:r>
-        <w:t xml:space="preserve">“bigger operators occupy better,”</w:t>
-      </w:r>
-      <w:r>
-        <w:t xml:space="preserve"> </w:t>
-      </w:r>
-      <w:r>
-        <w:t xml:space="preserve">it’s the reverse, and it arguably strengthens the pitch (individual hosts already have strong demand, so the product’s job is purely about pricing that demand correctly, not fixing an occupancy problem that isn’t real). Also worth checking Slide 6’s other claim (</w:t>
-      </w:r>
-      <w:r>
-        <w:t xml:space="preserve">“more established hosts have higher occupancy”</w:t>
-      </w:r>
-      <w:r>
-        <w:t xml:space="preserve">) — this holds for review count (real, monotonic: 33.6%→41.8% by quartile) but does</w:t>
-      </w:r>
-      <w:r>
-        <w:t xml:space="preserve"> </w:t>
-      </w:r>
-      <w:r>
-        <w:rPr>
-          <w:i/>
-          <w:iCs/>
-        </w:rPr>
-        <w:t xml:space="preserve">not</w:t>
-      </w:r>
-      <w:r>
-        <w:t xml:space="preserve"> </w:t>
-      </w:r>
-      <w:r>
-        <w:t xml:space="preserve">hold for host tenure/years-of-experience (flat ~37-39% across all quartiles) — don’t conflate the two when rewriting.</w:t>
-      </w:r>
-    </w:p>
-    <w:p>
-      <w:pPr>
-        <w:pStyle w:val="BodyText"/>
-      </w:pPr>
-      <w:r>
-        <w:rPr>
-          <w:b/>
-          <w:bCs/>
-        </w:rPr>
-        <w:t xml:space="preserve">⚠️ Slides 10-11 density strategy, decided 7/29.</w:t>
-      </w:r>
-      <w:r>
-        <w:t xml:space="preserve"> </w:t>
-      </w:r>
-      <w:r>
-        <w:t xml:space="preserve">Jai’s revenue/cost/ROI work (Sections 3, 5, 6) is real and thorough, but far too dense for 3.5 minutes of slide time — putting the 142-review segmentation, the underpriced/overpriced band tables, the</w:t>
-      </w:r>
-      <w:r>
-        <w:t xml:space="preserve"> </w:t>
-      </w:r>
-      <w:r>
-        <w:t xml:space="preserve">“revenue flip”</w:t>
-      </w:r>
-      <w:r>
-        <w:t xml:space="preserve"> </w:t>
-      </w:r>
-      <w:r>
-        <w:t xml:space="preserve">mechanics, or the eleven-point</w:t>
-      </w:r>
-      <w:r>
-        <w:t xml:space="preserve"> </w:t>
-      </w:r>
-      <w:r>
-        <w:t xml:space="preserve">“floor of the floor”</w:t>
-      </w:r>
-      <w:r>
-        <w:t xml:space="preserve"> </w:t>
-      </w:r>
-      <w:r>
-        <w:t xml:space="preserve">defensive list on the actual slides would bury the message.</w:t>
-      </w:r>
-      <w:r>
-        <w:t xml:space="preserve"> </w:t>
-      </w:r>
-      <w:r>
-        <w:rPr>
-          <w:b/>
-          <w:bCs/>
-        </w:rPr>
-        <w:t xml:space="preserve">Slide content stays to headline numbers only</w:t>
-      </w:r>
-      <w:r>
-        <w:t xml:space="preserve"> </w:t>
-      </w:r>
-      <w:r>
-        <w:t xml:space="preserve">(the two-pillar table, the combined $7.57M→$1.17M figure, the incremental cost line, 25%/35% adoption rows, NPV-adjusted payback).</w:t>
-      </w:r>
-      <w:r>
-        <w:t xml:space="preserve"> </w:t>
-      </w:r>
-      <w:r>
-        <w:rPr>
-          <w:b/>
-          <w:bCs/>
-        </w:rPr>
-        <w:t xml:space="preserve">All the underlying mechanics — segmentation reasoning, floor/ceiling tables, NPV mechanics, year-by-year cash flow — go in the Q&amp;A appendix</w:t>
-      </w:r>
-      <w:r>
-        <w:t xml:space="preserve">, not the timed slides. Manas should deliver Jai’s closing one-liner verbally on Slide 10/11 (</w:t>
-      </w:r>
-      <w:r>
-        <w:t xml:space="preserve">“$7.57M in new host earnings… that’s the floor”</w:t>
-      </w:r>
-      <w:r>
-        <w:t xml:space="preserve">) rather than putting it as slide text — same spoken-delivery pattern as the Commander’s Intent line on Slide 7.</w:t>
-      </w:r>
-    </w:p>
-    <w:p>
-      <w:pPr>
-        <w:pStyle w:val="BodyText"/>
-      </w:pPr>
-      <w:r>
-        <w:rPr>
-          <w:b/>
-          <w:bCs/>
-        </w:rPr>
-        <w:t xml:space="preserve">Not yet done — real open items for Slide 7:</w:t>
-      </w:r>
-      <w:r>
-        <w:t xml:space="preserve"> </w:t>
-      </w:r>
-      <w:r>
-        <w:t xml:space="preserve">- Team to assign owners for each slide</w:t>
-      </w:r>
-      <w:r>
-        <w:t xml:space="preserve"> </w:t>
-      </w:r>
-      <w:r>
-        <w:t xml:space="preserve">- Build the actual slide content for each row — this document only outlines what goes where, none of it is drafted yet. Slide 3 and Slide 8 especially need real editorial discipline given how much each is carrying.</w:t>
-      </w:r>
-      <w:r>
-        <w:t xml:space="preserve"> </w:t>
-      </w:r>
-      <w:r>
-        <w:rPr>
-          <w:b/>
-          <w:bCs/>
-        </w:rPr>
-        <w:t xml:space="preserve">Owner: Manas (lead), with Francois and Rachael on slide construction and visualizations.</w:t>
-      </w:r>
-      <w:r>
-        <w:t xml:space="preserve"> </w:t>
-      </w:r>
-      <w:r>
-        <w:t xml:space="preserve">- Record and edit the demo video</w:t>
-      </w:r>
-      <w:r>
-        <w:t xml:space="preserve"> </w:t>
-      </w:r>
-      <w:r>
-        <w:t xml:space="preserve">- Prepare the separate</w:t>
-      </w:r>
-      <w:r>
-        <w:t xml:space="preserve"> </w:t>
-      </w:r>
-      <w:r>
-        <w:rPr>
-          <w:b/>
-          <w:bCs/>
-        </w:rPr>
-        <w:t xml:space="preserve">Q&amp;A appendix</w:t>
-      </w:r>
-      <w:r>
-        <w:t xml:space="preserve"> </w:t>
-      </w:r>
-      <w:r>
-        <w:t xml:space="preserve">(not part of the 13 timed slides) — pull from Sections 3-6’s full backup tables/methodology detail.</w:t>
-      </w:r>
-      <w:r>
-        <w:t xml:space="preserve"> </w:t>
-      </w:r>
-      <w:r>
-        <w:rPr>
-          <w:b/>
-          <w:bCs/>
-        </w:rPr>
-        <w:t xml:space="preserve">Owner: Brendan</w:t>
-      </w:r>
-      <w:r>
-        <w:t xml:space="preserve"> </w:t>
-      </w:r>
-      <w:r>
-        <w:t xml:space="preserve">(assembling appendices and the long-form work behind the model and presentation generally). See Section 10 for current structure/status.</w:t>
-      </w:r>
-      <w:r>
-        <w:t xml:space="preserve"> </w:t>
-      </w:r>
-      <w:r>
-        <w:t xml:space="preserve">- ✅</w:t>
-      </w:r>
-      <w:r>
-        <w:t xml:space="preserve"> </w:t>
-      </w:r>
-      <w:r>
-        <w:rPr>
-          <w:b/>
-          <w:bCs/>
-        </w:rPr>
-        <w:t xml:space="preserve">UI/slide branding &amp; design pass — Francois assumed ownership 7/27/28,</w:t>
-      </w:r>
-      <w:r>
-        <w:t xml:space="preserve"> </w:t>
-      </w:r>
-      <w:r>
-        <w:t xml:space="preserve">shared a draft (branding/style only, not populated content) for team review — team agreed it’s good. Tech pass + branding both need to land before the UI-approval gate (Section 11, Wed 7/29).</w:t>
-      </w:r>
-    </w:p>
-    <w:p>
-      <w:r>
-        <w:pict>
-          <v:rect style="width:0;height:1.5pt" o:hralign="center" o:hrstd="t" o:hr="t"/>
-        </w:pict>
-      </w:r>
-    </w:p>
-    <w:bookmarkEnd w:id="19"/>
-    <w:bookmarkStart w:id="20" w:name="presentation-script"/>
-    <w:p>
-      <w:pPr>
-        <w:pStyle w:val="Heading2"/>
-      </w:pPr>
-      <w:r>
-        <w:t xml:space="preserve">8. Presentation Script</w:t>
-      </w:r>
-    </w:p>
-    <w:p>
-      <w:pPr>
-        <w:pStyle w:val="FirstParagraph"/>
-      </w:pPr>
-      <w:r>
-        <w:rPr>
-          <w:b/>
-          <w:bCs/>
-        </w:rPr>
-        <w:t xml:space="preserve">Owner: Manas (lead), with Francois and Rachael supporting.</w:t>
-      </w:r>
-      <w:r>
-        <w:t xml:space="preserve"> </w:t>
-      </w:r>
-      <w:r>
-        <w:t xml:space="preserve">Team principle, decided 7/24-25: the message the team delivers matters more than the slides themselves — slides exist to support the message, not the other way around. Sections 1-6 of this document (problem/solution framing, the real numbers) are the substantive backbone the script should draw from; Section 7’s slide outline exists to make sure the course’s required content and the faculty’s advice are actually covered, not to dictate the narrative. One confirmed script beat: the Commander’s Intent framing (Section 2) is meant for spoken delivery only during Slide 7 (Solution Statement), not slide text.</w:t>
-      </w:r>
-    </w:p>
-    <w:p>
-      <w:pPr>
-        <w:pStyle w:val="BodyText"/>
-      </w:pPr>
-      <w:r>
-        <w:rPr>
-          <w:b/>
-          <w:bCs/>
-        </w:rPr>
-        <w:t xml:space="preserve">✅ Script v1 exists and was reviewed (Mon 7/27 meeting).</w:t>
-      </w:r>
-      <w:r>
-        <w:t xml:space="preserve"> </w:t>
-      </w:r>
-      <w:r>
-        <w:t xml:space="preserve">Structure maps cleanly onto the 13-slide sequence above and fits comfortably inside the real ~25min budget. Fixes identified for v2, notes sent to Manas:</w:t>
-      </w:r>
-      <w:r>
-        <w:t xml:space="preserve"> </w:t>
-      </w:r>
-      <w:r>
-        <w:t xml:space="preserve">- Slide 1 needs team members + Stan named explicitly — rubric requires this, current draft just says</w:t>
-      </w:r>
-      <w:r>
-        <w:t xml:space="preserve"> </w:t>
-      </w:r>
-      <w:r>
-        <w:t xml:space="preserve">“We’re Team 3.”</w:t>
-      </w:r>
-      <w:r>
-        <w:t xml:space="preserve"> </w:t>
-      </w:r>
-      <w:r>
-        <w:t xml:space="preserve">- Exec Summary (Slide 2) needs to at least reference the headline payback/ROI numbers verbally — currently doesn’t mention them at all, and that’s a required rubric item.</w:t>
-      </w:r>
-      <w:r>
-        <w:t xml:space="preserve"> </w:t>
-      </w:r>
-      <w:r>
-        <w:t xml:space="preserve">- Commander’s Intent is currently misattributed to</w:t>
-      </w:r>
-      <w:r>
-        <w:t xml:space="preserve"> </w:t>
-      </w:r>
-      <w:r>
-        <w:t xml:space="preserve">“our industry coach”</w:t>
-      </w:r>
-      <w:r>
-        <w:t xml:space="preserve"> </w:t>
-      </w:r>
-      <w:r>
-        <w:t xml:space="preserve">in the script — it’s Brendan’s framing (Section 2 above), needs correcting.</w:t>
-      </w:r>
-      <w:r>
-        <w:t xml:space="preserve"> </w:t>
-      </w:r>
-      <w:r>
-        <w:t xml:space="preserve">- The elasticity mechanism (Section 3) is currently hand-waved as</w:t>
-      </w:r>
-      <w:r>
-        <w:t xml:space="preserve"> </w:t>
-      </w:r>
-      <w:r>
-        <w:t xml:space="preserve">“additional occupancy data”</w:t>
-      </w:r>
-      <w:r>
-        <w:t xml:space="preserve"> </w:t>
-      </w:r>
-      <w:r>
-        <w:t xml:space="preserve">— given the real ~25min budget, there’s room to actually name the method and finding instead of staying vague.</w:t>
-      </w:r>
-      <w:r>
-        <w:t xml:space="preserve"> </w:t>
-      </w:r>
-      <w:r>
-        <w:t xml:space="preserve">- No line yet addresses what the overpriced half of listings is worth (see Section 3’s resolution above — fairness signal, not revenue lever).</w:t>
-      </w:r>
-      <w:r>
-        <w:t xml:space="preserve"> </w:t>
-      </w:r>
-      <w:r>
-        <w:t xml:space="preserve">- Minor:</w:t>
-      </w:r>
-      <w:r>
-        <w:t xml:space="preserve"> </w:t>
-      </w:r>
-      <w:r>
-        <w:t xml:space="preserve">“nearly 9,800 active listings”</w:t>
-      </w:r>
-      <w:r>
-        <w:t xml:space="preserve"> </w:t>
-      </w:r>
-      <w:r>
-        <w:t xml:space="preserve">→ precise figure is 9,752.</w:t>
-      </w:r>
-      <w:r>
-        <w:t xml:space="preserve"> </w:t>
-      </w:r>
-      <w:r>
-        <w:t xml:space="preserve">- Slide 6 needs the occupancy-stat correction above folded in.</w:t>
-      </w:r>
-    </w:p>
-    <w:p>
-      <w:pPr>
-        <w:pStyle w:val="BodyText"/>
-      </w:pPr>
-      <w:r>
-        <w:rPr>
-          <w:b/>
-          <w:bCs/>
-        </w:rPr>
-        <w:t xml:space="preserve">Not yet pushed to the repo</w:t>
-      </w:r>
-      <w:r>
-        <w:t xml:space="preserve"> </w:t>
-      </w:r>
-      <w:r>
-        <w:t xml:space="preserve">— exists only as a local PDF as of 7/28.</w:t>
-      </w:r>
-    </w:p>
-    <w:p>
-      <w:r>
-        <w:pict>
-          <v:rect style="width:0;height:1.5pt" o:hralign="center" o:hrstd="t" o:hr="t"/>
-        </w:pict>
-      </w:r>
-    </w:p>
-    <w:bookmarkEnd w:id="20"/>
-    <w:bookmarkStart w:id="22" w:name="Xdc2aaf998ca8a10f488c3b8ceffd94bd494e8ae"/>
-    <w:p>
-      <w:pPr>
-        <w:pStyle w:val="Heading2"/>
-      </w:pPr>
-      <w:r>
-        <w:t xml:space="preserve">9. Submission Logistics — don’t lose track of this</w:t>
-      </w:r>
-    </w:p>
-    <w:p>
-      <w:pPr>
-        <w:pStyle w:val="FirstParagraph"/>
-      </w:pPr>
-      <w:r>
-        <w:t xml:space="preserve">Per the faculty email, two separate submission steps:</w:t>
-      </w:r>
-      <w:r>
-        <w:t xml:space="preserve"> </w:t>
-      </w:r>
-      <w:r>
-        <w:t xml:space="preserve">1.</w:t>
-      </w:r>
-      <w:r>
-        <w:t xml:space="preserve"> </w:t>
-      </w:r>
-      <w:r>
-        <w:rPr>
-          <w:b/>
-          <w:bCs/>
-        </w:rPr>
-        <w:t xml:space="preserve">Slide deck</w:t>
-      </w:r>
-      <w:r>
-        <w:t xml:space="preserve"> </w:t>
-      </w:r>
-      <w:r>
-        <w:t xml:space="preserve">(PPT or PDF of the final presentation slides) → Canvas</w:t>
-      </w:r>
-      <w:r>
-        <w:t xml:space="preserve"> </w:t>
-      </w:r>
-      <w:r>
-        <w:t xml:space="preserve">2.</w:t>
-      </w:r>
-      <w:r>
-        <w:t xml:space="preserve"> </w:t>
-      </w:r>
-      <w:r>
-        <w:rPr>
-          <w:b/>
-          <w:bCs/>
-        </w:rPr>
-        <w:t xml:space="preserve">A link to this GitHub repo</w:t>
-      </w:r>
-      <w:r>
-        <w:t xml:space="preserve">, with model outputs/interim work/appendices → sent directly to the faculty member and CA, by email or as a Canvas comment.</w:t>
-      </w:r>
-      <w:r>
-        <w:t xml:space="preserve"> </w:t>
-      </w:r>
-      <w:r>
-        <w:rPr>
-          <w:b/>
-          <w:bCs/>
-        </w:rPr>
-        <w:t xml:space="preserve">Already shared with our primary faculty advisor (Jamie).</w:t>
-      </w:r>
-      <w:r>
-        <w:t xml:space="preserve"> </w:t>
-      </w:r>
-      <w:r>
-        <w:t xml:space="preserve">Unconfirmed whether the CA has it too — someone should double-check/send separately if not.</w:t>
-      </w:r>
-      <w:r>
-        <w:t xml:space="preserve"> </w:t>
-      </w:r>
-      <w:r>
-        <w:rPr>
-          <w:b/>
-          <w:bCs/>
-        </w:rPr>
-        <w:t xml:space="preserve">Also now Jai’s responsibility to clean up and organize the repo itself</w:t>
-      </w:r>
-      <w:r>
-        <w:t xml:space="preserve"> </w:t>
-      </w:r>
-      <w:r>
-        <w:t xml:space="preserve">(see Section 10) — right now it’s a working directory, not something built for a grader to navigate cleanly.</w:t>
-      </w:r>
-    </w:p>
-    <w:p>
-      <w:pPr>
-        <w:pStyle w:val="BodyText"/>
-      </w:pPr>
-      <w:r>
-        <w:rPr>
-          <w:b/>
-          <w:bCs/>
-        </w:rPr>
-        <w:t xml:space="preserve">Live team tracker:</w:t>
-      </w:r>
-      <w:r>
-        <w:t xml:space="preserve"> </w:t>
-      </w:r>
-      <w:hyperlink r:id="rId21">
-        <w:r>
-          <w:rPr>
-            <w:rStyle w:val="Hyperlink"/>
-          </w:rPr>
-          <w:t xml:space="preserve">GitHub Projects board</w:t>
-        </w:r>
-      </w:hyperlink>
-      <w:r>
-        <w:t xml:space="preserve"> </w:t>
-      </w:r>
-      <w:r>
-        <w:t xml:space="preserve">— status of every task below is also tracked there as cards; this document is the narrative/ground-truth source, the board is the day-to-day checklist. Keep both in sync.</w:t>
-      </w:r>
-    </w:p>
-    <w:p>
-      <w:r>
-        <w:pict>
-          <v:rect style="width:0;height:1.5pt" o:hralign="center" o:hrstd="t" o:hr="t"/>
-        </w:pict>
-      </w:r>
-    </w:p>
-    <w:bookmarkEnd w:id="22"/>
-    <w:bookmarkStart w:id="23" w:name="team-assignments-decided-2026-07-2425"/>
-    <w:p>
-      <w:pPr>
-        <w:pStyle w:val="Heading2"/>
-      </w:pPr>
-      <w:r>
-        <w:t xml:space="preserve">10. Team Assignments (decided 2026-07-24/25)</w:t>
+        <w:pStyle w:val="Heading3"/>
+      </w:pPr>
+      <w:bookmarkStart w:id="27" w:name="X53b8b63ae97bb29738bf84fca8b1a178f2ec590"/>
+      <w:r>
+        <w:t xml:space="preserve">⚠️ Status of this section (7/31): superseded as a slide map, retained as rubric coverage</w:t>
+      </w:r>
+      <w:bookmarkEnd w:id="27"/>
+    </w:p>
+    <w:p>
+      <w:pPr>
+        <w:pStyle w:val="BlockText"/>
+      </w:pPr>
+      <w:r>
+        <w:rPr>
+          <w:b/>
+          <w:bCs/>
+        </w:rPr>
+        <w:t xml:space="preserve">The built deck is 22 slides</w:t>
+      </w:r>
+      <w:r>
+        <w:t xml:space="preserve"> </w:t>
+      </w:r>
+      <w:r>
+        <w:t xml:space="preserve">(14 core + 8 appendix), not the 13 planned here. Francois added a dedicated elasticity slide as core slide 10 (</w:t>
+      </w:r>
+      <w:r>
+        <w:t xml:space="preserve">“09 · FROM PRICE TO REVENUE,”</w:t>
+      </w:r>
+      <w:r>
+        <w:t xml:space="preserve"> </w:t>
+      </w:r>
+      <w:r>
+        <w:t xml:space="preserve">presented by Jai), which was a good call — it gives the measured β its own moment — but it means</w:t>
+      </w:r>
+      <w:r>
+        <w:t xml:space="preserve"> </w:t>
+      </w:r>
+      <w:r>
+        <w:rPr>
+          <w:b/>
+          <w:bCs/>
+        </w:rPr>
+        <w:t xml:space="preserve">every core slide from 10 onward is offset by one against this table.</w:t>
+      </w:r>
+      <w:r>
+        <w:t xml:space="preserve"> </w:t>
+      </w:r>
+      <w:r>
+        <w:t xml:space="preserve">The appendix slides (A2 run of show, A3 model bake-off, A4 coefficient table, A5 financials, A6 data dictionary, A7 validation, A8 glossary) were never planned here at all.</w:t>
+      </w:r>
+    </w:p>
+    <w:p>
+      <w:pPr>
+        <w:pStyle w:val="BlockText"/>
+      </w:pPr>
+      <w:r>
+        <w:rPr>
+          <w:b/>
+          <w:bCs/>
+        </w:rPr>
+        <w:t xml:space="preserve">Do not use this table to locate a slide.</w:t>
+      </w:r>
+      <w:r>
+        <w:t xml:space="preserve"> </w:t>
+      </w:r>
+      <w:r>
+        <w:t xml:space="preserve">Use the deck. What this section is still good for is the rubric-coverage mapping in the right-hand column — that’s the check that every graded component has a home somewhere.</w:t>
+      </w:r>
+    </w:p>
+    <w:p>
+      <w:pPr>
+        <w:pStyle w:val="BlockText"/>
+      </w:pPr>
+      <w:r>
+        <w:rPr>
+          <w:b/>
+          <w:bCs/>
+        </w:rPr>
+        <w:t xml:space="preserve">Known defects in the built deck, by actual PowerPoint slide number:</w:t>
       </w:r>
     </w:p>
     <w:tbl>
@@ -7069,6 +8354,939 @@
               <w:pStyle w:val="Compact"/>
             </w:pPr>
             <w:r>
+              <w:t xml:space="preserve">Slide</w:t>
+            </w:r>
+          </w:p>
+        </w:tc>
+        <w:tc>
+          <w:tcPr/>
+          <w:p>
+            <w:pPr>
+              <w:pStyle w:val="Compact"/>
+            </w:pPr>
+            <w:r>
+              <w:t xml:space="preserve">Defect</w:t>
+            </w:r>
+          </w:p>
+        </w:tc>
+        <w:tc>
+          <w:tcPr/>
+          <w:p>
+            <w:pPr>
+              <w:pStyle w:val="Compact"/>
+            </w:pPr>
+            <w:r>
+              <w:t xml:space="preserve">Fix</w:t>
+            </w:r>
+          </w:p>
+        </w:tc>
+      </w:tr>
+      <w:tr>
+        <w:tc>
+          <w:tcPr/>
+          <w:p>
+            <w:pPr>
+              <w:pStyle w:val="Compact"/>
+            </w:pPr>
+            <w:r>
+              <w:t xml:space="preserve">5 (</w:t>
+            </w:r>
+            <w:r>
+              <w:rPr>
+                <w:rStyle w:val="VerbatimChar"/>
+              </w:rPr>
+              <w:t xml:space="preserve">04 · KEY VARIABLES</w:t>
+            </w:r>
+            <w:r>
+              <w:t xml:space="preserve">)</w:t>
+            </w:r>
+          </w:p>
+        </w:tc>
+        <w:tc>
+          <w:tcPr/>
+          <w:p>
+            <w:pPr>
+              <w:pStyle w:val="Compact"/>
+            </w:pPr>
+            <w:r>
+              <w:t xml:space="preserve">Presents V1 pooled OLS coefficients as</w:t>
+            </w:r>
+            <w:r>
+              <w:t xml:space="preserve"> </w:t>
+            </w:r>
+            <w:r>
+              <w:t xml:space="preserve">“what drives the nightly price.”</w:t>
+            </w:r>
+            <w:r>
+              <w:t xml:space="preserve"> </w:t>
+            </w:r>
+            <w:r>
+              <w:t xml:space="preserve">Amenity/rating effects inflated 5–20x; these do not describe V4.</w:t>
+            </w:r>
+          </w:p>
+        </w:tc>
+        <w:tc>
+          <w:tcPr/>
+          <w:p>
+            <w:pPr>
+              <w:pStyle w:val="Compact"/>
+            </w:pPr>
+            <w:r>
+              <w:t xml:space="preserve">See Section 2A,</w:t>
+            </w:r>
+            <w:r>
+              <w:t xml:space="preserve"> </w:t>
+            </w:r>
+            <w:r>
+              <w:t xml:space="preserve">“Feature effects.”</w:t>
+            </w:r>
+            <w:r>
+              <w:t xml:space="preserve"> </w:t>
+            </w:r>
+            <w:r>
+              <w:t xml:space="preserve">Keep structural drivers, drop or restate amenity premiums.</w:t>
+            </w:r>
+          </w:p>
+        </w:tc>
+      </w:tr>
+      <w:tr>
+        <w:tc>
+          <w:tcPr/>
+          <w:p>
+            <w:pPr>
+              <w:pStyle w:val="Compact"/>
+            </w:pPr>
+            <w:r>
+              <w:t xml:space="preserve">8 (</w:t>
+            </w:r>
+            <w:r>
+              <w:rPr>
+                <w:rStyle w:val="VerbatimChar"/>
+              </w:rPr>
+              <w:t xml:space="preserve">07 · MODEL &amp; INSIGHTS</w:t>
+            </w:r>
+            <w:r>
+              <w:t xml:space="preserve">)</w:t>
+            </w:r>
+          </w:p>
+        </w:tc>
+        <w:tc>
+          <w:tcPr/>
+          <w:p>
+            <w:pPr>
+              <w:pStyle w:val="Compact"/>
+            </w:pPr>
+            <w:r>
+              <w:t xml:space="preserve">Says the overpriced half is</w:t>
+            </w:r>
+            <w:r>
+              <w:t xml:space="preserve"> </w:t>
+            </w:r>
+            <w:r>
+              <w:t xml:space="preserve">“not a second revenue lever,”</w:t>
+            </w:r>
+            <w:r>
+              <w:t xml:space="preserve"> </w:t>
+            </w:r>
+            <w:r>
+              <w:t xml:space="preserve">contradicting the combined $7.6M beside it.</w:t>
+            </w:r>
+          </w:p>
+        </w:tc>
+        <w:tc>
+          <w:tcPr/>
+          <w:p>
+            <w:pPr>
+              <w:pStyle w:val="Compact"/>
+            </w:pPr>
+            <w:r>
+              <w:t xml:space="preserve">Both halves are in the number: underpriced is margin, overpriced is volume.</w:t>
+            </w:r>
+          </w:p>
+        </w:tc>
+      </w:tr>
+      <w:tr>
+        <w:tc>
+          <w:tcPr/>
+          <w:p>
+            <w:pPr>
+              <w:pStyle w:val="Compact"/>
+            </w:pPr>
+            <w:r>
+              <w:t xml:space="preserve">17 (</w:t>
+            </w:r>
+            <w:r>
+              <w:rPr>
+                <w:rStyle w:val="VerbatimChar"/>
+              </w:rPr>
+              <w:t xml:space="preserve">APPENDIX A3</w:t>
+            </w:r>
+            <w:r>
+              <w:t xml:space="preserve">)</w:t>
+            </w:r>
+          </w:p>
+        </w:tc>
+        <w:tc>
+          <w:tcPr/>
+          <w:p>
+            <w:pPr>
+              <w:pStyle w:val="Compact"/>
+            </w:pPr>
+            <w:r>
+              <w:t xml:space="preserve">Ridge row mixes V2 error metrics with V1 R² values (shows ≈0.243/≈0.486; actual V2 Ridge is 0.539/0.752). V2 OLS row missing entirely. GBM row blank with a footnote claiming metrics</w:t>
+            </w:r>
+            <w:r>
+              <w:t xml:space="preserve"> </w:t>
+            </w:r>
+            <w:r>
+              <w:t xml:space="preserve">“aren’t in the shared CSVs”</w:t>
+            </w:r>
+            <w:r>
+              <w:t xml:space="preserve"> </w:t>
+            </w:r>
+            <w:r>
+              <w:t xml:space="preserve">— they are, in</w:t>
+            </w:r>
+            <w:r>
+              <w:t xml:space="preserve"> </w:t>
+            </w:r>
+            <w:r>
+              <w:rPr>
+                <w:rStyle w:val="VerbatimChar"/>
+              </w:rPr>
+              <w:t xml:space="preserve">v3_gbm_segment_metrics.csv</w:t>
+            </w:r>
+            <w:r>
+              <w:t xml:space="preserve">.</w:t>
+            </w:r>
+          </w:p>
+        </w:tc>
+        <w:tc>
+          <w:tcPr/>
+          <w:p>
+            <w:pPr>
+              <w:pStyle w:val="Compact"/>
+            </w:pPr>
+            <w:r>
+              <w:t xml:space="preserve">Fill from Section 2A’s accuracy table; add the V2 rows; delete the footnote.</w:t>
+            </w:r>
+          </w:p>
+        </w:tc>
+      </w:tr>
+      <w:tr>
+        <w:tc>
+          <w:tcPr/>
+          <w:p>
+            <w:pPr>
+              <w:pStyle w:val="Compact"/>
+            </w:pPr>
+            <w:r>
+              <w:t xml:space="preserve">18 (</w:t>
+            </w:r>
+            <w:r>
+              <w:rPr>
+                <w:rStyle w:val="VerbatimChar"/>
+              </w:rPr>
+              <w:t xml:space="preserve">APPENDIX A4</w:t>
+            </w:r>
+            <w:r>
+              <w:t xml:space="preserve">)</w:t>
+            </w:r>
+          </w:p>
+        </w:tc>
+        <w:tc>
+          <w:tcPr/>
+          <w:p>
+            <w:pPr>
+              <w:pStyle w:val="Compact"/>
+            </w:pPr>
+            <w:r>
+              <w:t xml:space="preserve">Same V1 pooled coefficient problem as slide 5. Footnote flags only the negative signs as artifacts; the positive magnitudes are equally distorted.</w:t>
+            </w:r>
+          </w:p>
+        </w:tc>
+        <w:tc>
+          <w:tcPr/>
+          <w:p>
+            <w:pPr>
+              <w:pStyle w:val="Compact"/>
+            </w:pPr>
+            <w:r>
+              <w:t xml:space="preserve">Same as slide 5.</w:t>
+            </w:r>
+          </w:p>
+        </w:tc>
+      </w:tr>
+      <w:tr>
+        <w:tc>
+          <w:tcPr/>
+          <w:p>
+            <w:pPr>
+              <w:pStyle w:val="Compact"/>
+            </w:pPr>
+            <w:r>
+              <w:t xml:space="preserve">19 (</w:t>
+            </w:r>
+            <w:r>
+              <w:rPr>
+                <w:rStyle w:val="VerbatimChar"/>
+              </w:rPr>
+              <w:t xml:space="preserve">APPENDIX A5</w:t>
+            </w:r>
+            <w:r>
+              <w:t xml:space="preserve">)</w:t>
+            </w:r>
+          </w:p>
+        </w:tc>
+        <w:tc>
+          <w:tcPr/>
+          <w:p>
+            <w:pPr>
+              <w:pStyle w:val="Compact"/>
+            </w:pPr>
+            <w:r>
+              <w:t xml:space="preserve">Labels the headline</w:t>
+            </w:r>
+            <w:r>
+              <w:t xml:space="preserve"> </w:t>
+            </w:r>
+            <w:r>
+              <w:t xml:space="preserve">“Underpriced host GBV”</w:t>
+            </w:r>
+            <w:r>
+              <w:t xml:space="preserve"> </w:t>
+            </w:r>
+            <w:r>
+              <w:t xml:space="preserve">when $7.6M is the combined figure.</w:t>
+            </w:r>
+          </w:p>
+        </w:tc>
+        <w:tc>
+          <w:tcPr/>
+          <w:p>
+            <w:pPr>
+              <w:pStyle w:val="Compact"/>
+            </w:pPr>
+            <w:r>
+              <w:t xml:space="preserve">“Combined host GBV: underpriced +$8.27M less overpriced −$0.70M.”</w:t>
+            </w:r>
+          </w:p>
+        </w:tc>
+      </w:tr>
+    </w:tbl>
+    <w:p>
+      <w:pPr>
+        <w:pStyle w:val="FirstParagraph"/>
+      </w:pPr>
+      <w:r>
+        <w:rPr>
+          <w:b/>
+          <w:bCs/>
+        </w:rPr>
+        <w:t xml:space="preserve">Deliberately left out of this outline:</w:t>
+      </w:r>
+      <w:r>
+        <w:t xml:space="preserve"> </w:t>
+      </w:r>
+      <w:r>
+        <w:t xml:space="preserve">who presents which slide. That’s for the team to work out on their own — no suggestions here.</w:t>
+      </w:r>
+    </w:p>
+    <w:p>
+      <w:pPr>
+        <w:pStyle w:val="BodyText"/>
+      </w:pPr>
+      <w:r>
+        <w:rPr>
+          <w:b/>
+          <w:bCs/>
+        </w:rPr>
+        <w:t xml:space="preserve">⚠️ Slide 6 occupancy stat corrected 7/28.</w:t>
+      </w:r>
+      <w:r>
+        <w:t xml:space="preserve"> </w:t>
+      </w:r>
+      <w:r>
+        <w:t xml:space="preserve">The 71.5% (Small-Multi) vs. 47.3% (Individual) figure doesn’t reproduce from the current dataset under any occupancy metric checked — likely a transcription error from the original EDA writeup (full reasoning in</w:t>
+      </w:r>
+      <w:r>
+        <w:t xml:space="preserve"> </w:t>
+      </w:r>
+      <w:r>
+        <w:rPr>
+          <w:rStyle w:val="VerbatimChar"/>
+        </w:rPr>
+        <w:t xml:space="preserve">README.md</w:t>
+      </w:r>
+      <w:r>
+        <w:t xml:space="preserve">). Verified current numbers show the</w:t>
+      </w:r>
+      <w:r>
+        <w:t xml:space="preserve"> </w:t>
+      </w:r>
+      <w:r>
+        <w:rPr>
+          <w:i/>
+          <w:iCs/>
+        </w:rPr>
+        <w:t xml:space="preserve">opposite</w:t>
+      </w:r>
+      <w:r>
+        <w:t xml:space="preserve"> </w:t>
+      </w:r>
+      <w:r>
+        <w:t xml:space="preserve">trend:</w:t>
+      </w:r>
+      <w:r>
+        <w:t xml:space="preserve"> </w:t>
+      </w:r>
+      <w:r>
+        <w:rPr>
+          <w:b/>
+          <w:bCs/>
+        </w:rPr>
+        <w:t xml:space="preserve">Individual 44.1%, Small-Multi 37.8%, Mid-Multi 32.6%, Enterprise 30.0%</w:t>
+      </w:r>
+      <w:r>
+        <w:t xml:space="preserve"> </w:t>
+      </w:r>
+      <w:r>
+        <w:t xml:space="preserve">— occupancy declines as host scale increases. This also means Slide 6’s planned narrative needs to change: the story isn’t</w:t>
+      </w:r>
+      <w:r>
+        <w:t xml:space="preserve"> </w:t>
+      </w:r>
+      <w:r>
+        <w:t xml:space="preserve">“bigger operators occupy better,”</w:t>
+      </w:r>
+      <w:r>
+        <w:t xml:space="preserve"> </w:t>
+      </w:r>
+      <w:r>
+        <w:t xml:space="preserve">it’s the reverse, and it arguably strengthens the pitch (individual hosts already have strong demand, so the product’s job is purely about pricing that demand correctly, not fixing an occupancy problem that isn’t real). Also worth checking Slide 6’s other claim (</w:t>
+      </w:r>
+      <w:r>
+        <w:t xml:space="preserve">“more established hosts have higher occupancy”</w:t>
+      </w:r>
+      <w:r>
+        <w:t xml:space="preserve">) — this holds for review count (real, monotonic: 33.6%→41.8% by quartile) but does</w:t>
+      </w:r>
+      <w:r>
+        <w:t xml:space="preserve"> </w:t>
+      </w:r>
+      <w:r>
+        <w:rPr>
+          <w:i/>
+          <w:iCs/>
+        </w:rPr>
+        <w:t xml:space="preserve">not</w:t>
+      </w:r>
+      <w:r>
+        <w:t xml:space="preserve"> </w:t>
+      </w:r>
+      <w:r>
+        <w:t xml:space="preserve">hold for host tenure/years-of-experience (flat ~37-39% across all quartiles) — don’t conflate the two when rewriting.</w:t>
+      </w:r>
+    </w:p>
+    <w:p>
+      <w:pPr>
+        <w:pStyle w:val="BodyText"/>
+      </w:pPr>
+      <w:r>
+        <w:rPr>
+          <w:b/>
+          <w:bCs/>
+        </w:rPr>
+        <w:t xml:space="preserve">⚠️ Slides 10-11 density strategy, decided 7/29.</w:t>
+      </w:r>
+      <w:r>
+        <w:t xml:space="preserve"> </w:t>
+      </w:r>
+      <w:r>
+        <w:t xml:space="preserve">Jai’s revenue/cost/ROI work (Sections 3, 5, 6) is real and thorough, but far too dense for 3.5 minutes of slide time — putting the 142-review segmentation, the underpriced/overpriced band tables, the</w:t>
+      </w:r>
+      <w:r>
+        <w:t xml:space="preserve"> </w:t>
+      </w:r>
+      <w:r>
+        <w:t xml:space="preserve">“revenue flip”</w:t>
+      </w:r>
+      <w:r>
+        <w:t xml:space="preserve"> </w:t>
+      </w:r>
+      <w:r>
+        <w:t xml:space="preserve">mechanics, or the eleven-point</w:t>
+      </w:r>
+      <w:r>
+        <w:t xml:space="preserve"> </w:t>
+      </w:r>
+      <w:r>
+        <w:t xml:space="preserve">“floor of the floor”</w:t>
+      </w:r>
+      <w:r>
+        <w:t xml:space="preserve"> </w:t>
+      </w:r>
+      <w:r>
+        <w:t xml:space="preserve">defensive list on the actual slides would bury the message.</w:t>
+      </w:r>
+      <w:r>
+        <w:t xml:space="preserve"> </w:t>
+      </w:r>
+      <w:r>
+        <w:rPr>
+          <w:b/>
+          <w:bCs/>
+        </w:rPr>
+        <w:t xml:space="preserve">Slide content stays to headline numbers only</w:t>
+      </w:r>
+      <w:r>
+        <w:t xml:space="preserve"> </w:t>
+      </w:r>
+      <w:r>
+        <w:t xml:space="preserve">(the two-pillar table, the combined $7.57M→$1.17M figure, the incremental cost line, 25%/35% adoption rows, NPV-adjusted payback).</w:t>
+      </w:r>
+      <w:r>
+        <w:t xml:space="preserve"> </w:t>
+      </w:r>
+      <w:r>
+        <w:rPr>
+          <w:b/>
+          <w:bCs/>
+        </w:rPr>
+        <w:t xml:space="preserve">All the underlying mechanics — segmentation reasoning, floor/ceiling tables, NPV mechanics, year-by-year cash flow — go in the Q&amp;A appendix</w:t>
+      </w:r>
+      <w:r>
+        <w:t xml:space="preserve">, not the timed slides. Manas should deliver Jai’s closing one-liner verbally on Slide 10/11 (</w:t>
+      </w:r>
+      <w:r>
+        <w:t xml:space="preserve">“$7.57M in new host earnings… that’s the floor”</w:t>
+      </w:r>
+      <w:r>
+        <w:t xml:space="preserve">) rather than putting it as slide text — same spoken-delivery pattern as the Commander’s Intent line on Slide 7.</w:t>
+      </w:r>
+    </w:p>
+    <w:p>
+      <w:pPr>
+        <w:pStyle w:val="BodyText"/>
+      </w:pPr>
+      <w:r>
+        <w:rPr>
+          <w:b/>
+          <w:bCs/>
+        </w:rPr>
+        <w:t xml:space="preserve">Not yet done — real open items for Slide 7:</w:t>
+      </w:r>
+      <w:r>
+        <w:t xml:space="preserve"> </w:t>
+      </w:r>
+      <w:r>
+        <w:t xml:space="preserve">- Team to assign owners for each slide</w:t>
+      </w:r>
+      <w:r>
+        <w:t xml:space="preserve"> </w:t>
+      </w:r>
+      <w:r>
+        <w:t xml:space="preserve">- Build the actual slide content for each row — this document only outlines what goes where, none of it is drafted yet. Slide 3 and Slide 8 especially need real editorial discipline given how much each is carrying.</w:t>
+      </w:r>
+      <w:r>
+        <w:t xml:space="preserve"> </w:t>
+      </w:r>
+      <w:r>
+        <w:rPr>
+          <w:b/>
+          <w:bCs/>
+        </w:rPr>
+        <w:t xml:space="preserve">Owner: Manas (lead), with Francois and Rachael on slide construction and visualizations.</w:t>
+      </w:r>
+      <w:r>
+        <w:t xml:space="preserve"> </w:t>
+      </w:r>
+      <w:r>
+        <w:t xml:space="preserve">- Record and edit the demo video</w:t>
+      </w:r>
+      <w:r>
+        <w:t xml:space="preserve"> </w:t>
+      </w:r>
+      <w:r>
+        <w:t xml:space="preserve">- Prepare the separate</w:t>
+      </w:r>
+      <w:r>
+        <w:t xml:space="preserve"> </w:t>
+      </w:r>
+      <w:r>
+        <w:rPr>
+          <w:b/>
+          <w:bCs/>
+        </w:rPr>
+        <w:t xml:space="preserve">Q&amp;A appendix</w:t>
+      </w:r>
+      <w:r>
+        <w:t xml:space="preserve"> </w:t>
+      </w:r>
+      <w:r>
+        <w:t xml:space="preserve">(not part of the 13 timed slides) — pull from Sections 3-6’s full backup tables/methodology detail.</w:t>
+      </w:r>
+      <w:r>
+        <w:t xml:space="preserve"> </w:t>
+      </w:r>
+      <w:r>
+        <w:rPr>
+          <w:b/>
+          <w:bCs/>
+        </w:rPr>
+        <w:t xml:space="preserve">Owner: Brendan</w:t>
+      </w:r>
+      <w:r>
+        <w:t xml:space="preserve"> </w:t>
+      </w:r>
+      <w:r>
+        <w:t xml:space="preserve">(assembling appendices and the long-form work behind the model and presentation generally). See Section 10 for current structure/status.</w:t>
+      </w:r>
+      <w:r>
+        <w:t xml:space="preserve"> </w:t>
+      </w:r>
+      <w:r>
+        <w:t xml:space="preserve">- ✅</w:t>
+      </w:r>
+      <w:r>
+        <w:t xml:space="preserve"> </w:t>
+      </w:r>
+      <w:r>
+        <w:rPr>
+          <w:b/>
+          <w:bCs/>
+        </w:rPr>
+        <w:t xml:space="preserve">UI/slide branding &amp; design pass — Francois assumed ownership 7/27/28,</w:t>
+      </w:r>
+      <w:r>
+        <w:t xml:space="preserve"> </w:t>
+      </w:r>
+      <w:r>
+        <w:t xml:space="preserve">shared a draft (branding/style only, not populated content) for team review — team agreed it’s good. Tech pass + branding both need to land before the UI-approval gate (Section 11, Wed 7/29).</w:t>
+      </w:r>
+    </w:p>
+    <w:p>
+      <w:r>
+        <w:pict>
+          <v:rect style="width:0;height:1.5pt" o:hralign="center" o:hrstd="t" o:hr="t"/>
+        </w:pict>
+      </w:r>
+    </w:p>
+    <w:bookmarkEnd w:id="28"/>
+    <w:bookmarkStart w:id="29" w:name="presentation-script"/>
+    <w:p>
+      <w:pPr>
+        <w:pStyle w:val="Heading2"/>
+      </w:pPr>
+      <w:r>
+        <w:t xml:space="preserve">8. Presentation Script</w:t>
+      </w:r>
+    </w:p>
+    <w:p>
+      <w:pPr>
+        <w:pStyle w:val="FirstParagraph"/>
+      </w:pPr>
+      <w:r>
+        <w:rPr>
+          <w:b/>
+          <w:bCs/>
+        </w:rPr>
+        <w:t xml:space="preserve">Owner: Manas (lead), with Francois and Rachael supporting.</w:t>
+      </w:r>
+      <w:r>
+        <w:t xml:space="preserve"> </w:t>
+      </w:r>
+      <w:r>
+        <w:t xml:space="preserve">Team principle, decided 7/24-25: the message the team delivers matters more than the slides themselves — slides exist to support the message, not the other way around. Sections 1-6 of this document (problem/solution framing, the real numbers) are the substantive backbone the script should draw from; Section 7’s slide outline exists to make sure the course’s required content and the faculty’s advice are actually covered, not to dictate the narrative. One confirmed script beat: the Commander’s Intent framing (Section 2) is meant for spoken delivery only during Slide 7 (Solution Statement), not slide text.</w:t>
+      </w:r>
+    </w:p>
+    <w:p>
+      <w:pPr>
+        <w:pStyle w:val="BodyText"/>
+      </w:pPr>
+      <w:r>
+        <w:rPr>
+          <w:b/>
+          <w:bCs/>
+        </w:rPr>
+        <w:t xml:space="preserve">✅ Script v1 exists and was reviewed (Mon 7/27 meeting).</w:t>
+      </w:r>
+      <w:r>
+        <w:t xml:space="preserve"> </w:t>
+      </w:r>
+      <w:r>
+        <w:t xml:space="preserve">Structure maps cleanly onto the 13-slide sequence above and fits comfortably inside the real ~25min budget. Fixes identified for v2, notes sent to Manas:</w:t>
+      </w:r>
+      <w:r>
+        <w:t xml:space="preserve"> </w:t>
+      </w:r>
+      <w:r>
+        <w:t xml:space="preserve">- Slide 1 needs team members + Stan named explicitly — rubric requires this, current draft just says</w:t>
+      </w:r>
+      <w:r>
+        <w:t xml:space="preserve"> </w:t>
+      </w:r>
+      <w:r>
+        <w:t xml:space="preserve">“We’re Team 3.”</w:t>
+      </w:r>
+      <w:r>
+        <w:t xml:space="preserve"> </w:t>
+      </w:r>
+      <w:r>
+        <w:t xml:space="preserve">- Exec Summary (Slide 2) needs to at least reference the headline payback/ROI numbers verbally — currently doesn’t mention them at all, and that’s a required rubric item.</w:t>
+      </w:r>
+      <w:r>
+        <w:t xml:space="preserve"> </w:t>
+      </w:r>
+      <w:r>
+        <w:t xml:space="preserve">- Commander’s Intent is currently misattributed to</w:t>
+      </w:r>
+      <w:r>
+        <w:t xml:space="preserve"> </w:t>
+      </w:r>
+      <w:r>
+        <w:t xml:space="preserve">“our industry coach”</w:t>
+      </w:r>
+      <w:r>
+        <w:t xml:space="preserve"> </w:t>
+      </w:r>
+      <w:r>
+        <w:t xml:space="preserve">in the script — it’s Brendan’s framing (Section 2 above), needs correcting.</w:t>
+      </w:r>
+      <w:r>
+        <w:t xml:space="preserve"> </w:t>
+      </w:r>
+      <w:r>
+        <w:t xml:space="preserve">- The elasticity mechanism (Section 3) is currently hand-waved as</w:t>
+      </w:r>
+      <w:r>
+        <w:t xml:space="preserve"> </w:t>
+      </w:r>
+      <w:r>
+        <w:t xml:space="preserve">“additional occupancy data”</w:t>
+      </w:r>
+      <w:r>
+        <w:t xml:space="preserve"> </w:t>
+      </w:r>
+      <w:r>
+        <w:t xml:space="preserve">— given the real ~25min budget, there’s room to actually name the method and finding instead of staying vague.</w:t>
+      </w:r>
+      <w:r>
+        <w:t xml:space="preserve"> </w:t>
+      </w:r>
+      <w:r>
+        <w:t xml:space="preserve">- No line yet addresses what the overpriced half of listings is worth (see Section 3’s resolution above — fairness signal, not revenue lever).</w:t>
+      </w:r>
+      <w:r>
+        <w:t xml:space="preserve"> </w:t>
+      </w:r>
+      <w:r>
+        <w:t xml:space="preserve">- Minor:</w:t>
+      </w:r>
+      <w:r>
+        <w:t xml:space="preserve"> </w:t>
+      </w:r>
+      <w:r>
+        <w:t xml:space="preserve">“nearly 9,800 active listings”</w:t>
+      </w:r>
+      <w:r>
+        <w:t xml:space="preserve"> </w:t>
+      </w:r>
+      <w:r>
+        <w:t xml:space="preserve">→ precise figure is 9,752.</w:t>
+      </w:r>
+      <w:r>
+        <w:t xml:space="preserve"> </w:t>
+      </w:r>
+      <w:r>
+        <w:t xml:space="preserve">- Slide 6 needs the occupancy-stat correction above folded in.</w:t>
+      </w:r>
+    </w:p>
+    <w:p>
+      <w:pPr>
+        <w:pStyle w:val="BodyText"/>
+      </w:pPr>
+      <w:r>
+        <w:rPr>
+          <w:b/>
+          <w:bCs/>
+        </w:rPr>
+        <w:t xml:space="preserve">Not yet pushed to the repo</w:t>
+      </w:r>
+      <w:r>
+        <w:t xml:space="preserve"> </w:t>
+      </w:r>
+      <w:r>
+        <w:t xml:space="preserve">— exists only as a local PDF as of 7/28.</w:t>
+      </w:r>
+    </w:p>
+    <w:p>
+      <w:r>
+        <w:pict>
+          <v:rect style="width:0;height:1.5pt" o:hralign="center" o:hrstd="t" o:hr="t"/>
+        </w:pict>
+      </w:r>
+    </w:p>
+    <w:bookmarkEnd w:id="29"/>
+    <w:bookmarkStart w:id="31" w:name="Xdc2aaf998ca8a10f488c3b8ceffd94bd494e8ae"/>
+    <w:p>
+      <w:pPr>
+        <w:pStyle w:val="Heading2"/>
+      </w:pPr>
+      <w:r>
+        <w:t xml:space="preserve">9. Submission Logistics — don’t lose track of this</w:t>
+      </w:r>
+    </w:p>
+    <w:p>
+      <w:pPr>
+        <w:pStyle w:val="FirstParagraph"/>
+      </w:pPr>
+      <w:r>
+        <w:t xml:space="preserve">Per the faculty email, two separate submission steps:</w:t>
+      </w:r>
+      <w:r>
+        <w:t xml:space="preserve"> </w:t>
+      </w:r>
+      <w:r>
+        <w:t xml:space="preserve">1.</w:t>
+      </w:r>
+      <w:r>
+        <w:t xml:space="preserve"> </w:t>
+      </w:r>
+      <w:r>
+        <w:rPr>
+          <w:b/>
+          <w:bCs/>
+        </w:rPr>
+        <w:t xml:space="preserve">Slide deck</w:t>
+      </w:r>
+      <w:r>
+        <w:t xml:space="preserve"> </w:t>
+      </w:r>
+      <w:r>
+        <w:t xml:space="preserve">(PPT or PDF of the final presentation slides) → Canvas</w:t>
+      </w:r>
+      <w:r>
+        <w:t xml:space="preserve"> </w:t>
+      </w:r>
+      <w:r>
+        <w:t xml:space="preserve">2.</w:t>
+      </w:r>
+      <w:r>
+        <w:t xml:space="preserve"> </w:t>
+      </w:r>
+      <w:r>
+        <w:rPr>
+          <w:b/>
+          <w:bCs/>
+        </w:rPr>
+        <w:t xml:space="preserve">A link to this GitHub repo</w:t>
+      </w:r>
+      <w:r>
+        <w:t xml:space="preserve">, with model outputs/interim work/appendices → sent directly to the faculty member and CA, by email or as a Canvas comment.</w:t>
+      </w:r>
+      <w:r>
+        <w:t xml:space="preserve"> </w:t>
+      </w:r>
+      <w:r>
+        <w:rPr>
+          <w:b/>
+          <w:bCs/>
+        </w:rPr>
+        <w:t xml:space="preserve">Already shared with our primary faculty advisor (Jamie).</w:t>
+      </w:r>
+      <w:r>
+        <w:t xml:space="preserve"> </w:t>
+      </w:r>
+      <w:r>
+        <w:t xml:space="preserve">Unconfirmed whether the CA has it too — someone should double-check/send separately if not.</w:t>
+      </w:r>
+      <w:r>
+        <w:t xml:space="preserve"> </w:t>
+      </w:r>
+      <w:r>
+        <w:rPr>
+          <w:b/>
+          <w:bCs/>
+        </w:rPr>
+        <w:t xml:space="preserve">Also now Jai’s responsibility to clean up and organize the repo itself</w:t>
+      </w:r>
+      <w:r>
+        <w:t xml:space="preserve"> </w:t>
+      </w:r>
+      <w:r>
+        <w:t xml:space="preserve">(see Section 10) — right now it’s a working directory, not something built for a grader to navigate cleanly.</w:t>
+      </w:r>
+    </w:p>
+    <w:p>
+      <w:pPr>
+        <w:pStyle w:val="BodyText"/>
+      </w:pPr>
+      <w:r>
+        <w:rPr>
+          <w:b/>
+          <w:bCs/>
+        </w:rPr>
+        <w:t xml:space="preserve">Live team tracker:</w:t>
+      </w:r>
+      <w:r>
+        <w:t xml:space="preserve"> </w:t>
+      </w:r>
+      <w:hyperlink r:id="rId30">
+        <w:r>
+          <w:rPr>
+            <w:rStyle w:val="Hyperlink"/>
+          </w:rPr>
+          <w:t xml:space="preserve">GitHub Projects board</w:t>
+        </w:r>
+      </w:hyperlink>
+      <w:r>
+        <w:t xml:space="preserve"> </w:t>
+      </w:r>
+      <w:r>
+        <w:t xml:space="preserve">— status of every task below is also tracked there as cards; this document is the narrative/ground-truth source, the board is the day-to-day checklist. Keep both in sync.</w:t>
+      </w:r>
+    </w:p>
+    <w:p>
+      <w:r>
+        <w:pict>
+          <v:rect style="width:0;height:1.5pt" o:hralign="center" o:hrstd="t" o:hr="t"/>
+        </w:pict>
+      </w:r>
+    </w:p>
+    <w:bookmarkEnd w:id="31"/>
+    <w:bookmarkStart w:id="32" w:name="team-assignments-decided-2026-07-2425"/>
+    <w:p>
+      <w:pPr>
+        <w:pStyle w:val="Heading2"/>
+      </w:pPr>
+      <w:r>
+        <w:t xml:space="preserve">10. Team Assignments (decided 2026-07-24/25)</w:t>
+      </w:r>
+    </w:p>
+    <w:tbl>
+      <w:tblPr>
+        <w:tblStyle w:val="Table"/>
+        <w:tblW w:type="pct" w:w="5000"/>
+        <w:tblLayout w:type="fixed"/>
+        <w:tblLook w:firstRow="1" w:lastRow="0" w:firstColumn="0" w:lastColumn="0" w:noHBand="0" w:noVBand="0" w:val="0020"/>
+      </w:tblPr>
+      <w:tblGrid>
+        <w:gridCol w:w="2640"/>
+        <w:gridCol w:w="2640"/>
+        <w:gridCol w:w="2640"/>
+      </w:tblGrid>
+      <w:tr>
+        <w:trPr>
+          <w:tblHeader w:val="on"/>
+        </w:trPr>
+        <w:tc>
+          <w:tcPr/>
+          <w:p>
+            <w:pPr>
+              <w:pStyle w:val="Compact"/>
+            </w:pPr>
+            <w:r>
               <w:t xml:space="preserve">Owner</w:t>
             </w:r>
           </w:p>
@@ -7542,8 +9760,8 @@
         </w:pict>
       </w:r>
     </w:p>
-    <w:bookmarkEnd w:id="23"/>
-    <w:bookmarkStart w:id="24" w:name="Xd200ea8c4922163a8185cb253733ac4614ef7eb"/>
+    <w:bookmarkEnd w:id="32"/>
+    <w:bookmarkStart w:id="33" w:name="Xd200ea8c4922163a8185cb253733ac4614ef7eb"/>
     <w:p>
       <w:pPr>
         <w:pStyle w:val="Heading2"/>
@@ -8108,8 +10326,8 @@
         </w:pict>
       </w:r>
     </w:p>
-    <w:bookmarkEnd w:id="24"/>
-    <w:bookmarkStart w:id="26" w:name="reminders-for-whoever-picks-this-up"/>
+    <w:bookmarkEnd w:id="33"/>
+    <w:bookmarkStart w:id="35" w:name="reminders-for-whoever-picks-this-up"/>
     <w:p>
       <w:pPr>
         <w:pStyle w:val="Heading2"/>
@@ -8123,7 +10341,7 @@
         <w:pStyle w:val="Compact"/>
         <w:numPr>
           <w:ilvl w:val="0"/>
-          <w:numId w:val="1018"/>
+          <w:numId w:val="1022"/>
         </w:numPr>
       </w:pPr>
       <w:r>
@@ -8145,7 +10363,7 @@
         <w:pStyle w:val="Compact"/>
         <w:numPr>
           <w:ilvl w:val="0"/>
-          <w:numId w:val="1018"/>
+          <w:numId w:val="1022"/>
         </w:numPr>
       </w:pPr>
       <w:r>
@@ -8167,7 +10385,7 @@
         <w:pStyle w:val="Compact"/>
         <w:numPr>
           <w:ilvl w:val="0"/>
-          <w:numId w:val="1018"/>
+          <w:numId w:val="1022"/>
         </w:numPr>
       </w:pPr>
       <w:r>
@@ -8217,7 +10435,7 @@
         <w:pStyle w:val="Compact"/>
         <w:numPr>
           <w:ilvl w:val="0"/>
-          <w:numId w:val="1018"/>
+          <w:numId w:val="1022"/>
         </w:numPr>
       </w:pPr>
       <w:r>
@@ -8316,7 +10534,7 @@
         <w:pStyle w:val="Compact"/>
         <w:numPr>
           <w:ilvl w:val="0"/>
-          <w:numId w:val="1018"/>
+          <w:numId w:val="1022"/>
         </w:numPr>
       </w:pPr>
       <w:r>
@@ -8494,7 +10712,7 @@
         <w:pStyle w:val="Compact"/>
         <w:numPr>
           <w:ilvl w:val="0"/>
-          <w:numId w:val="1018"/>
+          <w:numId w:val="1022"/>
         </w:numPr>
       </w:pPr>
       <w:r>
@@ -8704,7 +10922,7 @@
         <w:pStyle w:val="Compact"/>
         <w:numPr>
           <w:ilvl w:val="0"/>
-          <w:numId w:val="1018"/>
+          <w:numId w:val="1022"/>
         </w:numPr>
       </w:pPr>
       <w:r>
@@ -8742,7 +10960,7 @@
         <w:pStyle w:val="Compact"/>
         <w:numPr>
           <w:ilvl w:val="0"/>
-          <w:numId w:val="1018"/>
+          <w:numId w:val="1022"/>
         </w:numPr>
       </w:pPr>
       <w:r>
@@ -8780,7 +10998,7 @@
         <w:pStyle w:val="Compact"/>
         <w:numPr>
           <w:ilvl w:val="0"/>
-          <w:numId w:val="1018"/>
+          <w:numId w:val="1022"/>
         </w:numPr>
       </w:pPr>
       <w:r>
@@ -8797,7 +11015,7 @@
         <w:t xml:space="preserve">see Section 10 above for current status as of 7/28.</w:t>
       </w:r>
     </w:p>
-    <w:bookmarkStart w:id="25" w:name="Xc6b67f69bc4b6e3817b64aede2bd95907b561a7"/>
+    <w:bookmarkStart w:id="34" w:name="Xc6b67f69bc4b6e3817b64aede2bd95907b561a7"/>
     <w:p>
       <w:pPr>
         <w:pStyle w:val="Heading3"/>
@@ -8811,7 +11029,7 @@
         <w:pStyle w:val="Compact"/>
         <w:numPr>
           <w:ilvl w:val="0"/>
-          <w:numId w:val="1019"/>
+          <w:numId w:val="1023"/>
         </w:numPr>
       </w:pPr>
       <w:r>
@@ -8971,7 +11189,7 @@
         <w:pStyle w:val="Compact"/>
         <w:numPr>
           <w:ilvl w:val="0"/>
-          <w:numId w:val="1019"/>
+          <w:numId w:val="1023"/>
         </w:numPr>
       </w:pPr>
       <w:r>
@@ -9100,7 +11318,7 @@
         <w:pStyle w:val="Compact"/>
         <w:numPr>
           <w:ilvl w:val="0"/>
-          <w:numId w:val="1019"/>
+          <w:numId w:val="1023"/>
         </w:numPr>
       </w:pPr>
       <w:r>
@@ -9132,7 +11350,7 @@
         <w:pStyle w:val="Compact"/>
         <w:numPr>
           <w:ilvl w:val="0"/>
-          <w:numId w:val="1019"/>
+          <w:numId w:val="1023"/>
         </w:numPr>
       </w:pPr>
       <w:r>
@@ -9186,7 +11404,7 @@
         <w:pStyle w:val="Compact"/>
         <w:numPr>
           <w:ilvl w:val="0"/>
-          <w:numId w:val="1019"/>
+          <w:numId w:val="1023"/>
         </w:numPr>
       </w:pPr>
       <w:r>
@@ -9208,7 +11426,7 @@
         <w:pStyle w:val="Compact"/>
         <w:numPr>
           <w:ilvl w:val="0"/>
-          <w:numId w:val="1019"/>
+          <w:numId w:val="1023"/>
         </w:numPr>
       </w:pPr>
       <w:r>
@@ -9242,7 +11460,7 @@
         <w:pStyle w:val="Compact"/>
         <w:numPr>
           <w:ilvl w:val="0"/>
-          <w:numId w:val="1019"/>
+          <w:numId w:val="1023"/>
         </w:numPr>
       </w:pPr>
       <w:r>
@@ -9269,9 +11487,9 @@
         <w:t xml:space="preserve">Owner: Jai.</w:t>
       </w:r>
     </w:p>
-    <w:bookmarkEnd w:id="25"/>
-    <w:bookmarkEnd w:id="26"/>
-    <w:bookmarkEnd w:id="27"/>
+    <w:bookmarkEnd w:id="34"/>
+    <w:bookmarkEnd w:id="35"/>
+    <w:bookmarkEnd w:id="36"/>
     <w:sectPr>
       <w:footnotePr>
         <w:numRestart w:val="eachSect"/>
@@ -9555,6 +11773,91 @@
     <w:lvl w:ilvl="8">
       <w:numFmt w:val="bullet"/>
       <w:lvlText w:val="☐"/>
+      <w:lvlJc w:val="left"/>
+      <w:pPr>
+        <w:ind w:left="6480" w:hanging="360"/>
+      </w:pPr>
+    </w:lvl>
+  </w:abstractNum>
+  <w:abstractNum w:abstractNumId="99411">
+    <w:nsid w:val="00A99411"/>
+    <w:multiLevelType w:val="multilevel"/>
+    <w:lvl w:ilvl="0">
+      <w:start w:val="1"/>
+      <w:numFmt w:val="decimal"/>
+      <w:lvlText w:val="%1."/>
+      <w:lvlJc w:val="left"/>
+      <w:pPr>
+        <w:ind w:left="720" w:hanging="360"/>
+      </w:pPr>
+    </w:lvl>
+    <w:lvl w:ilvl="1">
+      <w:start w:val="1"/>
+      <w:numFmt w:val="decimal"/>
+      <w:lvlText w:val="%2."/>
+      <w:lvlJc w:val="left"/>
+      <w:pPr>
+        <w:ind w:left="1440" w:hanging="360"/>
+      </w:pPr>
+    </w:lvl>
+    <w:lvl w:ilvl="2">
+      <w:start w:val="1"/>
+      <w:numFmt w:val="decimal"/>
+      <w:lvlText w:val="%3."/>
+      <w:lvlJc w:val="left"/>
+      <w:pPr>
+        <w:ind w:left="2160" w:hanging="360"/>
+      </w:pPr>
+    </w:lvl>
+    <w:lvl w:ilvl="3">
+      <w:start w:val="1"/>
+      <w:numFmt w:val="decimal"/>
+      <w:lvlText w:val="%4."/>
+      <w:lvlJc w:val="left"/>
+      <w:pPr>
+        <w:ind w:left="2880" w:hanging="360"/>
+      </w:pPr>
+    </w:lvl>
+    <w:lvl w:ilvl="4">
+      <w:start w:val="1"/>
+      <w:numFmt w:val="decimal"/>
+      <w:lvlText w:val="%5."/>
+      <w:lvlJc w:val="left"/>
+      <w:pPr>
+        <w:ind w:left="3600" w:hanging="360"/>
+      </w:pPr>
+    </w:lvl>
+    <w:lvl w:ilvl="5">
+      <w:start w:val="1"/>
+      <w:numFmt w:val="decimal"/>
+      <w:lvlText w:val="%6."/>
+      <w:lvlJc w:val="left"/>
+      <w:pPr>
+        <w:ind w:left="4320" w:hanging="360"/>
+      </w:pPr>
+    </w:lvl>
+    <w:lvl w:ilvl="6">
+      <w:start w:val="1"/>
+      <w:numFmt w:val="decimal"/>
+      <w:lvlText w:val="%7."/>
+      <w:lvlJc w:val="left"/>
+      <w:pPr>
+        <w:ind w:left="5040" w:hanging="360"/>
+      </w:pPr>
+    </w:lvl>
+    <w:lvl w:ilvl="7">
+      <w:start w:val="1"/>
+      <w:numFmt w:val="decimal"/>
+      <w:lvlText w:val="%8."/>
+      <w:lvlJc w:val="left"/>
+      <w:pPr>
+        <w:ind w:left="5760" w:hanging="360"/>
+      </w:pPr>
+    </w:lvl>
+    <w:lvl w:ilvl="8">
+      <w:start w:val="1"/>
+      <w:numFmt w:val="decimal"/>
+      <w:lvlText w:val="%9."/>
       <w:lvlJc w:val="left"/>
       <w:pPr>
         <w:ind w:left="6480" w:hanging="360"/>
@@ -9616,9 +11919,48 @@
     <w:abstractNumId w:val="991"/>
   </w:num>
   <w:num w:numId="1018">
+    <w:abstractNumId w:val="99411"/>
+    <w:lvlOverride w:ilvl="0">
+      <w:startOverride w:val="1"/>
+    </w:lvlOverride>
+    <w:lvlOverride w:ilvl="1">
+      <w:startOverride w:val="1"/>
+    </w:lvlOverride>
+    <w:lvlOverride w:ilvl="2">
+      <w:startOverride w:val="1"/>
+    </w:lvlOverride>
+    <w:lvlOverride w:ilvl="3">
+      <w:startOverride w:val="1"/>
+    </w:lvlOverride>
+    <w:lvlOverride w:ilvl="4">
+      <w:startOverride w:val="1"/>
+    </w:lvlOverride>
+    <w:lvlOverride w:ilvl="5">
+      <w:startOverride w:val="1"/>
+    </w:lvlOverride>
+    <w:lvlOverride w:ilvl="6">
+      <w:startOverride w:val="1"/>
+    </w:lvlOverride>
+    <w:lvlOverride w:ilvl="7">
+      <w:startOverride w:val="1"/>
+    </w:lvlOverride>
+    <w:lvlOverride w:ilvl="8">
+      <w:startOverride w:val="1"/>
+    </w:lvlOverride>
+  </w:num>
+  <w:num w:numId="1019">
     <w:abstractNumId w:val="991"/>
   </w:num>
-  <w:num w:numId="1019">
+  <w:num w:numId="1020">
+    <w:abstractNumId w:val="991"/>
+  </w:num>
+  <w:num w:numId="1021">
+    <w:abstractNumId w:val="991"/>
+  </w:num>
+  <w:num w:numId="1022">
+    <w:abstractNumId w:val="991"/>
+  </w:num>
+  <w:num w:numId="1023">
     <w:abstractNumId w:val="991"/>
   </w:num>
 </w:numbering>

--- a/Presentation Planning Notes.docx
+++ b/Presentation Planning Notes.docx
@@ -2,7 +2,7 @@
 <file path=word/document.xml><?xml version="1.0" encoding="utf-8"?>
 <w:document xmlns:w="http://schemas.openxmlformats.org/wordprocessingml/2006/main" xmlns:m="http://schemas.openxmlformats.org/officeDocument/2006/math" xmlns:r="http://schemas.openxmlformats.org/officeDocument/2006/relationships" xmlns:o="urn:schemas-microsoft-com:office:office" xmlns:v="urn:schemas-microsoft-com:vml" xmlns:w10="urn:schemas-microsoft-com:office:word" xmlns:a="http://schemas.openxmlformats.org/drawingml/2006/main" xmlns:pic="http://schemas.openxmlformats.org/drawingml/2006/picture" xmlns:wp="http://schemas.openxmlformats.org/drawingml/2006/wordprocessingDrawing">
   <w:body>
-    <w:bookmarkStart w:id="36" w:name="presentation-planning-notes"/>
+    <w:bookmarkStart w:id="37" w:name="presentation-planning-notes"/>
     <w:p>
       <w:pPr>
         <w:pStyle w:val="Heading1"/>
@@ -1093,7 +1093,7 @@
       </w:r>
     </w:p>
     <w:bookmarkEnd w:id="14"/>
-    <w:bookmarkStart w:id="22" w:name="X469b2775660381598e33052f226ebe6b4e63381"/>
+    <w:bookmarkStart w:id="23" w:name="X469b2775660381598e33052f226ebe6b4e63381"/>
     <w:p>
       <w:pPr>
         <w:pStyle w:val="Heading2"/>
@@ -3052,26 +3052,572 @@
         <w:pStyle w:val="FirstParagraph"/>
       </w:pPr>
       <w:r>
-        <w:t xml:space="preserve">A ~40-line script reproducing this is available and should be committed to</w:t>
-      </w:r>
-      <w:r>
-        <w:t xml:space="preserve"> </w:t>
-      </w:r>
-      <w:r>
         <w:rPr>
           <w:rStyle w:val="VerbatimChar"/>
         </w:rPr>
-        <w:t xml:space="preserve">model v4/elasticity/</w:t>
-      </w:r>
-      <w:r>
-        <w:t xml:space="preserve"> </w:t>
-      </w:r>
-      <w:r>
-        <w:t xml:space="preserve">so the arithmetic is checkable rather than asserted.</w:t>
+        <w:t xml:space="preserve">model v4/elasticity/reproduce_revenue_lift.py</w:t>
+      </w:r>
+      <w:r>
+        <w:t xml:space="preserve"> </w:t>
+      </w:r>
+      <w:r>
+        <w:t xml:space="preserve">regenerates all of this from committed data — $7.56M host GBV, $1.17M fee, 77,499 nights against the $7.57M / $1.17M / 77,606 reported. Run it rather than taking the arithmetic on faith.</w:t>
+      </w:r>
+    </w:p>
+    <w:p>
+      <w:pPr>
+        <w:pStyle w:val="BlockText"/>
+      </w:pPr>
+      <w:r>
+        <w:rPr>
+          <w:b/>
+          <w:bCs/>
+        </w:rPr>
+        <w:t xml:space="preserve">Note on recovered nights:</w:t>
+      </w:r>
+      <w:r>
+        <w:t xml:space="preserve"> </w:t>
+      </w:r>
+      <w:r>
+        <w:t xml:space="preserve">nights span</w:t>
+      </w:r>
+      <w:r>
+        <w:t xml:space="preserve"> </w:t>
+      </w:r>
+      <w:r>
+        <w:rPr>
+          <w:b/>
+          <w:bCs/>
+        </w:rPr>
+        <w:t xml:space="preserve">both</w:t>
+      </w:r>
+      <w:r>
+        <w:t xml:space="preserve"> </w:t>
+      </w:r>
+      <w:r>
+        <w:t xml:space="preserve">review tiers while revenue does not. The sub-142 tier is held at β = −1.0, which nets exactly zero revenue but still recovers real nights, since at unit elasticity a price cut raises occupancy proportionally. Counting nights only where revenue is non-zero undercounts them roughly threefold (20,934 vs 77,499).</w:t>
       </w:r>
     </w:p>
     <w:bookmarkEnd w:id="20"/>
-    <w:bookmarkStart w:id="21" w:name="X9b1a677bbdff57fd8f6adacd9a2eb1b65f47377"/>
+    <w:bookmarkStart w:id="21" w:name="Xb178d804710c609ff9799fd28b92ec5961d43f3"/>
+    <w:p>
+      <w:pPr>
+        <w:pStyle w:val="Heading3"/>
+      </w:pPr>
+      <w:r>
+        <w:t xml:space="preserve">⚠️ Revenue composition by model confidence — the most findable gap in the deck</w:t>
+      </w:r>
+    </w:p>
+    <w:p>
+      <w:pPr>
+        <w:pStyle w:val="FirstParagraph"/>
+      </w:pPr>
+      <w:r>
+        <w:rPr>
+          <w:b/>
+          <w:bCs/>
+        </w:rPr>
+        <w:t xml:space="preserve">69% of the $7.56M comes from listings the model classifies as</w:t>
+      </w:r>
+      <w:r>
+        <w:rPr>
+          <w:b/>
+          <w:bCs/>
+        </w:rPr>
+        <w:t xml:space="preserve"> </w:t>
+      </w:r>
+      <w:r>
+        <w:rPr>
+          <w:b/>
+          <w:bCs/>
+        </w:rPr>
+        <w:t xml:space="preserve">“Uncertain (within plausible range).”</w:t>
+      </w:r>
+      <w:r>
+        <w:t xml:space="preserve"> </w:t>
+      </w:r>
+      <w:r>
+        <w:t xml:space="preserve">Verified 8/1.</w:t>
+      </w:r>
+    </w:p>
+    <w:tbl>
+      <w:tblPr>
+        <w:tblStyle w:val="Table"/>
+        <w:tblW w:type="pct" w:w="5000"/>
+        <w:tblLayout w:type="fixed"/>
+        <w:tblLook w:firstRow="1" w:lastRow="0" w:firstColumn="0" w:lastColumn="0" w:noHBand="0" w:noVBand="0" w:val="0020"/>
+      </w:tblPr>
+      <w:tblGrid>
+        <w:gridCol w:w="1980"/>
+        <w:gridCol w:w="1980"/>
+        <w:gridCol w:w="1980"/>
+        <w:gridCol w:w="1980"/>
+      </w:tblGrid>
+      <w:tr>
+        <w:trPr>
+          <w:tblHeader w:val="on"/>
+        </w:trPr>
+        <w:tc>
+          <w:tcPr/>
+          <w:p>
+            <w:pPr>
+              <w:pStyle w:val="Compact"/>
+            </w:pPr>
+            <w:r>
+              <w:t xml:space="preserve">Model’s directional call</w:t>
+            </w:r>
+          </w:p>
+        </w:tc>
+        <w:tc>
+          <w:tcPr/>
+          <w:p>
+            <w:pPr>
+              <w:pStyle w:val="Compact"/>
+            </w:pPr>
+            <w:r>
+              <w:t xml:space="preserve">Listings</w:t>
+            </w:r>
+          </w:p>
+        </w:tc>
+        <w:tc>
+          <w:tcPr/>
+          <w:p>
+            <w:pPr>
+              <w:pStyle w:val="Compact"/>
+            </w:pPr>
+            <w:r>
+              <w:t xml:space="preserve">Revenue</w:t>
+            </w:r>
+          </w:p>
+        </w:tc>
+        <w:tc>
+          <w:tcPr/>
+          <w:p>
+            <w:pPr>
+              <w:pStyle w:val="Compact"/>
+            </w:pPr>
+            <w:r>
+              <w:t xml:space="preserve">Share</w:t>
+            </w:r>
+          </w:p>
+        </w:tc>
+      </w:tr>
+      <w:tr>
+        <w:tc>
+          <w:tcPr/>
+          <w:p>
+            <w:pPr>
+              <w:pStyle w:val="Compact"/>
+            </w:pPr>
+            <w:r>
+              <w:t xml:space="preserve">Confident: raise price</w:t>
+            </w:r>
+          </w:p>
+        </w:tc>
+        <w:tc>
+          <w:tcPr/>
+          <w:p>
+            <w:pPr>
+              <w:pStyle w:val="Compact"/>
+            </w:pPr>
+            <w:r>
+              <w:t xml:space="preserve">449</w:t>
+            </w:r>
+          </w:p>
+        </w:tc>
+        <w:tc>
+          <w:tcPr/>
+          <w:p>
+            <w:pPr>
+              <w:pStyle w:val="Compact"/>
+            </w:pPr>
+            <w:r>
+              <w:t xml:space="preserve">+$2.79M</w:t>
+            </w:r>
+          </w:p>
+        </w:tc>
+        <w:tc>
+          <w:tcPr/>
+          <w:p>
+            <w:pPr>
+              <w:pStyle w:val="Compact"/>
+            </w:pPr>
+            <w:r>
+              <w:t xml:space="preserve">37%</w:t>
+            </w:r>
+          </w:p>
+        </w:tc>
+      </w:tr>
+      <w:tr>
+        <w:tc>
+          <w:tcPr/>
+          <w:p>
+            <w:pPr>
+              <w:pStyle w:val="Compact"/>
+            </w:pPr>
+            <w:r>
+              <w:t xml:space="preserve">Confident: lower price</w:t>
+            </w:r>
+          </w:p>
+        </w:tc>
+        <w:tc>
+          <w:tcPr/>
+          <w:p>
+            <w:pPr>
+              <w:pStyle w:val="Compact"/>
+            </w:pPr>
+            <w:r>
+              <w:t xml:space="preserve">94</w:t>
+            </w:r>
+          </w:p>
+        </w:tc>
+        <w:tc>
+          <w:tcPr/>
+          <w:p>
+            <w:pPr>
+              <w:pStyle w:val="Compact"/>
+            </w:pPr>
+            <w:r>
+              <w:t xml:space="preserve">−$0.45M</w:t>
+            </w:r>
+          </w:p>
+        </w:tc>
+        <w:tc>
+          <w:tcPr/>
+          <w:p>
+            <w:pPr>
+              <w:pStyle w:val="Compact"/>
+            </w:pPr>
+            <w:r>
+              <w:t xml:space="preserve">−6%</w:t>
+            </w:r>
+          </w:p>
+        </w:tc>
+      </w:tr>
+      <w:tr>
+        <w:tc>
+          <w:tcPr/>
+          <w:p>
+            <w:pPr>
+              <w:pStyle w:val="Compact"/>
+            </w:pPr>
+            <w:r>
+              <w:rPr>
+                <w:b/>
+                <w:bCs/>
+              </w:rPr>
+              <w:t xml:space="preserve">Uncertain (within plausible range)</w:t>
+            </w:r>
+          </w:p>
+        </w:tc>
+        <w:tc>
+          <w:tcPr/>
+          <w:p>
+            <w:pPr>
+              <w:pStyle w:val="Compact"/>
+            </w:pPr>
+            <w:r>
+              <w:rPr>
+                <w:b/>
+                <w:bCs/>
+              </w:rPr>
+              <w:t xml:space="preserve">3,192</w:t>
+            </w:r>
+          </w:p>
+        </w:tc>
+        <w:tc>
+          <w:tcPr/>
+          <w:p>
+            <w:pPr>
+              <w:pStyle w:val="Compact"/>
+            </w:pPr>
+            <w:r>
+              <w:rPr>
+                <w:b/>
+                <w:bCs/>
+              </w:rPr>
+              <w:t xml:space="preserve">+$5.21M</w:t>
+            </w:r>
+          </w:p>
+        </w:tc>
+        <w:tc>
+          <w:tcPr/>
+          <w:p>
+            <w:pPr>
+              <w:pStyle w:val="Compact"/>
+            </w:pPr>
+            <w:r>
+              <w:rPr>
+                <w:b/>
+                <w:bCs/>
+              </w:rPr>
+              <w:t xml:space="preserve">69%</w:t>
+            </w:r>
+          </w:p>
+        </w:tc>
+      </w:tr>
+      <w:tr>
+        <w:tc>
+          <w:tcPr/>
+          <w:p>
+            <w:pPr>
+              <w:pStyle w:val="Compact"/>
+            </w:pPr>
+          </w:p>
+        </w:tc>
+        <w:tc>
+          <w:tcPr/>
+          <w:p>
+            <w:pPr>
+              <w:pStyle w:val="Compact"/>
+            </w:pPr>
+          </w:p>
+        </w:tc>
+        <w:tc>
+          <w:tcPr/>
+          <w:p>
+            <w:pPr>
+              <w:pStyle w:val="Compact"/>
+            </w:pPr>
+            <w:r>
+              <w:rPr>
+                <w:b/>
+                <w:bCs/>
+              </w:rPr>
+              <w:t xml:space="preserve">+$7.56M</w:t>
+            </w:r>
+          </w:p>
+        </w:tc>
+        <w:tc>
+          <w:tcPr/>
+          <w:p>
+            <w:pPr>
+              <w:pStyle w:val="Compact"/>
+            </w:pPr>
+          </w:p>
+        </w:tc>
+      </w:tr>
+    </w:tbl>
+    <w:p>
+      <w:pPr>
+        <w:pStyle w:val="BodyText"/>
+      </w:pPr>
+      <w:r>
+        <w:t xml:space="preserve">Anyone with the repo can compute this in about a minute, and neither the deck nor the script mentions it anywhere.</w:t>
+      </w:r>
+      <w:r>
+        <w:t xml:space="preserve"> </w:t>
+      </w:r>
+      <w:r>
+        <w:rPr>
+          <w:b/>
+          <w:bCs/>
+        </w:rPr>
+        <w:t xml:space="preserve">Volunteer it rather than get caught by it.</w:t>
+      </w:r>
+    </w:p>
+    <w:p>
+      <w:pPr>
+        <w:pStyle w:val="BodyText"/>
+      </w:pPr>
+      <w:r>
+        <w:rPr>
+          <w:b/>
+          <w:bCs/>
+        </w:rPr>
+        <w:t xml:space="preserve">Why it is defensible.</w:t>
+      </w:r>
+      <w:r>
+        <w:t xml:space="preserve"> </w:t>
+      </w:r>
+      <w:r>
+        <w:t xml:space="preserve">“Uncertain”</w:t>
+      </w:r>
+      <w:r>
+        <w:t xml:space="preserve"> </w:t>
+      </w:r>
+      <w:r>
+        <w:t xml:space="preserve">is</w:t>
+      </w:r>
+      <w:r>
+        <w:t xml:space="preserve"> </w:t>
+      </w:r>
+      <w:r>
+        <w:rPr>
+          <w:rStyle w:val="VerbatimChar"/>
+        </w:rPr>
+        <w:t xml:space="preserve">direction_confidence</w:t>
+      </w:r>
+      <w:r>
+        <w:t xml:space="preserve">, and it means the host’s current price falls</w:t>
+      </w:r>
+      <w:r>
+        <w:t xml:space="preserve"> </w:t>
+      </w:r>
+      <w:r>
+        <w:rPr>
+          <w:i/>
+          <w:iCs/>
+        </w:rPr>
+        <w:t xml:space="preserve">inside</w:t>
+      </w:r>
+      <w:r>
+        <w:t xml:space="preserve"> </w:t>
+      </w:r>
+      <w:r>
+        <w:t xml:space="preserve">the calibrated q10–q90 interval — not that there is no signal. The revenue math uses</w:t>
+      </w:r>
+      <w:r>
+        <w:t xml:space="preserve"> </w:t>
+      </w:r>
+      <w:r>
+        <w:rPr>
+          <w:b/>
+          <w:bCs/>
+        </w:rPr>
+        <w:t xml:space="preserve">q50</w:t>
+      </w:r>
+      <w:r>
+        <w:t xml:space="preserve">, the model’s central estimate, which remains the best point estimate for that listing regardless of how wide the band around it is. The 19.2% / 15.2% model-noise discount already haircuts the gap for exactly this reason. Note this is distinct from</w:t>
+      </w:r>
+      <w:r>
+        <w:t xml:space="preserve"> </w:t>
+      </w:r>
+      <w:r>
+        <w:rPr>
+          <w:rStyle w:val="VerbatimChar"/>
+        </w:rPr>
+        <w:t xml:space="preserve">confidence_score</w:t>
+      </w:r>
+      <w:r>
+        <w:t xml:space="preserve">, which measures band width; a listing can have a low score and still get a confident directional call if its price sits outside the whole band (see the Blue Room walkthrough in</w:t>
+      </w:r>
+      <w:r>
+        <w:t xml:space="preserve"> </w:t>
+      </w:r>
+      <w:r>
+        <w:rPr>
+          <w:rStyle w:val="VerbatimChar"/>
+        </w:rPr>
+        <w:t xml:space="preserve">model v4/ui/UI_Script.md</w:t>
+      </w:r>
+      <w:r>
+        <w:t xml:space="preserve">).</w:t>
+      </w:r>
+    </w:p>
+    <w:p>
+      <w:pPr>
+        <w:pStyle w:val="BodyText"/>
+      </w:pPr>
+      <w:r>
+        <w:rPr>
+          <w:b/>
+          <w:bCs/>
+        </w:rPr>
+        <w:t xml:space="preserve">Why it is still a real gap.</w:t>
+      </w:r>
+      <w:r>
+        <w:t xml:space="preserve"> </w:t>
+      </w:r>
+      <w:r>
+        <w:t xml:space="preserve">The product shows the host</w:t>
+      </w:r>
+      <w:r>
+        <w:t xml:space="preserve"> </w:t>
+      </w:r>
+      <w:r>
+        <w:t xml:space="preserve">“Uncertain (within plausible range).”</w:t>
+      </w:r>
+      <w:r>
+        <w:t xml:space="preserve"> </w:t>
+      </w:r>
+      <w:r>
+        <w:t xml:space="preserve">A host reading that has no particular reason to act. So there is a genuine distance between what the tool would recommend today and what the headline counts as opportunity — and it is a</w:t>
+      </w:r>
+      <w:r>
+        <w:t xml:space="preserve"> </w:t>
+      </w:r>
+      <w:r>
+        <w:rPr>
+          <w:i/>
+          <w:iCs/>
+        </w:rPr>
+        <w:t xml:space="preserve">separate</w:t>
+      </w:r>
+      <w:r>
+        <w:t xml:space="preserve"> </w:t>
+      </w:r>
+      <w:r>
+        <w:t xml:space="preserve">filter from adoption, not the same one wearing a different hat.</w:t>
+      </w:r>
+    </w:p>
+    <w:p>
+      <w:pPr>
+        <w:pStyle w:val="BodyText"/>
+      </w:pPr>
+      <w:r>
+        <w:rPr>
+          <w:b/>
+          <w:bCs/>
+        </w:rPr>
+        <w:t xml:space="preserve">The answer to give: $2.34M as a second floor.</w:t>
+      </w:r>
+      <w:r>
+        <w:t xml:space="preserve"> </w:t>
+      </w:r>
+      <w:r>
+        <w:t xml:space="preserve">That is the confident-call subset. At 15.5% it is</w:t>
+      </w:r>
+      <w:r>
+        <w:t xml:space="preserve"> </w:t>
+      </w:r>
+      <w:r>
+        <w:rPr>
+          <w:b/>
+          <w:bCs/>
+        </w:rPr>
+        <w:t xml:space="preserve">$363K/yr</w:t>
+      </w:r>
+      <w:r>
+        <w:t xml:space="preserve"> </w:t>
+      </w:r>
+      <w:r>
+        <w:t xml:space="preserve">in Airbnb fees at full adoption, against a $65K build and $30K/yr run — still net-positive in Year 1 even at 35% adoption.</w:t>
+      </w:r>
+      <w:r>
+        <w:t xml:space="preserve"> </w:t>
+      </w:r>
+      <w:r>
+        <w:rPr>
+          <w:b/>
+          <w:bCs/>
+        </w:rPr>
+        <w:t xml:space="preserve">The funding conclusion does not depend on winning this argument</w:t>
+      </w:r>
+      <w:r>
+        <w:t xml:space="preserve">, which is the point worth making out loud.</w:t>
+      </w:r>
+    </w:p>
+    <w:p>
+      <w:pPr>
+        <w:pStyle w:val="BlockText"/>
+      </w:pPr>
+      <w:r>
+        <w:t xml:space="preserve">Suggested phrasing:</w:t>
+      </w:r>
+      <w:r>
+        <w:t xml:space="preserve"> </w:t>
+      </w:r>
+      <w:r>
+        <w:rPr>
+          <w:i/>
+          <w:iCs/>
+        </w:rPr>
+        <w:t xml:space="preserve">“The model makes a confident directional call on about one listing in five, and that subset alone is worth $2.34M. The full measured gap, including listings where the current price is plausible but off-center, is $7.56M. Both numbers are in the appendix, and the project funds itself on either one.”</w:t>
+      </w:r>
+    </w:p>
+    <w:bookmarkEnd w:id="21"/>
+    <w:bookmarkStart w:id="22" w:name="X9b1a677bbdff57fd8f6adacd9a2eb1b65f47377"/>
     <w:p>
       <w:pPr>
         <w:pStyle w:val="Heading3"/>
@@ -3171,9 +3717,9 @@
         </w:pict>
       </w:r>
     </w:p>
-    <w:bookmarkEnd w:id="21"/>
     <w:bookmarkEnd w:id="22"/>
-    <w:bookmarkStart w:id="23" w:name="revenue-lift"/>
+    <w:bookmarkEnd w:id="23"/>
+    <w:bookmarkStart w:id="24" w:name="revenue-lift"/>
     <w:p>
       <w:pPr>
         <w:pStyle w:val="Heading2"/>
@@ -4695,8 +5241,8 @@
         </w:pict>
       </w:r>
     </w:p>
-    <w:bookmarkEnd w:id="23"/>
-    <w:bookmarkStart w:id="24" w:name="cost-to-implement"/>
+    <w:bookmarkEnd w:id="24"/>
+    <w:bookmarkStart w:id="25" w:name="cost-to-implement"/>
     <w:p>
       <w:pPr>
         <w:pStyle w:val="Heading2"/>
@@ -5574,8 +6120,8 @@
         </w:pict>
       </w:r>
     </w:p>
-    <w:bookmarkEnd w:id="24"/>
-    <w:bookmarkStart w:id="25" w:name="roi"/>
+    <w:bookmarkEnd w:id="25"/>
+    <w:bookmarkStart w:id="26" w:name="roi"/>
     <w:p>
       <w:pPr>
         <w:pStyle w:val="Heading2"/>
@@ -6289,8 +6835,8 @@
         </w:pict>
       </w:r>
     </w:p>
-    <w:bookmarkEnd w:id="25"/>
-    <w:bookmarkStart w:id="26" w:name="financial-timeline"/>
+    <w:bookmarkEnd w:id="26"/>
+    <w:bookmarkStart w:id="27" w:name="financial-timeline"/>
     <w:p>
       <w:pPr>
         <w:pStyle w:val="Heading2"/>
@@ -7262,8 +7808,8 @@
         </w:pict>
       </w:r>
     </w:p>
-    <w:bookmarkEnd w:id="26"/>
-    <w:bookmarkStart w:id="28" w:name="Xec6859dcc962051cd6c77fd6d903fe3c26f8d0b"/>
+    <w:bookmarkEnd w:id="27"/>
+    <w:bookmarkStart w:id="29" w:name="Xec6859dcc962051cd6c77fd6d903fe3c26f8d0b"/>
     <w:p>
       <w:pPr>
         <w:pStyle w:val="Heading2"/>
@@ -8252,11 +8798,11 @@
       <w:pPr>
         <w:pStyle w:val="Heading3"/>
       </w:pPr>
-      <w:bookmarkStart w:id="27" w:name="X53b8b63ae97bb29738bf84fca8b1a178f2ec590"/>
+      <w:bookmarkStart w:id="28" w:name="X53b8b63ae97bb29738bf84fca8b1a178f2ec590"/>
       <w:r>
         <w:t xml:space="preserve">⚠️ Status of this section (7/31): superseded as a slide map, retained as rubric coverage</w:t>
       </w:r>
-      <w:bookmarkEnd w:id="27"/>
+      <w:bookmarkEnd w:id="28"/>
     </w:p>
     <w:p>
       <w:pPr>
@@ -8972,8 +9518,8 @@
         </w:pict>
       </w:r>
     </w:p>
-    <w:bookmarkEnd w:id="28"/>
-    <w:bookmarkStart w:id="29" w:name="presentation-script"/>
+    <w:bookmarkEnd w:id="29"/>
+    <w:bookmarkStart w:id="30" w:name="presentation-script"/>
     <w:p>
       <w:pPr>
         <w:pStyle w:val="Heading2"/>
@@ -9127,8 +9673,8 @@
         </w:pict>
       </w:r>
     </w:p>
-    <w:bookmarkEnd w:id="29"/>
-    <w:bookmarkStart w:id="31" w:name="Xdc2aaf998ca8a10f488c3b8ceffd94bd494e8ae"/>
+    <w:bookmarkEnd w:id="30"/>
+    <w:bookmarkStart w:id="32" w:name="Xdc2aaf998ca8a10f488c3b8ceffd94bd494e8ae"/>
     <w:p>
       <w:pPr>
         <w:pStyle w:val="Heading2"/>
@@ -9232,7 +9778,7 @@
       <w:r>
         <w:t xml:space="preserve"> </w:t>
       </w:r>
-      <w:hyperlink r:id="rId30">
+      <w:hyperlink r:id="rId31">
         <w:r>
           <w:rPr>
             <w:rStyle w:val="Hyperlink"/>
@@ -9254,8 +9800,8 @@
         </w:pict>
       </w:r>
     </w:p>
-    <w:bookmarkEnd w:id="31"/>
-    <w:bookmarkStart w:id="32" w:name="team-assignments-decided-2026-07-2425"/>
+    <w:bookmarkEnd w:id="32"/>
+    <w:bookmarkStart w:id="33" w:name="team-assignments-decided-2026-07-2425"/>
     <w:p>
       <w:pPr>
         <w:pStyle w:val="Heading2"/>
@@ -9760,8 +10306,8 @@
         </w:pict>
       </w:r>
     </w:p>
-    <w:bookmarkEnd w:id="32"/>
-    <w:bookmarkStart w:id="33" w:name="Xd200ea8c4922163a8185cb253733ac4614ef7eb"/>
+    <w:bookmarkEnd w:id="33"/>
+    <w:bookmarkStart w:id="34" w:name="Xd200ea8c4922163a8185cb253733ac4614ef7eb"/>
     <w:p>
       <w:pPr>
         <w:pStyle w:val="Heading2"/>
@@ -10326,8 +10872,8 @@
         </w:pict>
       </w:r>
     </w:p>
-    <w:bookmarkEnd w:id="33"/>
-    <w:bookmarkStart w:id="35" w:name="reminders-for-whoever-picks-this-up"/>
+    <w:bookmarkEnd w:id="34"/>
+    <w:bookmarkStart w:id="36" w:name="reminders-for-whoever-picks-this-up"/>
     <w:p>
       <w:pPr>
         <w:pStyle w:val="Heading2"/>
@@ -11015,7 +11561,7 @@
         <w:t xml:space="preserve">see Section 10 above for current status as of 7/28.</w:t>
       </w:r>
     </w:p>
-    <w:bookmarkStart w:id="34" w:name="Xc6b67f69bc4b6e3817b64aede2bd95907b561a7"/>
+    <w:bookmarkStart w:id="35" w:name="Xc6b67f69bc4b6e3817b64aede2bd95907b561a7"/>
     <w:p>
       <w:pPr>
         <w:pStyle w:val="Heading3"/>
@@ -11487,9 +12033,9 @@
         <w:t xml:space="preserve">Owner: Jai.</w:t>
       </w:r>
     </w:p>
-    <w:bookmarkEnd w:id="34"/>
     <w:bookmarkEnd w:id="35"/>
     <w:bookmarkEnd w:id="36"/>
+    <w:bookmarkEnd w:id="37"/>
     <w:sectPr>
       <w:footnotePr>
         <w:numRestart w:val="eachSect"/>

--- a/Presentation Planning Notes.docx
+++ b/Presentation Planning Notes.docx
@@ -2799,10 +2799,29 @@
           <w:b/>
           <w:bCs/>
         </w:rPr>
-        <w:t xml:space="preserve">99.3% of underpriced short-stay listings sit below that profile</w:t>
-      </w:r>
-      <w:r>
-        <w:t xml:space="preserve">, which is why β is applied only to the ≥142-review tier and everything below is held at the −1.0 mathematical breakeven.</w:t>
+        <w:t xml:space="preserve">76% of underpriced short-stay listings fall below the 142-review threshold</w:t>
+      </w:r>
+      <w:r>
+        <w:t xml:space="preserve"> </w:t>
+      </w:r>
+      <w:r>
+        <w:t xml:space="preserve">(1,511 of 1,999), and</w:t>
+      </w:r>
+      <w:r>
+        <w:t xml:space="preserve"> </w:t>
+      </w:r>
+      <w:r>
+        <w:rPr>
+          <w:b/>
+          <w:bCs/>
+        </w:rPr>
+        <w:t xml:space="preserve">99% fall short of the panel profile on reviews, tenure, or both</w:t>
+      </w:r>
+      <w:r>
+        <w:t xml:space="preserve"> </w:t>
+      </w:r>
+      <w:r>
+        <w:t xml:space="preserve">— verified 8/1. The 76% figure is the one that drives the math: β is applied only to the ≥142-review tier, and everything below is held at the −1.0 mathematical breakeven. Do not state the 99% figure as though it referred to review count alone.</w:t>
       </w:r>
     </w:p>
     <w:bookmarkEnd w:id="19"/>
@@ -11992,7 +12011,7 @@
         <w:t xml:space="preserve"> </w:t>
       </w:r>
       <w:r>
-        <w:t xml:space="preserve">“99.3% of underpriced short-stay listings sit below the 142-review panel profile”</w:t>
+        <w:t xml:space="preserve">“76% of underpriced short-stay listings sit below the 142-review threshold”</w:t>
       </w:r>
       <w:r>
         <w:t xml:space="preserve"> </w:t>
